--- a/Documentation/clothing.docx
+++ b/Documentation/clothing.docx
@@ -45,7 +45,7 @@
     <w:p>
       <w:r>
         <w:pict w14:anchorId="7C532B50">
-          <v:rect id="_x0000_i1890" style="width:0;height:1.5pt" o:hralign="center" o:hrstd="t" o:hr="t" fillcolor="#a0a0a0" stroked="f"/>
+          <v:rect id="_x0000_i1025" style="width:0;height:1.5pt" o:hralign="center" o:hrstd="t" o:hr="t" fillcolor="#a0a0a0" stroked="f"/>
         </w:pict>
       </w:r>
     </w:p>
@@ -159,7 +159,7 @@
     <w:p>
       <w:r>
         <w:pict w14:anchorId="1DB19B85">
-          <v:rect id="_x0000_i1891" style="width:0;height:1.5pt" o:hralign="center" o:hrstd="t" o:hr="t" fillcolor="#a0a0a0" stroked="f"/>
+          <v:rect id="_x0000_i1026" style="width:0;height:1.5pt" o:hralign="center" o:hrstd="t" o:hr="t" fillcolor="#a0a0a0" stroked="f"/>
         </w:pict>
       </w:r>
     </w:p>
@@ -590,7 +590,7 @@
     <w:p>
       <w:r>
         <w:pict w14:anchorId="41A7EFBE">
-          <v:rect id="_x0000_i1892" style="width:0;height:1.5pt" o:hralign="center" o:hrstd="t" o:hr="t" fillcolor="#a0a0a0" stroked="f"/>
+          <v:rect id="_x0000_i1027" style="width:0;height:1.5pt" o:hralign="center" o:hrstd="t" o:hr="t" fillcolor="#a0a0a0" stroked="f"/>
         </w:pict>
       </w:r>
     </w:p>
@@ -817,7 +817,7 @@
     <w:p>
       <w:r>
         <w:pict w14:anchorId="62A52F3A">
-          <v:rect id="_x0000_i1893" style="width:0;height:1.5pt" o:hralign="center" o:hrstd="t" o:hr="t" fillcolor="#a0a0a0" stroked="f"/>
+          <v:rect id="_x0000_i1028" style="width:0;height:1.5pt" o:hralign="center" o:hrstd="t" o:hr="t" fillcolor="#a0a0a0" stroked="f"/>
         </w:pict>
       </w:r>
     </w:p>
@@ -914,7 +914,7 @@
     <w:p>
       <w:r>
         <w:pict w14:anchorId="7611B0CA">
-          <v:rect id="_x0000_i1894" style="width:0;height:1.5pt" o:hralign="center" o:hrstd="t" o:hr="t" fillcolor="#a0a0a0" stroked="f"/>
+          <v:rect id="_x0000_i1029" style="width:0;height:1.5pt" o:hralign="center" o:hrstd="t" o:hr="t" fillcolor="#a0a0a0" stroked="f"/>
         </w:pict>
       </w:r>
     </w:p>
@@ -973,7 +973,7 @@
     <w:p>
       <w:r>
         <w:pict w14:anchorId="1FB824BB">
-          <v:rect id="_x0000_i1895" style="width:0;height:1.5pt" o:hralign="center" o:hrstd="t" o:hr="t" fillcolor="#a0a0a0" stroked="f"/>
+          <v:rect id="_x0000_i1030" style="width:0;height:1.5pt" o:hralign="center" o:hrstd="t" o:hr="t" fillcolor="#a0a0a0" stroked="f"/>
         </w:pict>
       </w:r>
     </w:p>
@@ -1085,7 +1085,7 @@
     <w:p>
       <w:r>
         <w:pict w14:anchorId="7665CA69">
-          <v:rect id="_x0000_i1896" style="width:0;height:1.5pt" o:hralign="center" o:hrstd="t" o:hr="t" fillcolor="#a0a0a0" stroked="f"/>
+          <v:rect id="_x0000_i1031" style="width:0;height:1.5pt" o:hralign="center" o:hrstd="t" o:hr="t" fillcolor="#a0a0a0" stroked="f"/>
         </w:pict>
       </w:r>
     </w:p>
@@ -1276,7 +1276,7 @@
     <w:p>
       <w:r>
         <w:pict w14:anchorId="3A130BFD">
-          <v:rect id="_x0000_i1897" style="width:0;height:1.5pt" o:hralign="center" o:hrstd="t" o:hr="t" fillcolor="#a0a0a0" stroked="f"/>
+          <v:rect id="_x0000_i1032" style="width:0;height:1.5pt" o:hralign="center" o:hrstd="t" o:hr="t" fillcolor="#a0a0a0" stroked="f"/>
         </w:pict>
       </w:r>
     </w:p>
@@ -1292,96 +1292,14 @@
           <w:b/>
           <w:bCs/>
         </w:rPr>
-        <w:t>5. Data Transformation</w:t>
-      </w:r>
-    </w:p>
-    <w:p>
-      <w:pPr>
-        <w:rPr>
-          <w:b/>
-          <w:bCs/>
-        </w:rPr>
-      </w:pPr>
-      <w:r>
-        <w:rPr>
-          <w:b/>
-          <w:bCs/>
-        </w:rPr>
-        <w:t>5.1 Discretization</w:t>
-      </w:r>
-    </w:p>
-    <w:p>
-      <w:r>
-        <w:t>Age values were grouped into three categories:</w:t>
-      </w:r>
-    </w:p>
-    <w:p>
-      <w:pPr>
-        <w:numPr>
-          <w:ilvl w:val="0"/>
-          <w:numId w:val="7"/>
-        </w:numPr>
-      </w:pPr>
-      <w:r>
-        <w:t>Low</w:t>
-      </w:r>
-    </w:p>
-    <w:p>
-      <w:pPr>
-        <w:numPr>
-          <w:ilvl w:val="0"/>
-          <w:numId w:val="7"/>
-        </w:numPr>
-      </w:pPr>
-      <w:r>
-        <w:t>Medium</w:t>
-      </w:r>
-    </w:p>
-    <w:p>
-      <w:pPr>
-        <w:numPr>
-          <w:ilvl w:val="0"/>
-          <w:numId w:val="7"/>
-        </w:numPr>
-      </w:pPr>
-      <w:r>
-        <w:t>High</w:t>
-      </w:r>
-    </w:p>
-    <w:p>
-      <w:r>
-        <w:t>This reduced numerical complexity and simplified categorical analysis.</w:t>
-      </w:r>
-    </w:p>
-    <w:p>
-      <w:r>
-        <w:pict w14:anchorId="07BFCDD8">
-          <v:rect id="_x0000_i1898" style="width:0;height:1.5pt" o:hralign="center" o:hrstd="t" o:hr="t" fillcolor="#a0a0a0" stroked="f"/>
-        </w:pict>
-      </w:r>
-    </w:p>
-    <w:p>
-      <w:pPr>
-        <w:rPr>
-          <w:b/>
-          <w:bCs/>
-        </w:rPr>
-      </w:pPr>
-    </w:p>
-    <w:p>
-      <w:pPr>
-        <w:rPr>
-          <w:b/>
-          <w:bCs/>
-        </w:rPr>
-      </w:pPr>
-      <w:r>
-        <w:rPr>
-          <w:b/>
-          <w:bCs/>
-        </w:rPr>
-        <w:lastRenderedPageBreak/>
-        <w:t>5.2 Normalization</w:t>
+        <w:t xml:space="preserve">5. </w:t>
+      </w:r>
+      <w:r>
+        <w:rPr>
+          <w:b/>
+          <w:bCs/>
+        </w:rPr>
+        <w:t>Normalization</w:t>
       </w:r>
     </w:p>
     <w:p>
@@ -1440,7 +1358,7 @@
     <w:p>
       <w:r>
         <w:pict w14:anchorId="64487E48">
-          <v:rect id="_x0000_i1899" style="width:0;height:1.5pt" o:hralign="center" o:hrstd="t" o:hr="t" fillcolor="#a0a0a0" stroked="f"/>
+          <v:rect id="_x0000_i1034" style="width:0;height:1.5pt" o:hralign="center" o:hrstd="t" o:hr="t" fillcolor="#a0a0a0" stroked="f"/>
         </w:pict>
       </w:r>
     </w:p>
@@ -1456,6 +1374,7 @@
           <w:b/>
           <w:bCs/>
         </w:rPr>
+        <w:lastRenderedPageBreak/>
         <w:t>6. Product Analysis</w:t>
       </w:r>
     </w:p>
@@ -1536,7 +1455,7 @@
     <w:p>
       <w:r>
         <w:pict w14:anchorId="4C216D71">
-          <v:rect id="_x0000_i1900" style="width:0;height:1.5pt" o:hralign="center" o:hrstd="t" o:hr="t" fillcolor="#a0a0a0" stroked="f"/>
+          <v:rect id="_x0000_i1035" style="width:0;height:1.5pt" o:hralign="center" o:hrstd="t" o:hr="t" fillcolor="#a0a0a0" stroked="f"/>
         </w:pict>
       </w:r>
     </w:p>
@@ -1610,7 +1529,6 @@
         </w:numPr>
       </w:pPr>
       <w:r>
-        <w:lastRenderedPageBreak/>
         <w:t>Dress</w:t>
       </w:r>
     </w:p>
@@ -1633,7 +1551,7 @@
     <w:p>
       <w:r>
         <w:pict w14:anchorId="3970675C">
-          <v:rect id="_x0000_i1901" style="width:0;height:1.5pt" o:hralign="center" o:hrstd="t" o:hr="t" fillcolor="#a0a0a0" stroked="f"/>
+          <v:rect id="_x0000_i1036" style="width:0;height:1.5pt" o:hralign="center" o:hrstd="t" o:hr="t" fillcolor="#a0a0a0" stroked="f"/>
         </w:pict>
       </w:r>
     </w:p>
@@ -1703,6 +1621,7 @@
                 <w:b/>
                 <w:bCs/>
               </w:rPr>
+              <w:lastRenderedPageBreak/>
               <w:t>Transaction</w:t>
             </w:r>
           </w:p>
@@ -1889,7 +1808,7 @@
     <w:p>
       <w:r>
         <w:pict w14:anchorId="283A1010">
-          <v:rect id="_x0000_i1902" style="width:0;height:1.5pt" o:hralign="center" o:hrstd="t" o:hr="t" fillcolor="#a0a0a0" stroked="f"/>
+          <v:rect id="_x0000_i1037" style="width:0;height:1.5pt" o:hralign="center" o:hrstd="t" o:hr="t" fillcolor="#a0a0a0" stroked="f"/>
         </w:pict>
       </w:r>
     </w:p>
@@ -1989,7 +1908,7 @@
     <w:p>
       <w:r>
         <w:pict w14:anchorId="5686EEE8">
-          <v:rect id="_x0000_i1903" style="width:0;height:1.5pt" o:hralign="center" o:hrstd="t" o:hr="t" fillcolor="#a0a0a0" stroked="f"/>
+          <v:rect id="_x0000_i1038" style="width:0;height:1.5pt" o:hralign="center" o:hrstd="t" o:hr="t" fillcolor="#a0a0a0" stroked="f"/>
         </w:pict>
       </w:r>
     </w:p>
@@ -2000,36 +1919,11 @@
           <w:bCs/>
         </w:rPr>
       </w:pPr>
-    </w:p>
-    <w:p>
-      <w:pPr>
-        <w:rPr>
-          <w:b/>
-          <w:bCs/>
-        </w:rPr>
-      </w:pPr>
-    </w:p>
-    <w:p>
-      <w:pPr>
-        <w:rPr>
-          <w:b/>
-          <w:bCs/>
-        </w:rPr>
-      </w:pPr>
-    </w:p>
-    <w:p>
-      <w:pPr>
-        <w:rPr>
-          <w:b/>
-          <w:bCs/>
-        </w:rPr>
-      </w:pPr>
-      <w:r>
-        <w:rPr>
-          <w:b/>
-          <w:bCs/>
-        </w:rPr>
-        <w:lastRenderedPageBreak/>
+      <w:r>
+        <w:rPr>
+          <w:b/>
+          <w:bCs/>
+        </w:rPr>
         <w:t>10. Association Rule Mining</w:t>
       </w:r>
     </w:p>
@@ -2145,6 +2039,7 @@
         </w:numPr>
       </w:pPr>
       <w:r>
+        <w:lastRenderedPageBreak/>
         <w:t>Cross-selling</w:t>
       </w:r>
     </w:p>
@@ -2173,7 +2068,7 @@
     <w:p>
       <w:r>
         <w:pict w14:anchorId="118823DC">
-          <v:rect id="_x0000_i1904" style="width:0;height:1.5pt" o:hralign="center" o:hrstd="t" o:hr="t" fillcolor="#a0a0a0" stroked="f"/>
+          <v:rect id="_x0000_i1039" style="width:0;height:1.5pt" o:hralign="center" o:hrstd="t" o:hr="t" fillcolor="#a0a0a0" stroked="f"/>
         </w:pict>
       </w:r>
     </w:p>
@@ -2238,7 +2133,7 @@
     <w:p>
       <w:r>
         <w:pict w14:anchorId="2ED45FC7">
-          <v:rect id="_x0000_i1905" style="width:0;height:1.5pt" o:hralign="center" o:hrstd="t" o:hr="t" fillcolor="#a0a0a0" stroked="f"/>
+          <v:rect id="_x0000_i1040" style="width:0;height:1.5pt" o:hralign="center" o:hrstd="t" o:hr="t" fillcolor="#a0a0a0" stroked="f"/>
         </w:pict>
       </w:r>
     </w:p>
@@ -2284,9 +2179,8 @@
     </w:p>
     <w:p>
       <w:r>
-        <w:lastRenderedPageBreak/>
         <w:pict w14:anchorId="246B1941">
-          <v:rect id="_x0000_i1906" style="width:0;height:1.5pt" o:hralign="center" o:hrstd="t" o:hr="t" fillcolor="#a0a0a0" stroked="f"/>
+          <v:rect id="_x0000_i1041" style="width:0;height:1.5pt" o:hralign="center" o:hrstd="t" o:hr="t" fillcolor="#a0a0a0" stroked="f"/>
         </w:pict>
       </w:r>
     </w:p>
@@ -2302,1118 +2196,8 @@
           <w:b/>
           <w:bCs/>
         </w:rPr>
-        <w:t>12. Cluster Analysis</w:t>
-      </w:r>
-    </w:p>
-    <w:p>
-      <w:r>
-        <w:t>Three customer groups were identified.</w:t>
-      </w:r>
-    </w:p>
-    <w:p>
-      <w:pPr>
-        <w:rPr>
-          <w:b/>
-          <w:bCs/>
-        </w:rPr>
-      </w:pPr>
-      <w:r>
-        <w:rPr>
-          <w:b/>
-          <w:bCs/>
-        </w:rPr>
-        <w:t>Cluster 0 – Frequent Buyers</w:t>
-      </w:r>
-    </w:p>
-    <w:p>
-      <w:r>
-        <w:t>Average Quantity: 4.50</w:t>
-      </w:r>
-    </w:p>
-    <w:p>
-      <w:r>
-        <w:t>Average Unit Price: ₹2613</w:t>
-      </w:r>
-    </w:p>
-    <w:p>
-      <w:r>
-        <w:t>Average Age: 41</w:t>
-      </w:r>
-    </w:p>
-    <w:p>
-      <w:r>
-        <w:t>Characteristics:</w:t>
-      </w:r>
-    </w:p>
-    <w:p>
-      <w:pPr>
-        <w:numPr>
-          <w:ilvl w:val="0"/>
-          <w:numId w:val="16"/>
-        </w:numPr>
-      </w:pPr>
-      <w:r>
-        <w:t>Purchase the highest quantity of products</w:t>
-      </w:r>
-    </w:p>
-    <w:p>
-      <w:pPr>
-        <w:numPr>
-          <w:ilvl w:val="0"/>
-          <w:numId w:val="16"/>
-        </w:numPr>
-      </w:pPr>
-      <w:r>
-        <w:t>Moderate spending behaviour</w:t>
-      </w:r>
-    </w:p>
-    <w:p>
-      <w:r>
-        <w:t>Business Recommendation:</w:t>
-      </w:r>
-    </w:p>
-    <w:p>
-      <w:pPr>
-        <w:numPr>
-          <w:ilvl w:val="0"/>
-          <w:numId w:val="17"/>
-        </w:numPr>
-      </w:pPr>
-      <w:r>
-        <w:t>Loyalty programs</w:t>
-      </w:r>
-    </w:p>
-    <w:p>
-      <w:pPr>
-        <w:numPr>
-          <w:ilvl w:val="0"/>
-          <w:numId w:val="17"/>
-        </w:numPr>
-      </w:pPr>
-      <w:r>
-        <w:t>Bulk purchase discounts</w:t>
-      </w:r>
-    </w:p>
-    <w:p>
-      <w:pPr>
-        <w:numPr>
-          <w:ilvl w:val="0"/>
-          <w:numId w:val="17"/>
-        </w:numPr>
-      </w:pPr>
-      <w:r>
-        <w:t>Membership rewards</w:t>
-      </w:r>
-    </w:p>
-    <w:p>
-      <w:r>
-        <w:pict w14:anchorId="3BB4A2CA">
-          <v:rect id="_x0000_i1907" style="width:0;height:1.5pt" o:hralign="center" o:hrstd="t" o:hr="t" fillcolor="#a0a0a0" stroked="f"/>
-        </w:pict>
-      </w:r>
-    </w:p>
-    <w:p>
-      <w:pPr>
-        <w:rPr>
-          <w:b/>
-          <w:bCs/>
-        </w:rPr>
-      </w:pPr>
-      <w:r>
-        <w:rPr>
-          <w:b/>
-          <w:bCs/>
-        </w:rPr>
-        <w:t>Cluster 1 – Premium Buyers</w:t>
-      </w:r>
-    </w:p>
-    <w:p>
-      <w:r>
-        <w:t>Average Quantity: 2.04</w:t>
-      </w:r>
-    </w:p>
-    <w:p>
-      <w:r>
-        <w:t>Average Unit Price: ₹3841</w:t>
-      </w:r>
-    </w:p>
-    <w:p>
-      <w:r>
-        <w:t>Average Age: 41</w:t>
-      </w:r>
-    </w:p>
-    <w:p>
-      <w:r>
-        <w:t>Characteristics:</w:t>
-      </w:r>
-    </w:p>
-    <w:p>
-      <w:pPr>
-        <w:numPr>
-          <w:ilvl w:val="0"/>
-          <w:numId w:val="18"/>
-        </w:numPr>
-      </w:pPr>
-      <w:r>
-        <w:t>Purchase fewer products</w:t>
-      </w:r>
-    </w:p>
-    <w:p>
-      <w:pPr>
-        <w:numPr>
-          <w:ilvl w:val="0"/>
-          <w:numId w:val="18"/>
-        </w:numPr>
-      </w:pPr>
-      <w:r>
-        <w:t>Spend the most per item</w:t>
-      </w:r>
-    </w:p>
-    <w:p>
-      <w:r>
-        <w:t>Business Recommendation:</w:t>
-      </w:r>
-    </w:p>
-    <w:p>
-      <w:pPr>
-        <w:numPr>
-          <w:ilvl w:val="0"/>
-          <w:numId w:val="19"/>
-        </w:numPr>
-      </w:pPr>
-      <w:r>
-        <w:t>Premium product promotions</w:t>
-      </w:r>
-    </w:p>
-    <w:p>
-      <w:pPr>
-        <w:numPr>
-          <w:ilvl w:val="0"/>
-          <w:numId w:val="19"/>
-        </w:numPr>
-      </w:pPr>
-      <w:r>
-        <w:t>Exclusive offers</w:t>
-      </w:r>
-    </w:p>
-    <w:p>
-      <w:pPr>
-        <w:numPr>
-          <w:ilvl w:val="0"/>
-          <w:numId w:val="19"/>
-        </w:numPr>
-      </w:pPr>
-      <w:r>
-        <w:t>Personalized marketing campaigns</w:t>
-      </w:r>
-    </w:p>
-    <w:p>
-      <w:r>
-        <w:pict w14:anchorId="1BD5E07F">
-          <v:rect id="_x0000_i1908" style="width:0;height:1.5pt" o:hralign="center" o:hrstd="t" o:hr="t" fillcolor="#a0a0a0" stroked="f"/>
-        </w:pict>
-      </w:r>
-    </w:p>
-    <w:p>
-      <w:pPr>
-        <w:rPr>
-          <w:b/>
-          <w:bCs/>
-        </w:rPr>
-      </w:pPr>
-    </w:p>
-    <w:p>
-      <w:pPr>
-        <w:rPr>
-          <w:b/>
-          <w:bCs/>
-        </w:rPr>
-      </w:pPr>
-      <w:r>
-        <w:rPr>
-          <w:b/>
-          <w:bCs/>
-        </w:rPr>
-        <w:lastRenderedPageBreak/>
-        <w:t>Cluster 2 – Budget Buyers</w:t>
-      </w:r>
-    </w:p>
-    <w:p>
-      <w:r>
-        <w:t>Average Quantity: 2.00</w:t>
-      </w:r>
-    </w:p>
-    <w:p>
-      <w:r>
-        <w:t>Average Unit Price: ₹1549</w:t>
-      </w:r>
-    </w:p>
-    <w:p>
-      <w:r>
-        <w:t>Average Age: 42</w:t>
-      </w:r>
-    </w:p>
-    <w:p>
-      <w:r>
-        <w:t>Characteristics:</w:t>
-      </w:r>
-    </w:p>
-    <w:p>
-      <w:pPr>
-        <w:numPr>
-          <w:ilvl w:val="0"/>
-          <w:numId w:val="20"/>
-        </w:numPr>
-      </w:pPr>
-      <w:r>
-        <w:t>Lower spending behaviour</w:t>
-      </w:r>
-    </w:p>
-    <w:p>
-      <w:pPr>
-        <w:numPr>
-          <w:ilvl w:val="0"/>
-          <w:numId w:val="20"/>
-        </w:numPr>
-      </w:pPr>
-      <w:r>
-        <w:t>Price-sensitive customers</w:t>
-      </w:r>
-    </w:p>
-    <w:p>
-      <w:r>
-        <w:t>Business Recommendation:</w:t>
-      </w:r>
-    </w:p>
-    <w:p>
-      <w:pPr>
-        <w:numPr>
-          <w:ilvl w:val="0"/>
-          <w:numId w:val="21"/>
-        </w:numPr>
-      </w:pPr>
-      <w:r>
-        <w:t>Discounts</w:t>
-      </w:r>
-    </w:p>
-    <w:p>
-      <w:pPr>
-        <w:numPr>
-          <w:ilvl w:val="0"/>
-          <w:numId w:val="21"/>
-        </w:numPr>
-      </w:pPr>
-      <w:r>
-        <w:t>Coupons</w:t>
-      </w:r>
-    </w:p>
-    <w:p>
-      <w:pPr>
-        <w:numPr>
-          <w:ilvl w:val="0"/>
-          <w:numId w:val="21"/>
-        </w:numPr>
-      </w:pPr>
-      <w:r>
-        <w:t>Seasonal offers</w:t>
-      </w:r>
-    </w:p>
-    <w:p>
-      <w:r>
-        <w:pict w14:anchorId="77123C0E">
-          <v:rect id="_x0000_i1909" style="width:0;height:1.5pt" o:hralign="center" o:hrstd="t" o:hr="t" fillcolor="#a0a0a0" stroked="f"/>
-        </w:pict>
-      </w:r>
-    </w:p>
-    <w:p>
-      <w:pPr>
-        <w:rPr>
-          <w:b/>
-          <w:bCs/>
-        </w:rPr>
-      </w:pPr>
-      <w:r>
-        <w:rPr>
-          <w:b/>
-          <w:bCs/>
-        </w:rPr>
-        <w:t>13. Key Findings</w:t>
-      </w:r>
-    </w:p>
-    <w:p>
-      <w:pPr>
-        <w:numPr>
-          <w:ilvl w:val="0"/>
-          <w:numId w:val="22"/>
-        </w:numPr>
-      </w:pPr>
-      <w:r>
-        <w:t>Customer purchasing behaviour can be segmented into Frequent Buyers, Premium Buyers, and Budget Buyers.</w:t>
-      </w:r>
-    </w:p>
-    <w:p>
-      <w:pPr>
-        <w:numPr>
-          <w:ilvl w:val="0"/>
-          <w:numId w:val="22"/>
-        </w:numPr>
-      </w:pPr>
-      <w:r>
-        <w:t>Spending behaviour and purchase quantity significantly influence customer segmentation.</w:t>
-      </w:r>
-    </w:p>
-    <w:p>
-      <w:pPr>
-        <w:numPr>
-          <w:ilvl w:val="0"/>
-          <w:numId w:val="22"/>
-        </w:numPr>
-      </w:pPr>
-      <w:r>
-        <w:t>Age shows minimal variation across clusters and has limited impact on purchasing behaviour.</w:t>
-      </w:r>
-    </w:p>
-    <w:p>
-      <w:pPr>
-        <w:numPr>
-          <w:ilvl w:val="0"/>
-          <w:numId w:val="22"/>
-        </w:numPr>
-      </w:pPr>
-      <w:r>
-        <w:t>Multiple product combinations were identified through association rule mining.</w:t>
-      </w:r>
-    </w:p>
-    <w:p>
-      <w:pPr>
-        <w:numPr>
-          <w:ilvl w:val="0"/>
-          <w:numId w:val="22"/>
-        </w:numPr>
-      </w:pPr>
-      <w:r>
-        <w:t>Frequently purchased products can be bundled together to increase sales.</w:t>
-      </w:r>
-    </w:p>
-    <w:p>
-      <w:pPr>
-        <w:numPr>
-          <w:ilvl w:val="0"/>
-          <w:numId w:val="22"/>
-        </w:numPr>
-      </w:pPr>
-      <w:r>
-        <w:t>Market basket analysis revealed opportunities for cross-selling and recommendation systems.</w:t>
-      </w:r>
-    </w:p>
-    <w:p>
-      <w:pPr>
-        <w:numPr>
-          <w:ilvl w:val="0"/>
-          <w:numId w:val="22"/>
-        </w:numPr>
-      </w:pPr>
-      <w:r>
-        <w:t>Different customer segments require different marketing strategies.</w:t>
-      </w:r>
-    </w:p>
-    <w:p>
-      <w:r>
-        <w:pict w14:anchorId="1196CFB6">
-          <v:rect id="_x0000_i1910" style="width:0;height:1.5pt" o:hralign="center" o:hrstd="t" o:hr="t" fillcolor="#a0a0a0" stroked="f"/>
-        </w:pict>
-      </w:r>
-    </w:p>
-    <w:p>
-      <w:pPr>
-        <w:rPr>
-          <w:b/>
-          <w:bCs/>
-        </w:rPr>
-      </w:pPr>
-    </w:p>
-    <w:p>
-      <w:pPr>
-        <w:rPr>
-          <w:b/>
-          <w:bCs/>
-        </w:rPr>
-      </w:pPr>
-    </w:p>
-    <w:p>
-      <w:pPr>
-        <w:rPr>
-          <w:b/>
-          <w:bCs/>
-        </w:rPr>
-      </w:pPr>
-    </w:p>
-    <w:p>
-      <w:pPr>
-        <w:rPr>
-          <w:b/>
-          <w:bCs/>
-        </w:rPr>
-      </w:pPr>
-    </w:p>
-    <w:p>
-      <w:pPr>
-        <w:rPr>
-          <w:b/>
-          <w:bCs/>
-        </w:rPr>
-      </w:pPr>
-      <w:r>
-        <w:rPr>
-          <w:b/>
-          <w:bCs/>
-        </w:rPr>
-        <w:lastRenderedPageBreak/>
-        <w:t>Business Insights and Recommendations</w:t>
-      </w:r>
-    </w:p>
-    <w:p>
-      <w:pPr>
-        <w:rPr>
-          <w:b/>
-          <w:bCs/>
-        </w:rPr>
-      </w:pPr>
-      <w:r>
-        <w:rPr>
-          <w:b/>
-          <w:bCs/>
-        </w:rPr>
-        <w:t>Insight 1: Cap and Hoodie are Frequently Purchased Together</w:t>
-      </w:r>
-    </w:p>
-    <w:p>
-      <w:r>
-        <w:t>Support: 12%</w:t>
-      </w:r>
-    </w:p>
-    <w:p>
-      <w:r>
-        <w:t>Confidence: 65%</w:t>
-      </w:r>
-    </w:p>
-    <w:p>
-      <w:r>
-        <w:t>Lift: 3.30</w:t>
-      </w:r>
-    </w:p>
-    <w:p>
-      <w:r>
-        <w:t>Customers who purchase a Cap are highly likely to purchase a Hoodie in the same transaction.</w:t>
-      </w:r>
-    </w:p>
-    <w:p>
-      <w:r>
-        <w:t>Business Recommendation:</w:t>
-      </w:r>
-    </w:p>
-    <w:p>
-      <w:pPr>
-        <w:numPr>
-          <w:ilvl w:val="0"/>
-          <w:numId w:val="23"/>
-        </w:numPr>
-      </w:pPr>
-      <w:r>
-        <w:t>Create Hoodie + Cap combo offers.</w:t>
-      </w:r>
-    </w:p>
-    <w:p>
-      <w:pPr>
-        <w:numPr>
-          <w:ilvl w:val="0"/>
-          <w:numId w:val="23"/>
-        </w:numPr>
-      </w:pPr>
-      <w:r>
-        <w:t>Display Caps near Hoodies in physical stores.</w:t>
-      </w:r>
-    </w:p>
-    <w:p>
-      <w:pPr>
-        <w:numPr>
-          <w:ilvl w:val="0"/>
-          <w:numId w:val="23"/>
-        </w:numPr>
-      </w:pPr>
-      <w:r>
-        <w:t>Recommend Caps during Hoodie purchases on e-commerce platforms.</w:t>
-      </w:r>
-    </w:p>
-    <w:p>
-      <w:r>
-        <w:t>Expected Benefit:</w:t>
-      </w:r>
-    </w:p>
-    <w:p>
-      <w:r>
-        <w:t>Increased cross-selling opportunities and higher average order value.</w:t>
-      </w:r>
-    </w:p>
-    <w:p>
-      <w:r>
-        <w:pict w14:anchorId="56B72076">
-          <v:rect id="_x0000_i1970" style="width:0;height:1.5pt" o:hralign="center" o:hrstd="t" o:hr="t" fillcolor="#a0a0a0" stroked="f"/>
-        </w:pict>
-      </w:r>
-    </w:p>
-    <w:p>
-      <w:pPr>
-        <w:rPr>
-          <w:b/>
-          <w:bCs/>
-        </w:rPr>
-      </w:pPr>
-      <w:r>
-        <w:rPr>
-          <w:b/>
-          <w:bCs/>
-        </w:rPr>
-        <w:t>Insight 2: Jeans and Belt Show Strong Purchase Association</w:t>
-      </w:r>
-    </w:p>
-    <w:p>
-      <w:r>
-        <w:t>Support: 12%</w:t>
-      </w:r>
-    </w:p>
-    <w:p>
-      <w:r>
-        <w:t>Confidence: 64%</w:t>
-      </w:r>
-    </w:p>
-    <w:p>
-      <w:r>
-        <w:t>Lift: 3.16</w:t>
-      </w:r>
-    </w:p>
-    <w:p>
-      <w:r>
-        <w:t>Customers purchasing Jeans frequently purchase Belts together.</w:t>
-      </w:r>
-    </w:p>
-    <w:p>
-      <w:r>
-        <w:t>Business Recommendation:</w:t>
-      </w:r>
-    </w:p>
-    <w:p>
-      <w:pPr>
-        <w:numPr>
-          <w:ilvl w:val="0"/>
-          <w:numId w:val="24"/>
-        </w:numPr>
-      </w:pPr>
-      <w:r>
-        <w:t>Introduce Jeans + Belt bundles.</w:t>
-      </w:r>
-    </w:p>
-    <w:p>
-      <w:pPr>
-        <w:numPr>
-          <w:ilvl w:val="0"/>
-          <w:numId w:val="24"/>
-        </w:numPr>
-      </w:pPr>
-      <w:r>
-        <w:t>Display Belts alongside Jeans.</w:t>
-      </w:r>
-    </w:p>
-    <w:p>
-      <w:pPr>
-        <w:numPr>
-          <w:ilvl w:val="0"/>
-          <w:numId w:val="24"/>
-        </w:numPr>
-      </w:pPr>
-      <w:r>
-        <w:t>Offer discounts on Belts when purchasing Jeans.</w:t>
-      </w:r>
-    </w:p>
-    <w:p>
-      <w:r>
-        <w:t>Expected Benefit:</w:t>
-      </w:r>
-    </w:p>
-    <w:p>
-      <w:r>
-        <w:t>Improved accessory sales and increased basket size.</w:t>
-      </w:r>
-    </w:p>
-    <w:p>
-      <w:r>
-        <w:pict w14:anchorId="4A6523C3">
-          <v:rect id="_x0000_i1971" style="width:0;height:1.5pt" o:hralign="center" o:hrstd="t" o:hr="t" fillcolor="#a0a0a0" stroked="f"/>
-        </w:pict>
-      </w:r>
-    </w:p>
-    <w:p>
-      <w:pPr>
-        <w:rPr>
-          <w:b/>
-          <w:bCs/>
-        </w:rPr>
-      </w:pPr>
-      <w:r>
-        <w:rPr>
-          <w:b/>
-          <w:bCs/>
-        </w:rPr>
-        <w:t>Insight 3: Jacket and Scarf are Complementary Products</w:t>
-      </w:r>
-    </w:p>
-    <w:p>
-      <w:r>
-        <w:t>Support: 13%</w:t>
-      </w:r>
-    </w:p>
-    <w:p>
-      <w:r>
-        <w:lastRenderedPageBreak/>
-        <w:t>Confidence: 65%</w:t>
-      </w:r>
-    </w:p>
-    <w:p>
-      <w:r>
-        <w:t>Lift: 3.15</w:t>
-      </w:r>
-    </w:p>
-    <w:p>
-      <w:r>
-        <w:t>Customers purchasing Jackets frequently add Scarves to their purchase.</w:t>
-      </w:r>
-    </w:p>
-    <w:p>
-      <w:r>
-        <w:t>Business Recommendation:</w:t>
-      </w:r>
-    </w:p>
-    <w:p>
-      <w:pPr>
-        <w:numPr>
-          <w:ilvl w:val="0"/>
-          <w:numId w:val="25"/>
-        </w:numPr>
-      </w:pPr>
-      <w:r>
-        <w:t>Create winter wear combo packages.</w:t>
-      </w:r>
-    </w:p>
-    <w:p>
-      <w:pPr>
-        <w:numPr>
-          <w:ilvl w:val="0"/>
-          <w:numId w:val="25"/>
-        </w:numPr>
-      </w:pPr>
-      <w:r>
-        <w:t>Promote Scarves as recommended products during Jacket purchases.</w:t>
-      </w:r>
-    </w:p>
-    <w:p>
-      <w:pPr>
-        <w:numPr>
-          <w:ilvl w:val="0"/>
-          <w:numId w:val="25"/>
-        </w:numPr>
-      </w:pPr>
-      <w:r>
-        <w:t>Use seasonal marketing campaigns featuring both products.</w:t>
-      </w:r>
-    </w:p>
-    <w:p>
-      <w:r>
-        <w:t>Expected Benefit:</w:t>
-      </w:r>
-    </w:p>
-    <w:p>
-      <w:r>
-        <w:t>Higher winter collection sales and improved customer convenience.</w:t>
-      </w:r>
-    </w:p>
-    <w:p>
-      <w:r>
-        <w:pict w14:anchorId="2519C1F7">
-          <v:rect id="_x0000_i1972" style="width:0;height:1.5pt" o:hralign="center" o:hrstd="t" o:hr="t" fillcolor="#a0a0a0" stroked="f"/>
-        </w:pict>
-      </w:r>
-    </w:p>
-    <w:p>
-      <w:pPr>
-        <w:rPr>
-          <w:b/>
-          <w:bCs/>
-        </w:rPr>
-      </w:pPr>
-      <w:r>
-        <w:rPr>
-          <w:b/>
-          <w:bCs/>
-        </w:rPr>
-        <w:t>Insight 4: Shirt and Tie Have Strong Professional Wear Demand</w:t>
-      </w:r>
-    </w:p>
-    <w:p>
-      <w:r>
-        <w:t>Support: 12%</w:t>
-      </w:r>
-    </w:p>
-    <w:p>
-      <w:r>
-        <w:t>Confidence: 62%</w:t>
-      </w:r>
-    </w:p>
-    <w:p>
-      <w:r>
-        <w:t>Lift: 3.13</w:t>
-      </w:r>
-    </w:p>
-    <w:p>
-      <w:r>
-        <w:t>Customers buying Shirts often purchase Ties as complementary products.</w:t>
-      </w:r>
-    </w:p>
-    <w:p>
-      <w:r>
-        <w:t>Business Recommendation:</w:t>
-      </w:r>
-    </w:p>
-    <w:p>
-      <w:pPr>
-        <w:numPr>
-          <w:ilvl w:val="0"/>
-          <w:numId w:val="26"/>
-        </w:numPr>
-      </w:pPr>
-      <w:r>
-        <w:t>Create formal wear packages.</w:t>
-      </w:r>
-    </w:p>
-    <w:p>
-      <w:pPr>
-        <w:numPr>
-          <w:ilvl w:val="0"/>
-          <w:numId w:val="26"/>
-        </w:numPr>
-      </w:pPr>
-      <w:r>
-        <w:t>Bundle Shirts, Ties, and Belts together.</w:t>
-      </w:r>
-    </w:p>
-    <w:p>
-      <w:pPr>
-        <w:numPr>
-          <w:ilvl w:val="0"/>
-          <w:numId w:val="26"/>
-        </w:numPr>
-      </w:pPr>
-      <w:r>
-        <w:t>Target office-going professionals with promotional campaigns.</w:t>
-      </w:r>
-    </w:p>
-    <w:p>
-      <w:r>
-        <w:t>Expected Benefit:</w:t>
-      </w:r>
-    </w:p>
-    <w:p>
-      <w:r>
-        <w:t>Increased sales in the formal wear category.</w:t>
-      </w:r>
-    </w:p>
-    <w:p>
-      <w:r>
-        <w:pict w14:anchorId="6832D734">
-          <v:rect id="_x0000_i1973" style="width:0;height:1.5pt" o:hralign="center" o:hrstd="t" o:hr="t" fillcolor="#a0a0a0" stroked="f"/>
-        </w:pict>
-      </w:r>
-    </w:p>
-    <w:p>
-      <w:pPr>
-        <w:rPr>
-          <w:b/>
-          <w:bCs/>
-        </w:rPr>
-      </w:pPr>
-      <w:r>
-        <w:rPr>
-          <w:b/>
-          <w:bCs/>
-        </w:rPr>
-        <w:t>Insight 5: Sneakers and Socks are Commonly Purchased Together</w:t>
-      </w:r>
-    </w:p>
-    <w:p>
-      <w:r>
-        <w:t>Support: 13%</w:t>
-      </w:r>
-    </w:p>
-    <w:p>
-      <w:r>
-        <w:t>Confidence: 63%</w:t>
-      </w:r>
-    </w:p>
-    <w:p>
-      <w:r>
-        <w:t>Lift: 3.12</w:t>
-      </w:r>
-    </w:p>
-    <w:p>
-      <w:r>
-        <w:t>Customers purchasing Sneakers frequently purchase Socks in the same transaction.</w:t>
-      </w:r>
-    </w:p>
-    <w:p>
-      <w:r>
-        <w:t>Business Recommendation:</w:t>
-      </w:r>
-    </w:p>
-    <w:p>
-      <w:pPr>
-        <w:numPr>
-          <w:ilvl w:val="0"/>
-          <w:numId w:val="27"/>
-        </w:numPr>
-      </w:pPr>
-      <w:r>
-        <w:lastRenderedPageBreak/>
-        <w:t>Offer free or discounted Socks with Sneakers.</w:t>
-      </w:r>
-    </w:p>
-    <w:p>
-      <w:pPr>
-        <w:numPr>
-          <w:ilvl w:val="0"/>
-          <w:numId w:val="27"/>
-        </w:numPr>
-      </w:pPr>
-      <w:r>
-        <w:t>Display Socks near Footwear sections.</w:t>
-      </w:r>
-    </w:p>
-    <w:p>
-      <w:pPr>
-        <w:numPr>
-          <w:ilvl w:val="0"/>
-          <w:numId w:val="27"/>
-        </w:numPr>
-      </w:pPr>
-      <w:r>
-        <w:t>Use checkout recommendations on online platforms.</w:t>
-      </w:r>
-    </w:p>
-    <w:p>
-      <w:r>
-        <w:t>Expected Benefit:</w:t>
-      </w:r>
-    </w:p>
-    <w:p>
-      <w:r>
-        <w:t>Higher accessory sales and improved customer satisfaction.</w:t>
-      </w:r>
-    </w:p>
-    <w:p>
-      <w:r>
-        <w:pict w14:anchorId="0176C1C2">
-          <v:rect id="_x0000_i1974" style="width:0;height:1.5pt" o:hralign="center" o:hrstd="t" o:hr="t" fillcolor="#a0a0a0" stroked="f"/>
-        </w:pict>
-      </w:r>
-    </w:p>
-    <w:p>
-      <w:pPr>
-        <w:rPr>
-          <w:b/>
-          <w:bCs/>
-        </w:rPr>
-      </w:pPr>
-      <w:r>
-        <w:rPr>
-          <w:b/>
-          <w:bCs/>
-        </w:rPr>
-        <w:t>Insight 6: Dress and Handbag Show Strong Fashion Association</w:t>
-      </w:r>
-    </w:p>
-    <w:p>
-      <w:r>
-        <w:t>Support: 12%</w:t>
-      </w:r>
-    </w:p>
-    <w:p>
-      <w:r>
-        <w:t>Confidence: 61%</w:t>
-      </w:r>
-    </w:p>
-    <w:p>
-      <w:r>
-        <w:t>Lift: 2.96</w:t>
-      </w:r>
-    </w:p>
-    <w:p>
-      <w:r>
-        <w:t>Customers purchasing Dresses often purchase Handbags as complementary fashion accessories.</w:t>
-      </w:r>
-    </w:p>
-    <w:p>
-      <w:r>
-        <w:t>Business Recommendation:</w:t>
-      </w:r>
-    </w:p>
-    <w:p>
-      <w:pPr>
-        <w:numPr>
-          <w:ilvl w:val="0"/>
-          <w:numId w:val="28"/>
-        </w:numPr>
-      </w:pPr>
-      <w:r>
-        <w:t>Bundle Dresses with Handbags.</w:t>
-      </w:r>
-    </w:p>
-    <w:p>
-      <w:pPr>
-        <w:numPr>
-          <w:ilvl w:val="0"/>
-          <w:numId w:val="28"/>
-        </w:numPr>
-      </w:pPr>
-      <w:r>
-        <w:t>Create complete outfit recommendations.</w:t>
-      </w:r>
-    </w:p>
-    <w:p>
-      <w:pPr>
-        <w:numPr>
-          <w:ilvl w:val="0"/>
-          <w:numId w:val="28"/>
-        </w:numPr>
-      </w:pPr>
-      <w:r>
-        <w:t>Use visual merchandising featuring both products together.</w:t>
-      </w:r>
-    </w:p>
-    <w:p>
-      <w:r>
-        <w:t>Expected Benefit:</w:t>
-      </w:r>
-    </w:p>
-    <w:p>
-      <w:r>
-        <w:t>Increased revenue from women's fashion products.</w:t>
-      </w:r>
-    </w:p>
-    <w:p>
-      <w:r>
-        <w:pict w14:anchorId="43F3D71D">
-          <v:rect id="_x0000_i1975" style="width:0;height:1.5pt" o:hralign="center" o:hrstd="t" o:hr="t" fillcolor="#a0a0a0" stroked="f"/>
-        </w:pict>
-      </w:r>
-    </w:p>
-    <w:p>
-      <w:pPr>
-        <w:rPr>
-          <w:b/>
-          <w:bCs/>
-        </w:rPr>
-      </w:pPr>
-      <w:r>
-        <w:rPr>
-          <w:b/>
-          <w:bCs/>
-        </w:rPr>
-        <w:t>Overall Business Findings</w:t>
-      </w:r>
-    </w:p>
-    <w:p>
-      <w:r>
-        <w:t>The analysis revealed strong complementary purchasing behaviour among customers. Most associated products belong to related categories and are naturally used together. The high lift values indicate that these combinations occur significantly more frequently than random chance.</w:t>
-      </w:r>
-    </w:p>
-    <w:p>
-      <w:r>
-        <w:t>The retailer can improve sales performance through:</w:t>
-      </w:r>
-    </w:p>
-    <w:p>
-      <w:pPr>
-        <w:numPr>
-          <w:ilvl w:val="0"/>
-          <w:numId w:val="29"/>
-        </w:numPr>
-      </w:pPr>
-      <w:r>
-        <w:t>Product Bundling</w:t>
-      </w:r>
-    </w:p>
-    <w:p>
-      <w:pPr>
-        <w:numPr>
-          <w:ilvl w:val="0"/>
-          <w:numId w:val="29"/>
-        </w:numPr>
-      </w:pPr>
-      <w:r>
-        <w:t>Cross-Selling</w:t>
-      </w:r>
-    </w:p>
-    <w:p>
-      <w:pPr>
-        <w:numPr>
-          <w:ilvl w:val="0"/>
-          <w:numId w:val="29"/>
-        </w:numPr>
-      </w:pPr>
-      <w:r>
-        <w:t>Recommendation Systems</w:t>
-      </w:r>
-    </w:p>
-    <w:p>
-      <w:pPr>
-        <w:numPr>
-          <w:ilvl w:val="0"/>
-          <w:numId w:val="29"/>
-        </w:numPr>
-      </w:pPr>
-      <w:r>
-        <w:t>Store Layout Optimization</w:t>
-      </w:r>
-    </w:p>
-    <w:p>
-      <w:pPr>
-        <w:numPr>
-          <w:ilvl w:val="0"/>
-          <w:numId w:val="29"/>
-        </w:numPr>
-      </w:pPr>
-      <w:r>
-        <w:lastRenderedPageBreak/>
-        <w:t>Targeted Promotional Campaigns</w:t>
-      </w:r>
-    </w:p>
-    <w:p>
-      <w:r>
-        <w:t>Implementing these strategies can increase average transaction value, improve customer experience, and enhance overall retail profitability.</w:t>
-      </w:r>
-    </w:p>
-    <w:p>
-      <w:r>
-        <w:pict w14:anchorId="07F68450">
-          <v:rect id="_x0000_i2022" style="width:0;height:1.5pt" o:hralign="center" o:hrstd="t" o:hr="t" fillcolor="#a0a0a0" stroked="f"/>
-        </w:pict>
-      </w:r>
-    </w:p>
-    <w:p>
-      <w:pPr>
-        <w:rPr>
-          <w:b/>
-          <w:bCs/>
-        </w:rPr>
-      </w:pPr>
+        <w:t xml:space="preserve">12. </w:t>
+      </w:r>
       <w:r>
         <w:rPr>
           <w:b/>
@@ -3531,6 +2315,7 @@
                 <w:b/>
                 <w:bCs/>
               </w:rPr>
+              <w:lastRenderedPageBreak/>
               <w:t>Cluster</w:t>
             </w:r>
           </w:p>
@@ -3656,8 +2441,8 @@
     </w:p>
     <w:p>
       <w:r>
-        <w:pict w14:anchorId="0C8D50BF">
-          <v:rect id="_x0000_i2012" style="width:0;height:1.5pt" o:hralign="center" o:hrstd="t" o:hr="t" fillcolor="#a0a0a0" stroked="f"/>
+        <w:pict w14:anchorId="71E93512">
+          <v:rect id="_x0000_i1065" style="width:0;height:1.5pt" o:hralign="center" o:hrstd="t" o:hr="t" fillcolor="#a0a0a0" stroked="f"/>
         </w:pict>
       </w:r>
     </w:p>
@@ -3751,7 +2536,6 @@
           <w:b/>
           <w:bCs/>
         </w:rPr>
-        <w:lastRenderedPageBreak/>
         <w:t>Business Interpretation</w:t>
       </w:r>
     </w:p>
@@ -3821,8 +2605,8 @@
     </w:p>
     <w:p>
       <w:r>
-        <w:pict w14:anchorId="245F5B39">
-          <v:rect id="_x0000_i2013" style="width:0;height:1.5pt" o:hralign="center" o:hrstd="t" o:hr="t" fillcolor="#a0a0a0" stroked="f"/>
+        <w:pict w14:anchorId="1AA5FA6A">
+          <v:rect id="_x0000_i1066" style="width:0;height:1.5pt" o:hralign="center" o:hrstd="t" o:hr="t" fillcolor="#a0a0a0" stroked="f"/>
         </w:pict>
       </w:r>
     </w:p>
@@ -3868,6 +2652,7 @@
           <w:b/>
           <w:bCs/>
         </w:rPr>
+        <w:lastRenderedPageBreak/>
         <w:t>Characteristics</w:t>
       </w:r>
     </w:p>
@@ -3985,8 +2770,8 @@
     </w:p>
     <w:p>
       <w:r>
-        <w:pict w14:anchorId="793B5725">
-          <v:rect id="_x0000_i2014" style="width:0;height:1.5pt" o:hralign="center" o:hrstd="t" o:hr="t" fillcolor="#a0a0a0" stroked="f"/>
+        <w:pict w14:anchorId="6C84662F">
+          <v:rect id="_x0000_i1067" style="width:0;height:1.5pt" o:hralign="center" o:hrstd="t" o:hr="t" fillcolor="#a0a0a0" stroked="f"/>
         </w:pict>
       </w:r>
     </w:p>
@@ -4017,7 +2802,6 @@
     </w:p>
     <w:p>
       <w:r>
-        <w:lastRenderedPageBreak/>
         <w:t>Average Age: 42</w:t>
       </w:r>
     </w:p>
@@ -4150,8 +2934,766 @@
     </w:p>
     <w:p>
       <w:r>
-        <w:pict w14:anchorId="748B248B">
-          <v:rect id="_x0000_i2015" style="width:0;height:1.5pt" o:hralign="center" o:hrstd="t" o:hr="t" fillcolor="#a0a0a0" stroked="f"/>
+        <w:lastRenderedPageBreak/>
+        <w:pict w14:anchorId="77123C0E">
+          <v:rect id="_x0000_i1044" style="width:0;height:1.5pt" o:hralign="center" o:hrstd="t" o:hr="t" fillcolor="#a0a0a0" stroked="f"/>
+        </w:pict>
+      </w:r>
+    </w:p>
+    <w:p>
+      <w:pPr>
+        <w:rPr>
+          <w:b/>
+          <w:bCs/>
+        </w:rPr>
+      </w:pPr>
+      <w:r>
+        <w:rPr>
+          <w:b/>
+          <w:bCs/>
+        </w:rPr>
+        <w:t>13. Key Findings</w:t>
+      </w:r>
+    </w:p>
+    <w:p>
+      <w:pPr>
+        <w:numPr>
+          <w:ilvl w:val="0"/>
+          <w:numId w:val="22"/>
+        </w:numPr>
+      </w:pPr>
+      <w:r>
+        <w:t>Customer purchasing behaviour can be segmented into Frequent Buyers, Premium Buyers, and Budget Buyers.</w:t>
+      </w:r>
+    </w:p>
+    <w:p>
+      <w:pPr>
+        <w:numPr>
+          <w:ilvl w:val="0"/>
+          <w:numId w:val="22"/>
+        </w:numPr>
+      </w:pPr>
+      <w:r>
+        <w:t>Spending behaviour and purchase quantity significantly influence customer segmentation.</w:t>
+      </w:r>
+    </w:p>
+    <w:p>
+      <w:pPr>
+        <w:numPr>
+          <w:ilvl w:val="0"/>
+          <w:numId w:val="22"/>
+        </w:numPr>
+      </w:pPr>
+      <w:r>
+        <w:t>Age shows minimal variation across clusters and has limited impact on purchasing behaviour.</w:t>
+      </w:r>
+    </w:p>
+    <w:p>
+      <w:pPr>
+        <w:numPr>
+          <w:ilvl w:val="0"/>
+          <w:numId w:val="22"/>
+        </w:numPr>
+      </w:pPr>
+      <w:r>
+        <w:t>Multiple product combinations were identified through association rule mining.</w:t>
+      </w:r>
+    </w:p>
+    <w:p>
+      <w:pPr>
+        <w:numPr>
+          <w:ilvl w:val="0"/>
+          <w:numId w:val="22"/>
+        </w:numPr>
+      </w:pPr>
+      <w:r>
+        <w:t>Frequently purchased products can be bundled together to increase sales.</w:t>
+      </w:r>
+    </w:p>
+    <w:p>
+      <w:pPr>
+        <w:numPr>
+          <w:ilvl w:val="0"/>
+          <w:numId w:val="22"/>
+        </w:numPr>
+      </w:pPr>
+      <w:r>
+        <w:t>Market basket analysis revealed opportunities for cross-selling and recommendation systems.</w:t>
+      </w:r>
+    </w:p>
+    <w:p>
+      <w:pPr>
+        <w:numPr>
+          <w:ilvl w:val="0"/>
+          <w:numId w:val="22"/>
+        </w:numPr>
+      </w:pPr>
+      <w:r>
+        <w:t>Different customer segments require different marketing strategies.</w:t>
+      </w:r>
+    </w:p>
+    <w:p>
+      <w:r>
+        <w:pict w14:anchorId="1196CFB6">
+          <v:rect id="_x0000_i1045" style="width:0;height:1.5pt" o:hralign="center" o:hrstd="t" o:hr="t" fillcolor="#a0a0a0" stroked="f"/>
+        </w:pict>
+      </w:r>
+    </w:p>
+    <w:p>
+      <w:pPr>
+        <w:rPr>
+          <w:b/>
+          <w:bCs/>
+        </w:rPr>
+      </w:pPr>
+      <w:r>
+        <w:rPr>
+          <w:b/>
+          <w:bCs/>
+        </w:rPr>
+        <w:t>Business Insights and Recommendations</w:t>
+      </w:r>
+    </w:p>
+    <w:p>
+      <w:pPr>
+        <w:rPr>
+          <w:b/>
+          <w:bCs/>
+        </w:rPr>
+      </w:pPr>
+      <w:r>
+        <w:rPr>
+          <w:b/>
+          <w:bCs/>
+        </w:rPr>
+        <w:t>Insight 1: Cap and Hoodie are Frequently Purchased Together</w:t>
+      </w:r>
+    </w:p>
+    <w:p>
+      <w:r>
+        <w:t>Support: 12%</w:t>
+      </w:r>
+    </w:p>
+    <w:p>
+      <w:r>
+        <w:t>Confidence: 65%</w:t>
+      </w:r>
+    </w:p>
+    <w:p>
+      <w:r>
+        <w:t>Lift: 3.30</w:t>
+      </w:r>
+    </w:p>
+    <w:p>
+      <w:r>
+        <w:t>Customers who purchase a Cap are highly likely to purchase a Hoodie in the same transaction.</w:t>
+      </w:r>
+    </w:p>
+    <w:p>
+      <w:r>
+        <w:t>Business Recommendation:</w:t>
+      </w:r>
+    </w:p>
+    <w:p>
+      <w:pPr>
+        <w:numPr>
+          <w:ilvl w:val="0"/>
+          <w:numId w:val="23"/>
+        </w:numPr>
+      </w:pPr>
+      <w:r>
+        <w:t>Create Hoodie + Cap combo offers.</w:t>
+      </w:r>
+    </w:p>
+    <w:p>
+      <w:pPr>
+        <w:numPr>
+          <w:ilvl w:val="0"/>
+          <w:numId w:val="23"/>
+        </w:numPr>
+      </w:pPr>
+      <w:r>
+        <w:t>Display Caps near Hoodies in physical stores.</w:t>
+      </w:r>
+    </w:p>
+    <w:p>
+      <w:pPr>
+        <w:numPr>
+          <w:ilvl w:val="0"/>
+          <w:numId w:val="23"/>
+        </w:numPr>
+      </w:pPr>
+      <w:r>
+        <w:t>Recommend Caps during Hoodie purchases on e-commerce platforms.</w:t>
+      </w:r>
+    </w:p>
+    <w:p>
+      <w:r>
+        <w:t>Expected Benefit:</w:t>
+      </w:r>
+    </w:p>
+    <w:p>
+      <w:r>
+        <w:t>Increased cross-selling opportunities and higher average order value.</w:t>
+      </w:r>
+    </w:p>
+    <w:p>
+      <w:r>
+        <w:pict w14:anchorId="56B72076">
+          <v:rect id="_x0000_i1046" style="width:0;height:1.5pt" o:hralign="center" o:hrstd="t" o:hr="t" fillcolor="#a0a0a0" stroked="f"/>
+        </w:pict>
+      </w:r>
+    </w:p>
+    <w:p>
+      <w:pPr>
+        <w:rPr>
+          <w:b/>
+          <w:bCs/>
+        </w:rPr>
+      </w:pPr>
+    </w:p>
+    <w:p>
+      <w:pPr>
+        <w:rPr>
+          <w:b/>
+          <w:bCs/>
+        </w:rPr>
+      </w:pPr>
+      <w:r>
+        <w:rPr>
+          <w:b/>
+          <w:bCs/>
+        </w:rPr>
+        <w:lastRenderedPageBreak/>
+        <w:t>Insight 2: Jeans and Belt Show Strong Purchase Association</w:t>
+      </w:r>
+    </w:p>
+    <w:p>
+      <w:r>
+        <w:t>Support: 12%</w:t>
+      </w:r>
+    </w:p>
+    <w:p>
+      <w:r>
+        <w:t>Confidence: 64%</w:t>
+      </w:r>
+    </w:p>
+    <w:p>
+      <w:r>
+        <w:t>Lift: 3.16</w:t>
+      </w:r>
+    </w:p>
+    <w:p>
+      <w:r>
+        <w:t>Customers purchasing Jeans frequently purchase Belts together.</w:t>
+      </w:r>
+    </w:p>
+    <w:p>
+      <w:r>
+        <w:t>Business Recommendation:</w:t>
+      </w:r>
+    </w:p>
+    <w:p>
+      <w:pPr>
+        <w:numPr>
+          <w:ilvl w:val="0"/>
+          <w:numId w:val="24"/>
+        </w:numPr>
+      </w:pPr>
+      <w:r>
+        <w:t>Introduce Jeans + Belt bundles.</w:t>
+      </w:r>
+    </w:p>
+    <w:p>
+      <w:pPr>
+        <w:numPr>
+          <w:ilvl w:val="0"/>
+          <w:numId w:val="24"/>
+        </w:numPr>
+      </w:pPr>
+      <w:r>
+        <w:t>Display Belts alongside Jeans.</w:t>
+      </w:r>
+    </w:p>
+    <w:p>
+      <w:pPr>
+        <w:numPr>
+          <w:ilvl w:val="0"/>
+          <w:numId w:val="24"/>
+        </w:numPr>
+      </w:pPr>
+      <w:r>
+        <w:t>Offer discounts on Belts when purchasing Jeans.</w:t>
+      </w:r>
+    </w:p>
+    <w:p>
+      <w:r>
+        <w:t>Expected Benefit:</w:t>
+      </w:r>
+    </w:p>
+    <w:p>
+      <w:r>
+        <w:t>Improved accessory sales and increased basket size.</w:t>
+      </w:r>
+    </w:p>
+    <w:p>
+      <w:r>
+        <w:pict w14:anchorId="4A6523C3">
+          <v:rect id="_x0000_i1047" style="width:0;height:1.5pt" o:hralign="center" o:hrstd="t" o:hr="t" fillcolor="#a0a0a0" stroked="f"/>
+        </w:pict>
+      </w:r>
+    </w:p>
+    <w:p>
+      <w:pPr>
+        <w:rPr>
+          <w:b/>
+          <w:bCs/>
+        </w:rPr>
+      </w:pPr>
+      <w:r>
+        <w:rPr>
+          <w:b/>
+          <w:bCs/>
+        </w:rPr>
+        <w:t>Insight 3: Jacket and Scarf are Complementary Products</w:t>
+      </w:r>
+    </w:p>
+    <w:p>
+      <w:r>
+        <w:t>Support: 13%</w:t>
+      </w:r>
+    </w:p>
+    <w:p>
+      <w:r>
+        <w:t>Confidence: 65%</w:t>
+      </w:r>
+    </w:p>
+    <w:p>
+      <w:r>
+        <w:t>Lift: 3.15</w:t>
+      </w:r>
+    </w:p>
+    <w:p>
+      <w:r>
+        <w:t>Customers purchasing Jackets frequently add Scarves to their purchase.</w:t>
+      </w:r>
+    </w:p>
+    <w:p>
+      <w:r>
+        <w:t>Business Recommendation:</w:t>
+      </w:r>
+    </w:p>
+    <w:p>
+      <w:pPr>
+        <w:numPr>
+          <w:ilvl w:val="0"/>
+          <w:numId w:val="25"/>
+        </w:numPr>
+      </w:pPr>
+      <w:r>
+        <w:t>Create winter wear combo packages.</w:t>
+      </w:r>
+    </w:p>
+    <w:p>
+      <w:pPr>
+        <w:numPr>
+          <w:ilvl w:val="0"/>
+          <w:numId w:val="25"/>
+        </w:numPr>
+      </w:pPr>
+      <w:r>
+        <w:t>Promote Scarves as recommended products during Jacket purchases.</w:t>
+      </w:r>
+    </w:p>
+    <w:p>
+      <w:pPr>
+        <w:numPr>
+          <w:ilvl w:val="0"/>
+          <w:numId w:val="25"/>
+        </w:numPr>
+      </w:pPr>
+      <w:r>
+        <w:t>Use seasonal marketing campaigns featuring both products.</w:t>
+      </w:r>
+    </w:p>
+    <w:p>
+      <w:r>
+        <w:t>Expected Benefit:</w:t>
+      </w:r>
+    </w:p>
+    <w:p>
+      <w:r>
+        <w:t>Higher winter collection sales and improved customer convenience.</w:t>
+      </w:r>
+    </w:p>
+    <w:p>
+      <w:r>
+        <w:pict w14:anchorId="2519C1F7">
+          <v:rect id="_x0000_i1048" style="width:0;height:1.5pt" o:hralign="center" o:hrstd="t" o:hr="t" fillcolor="#a0a0a0" stroked="f"/>
+        </w:pict>
+      </w:r>
+    </w:p>
+    <w:p>
+      <w:pPr>
+        <w:rPr>
+          <w:b/>
+          <w:bCs/>
+        </w:rPr>
+      </w:pPr>
+      <w:r>
+        <w:rPr>
+          <w:b/>
+          <w:bCs/>
+        </w:rPr>
+        <w:t>Insight 4: Shirt and Tie Have Strong Professional Wear Demand</w:t>
+      </w:r>
+    </w:p>
+    <w:p>
+      <w:r>
+        <w:t>Support: 12%</w:t>
+      </w:r>
+    </w:p>
+    <w:p>
+      <w:r>
+        <w:t>Confidence: 62%</w:t>
+      </w:r>
+    </w:p>
+    <w:p>
+      <w:r>
+        <w:t>Lift: 3.13</w:t>
+      </w:r>
+    </w:p>
+    <w:p>
+      <w:r>
+        <w:lastRenderedPageBreak/>
+        <w:t>Customers buying Shirts often purchase Ties as complementary products.</w:t>
+      </w:r>
+    </w:p>
+    <w:p>
+      <w:r>
+        <w:t>Business Recommendation:</w:t>
+      </w:r>
+    </w:p>
+    <w:p>
+      <w:pPr>
+        <w:numPr>
+          <w:ilvl w:val="0"/>
+          <w:numId w:val="26"/>
+        </w:numPr>
+      </w:pPr>
+      <w:r>
+        <w:t>Create formal wear packages.</w:t>
+      </w:r>
+    </w:p>
+    <w:p>
+      <w:pPr>
+        <w:numPr>
+          <w:ilvl w:val="0"/>
+          <w:numId w:val="26"/>
+        </w:numPr>
+      </w:pPr>
+      <w:r>
+        <w:t>Bundle Shirts, Ties, and Belts together.</w:t>
+      </w:r>
+    </w:p>
+    <w:p>
+      <w:pPr>
+        <w:numPr>
+          <w:ilvl w:val="0"/>
+          <w:numId w:val="26"/>
+        </w:numPr>
+      </w:pPr>
+      <w:r>
+        <w:t>Target office-going professionals with promotional campaigns.</w:t>
+      </w:r>
+    </w:p>
+    <w:p>
+      <w:r>
+        <w:t>Expected Benefit:</w:t>
+      </w:r>
+    </w:p>
+    <w:p>
+      <w:r>
+        <w:t>Increased sales in the formal wear category.</w:t>
+      </w:r>
+    </w:p>
+    <w:p>
+      <w:r>
+        <w:pict w14:anchorId="6832D734">
+          <v:rect id="_x0000_i1049" style="width:0;height:1.5pt" o:hralign="center" o:hrstd="t" o:hr="t" fillcolor="#a0a0a0" stroked="f"/>
+        </w:pict>
+      </w:r>
+    </w:p>
+    <w:p>
+      <w:pPr>
+        <w:rPr>
+          <w:b/>
+          <w:bCs/>
+        </w:rPr>
+      </w:pPr>
+      <w:r>
+        <w:rPr>
+          <w:b/>
+          <w:bCs/>
+        </w:rPr>
+        <w:t>Insight 5: Sneakers and Socks are Commonly Purchased Together</w:t>
+      </w:r>
+    </w:p>
+    <w:p>
+      <w:r>
+        <w:t>Support: 13%</w:t>
+      </w:r>
+    </w:p>
+    <w:p>
+      <w:r>
+        <w:t>Confidence: 63%</w:t>
+      </w:r>
+    </w:p>
+    <w:p>
+      <w:r>
+        <w:t>Lift: 3.12</w:t>
+      </w:r>
+    </w:p>
+    <w:p>
+      <w:r>
+        <w:t>Customers purchasing Sneakers frequently purchase Socks in the same transaction.</w:t>
+      </w:r>
+    </w:p>
+    <w:p>
+      <w:r>
+        <w:t>Business Recommendation:</w:t>
+      </w:r>
+    </w:p>
+    <w:p>
+      <w:pPr>
+        <w:numPr>
+          <w:ilvl w:val="0"/>
+          <w:numId w:val="27"/>
+        </w:numPr>
+      </w:pPr>
+      <w:r>
+        <w:t>Offer free or discounted Socks with Sneakers.</w:t>
+      </w:r>
+    </w:p>
+    <w:p>
+      <w:pPr>
+        <w:numPr>
+          <w:ilvl w:val="0"/>
+          <w:numId w:val="27"/>
+        </w:numPr>
+      </w:pPr>
+      <w:r>
+        <w:t>Display Socks near Footwear sections.</w:t>
+      </w:r>
+    </w:p>
+    <w:p>
+      <w:pPr>
+        <w:numPr>
+          <w:ilvl w:val="0"/>
+          <w:numId w:val="27"/>
+        </w:numPr>
+      </w:pPr>
+      <w:r>
+        <w:t>Use checkout recommendations on online platforms.</w:t>
+      </w:r>
+    </w:p>
+    <w:p>
+      <w:r>
+        <w:t>Expected Benefit:</w:t>
+      </w:r>
+    </w:p>
+    <w:p>
+      <w:r>
+        <w:t>Higher accessory sales and improved customer satisfaction.</w:t>
+      </w:r>
+    </w:p>
+    <w:p>
+      <w:r>
+        <w:pict w14:anchorId="0176C1C2">
+          <v:rect id="_x0000_i1050" style="width:0;height:1.5pt" o:hralign="center" o:hrstd="t" o:hr="t" fillcolor="#a0a0a0" stroked="f"/>
+        </w:pict>
+      </w:r>
+    </w:p>
+    <w:p>
+      <w:pPr>
+        <w:rPr>
+          <w:b/>
+          <w:bCs/>
+        </w:rPr>
+      </w:pPr>
+      <w:r>
+        <w:rPr>
+          <w:b/>
+          <w:bCs/>
+        </w:rPr>
+        <w:t>Insight 6: Dress and Handbag Show Strong Fashion Association</w:t>
+      </w:r>
+    </w:p>
+    <w:p>
+      <w:r>
+        <w:t>Support: 12%</w:t>
+      </w:r>
+    </w:p>
+    <w:p>
+      <w:r>
+        <w:t>Confidence: 61%</w:t>
+      </w:r>
+    </w:p>
+    <w:p>
+      <w:r>
+        <w:t>Lift: 2.96</w:t>
+      </w:r>
+    </w:p>
+    <w:p>
+      <w:r>
+        <w:t>Customers purchasing Dresses often purchase Handbags as complementary fashion accessories.</w:t>
+      </w:r>
+    </w:p>
+    <w:p>
+      <w:r>
+        <w:t>Business Recommendation:</w:t>
+      </w:r>
+    </w:p>
+    <w:p>
+      <w:pPr>
+        <w:numPr>
+          <w:ilvl w:val="0"/>
+          <w:numId w:val="28"/>
+        </w:numPr>
+      </w:pPr>
+      <w:r>
+        <w:t>Bundle Dresses with Handbags.</w:t>
+      </w:r>
+    </w:p>
+    <w:p>
+      <w:pPr>
+        <w:numPr>
+          <w:ilvl w:val="0"/>
+          <w:numId w:val="28"/>
+        </w:numPr>
+      </w:pPr>
+      <w:r>
+        <w:lastRenderedPageBreak/>
+        <w:t>Create complete outfit recommendations.</w:t>
+      </w:r>
+    </w:p>
+    <w:p>
+      <w:pPr>
+        <w:numPr>
+          <w:ilvl w:val="0"/>
+          <w:numId w:val="28"/>
+        </w:numPr>
+      </w:pPr>
+      <w:r>
+        <w:t>Use visual merchandising featuring both products together.</w:t>
+      </w:r>
+    </w:p>
+    <w:p>
+      <w:r>
+        <w:t>Expected Benefit:</w:t>
+      </w:r>
+    </w:p>
+    <w:p>
+      <w:r>
+        <w:t>Increased revenue from women's fashion products.</w:t>
+      </w:r>
+    </w:p>
+    <w:p>
+      <w:r>
+        <w:pict w14:anchorId="43F3D71D">
+          <v:rect id="_x0000_i1051" style="width:0;height:1.5pt" o:hralign="center" o:hrstd="t" o:hr="t" fillcolor="#a0a0a0" stroked="f"/>
+        </w:pict>
+      </w:r>
+    </w:p>
+    <w:p>
+      <w:pPr>
+        <w:rPr>
+          <w:b/>
+          <w:bCs/>
+        </w:rPr>
+      </w:pPr>
+      <w:r>
+        <w:rPr>
+          <w:b/>
+          <w:bCs/>
+        </w:rPr>
+        <w:t>Overall Business Findings</w:t>
+      </w:r>
+    </w:p>
+    <w:p>
+      <w:r>
+        <w:t>The analysis revealed strong complementary purchasing behaviour among customers. Most associated products belong to related categories and are naturally used together. The high lift values indicate that these combinations occur significantly more frequently than random chance.</w:t>
+      </w:r>
+    </w:p>
+    <w:p>
+      <w:r>
+        <w:t>The retailer can improve sales performance through:</w:t>
+      </w:r>
+    </w:p>
+    <w:p>
+      <w:pPr>
+        <w:numPr>
+          <w:ilvl w:val="0"/>
+          <w:numId w:val="29"/>
+        </w:numPr>
+      </w:pPr>
+      <w:r>
+        <w:t>Product Bundling</w:t>
+      </w:r>
+    </w:p>
+    <w:p>
+      <w:pPr>
+        <w:numPr>
+          <w:ilvl w:val="0"/>
+          <w:numId w:val="29"/>
+        </w:numPr>
+      </w:pPr>
+      <w:r>
+        <w:t>Cross-Selling</w:t>
+      </w:r>
+    </w:p>
+    <w:p>
+      <w:pPr>
+        <w:numPr>
+          <w:ilvl w:val="0"/>
+          <w:numId w:val="29"/>
+        </w:numPr>
+      </w:pPr>
+      <w:r>
+        <w:t>Recommendation Systems</w:t>
+      </w:r>
+    </w:p>
+    <w:p>
+      <w:pPr>
+        <w:numPr>
+          <w:ilvl w:val="0"/>
+          <w:numId w:val="29"/>
+        </w:numPr>
+      </w:pPr>
+      <w:r>
+        <w:t>Store Layout Optimization</w:t>
+      </w:r>
+    </w:p>
+    <w:p>
+      <w:pPr>
+        <w:numPr>
+          <w:ilvl w:val="0"/>
+          <w:numId w:val="29"/>
+        </w:numPr>
+      </w:pPr>
+      <w:r>
+        <w:t>Targeted Promotional Campaigns</w:t>
+      </w:r>
+    </w:p>
+    <w:p>
+      <w:r>
+        <w:t>Implementing these strategies can increase average transaction value, improve customer experience, and enhance overall retail profitability.</w:t>
+      </w:r>
+    </w:p>
+    <w:p>
+      <w:r>
+        <w:pict w14:anchorId="07F68450">
+          <v:rect id="_x0000_i1052" style="width:0;height:1.5pt" o:hralign="center" o:hrstd="t" o:hr="t" fillcolor="#a0a0a0" stroked="f"/>
         </w:pict>
       </w:r>
     </w:p>
@@ -4228,7 +3770,7 @@
     <w:p>
       <w:r>
         <w:pict w14:anchorId="1905DD50">
-          <v:rect id="_x0000_i2016" style="width:0;height:1.5pt" o:hralign="center" o:hrstd="t" o:hr="t" fillcolor="#a0a0a0" stroked="f"/>
+          <v:rect id="_x0000_i1057" style="width:0;height:1.5pt" o:hralign="center" o:hrstd="t" o:hr="t" fillcolor="#a0a0a0" stroked="f"/>
         </w:pict>
       </w:r>
     </w:p>
@@ -4244,6 +3786,7 @@
           <w:b/>
           <w:bCs/>
         </w:rPr>
+        <w:lastRenderedPageBreak/>
         <w:t>Business Conclusion</w:t>
       </w:r>
     </w:p>
@@ -10423,6 +9966,7 @@
   <w:style w:type="character" w:default="1" w:styleId="DefaultParagraphFont">
     <w:name w:val="Default Paragraph Font"/>
     <w:uiPriority w:val="1"/>
+    <w:semiHidden/>
     <w:unhideWhenUsed/>
   </w:style>
   <w:style w:type="table" w:default="1" w:styleId="TableNormal">

--- a/Documentation/clothing.docx
+++ b/Documentation/clothing.docx
@@ -4,6 +4,29 @@
   <w:body>
     <w:p>
       <w:pPr>
+        <w:jc w:val="center"/>
+        <w:rPr>
+          <w:b/>
+          <w:bCs/>
+          <w:sz w:val="144"/>
+          <w:szCs w:val="144"/>
+          <w:u w:val="single"/>
+        </w:rPr>
+      </w:pPr>
+      <w:r>
+        <w:rPr>
+          <w:b/>
+          <w:bCs/>
+          <w:sz w:val="144"/>
+          <w:szCs w:val="144"/>
+          <w:u w:val="single"/>
+        </w:rPr>
+        <w:t>DATA MINING REPORT</w:t>
+      </w:r>
+    </w:p>
+    <w:p>
+      <w:pPr>
+        <w:jc w:val="center"/>
         <w:rPr>
           <w:b/>
           <w:bCs/>
@@ -98,6 +121,7 @@
         </w:numPr>
       </w:pPr>
       <w:r>
+        <w:lastRenderedPageBreak/>
         <w:t>Outlier Detection</w:t>
       </w:r>
     </w:p>
@@ -170,20 +194,11 @@
           <w:bCs/>
         </w:rPr>
       </w:pPr>
-    </w:p>
-    <w:p>
-      <w:pPr>
-        <w:rPr>
-          <w:b/>
-          <w:bCs/>
-        </w:rPr>
-      </w:pPr>
-      <w:r>
-        <w:rPr>
-          <w:b/>
-          <w:bCs/>
-        </w:rPr>
-        <w:lastRenderedPageBreak/>
+      <w:r>
+        <w:rPr>
+          <w:b/>
+          <w:bCs/>
+        </w:rPr>
         <w:t>2. Dataset Description</w:t>
       </w:r>
     </w:p>
@@ -292,9 +307,11 @@
             <w:hideMark/>
           </w:tcPr>
           <w:p>
+            <w:proofErr w:type="spellStart"/>
             <w:r>
               <w:t>TransactionID</w:t>
             </w:r>
+            <w:proofErr w:type="spellEnd"/>
           </w:p>
         </w:tc>
         <w:tc>
@@ -322,9 +339,11 @@
             <w:hideMark/>
           </w:tcPr>
           <w:p>
+            <w:proofErr w:type="spellStart"/>
             <w:r>
               <w:t>CustomerID</w:t>
             </w:r>
+            <w:proofErr w:type="spellEnd"/>
           </w:p>
         </w:tc>
         <w:tc>
@@ -352,9 +371,11 @@
             <w:hideMark/>
           </w:tcPr>
           <w:p>
+            <w:proofErr w:type="spellStart"/>
             <w:r>
               <w:t>PurchaseDate</w:t>
             </w:r>
+            <w:proofErr w:type="spellEnd"/>
           </w:p>
         </w:tc>
         <w:tc>
@@ -472,9 +493,11 @@
             <w:hideMark/>
           </w:tcPr>
           <w:p>
+            <w:proofErr w:type="spellStart"/>
             <w:r>
               <w:t>UnitPrice</w:t>
             </w:r>
+            <w:proofErr w:type="spellEnd"/>
           </w:p>
         </w:tc>
         <w:tc>
@@ -606,6 +629,7 @@
           <w:b/>
           <w:bCs/>
         </w:rPr>
+        <w:lastRenderedPageBreak/>
         <w:t>3. Data Preprocessing</w:t>
       </w:r>
     </w:p>
@@ -662,160 +686,165 @@
         </w:numPr>
       </w:pPr>
       <w:r>
+        <w:t>Product</w:t>
+      </w:r>
+    </w:p>
+    <w:p>
+      <w:pPr>
+        <w:numPr>
+          <w:ilvl w:val="0"/>
+          <w:numId w:val="2"/>
+        </w:numPr>
+      </w:pPr>
+      <w:r>
+        <w:t>Category</w:t>
+      </w:r>
+    </w:p>
+    <w:p>
+      <w:pPr>
+        <w:numPr>
+          <w:ilvl w:val="0"/>
+          <w:numId w:val="2"/>
+        </w:numPr>
+      </w:pPr>
+      <w:r>
+        <w:t>City</w:t>
+      </w:r>
+    </w:p>
+    <w:p>
+      <w:pPr>
+        <w:numPr>
+          <w:ilvl w:val="0"/>
+          <w:numId w:val="2"/>
+        </w:numPr>
+      </w:pPr>
+      <w:r>
+        <w:t>Gender</w:t>
+      </w:r>
+    </w:p>
+    <w:p>
+      <w:r>
+        <w:t>Example:</w:t>
+      </w:r>
+    </w:p>
+    <w:p>
+      <w:r>
+        <w:t>"Mumbai " → "Mumbai"</w:t>
+      </w:r>
+    </w:p>
+    <w:p>
+      <w:r>
+        <w:t>" Jeans" → "Jeans"</w:t>
+      </w:r>
+    </w:p>
+    <w:p>
+      <w:pPr>
+        <w:rPr>
+          <w:b/>
+          <w:bCs/>
+        </w:rPr>
+      </w:pPr>
+      <w:r>
+        <w:rPr>
+          <w:b/>
+          <w:bCs/>
+        </w:rPr>
+        <w:t>Standardization of Capitalization</w:t>
+      </w:r>
+    </w:p>
+    <w:p>
+      <w:r>
+        <w:t>Text values were standardized to maintain consistency.</w:t>
+      </w:r>
+    </w:p>
+    <w:p>
+      <w:r>
+        <w:t>Examples:</w:t>
+      </w:r>
+    </w:p>
+    <w:p>
+      <w:proofErr w:type="spellStart"/>
+      <w:r>
+        <w:t>mumbai</w:t>
+      </w:r>
+      <w:proofErr w:type="spellEnd"/>
+      <w:r>
+        <w:t xml:space="preserve"> → Mumbai</w:t>
+      </w:r>
+    </w:p>
+    <w:p>
+      <w:r>
+        <w:t>MUMBAI → Mumbai</w:t>
+      </w:r>
+    </w:p>
+    <w:p>
+      <w:r>
+        <w:t>female → Female</w:t>
+      </w:r>
+    </w:p>
+    <w:p>
+      <w:r>
+        <w:t>MALE → Male</w:t>
+      </w:r>
+    </w:p>
+    <w:p>
+      <w:pPr>
+        <w:rPr>
+          <w:b/>
+          <w:bCs/>
+        </w:rPr>
+      </w:pPr>
+      <w:r>
+        <w:rPr>
+          <w:b/>
+          <w:bCs/>
+        </w:rPr>
+        <w:t>Value Replacement</w:t>
+      </w:r>
+    </w:p>
+    <w:p>
+      <w:r>
+        <w:t>Inconsistent categorical values were corrected.</w:t>
+      </w:r>
+    </w:p>
+    <w:p>
+      <w:r>
+        <w:t>Examples:</w:t>
+      </w:r>
+    </w:p>
+    <w:p>
+      <w:r>
+        <w:t>M → Male</w:t>
+      </w:r>
+    </w:p>
+    <w:p>
+      <w:r>
+        <w:t>F → Female</w:t>
+      </w:r>
+    </w:p>
+    <w:p>
+      <w:pPr>
+        <w:rPr>
+          <w:b/>
+          <w:bCs/>
+        </w:rPr>
+      </w:pPr>
+      <w:r>
+        <w:rPr>
+          <w:b/>
+          <w:bCs/>
+        </w:rPr>
+        <w:t>Duplicate Record Handling</w:t>
+      </w:r>
+    </w:p>
+    <w:p>
+      <w:r>
+        <w:t>Duplicate entries were identified and removed to improve data quality.</w:t>
+      </w:r>
+    </w:p>
+    <w:p>
+      <w:r>
         <w:lastRenderedPageBreak/>
-        <w:t>Product</w:t>
-      </w:r>
-    </w:p>
-    <w:p>
-      <w:pPr>
-        <w:numPr>
-          <w:ilvl w:val="0"/>
-          <w:numId w:val="2"/>
-        </w:numPr>
-      </w:pPr>
-      <w:r>
-        <w:t>Category</w:t>
-      </w:r>
-    </w:p>
-    <w:p>
-      <w:pPr>
-        <w:numPr>
-          <w:ilvl w:val="0"/>
-          <w:numId w:val="2"/>
-        </w:numPr>
-      </w:pPr>
-      <w:r>
-        <w:t>City</w:t>
-      </w:r>
-    </w:p>
-    <w:p>
-      <w:pPr>
-        <w:numPr>
-          <w:ilvl w:val="0"/>
-          <w:numId w:val="2"/>
-        </w:numPr>
-      </w:pPr>
-      <w:r>
-        <w:t>Gender</w:t>
-      </w:r>
-    </w:p>
-    <w:p>
-      <w:r>
-        <w:t>Example:</w:t>
-      </w:r>
-    </w:p>
-    <w:p>
-      <w:r>
-        <w:t>"Mumbai " → "Mumbai"</w:t>
-      </w:r>
-    </w:p>
-    <w:p>
-      <w:r>
-        <w:t>" Jeans" → "Jeans"</w:t>
-      </w:r>
-    </w:p>
-    <w:p>
-      <w:pPr>
-        <w:rPr>
-          <w:b/>
-          <w:bCs/>
-        </w:rPr>
-      </w:pPr>
-      <w:r>
-        <w:rPr>
-          <w:b/>
-          <w:bCs/>
-        </w:rPr>
-        <w:t>Standardization of Capitalization</w:t>
-      </w:r>
-    </w:p>
-    <w:p>
-      <w:r>
-        <w:t>Text values were standardized to maintain consistency.</w:t>
-      </w:r>
-    </w:p>
-    <w:p>
-      <w:r>
-        <w:t>Examples:</w:t>
-      </w:r>
-    </w:p>
-    <w:p>
-      <w:r>
-        <w:t>mumbai → Mumbai</w:t>
-      </w:r>
-    </w:p>
-    <w:p>
-      <w:r>
-        <w:t>MUMBAI → Mumbai</w:t>
-      </w:r>
-    </w:p>
-    <w:p>
-      <w:r>
-        <w:t>female → Female</w:t>
-      </w:r>
-    </w:p>
-    <w:p>
-      <w:r>
-        <w:t>MALE → Male</w:t>
-      </w:r>
-    </w:p>
-    <w:p>
-      <w:pPr>
-        <w:rPr>
-          <w:b/>
-          <w:bCs/>
-        </w:rPr>
-      </w:pPr>
-      <w:r>
-        <w:rPr>
-          <w:b/>
-          <w:bCs/>
-        </w:rPr>
-        <w:t>Value Replacement</w:t>
-      </w:r>
-    </w:p>
-    <w:p>
-      <w:r>
-        <w:t>Inconsistent categorical values were corrected.</w:t>
-      </w:r>
-    </w:p>
-    <w:p>
-      <w:r>
-        <w:t>Examples:</w:t>
-      </w:r>
-    </w:p>
-    <w:p>
-      <w:r>
-        <w:t>M → Male</w:t>
-      </w:r>
-    </w:p>
-    <w:p>
-      <w:r>
-        <w:t>F → Female</w:t>
-      </w:r>
-    </w:p>
-    <w:p>
-      <w:pPr>
-        <w:rPr>
-          <w:b/>
-          <w:bCs/>
-        </w:rPr>
-      </w:pPr>
-      <w:r>
-        <w:rPr>
-          <w:b/>
-          <w:bCs/>
-        </w:rPr>
-        <w:t>Duplicate Record Handling</w:t>
-      </w:r>
-    </w:p>
-    <w:p>
-      <w:r>
-        <w:t>Duplicate entries were identified and removed to improve data quality.</w:t>
-      </w:r>
-    </w:p>
-    <w:p>
-      <w:r>
         <w:pict w14:anchorId="62A52F3A">
           <v:rect id="_x0000_i1028" style="width:0;height:1.5pt" o:hralign="center" o:hrstd="t" o:hr="t" fillcolor="#a0a0a0" stroked="f"/>
         </w:pict>
@@ -868,8 +897,13 @@
           <w:numId w:val="3"/>
         </w:numPr>
       </w:pPr>
-      <w:r>
-        <w:t>head()</w:t>
+      <w:proofErr w:type="gramStart"/>
+      <w:r>
+        <w:t>head(</w:t>
+      </w:r>
+      <w:proofErr w:type="gramEnd"/>
+      <w:r>
+        <w:t>)</w:t>
       </w:r>
     </w:p>
     <w:p>
@@ -879,9 +913,11 @@
           <w:numId w:val="3"/>
         </w:numPr>
       </w:pPr>
+      <w:proofErr w:type="spellStart"/>
       <w:r>
         <w:t>dtypes</w:t>
       </w:r>
+      <w:proofErr w:type="spellEnd"/>
     </w:p>
     <w:p>
       <w:pPr>
@@ -890,9 +926,13 @@
           <w:numId w:val="3"/>
         </w:numPr>
       </w:pPr>
-      <w:r>
-        <w:lastRenderedPageBreak/>
-        <w:t>describe()</w:t>
+      <w:proofErr w:type="gramStart"/>
+      <w:r>
+        <w:t>describe(</w:t>
+      </w:r>
+      <w:proofErr w:type="gramEnd"/>
+      <w:r>
+        <w:t>)</w:t>
       </w:r>
     </w:p>
     <w:p>
@@ -902,8 +942,21 @@
           <w:numId w:val="3"/>
         </w:numPr>
       </w:pPr>
-      <w:r>
-        <w:t>isna().sum()</w:t>
+      <w:proofErr w:type="spellStart"/>
+      <w:r>
+        <w:t>isna</w:t>
+      </w:r>
+      <w:proofErr w:type="spellEnd"/>
+      <w:r>
+        <w:t>(</w:t>
+      </w:r>
+      <w:proofErr w:type="gramStart"/>
+      <w:r>
+        <w:t>).sum</w:t>
+      </w:r>
+      <w:proofErr w:type="gramEnd"/>
+      <w:r>
+        <w:t>()</w:t>
       </w:r>
     </w:p>
     <w:p>
@@ -935,7 +988,23 @@
     </w:p>
     <w:p>
       <w:r>
-        <w:t>The PurchaseDate column contained multiple date formats.</w:t>
+        <w:t xml:space="preserve">The </w:t>
+      </w:r>
+      <w:proofErr w:type="spellStart"/>
+      <w:r>
+        <w:t>PurchaseDate</w:t>
+      </w:r>
+      <w:proofErr w:type="spellEnd"/>
+      <w:r>
+        <w:t xml:space="preserve"> column contained multiple </w:t>
+      </w:r>
+      <w:proofErr w:type="spellStart"/>
+      <w:r>
+        <w:t>date</w:t>
+      </w:r>
+      <w:proofErr w:type="spellEnd"/>
+      <w:r>
+        <w:t xml:space="preserve"> formats.</w:t>
       </w:r>
     </w:p>
     <w:p>
@@ -1019,6 +1088,7 @@
           <w:bCs/>
         </w:rPr>
       </w:pPr>
+      <w:proofErr w:type="spellStart"/>
       <w:r>
         <w:rPr>
           <w:b/>
@@ -1026,6 +1096,7 @@
         </w:rPr>
         <w:t>UnitPrice</w:t>
       </w:r>
+      <w:proofErr w:type="spellEnd"/>
     </w:p>
     <w:p>
       <w:r>
@@ -1074,6 +1145,7 @@
     </w:p>
     <w:p>
       <w:r>
+        <w:lastRenderedPageBreak/>
         <w:t>Additional business logic was applied:</w:t>
       </w:r>
     </w:p>
@@ -1096,44 +1168,11 @@
           <w:bCs/>
         </w:rPr>
       </w:pPr>
-    </w:p>
-    <w:p>
-      <w:pPr>
-        <w:rPr>
-          <w:b/>
-          <w:bCs/>
-        </w:rPr>
-      </w:pPr>
-    </w:p>
-    <w:p>
-      <w:pPr>
-        <w:rPr>
-          <w:b/>
-          <w:bCs/>
-        </w:rPr>
-      </w:pPr>
-    </w:p>
-    <w:p>
-      <w:pPr>
-        <w:rPr>
-          <w:b/>
-          <w:bCs/>
-        </w:rPr>
-      </w:pPr>
-    </w:p>
-    <w:p>
-      <w:pPr>
-        <w:rPr>
-          <w:b/>
-          <w:bCs/>
-        </w:rPr>
-      </w:pPr>
-      <w:r>
-        <w:rPr>
-          <w:b/>
-          <w:bCs/>
-        </w:rPr>
-        <w:lastRenderedPageBreak/>
+      <w:r>
+        <w:rPr>
+          <w:b/>
+          <w:bCs/>
+        </w:rPr>
         <w:t>4. Outlier Detection</w:t>
       </w:r>
     </w:p>
@@ -1165,9 +1204,11 @@
           <w:numId w:val="5"/>
         </w:numPr>
       </w:pPr>
+      <w:proofErr w:type="spellStart"/>
       <w:r>
         <w:t>UnitPrice</w:t>
       </w:r>
+      <w:proofErr w:type="spellEnd"/>
     </w:p>
     <w:p>
       <w:pPr>
@@ -1311,11 +1352,94 @@
       <w:pPr>
         <w:numPr>
           <w:ilvl w:val="0"/>
+          <w:numId w:val="7"/>
+        </w:numPr>
+      </w:pPr>
+      <w:r>
+        <w:t>Quantity</w:t>
+      </w:r>
+    </w:p>
+    <w:p>
+      <w:pPr>
+        <w:numPr>
+          <w:ilvl w:val="0"/>
+          <w:numId w:val="7"/>
+        </w:numPr>
+      </w:pPr>
+      <w:proofErr w:type="spellStart"/>
+      <w:r>
+        <w:t>UnitPrice</w:t>
+      </w:r>
+      <w:proofErr w:type="spellEnd"/>
+    </w:p>
+    <w:p>
+      <w:pPr>
+        <w:numPr>
+          <w:ilvl w:val="0"/>
+          <w:numId w:val="7"/>
+        </w:numPr>
+      </w:pPr>
+      <w:r>
+        <w:t>Age</w:t>
+      </w:r>
+    </w:p>
+    <w:p>
+      <w:r>
+        <w:t>Formula:</w:t>
+      </w:r>
+    </w:p>
+    <w:p>
+      <w:r>
+        <w:lastRenderedPageBreak/>
+        <w:t>Normalized Value = (Value − Minimum) / (Maximum − Minimum)</w:t>
+      </w:r>
+    </w:p>
+    <w:p>
+      <w:r>
+        <w:t>Normalization ensures that all variables contribute equally during clustering.</w:t>
+      </w:r>
+    </w:p>
+    <w:p>
+      <w:r>
+        <w:pict w14:anchorId="64487E48">
+          <v:rect id="_x0000_i1033" style="width:0;height:1.5pt" o:hralign="center" o:hrstd="t" o:hr="t" fillcolor="#a0a0a0" stroked="f"/>
+        </w:pict>
+      </w:r>
+    </w:p>
+    <w:p>
+      <w:pPr>
+        <w:rPr>
+          <w:b/>
+          <w:bCs/>
+        </w:rPr>
+      </w:pPr>
+      <w:r>
+        <w:rPr>
+          <w:b/>
+          <w:bCs/>
+        </w:rPr>
+        <w:t>6. Product Analysis</w:t>
+      </w:r>
+    </w:p>
+    <w:p>
+      <w:r>
+        <w:t>Product analysis was performed to understand purchasing behaviour.</w:t>
+      </w:r>
+    </w:p>
+    <w:p>
+      <w:r>
+        <w:t>The following were analyzed:</w:t>
+      </w:r>
+    </w:p>
+    <w:p>
+      <w:pPr>
+        <w:numPr>
+          <w:ilvl w:val="0"/>
           <w:numId w:val="8"/>
         </w:numPr>
       </w:pPr>
       <w:r>
-        <w:t>Quantity</w:t>
+        <w:t>Number of unique products</w:t>
       </w:r>
     </w:p>
     <w:p>
@@ -1326,7 +1450,7 @@
         </w:numPr>
       </w:pPr>
       <w:r>
-        <w:t>UnitPrice</w:t>
+        <w:t>Product frequency</w:t>
       </w:r>
     </w:p>
     <w:p>
@@ -1337,27 +1461,43 @@
         </w:numPr>
       </w:pPr>
       <w:r>
-        <w:t>Age</w:t>
-      </w:r>
-    </w:p>
-    <w:p>
-      <w:r>
-        <w:t>Formula:</w:t>
-      </w:r>
-    </w:p>
-    <w:p>
-      <w:r>
-        <w:t>Normalized Value = (Value − Minimum) / (Maximum − Minimum)</w:t>
-      </w:r>
-    </w:p>
-    <w:p>
-      <w:r>
-        <w:t>Normalization ensures that all variables contribute equally during clustering.</w:t>
-      </w:r>
-    </w:p>
-    <w:p>
-      <w:r>
-        <w:pict w14:anchorId="64487E48">
+        <w:t>Products purchased by each customer</w:t>
+      </w:r>
+    </w:p>
+    <w:p>
+      <w:pPr>
+        <w:numPr>
+          <w:ilvl w:val="0"/>
+          <w:numId w:val="8"/>
+        </w:numPr>
+      </w:pPr>
+      <w:r>
+        <w:t>Product purchasing patterns</w:t>
+      </w:r>
+    </w:p>
+    <w:p>
+      <w:pPr>
+        <w:rPr>
+          <w:b/>
+          <w:bCs/>
+        </w:rPr>
+      </w:pPr>
+      <w:r>
+        <w:rPr>
+          <w:b/>
+          <w:bCs/>
+        </w:rPr>
+        <w:t>Observation</w:t>
+      </w:r>
+    </w:p>
+    <w:p>
+      <w:r>
+        <w:t>The dataset contains multiple product categories with varying purchase frequencies, indicating diverse customer preferences.</w:t>
+      </w:r>
+    </w:p>
+    <w:p>
+      <w:r>
+        <w:pict w14:anchorId="4C216D71">
           <v:rect id="_x0000_i1034" style="width:0;height:1.5pt" o:hralign="center" o:hrstd="t" o:hr="t" fillcolor="#a0a0a0" stroked="f"/>
         </w:pict>
       </w:r>
@@ -1374,18 +1514,35 @@
           <w:b/>
           <w:bCs/>
         </w:rPr>
-        <w:lastRenderedPageBreak/>
-        <w:t>6. Product Analysis</w:t>
-      </w:r>
-    </w:p>
-    <w:p>
-      <w:r>
-        <w:t>Product analysis was performed to understand purchasing behaviour.</w:t>
-      </w:r>
-    </w:p>
-    <w:p>
-      <w:r>
-        <w:t>The following were analyzed:</w:t>
+        <w:t>7. Market Basket Analysis</w:t>
+      </w:r>
+    </w:p>
+    <w:p>
+      <w:r>
+        <w:t>Market Basket Analysis was performed to identify products frequently purchased together.</w:t>
+      </w:r>
+    </w:p>
+    <w:p>
+      <w:r>
+        <w:t xml:space="preserve">Products were grouped using </w:t>
+      </w:r>
+      <w:proofErr w:type="spellStart"/>
+      <w:r>
+        <w:t>TransactionID</w:t>
+      </w:r>
+      <w:proofErr w:type="spellEnd"/>
+      <w:r>
+        <w:t xml:space="preserve"> to form transaction baskets.</w:t>
+      </w:r>
+    </w:p>
+    <w:p>
+      <w:r>
+        <w:t>Example:</w:t>
+      </w:r>
+    </w:p>
+    <w:p>
+      <w:r>
+        <w:t>Transaction 101:</w:t>
       </w:r>
     </w:p>
     <w:p>
@@ -1396,7 +1553,7 @@
         </w:numPr>
       </w:pPr>
       <w:r>
-        <w:t>Number of unique products</w:t>
+        <w:t>Jeans</w:t>
       </w:r>
     </w:p>
     <w:p>
@@ -1407,54 +1564,52 @@
         </w:numPr>
       </w:pPr>
       <w:r>
-        <w:t>Product frequency</w:t>
-      </w:r>
-    </w:p>
-    <w:p>
-      <w:pPr>
-        <w:numPr>
-          <w:ilvl w:val="0"/>
-          <w:numId w:val="9"/>
-        </w:numPr>
-      </w:pPr>
-      <w:r>
-        <w:t>Products purchased by each customer</w:t>
-      </w:r>
-    </w:p>
-    <w:p>
-      <w:pPr>
-        <w:numPr>
-          <w:ilvl w:val="0"/>
-          <w:numId w:val="9"/>
-        </w:numPr>
-      </w:pPr>
-      <w:r>
-        <w:t>Product purchasing patterns</w:t>
-      </w:r>
-    </w:p>
-    <w:p>
-      <w:pPr>
-        <w:rPr>
-          <w:b/>
-          <w:bCs/>
-        </w:rPr>
-      </w:pPr>
-      <w:r>
-        <w:rPr>
-          <w:b/>
-          <w:bCs/>
-        </w:rPr>
-        <w:t>Observation</w:t>
-      </w:r>
-    </w:p>
-    <w:p>
-      <w:r>
-        <w:t>The dataset contains multiple product categories with varying purchase frequencies, indicating diverse customer preferences.</w:t>
-      </w:r>
-    </w:p>
-    <w:p>
-      <w:r>
-        <w:pict w14:anchorId="4C216D71">
+        <w:t>Belt</w:t>
+      </w:r>
+    </w:p>
+    <w:p>
+      <w:r>
+        <w:t>Transaction 102:</w:t>
+      </w:r>
+    </w:p>
+    <w:p>
+      <w:pPr>
+        <w:numPr>
+          <w:ilvl w:val="0"/>
+          <w:numId w:val="10"/>
+        </w:numPr>
+      </w:pPr>
+      <w:r>
+        <w:t>Dress</w:t>
+      </w:r>
+    </w:p>
+    <w:p>
+      <w:pPr>
+        <w:numPr>
+          <w:ilvl w:val="0"/>
+          <w:numId w:val="10"/>
+        </w:numPr>
+      </w:pPr>
+      <w:r>
+        <w:t>Handbag</w:t>
+      </w:r>
+    </w:p>
+    <w:p>
+      <w:r>
+        <w:t xml:space="preserve">Using </w:t>
+      </w:r>
+      <w:proofErr w:type="spellStart"/>
+      <w:r>
+        <w:t>TransactionID</w:t>
+      </w:r>
+      <w:proofErr w:type="spellEnd"/>
+      <w:r>
+        <w:t xml:space="preserve"> ensures that only products purchased together within the same transaction are analyzed.</w:t>
+      </w:r>
+    </w:p>
+    <w:p>
+      <w:r>
+        <w:pict w14:anchorId="3970675C">
           <v:rect id="_x0000_i1035" style="width:0;height:1.5pt" o:hralign="center" o:hrstd="t" o:hr="t" fillcolor="#a0a0a0" stroked="f"/>
         </w:pict>
       </w:r>
@@ -1466,113 +1621,31 @@
           <w:bCs/>
         </w:rPr>
       </w:pPr>
-      <w:r>
-        <w:rPr>
-          <w:b/>
-          <w:bCs/>
-        </w:rPr>
-        <w:t>7. Market Basket Analysis</w:t>
-      </w:r>
-    </w:p>
-    <w:p>
-      <w:r>
-        <w:t>Market Basket Analysis was performed to identify products frequently purchased together.</w:t>
-      </w:r>
-    </w:p>
-    <w:p>
-      <w:r>
-        <w:t>Products were grouped using TransactionID to form transaction baskets.</w:t>
-      </w:r>
-    </w:p>
-    <w:p>
-      <w:r>
-        <w:t>Example:</w:t>
-      </w:r>
-    </w:p>
-    <w:p>
-      <w:r>
-        <w:t>Transaction 101:</w:t>
-      </w:r>
-    </w:p>
-    <w:p>
-      <w:pPr>
-        <w:numPr>
-          <w:ilvl w:val="0"/>
-          <w:numId w:val="10"/>
-        </w:numPr>
-      </w:pPr>
-      <w:r>
-        <w:t>Jeans</w:t>
-      </w:r>
-    </w:p>
-    <w:p>
-      <w:pPr>
-        <w:numPr>
-          <w:ilvl w:val="0"/>
-          <w:numId w:val="10"/>
-        </w:numPr>
-      </w:pPr>
-      <w:r>
-        <w:t>Belt</w:t>
-      </w:r>
-    </w:p>
-    <w:p>
-      <w:r>
-        <w:t>Transaction 102:</w:t>
-      </w:r>
-    </w:p>
-    <w:p>
-      <w:pPr>
-        <w:numPr>
-          <w:ilvl w:val="0"/>
-          <w:numId w:val="11"/>
-        </w:numPr>
-      </w:pPr>
-      <w:r>
-        <w:t>Dress</w:t>
-      </w:r>
-    </w:p>
-    <w:p>
-      <w:pPr>
-        <w:numPr>
-          <w:ilvl w:val="0"/>
-          <w:numId w:val="11"/>
-        </w:numPr>
-      </w:pPr>
-      <w:r>
-        <w:t>Handbag</w:t>
-      </w:r>
-    </w:p>
-    <w:p>
-      <w:r>
-        <w:t>Using TransactionID ensures that only products purchased together within the same transaction are analyzed.</w:t>
-      </w:r>
-    </w:p>
-    <w:p>
-      <w:r>
-        <w:pict w14:anchorId="3970675C">
-          <v:rect id="_x0000_i1036" style="width:0;height:1.5pt" o:hralign="center" o:hrstd="t" o:hr="t" fillcolor="#a0a0a0" stroked="f"/>
-        </w:pict>
-      </w:r>
-    </w:p>
-    <w:p>
-      <w:pPr>
-        <w:rPr>
-          <w:b/>
-          <w:bCs/>
-        </w:rPr>
-      </w:pPr>
-      <w:r>
-        <w:rPr>
-          <w:b/>
-          <w:bCs/>
-        </w:rPr>
+    </w:p>
+    <w:p>
+      <w:pPr>
+        <w:rPr>
+          <w:b/>
+          <w:bCs/>
+        </w:rPr>
+      </w:pPr>
+      <w:r>
+        <w:rPr>
+          <w:b/>
+          <w:bCs/>
+        </w:rPr>
+        <w:lastRenderedPageBreak/>
         <w:t>8. Transaction Encoding</w:t>
       </w:r>
     </w:p>
     <w:p>
-      <w:r>
-        <w:t>TransactionEncoder was used to convert transaction baskets into binary format.</w:t>
+      <w:proofErr w:type="spellStart"/>
+      <w:r>
+        <w:t>TransactionEncoder</w:t>
+      </w:r>
+      <w:proofErr w:type="spellEnd"/>
+      <w:r>
+        <w:t xml:space="preserve"> was used to convert transaction baskets into binary format.</w:t>
       </w:r>
     </w:p>
     <w:p>
@@ -1621,7 +1694,6 @@
                 <w:b/>
                 <w:bCs/>
               </w:rPr>
-              <w:lastRenderedPageBreak/>
               <w:t>Transaction</w:t>
             </w:r>
           </w:p>
@@ -1808,6 +1880,119 @@
     <w:p>
       <w:r>
         <w:pict w14:anchorId="283A1010">
+          <v:rect id="_x0000_i1036" style="width:0;height:1.5pt" o:hralign="center" o:hrstd="t" o:hr="t" fillcolor="#a0a0a0" stroked="f"/>
+        </w:pict>
+      </w:r>
+    </w:p>
+    <w:p>
+      <w:pPr>
+        <w:rPr>
+          <w:b/>
+          <w:bCs/>
+        </w:rPr>
+      </w:pPr>
+      <w:r>
+        <w:rPr>
+          <w:b/>
+          <w:bCs/>
+        </w:rPr>
+        <w:t>9. Frequent Pattern Mining using FP-Growth</w:t>
+      </w:r>
+    </w:p>
+    <w:p>
+      <w:r>
+        <w:t>The FP-Growth algorithm was used to identify frequently occurring product combinations.</w:t>
+      </w:r>
+    </w:p>
+    <w:p>
+      <w:pPr>
+        <w:rPr>
+          <w:b/>
+          <w:bCs/>
+        </w:rPr>
+      </w:pPr>
+      <w:r>
+        <w:rPr>
+          <w:b/>
+          <w:bCs/>
+        </w:rPr>
+        <w:t>Parameters</w:t>
+      </w:r>
+    </w:p>
+    <w:p>
+      <w:r>
+        <w:t>Minimum Support = 0.05</w:t>
+      </w:r>
+    </w:p>
+    <w:p>
+      <w:pPr>
+        <w:rPr>
+          <w:b/>
+          <w:bCs/>
+        </w:rPr>
+      </w:pPr>
+      <w:r>
+        <w:rPr>
+          <w:b/>
+          <w:bCs/>
+        </w:rPr>
+        <w:t>Purpose</w:t>
+      </w:r>
+    </w:p>
+    <w:p>
+      <w:pPr>
+        <w:numPr>
+          <w:ilvl w:val="0"/>
+          <w:numId w:val="11"/>
+        </w:numPr>
+      </w:pPr>
+      <w:r>
+        <w:t xml:space="preserve">Discover frequent </w:t>
+      </w:r>
+      <w:proofErr w:type="spellStart"/>
+      <w:r>
+        <w:t>itemsets</w:t>
+      </w:r>
+      <w:proofErr w:type="spellEnd"/>
+    </w:p>
+    <w:p>
+      <w:pPr>
+        <w:numPr>
+          <w:ilvl w:val="0"/>
+          <w:numId w:val="11"/>
+        </w:numPr>
+      </w:pPr>
+      <w:r>
+        <w:t>Identify common purchasing patterns</w:t>
+      </w:r>
+    </w:p>
+    <w:p>
+      <w:pPr>
+        <w:numPr>
+          <w:ilvl w:val="0"/>
+          <w:numId w:val="11"/>
+        </w:numPr>
+      </w:pPr>
+      <w:r>
+        <w:t>Support cross-selling opportunities</w:t>
+      </w:r>
+    </w:p>
+    <w:p>
+      <w:r>
+        <w:t xml:space="preserve">FP-Growth was selected because it is faster and more efficient than </w:t>
+      </w:r>
+      <w:proofErr w:type="spellStart"/>
+      <w:r>
+        <w:t>Apriori</w:t>
+      </w:r>
+      <w:proofErr w:type="spellEnd"/>
+      <w:r>
+        <w:t xml:space="preserve"> for large datasets.</w:t>
+      </w:r>
+    </w:p>
+    <w:p>
+      <w:r>
+        <w:pict w14:anchorId="5686EEE8">
           <v:rect id="_x0000_i1037" style="width:0;height:1.5pt" o:hralign="center" o:hrstd="t" o:hr="t" fillcolor="#a0a0a0" stroked="f"/>
         </w:pict>
       </w:r>
@@ -1824,32 +2009,45 @@
           <w:b/>
           <w:bCs/>
         </w:rPr>
-        <w:t>9. Frequent Pattern Mining using FP-Growth</w:t>
-      </w:r>
-    </w:p>
-    <w:p>
-      <w:r>
-        <w:t>The FP-Growth algorithm was used to identify frequently occurring product combinations.</w:t>
-      </w:r>
-    </w:p>
-    <w:p>
-      <w:pPr>
-        <w:rPr>
-          <w:b/>
-          <w:bCs/>
-        </w:rPr>
-      </w:pPr>
-      <w:r>
-        <w:rPr>
-          <w:b/>
-          <w:bCs/>
-        </w:rPr>
-        <w:t>Parameters</w:t>
-      </w:r>
-    </w:p>
-    <w:p>
-      <w:r>
-        <w:t>Minimum Support = 0.05</w:t>
+        <w:t>10. Association Rule Mining</w:t>
+      </w:r>
+    </w:p>
+    <w:p>
+      <w:r>
+        <w:t>Association rules were generated using:</w:t>
+      </w:r>
+    </w:p>
+    <w:p>
+      <w:pPr>
+        <w:numPr>
+          <w:ilvl w:val="0"/>
+          <w:numId w:val="12"/>
+        </w:numPr>
+      </w:pPr>
+      <w:r>
+        <w:t>Support</w:t>
+      </w:r>
+    </w:p>
+    <w:p>
+      <w:pPr>
+        <w:numPr>
+          <w:ilvl w:val="0"/>
+          <w:numId w:val="12"/>
+        </w:numPr>
+      </w:pPr>
+      <w:r>
+        <w:t>Confidence</w:t>
+      </w:r>
+    </w:p>
+    <w:p>
+      <w:pPr>
+        <w:numPr>
+          <w:ilvl w:val="0"/>
+          <w:numId w:val="12"/>
+        </w:numPr>
+      </w:pPr>
+      <w:r>
+        <w:t>Lift</w:t>
       </w:r>
     </w:p>
     <w:p>
@@ -1868,46 +2066,93 @@
       </w:r>
     </w:p>
     <w:p>
-      <w:pPr>
-        <w:numPr>
-          <w:ilvl w:val="0"/>
-          <w:numId w:val="12"/>
-        </w:numPr>
-      </w:pPr>
-      <w:r>
-        <w:t>Discover frequent itemsets</w:t>
-      </w:r>
-    </w:p>
-    <w:p>
-      <w:pPr>
-        <w:numPr>
-          <w:ilvl w:val="0"/>
-          <w:numId w:val="12"/>
-        </w:numPr>
-      </w:pPr>
-      <w:r>
-        <w:t>Identify common purchasing patterns</w:t>
-      </w:r>
-    </w:p>
-    <w:p>
-      <w:pPr>
-        <w:numPr>
-          <w:ilvl w:val="0"/>
-          <w:numId w:val="12"/>
-        </w:numPr>
-      </w:pPr>
-      <w:r>
-        <w:t>Support cross-selling opportunities</w:t>
-      </w:r>
-    </w:p>
-    <w:p>
-      <w:r>
-        <w:t>FP-Growth was selected because it is faster and more efficient than Apriori for large datasets.</w:t>
-      </w:r>
-    </w:p>
-    <w:p>
-      <w:r>
-        <w:pict w14:anchorId="5686EEE8">
+      <w:r>
+        <w:t>To identify relationships between products purchased together.</w:t>
+      </w:r>
+    </w:p>
+    <w:p>
+      <w:pPr>
+        <w:rPr>
+          <w:b/>
+          <w:bCs/>
+        </w:rPr>
+      </w:pPr>
+      <w:r>
+        <w:rPr>
+          <w:b/>
+          <w:bCs/>
+        </w:rPr>
+        <w:t>Example</w:t>
+      </w:r>
+    </w:p>
+    <w:p>
+      <w:r>
+        <w:lastRenderedPageBreak/>
+        <w:t>If a customer purchases Jeans, they may also purchase a Belt.</w:t>
+      </w:r>
+    </w:p>
+    <w:p>
+      <w:pPr>
+        <w:rPr>
+          <w:b/>
+          <w:bCs/>
+        </w:rPr>
+      </w:pPr>
+      <w:r>
+        <w:rPr>
+          <w:b/>
+          <w:bCs/>
+        </w:rPr>
+        <w:t>Business Applications</w:t>
+      </w:r>
+    </w:p>
+    <w:p>
+      <w:pPr>
+        <w:numPr>
+          <w:ilvl w:val="0"/>
+          <w:numId w:val="13"/>
+        </w:numPr>
+      </w:pPr>
+      <w:r>
+        <w:t>Product recommendations</w:t>
+      </w:r>
+    </w:p>
+    <w:p>
+      <w:pPr>
+        <w:numPr>
+          <w:ilvl w:val="0"/>
+          <w:numId w:val="13"/>
+        </w:numPr>
+      </w:pPr>
+      <w:r>
+        <w:t>Cross-selling</w:t>
+      </w:r>
+    </w:p>
+    <w:p>
+      <w:pPr>
+        <w:numPr>
+          <w:ilvl w:val="0"/>
+          <w:numId w:val="13"/>
+        </w:numPr>
+      </w:pPr>
+      <w:r>
+        <w:t>Product bundling</w:t>
+      </w:r>
+    </w:p>
+    <w:p>
+      <w:pPr>
+        <w:numPr>
+          <w:ilvl w:val="0"/>
+          <w:numId w:val="13"/>
+        </w:numPr>
+      </w:pPr>
+      <w:r>
+        <w:t>Store layout optimization</w:t>
+      </w:r>
+    </w:p>
+    <w:p>
+      <w:r>
+        <w:pict w14:anchorId="118823DC">
           <v:rect id="_x0000_i1038" style="width:0;height:1.5pt" o:hralign="center" o:hrstd="t" o:hr="t" fillcolor="#a0a0a0" stroked="f"/>
         </w:pict>
       </w:r>
@@ -1924,100 +2169,12 @@
           <w:b/>
           <w:bCs/>
         </w:rPr>
-        <w:t>10. Association Rule Mining</w:t>
-      </w:r>
-    </w:p>
-    <w:p>
-      <w:r>
-        <w:t>Association rules were generated using:</w:t>
-      </w:r>
-    </w:p>
-    <w:p>
-      <w:pPr>
-        <w:numPr>
-          <w:ilvl w:val="0"/>
-          <w:numId w:val="13"/>
-        </w:numPr>
-      </w:pPr>
-      <w:r>
-        <w:t>Support</w:t>
-      </w:r>
-    </w:p>
-    <w:p>
-      <w:pPr>
-        <w:numPr>
-          <w:ilvl w:val="0"/>
-          <w:numId w:val="13"/>
-        </w:numPr>
-      </w:pPr>
-      <w:r>
-        <w:t>Confidence</w:t>
-      </w:r>
-    </w:p>
-    <w:p>
-      <w:pPr>
-        <w:numPr>
-          <w:ilvl w:val="0"/>
-          <w:numId w:val="13"/>
-        </w:numPr>
-      </w:pPr>
-      <w:r>
-        <w:t>Lift</w:t>
-      </w:r>
-    </w:p>
-    <w:p>
-      <w:pPr>
-        <w:rPr>
-          <w:b/>
-          <w:bCs/>
-        </w:rPr>
-      </w:pPr>
-      <w:r>
-        <w:rPr>
-          <w:b/>
-          <w:bCs/>
-        </w:rPr>
-        <w:t>Purpose</w:t>
-      </w:r>
-    </w:p>
-    <w:p>
-      <w:r>
-        <w:t>To identify relationships between products purchased together.</w:t>
-      </w:r>
-    </w:p>
-    <w:p>
-      <w:pPr>
-        <w:rPr>
-          <w:b/>
-          <w:bCs/>
-        </w:rPr>
-      </w:pPr>
-      <w:r>
-        <w:rPr>
-          <w:b/>
-          <w:bCs/>
-        </w:rPr>
-        <w:t>Example</w:t>
-      </w:r>
-    </w:p>
-    <w:p>
-      <w:r>
-        <w:t>If a customer purchases Jeans, they may also purchase a Belt.</w:t>
-      </w:r>
-    </w:p>
-    <w:p>
-      <w:pPr>
-        <w:rPr>
-          <w:b/>
-          <w:bCs/>
-        </w:rPr>
-      </w:pPr>
-      <w:r>
-        <w:rPr>
-          <w:b/>
-          <w:bCs/>
-        </w:rPr>
-        <w:t>Business Applications</w:t>
+        <w:t>11. Customer Segmentation using K-Means Clustering</w:t>
+      </w:r>
+    </w:p>
+    <w:p>
+      <w:r>
+        <w:t>Customer segmentation was performed using:</w:t>
       </w:r>
     </w:p>
     <w:p>
@@ -2028,7 +2185,7 @@
         </w:numPr>
       </w:pPr>
       <w:r>
-        <w:t>Product recommendations</w:t>
+        <w:t>Quantity Purchased</w:t>
       </w:r>
     </w:p>
     <w:p>
@@ -2039,8 +2196,7 @@
         </w:numPr>
       </w:pPr>
       <w:r>
-        <w:lastRenderedPageBreak/>
-        <w:t>Cross-selling</w:t>
+        <w:t>Unit Price</w:t>
       </w:r>
     </w:p>
     <w:p>
@@ -2051,23 +2207,17 @@
         </w:numPr>
       </w:pPr>
       <w:r>
-        <w:t>Product bundling</w:t>
-      </w:r>
-    </w:p>
-    <w:p>
-      <w:pPr>
-        <w:numPr>
-          <w:ilvl w:val="0"/>
-          <w:numId w:val="14"/>
-        </w:numPr>
-      </w:pPr>
-      <w:r>
-        <w:t>Store layout optimization</w:t>
-      </w:r>
-    </w:p>
-    <w:p>
-      <w:r>
-        <w:pict w14:anchorId="118823DC">
+        <w:t>Age</w:t>
+      </w:r>
+    </w:p>
+    <w:p>
+      <w:r>
+        <w:t>Normalized values were used as input features.</w:t>
+      </w:r>
+    </w:p>
+    <w:p>
+      <w:r>
+        <w:pict w14:anchorId="2ED45FC7">
           <v:rect id="_x0000_i1039" style="width:0;height:1.5pt" o:hralign="center" o:hrstd="t" o:hr="t" fillcolor="#a0a0a0" stroked="f"/>
         </w:pict>
       </w:r>
@@ -2084,55 +2234,37 @@
           <w:b/>
           <w:bCs/>
         </w:rPr>
-        <w:t>11. Customer Segmentation using K-Means Clustering</w:t>
-      </w:r>
-    </w:p>
-    <w:p>
-      <w:r>
-        <w:t>Customer segmentation was performed using:</w:t>
-      </w:r>
-    </w:p>
-    <w:p>
-      <w:pPr>
-        <w:numPr>
-          <w:ilvl w:val="0"/>
-          <w:numId w:val="15"/>
-        </w:numPr>
-      </w:pPr>
-      <w:r>
-        <w:t>Quantity Purchased</w:t>
-      </w:r>
-    </w:p>
-    <w:p>
-      <w:pPr>
-        <w:numPr>
-          <w:ilvl w:val="0"/>
-          <w:numId w:val="15"/>
-        </w:numPr>
-      </w:pPr>
-      <w:r>
-        <w:t>Unit Price</w:t>
-      </w:r>
-    </w:p>
-    <w:p>
-      <w:pPr>
-        <w:numPr>
-          <w:ilvl w:val="0"/>
-          <w:numId w:val="15"/>
-        </w:numPr>
-      </w:pPr>
-      <w:r>
-        <w:t>Age</w:t>
-      </w:r>
-    </w:p>
-    <w:p>
-      <w:r>
-        <w:t>Normalized values were used as input features.</w:t>
-      </w:r>
-    </w:p>
-    <w:p>
-      <w:r>
-        <w:pict w14:anchorId="2ED45FC7">
+        <w:t>Elbow Method</w:t>
+      </w:r>
+    </w:p>
+    <w:p>
+      <w:r>
+        <w:t>The Elbow Method was applied to determine the optimal number of clusters.</w:t>
+      </w:r>
+    </w:p>
+    <w:p>
+      <w:r>
+        <w:t>Inertia values were calculated for K values ranging from 1 to 10.</w:t>
+      </w:r>
+    </w:p>
+    <w:p>
+      <w:r>
+        <w:t>The graph showed that the rate of improvement reduced significantly after K = 3.</w:t>
+      </w:r>
+    </w:p>
+    <w:p>
+      <w:r>
+        <w:t>Therefore:</w:t>
+      </w:r>
+    </w:p>
+    <w:p>
+      <w:r>
+        <w:t>Optimal Number of Clusters = 3</w:t>
+      </w:r>
+    </w:p>
+    <w:p>
+      <w:r>
+        <w:pict w14:anchorId="246B1941">
           <v:rect id="_x0000_i1040" style="width:0;height:1.5pt" o:hralign="center" o:hrstd="t" o:hr="t" fillcolor="#a0a0a0" stroked="f"/>
         </w:pict>
       </w:r>
@@ -2149,53 +2281,6 @@
           <w:b/>
           <w:bCs/>
         </w:rPr>
-        <w:t>Elbow Method</w:t>
-      </w:r>
-    </w:p>
-    <w:p>
-      <w:r>
-        <w:t>The Elbow Method was applied to determine the optimal number of clusters.</w:t>
-      </w:r>
-    </w:p>
-    <w:p>
-      <w:r>
-        <w:t>Inertia values were calculated for K values ranging from 1 to 10.</w:t>
-      </w:r>
-    </w:p>
-    <w:p>
-      <w:r>
-        <w:t>The graph showed that the rate of improvement reduced significantly after K = 3.</w:t>
-      </w:r>
-    </w:p>
-    <w:p>
-      <w:r>
-        <w:t>Therefore:</w:t>
-      </w:r>
-    </w:p>
-    <w:p>
-      <w:r>
-        <w:t>Optimal Number of Clusters = 3</w:t>
-      </w:r>
-    </w:p>
-    <w:p>
-      <w:r>
-        <w:pict w14:anchorId="246B1941">
-          <v:rect id="_x0000_i1041" style="width:0;height:1.5pt" o:hralign="center" o:hrstd="t" o:hr="t" fillcolor="#a0a0a0" stroked="f"/>
-        </w:pict>
-      </w:r>
-    </w:p>
-    <w:p>
-      <w:pPr>
-        <w:rPr>
-          <w:b/>
-          <w:bCs/>
-        </w:rPr>
-      </w:pPr>
-      <w:r>
-        <w:rPr>
-          <w:b/>
-          <w:bCs/>
-        </w:rPr>
         <w:t xml:space="preserve">12. </w:t>
       </w:r>
       <w:r>
@@ -2215,7 +2300,7 @@
       <w:pPr>
         <w:numPr>
           <w:ilvl w:val="0"/>
-          <w:numId w:val="30"/>
+          <w:numId w:val="23"/>
         </w:numPr>
       </w:pPr>
       <w:r>
@@ -2226,7 +2311,7 @@
       <w:pPr>
         <w:numPr>
           <w:ilvl w:val="0"/>
-          <w:numId w:val="30"/>
+          <w:numId w:val="23"/>
         </w:numPr>
       </w:pPr>
       <w:r>
@@ -2237,7 +2322,7 @@
       <w:pPr>
         <w:numPr>
           <w:ilvl w:val="0"/>
-          <w:numId w:val="30"/>
+          <w:numId w:val="23"/>
         </w:numPr>
       </w:pPr>
       <w:r>
@@ -2251,6 +2336,7 @@
     </w:p>
     <w:p>
       <w:r>
+        <w:lastRenderedPageBreak/>
         <w:t>The clustering process divided customers into three distinct groups.</w:t>
       </w:r>
     </w:p>
@@ -2315,7 +2401,6 @@
                 <w:b/>
                 <w:bCs/>
               </w:rPr>
-              <w:lastRenderedPageBreak/>
               <w:t>Cluster</w:t>
             </w:r>
           </w:p>
@@ -2442,7 +2527,7 @@
     <w:p>
       <w:r>
         <w:pict w14:anchorId="71E93512">
-          <v:rect id="_x0000_i1065" style="width:0;height:1.5pt" o:hralign="center" o:hrstd="t" o:hr="t" fillcolor="#a0a0a0" stroked="f"/>
+          <v:rect id="_x0000_i1041" style="width:0;height:1.5pt" o:hralign="center" o:hrstd="t" o:hr="t" fillcolor="#a0a0a0" stroked="f"/>
         </w:pict>
       </w:r>
     </w:p>
@@ -2495,7 +2580,7 @@
       <w:pPr>
         <w:numPr>
           <w:ilvl w:val="0"/>
-          <w:numId w:val="31"/>
+          <w:numId w:val="24"/>
         </w:numPr>
       </w:pPr>
       <w:r>
@@ -2506,7 +2591,7 @@
       <w:pPr>
         <w:numPr>
           <w:ilvl w:val="0"/>
-          <w:numId w:val="31"/>
+          <w:numId w:val="24"/>
         </w:numPr>
       </w:pPr>
       <w:r>
@@ -2517,7 +2602,7 @@
       <w:pPr>
         <w:numPr>
           <w:ilvl w:val="0"/>
-          <w:numId w:val="31"/>
+          <w:numId w:val="24"/>
         </w:numPr>
       </w:pPr>
       <w:r>
@@ -2563,7 +2648,7 @@
       <w:pPr>
         <w:numPr>
           <w:ilvl w:val="0"/>
-          <w:numId w:val="32"/>
+          <w:numId w:val="25"/>
         </w:numPr>
       </w:pPr>
       <w:r>
@@ -2574,7 +2659,7 @@
       <w:pPr>
         <w:numPr>
           <w:ilvl w:val="0"/>
-          <w:numId w:val="32"/>
+          <w:numId w:val="25"/>
         </w:numPr>
       </w:pPr>
       <w:r>
@@ -2585,7 +2670,7 @@
       <w:pPr>
         <w:numPr>
           <w:ilvl w:val="0"/>
-          <w:numId w:val="32"/>
+          <w:numId w:val="25"/>
         </w:numPr>
       </w:pPr>
       <w:r>
@@ -2596,7 +2681,7 @@
       <w:pPr>
         <w:numPr>
           <w:ilvl w:val="0"/>
-          <w:numId w:val="32"/>
+          <w:numId w:val="25"/>
         </w:numPr>
       </w:pPr>
       <w:r>
@@ -2606,7 +2691,7 @@
     <w:p>
       <w:r>
         <w:pict w14:anchorId="1AA5FA6A">
-          <v:rect id="_x0000_i1066" style="width:0;height:1.5pt" o:hralign="center" o:hrstd="t" o:hr="t" fillcolor="#a0a0a0" stroked="f"/>
+          <v:rect id="_x0000_i1042" style="width:0;height:1.5pt" o:hralign="center" o:hrstd="t" o:hr="t" fillcolor="#a0a0a0" stroked="f"/>
         </w:pict>
       </w:r>
     </w:p>
@@ -2632,6 +2717,7 @@
     </w:p>
     <w:p>
       <w:r>
+        <w:lastRenderedPageBreak/>
         <w:t>Average Unit Price: ₹3841</w:t>
       </w:r>
     </w:p>
@@ -2652,272 +2738,272 @@
           <w:b/>
           <w:bCs/>
         </w:rPr>
+        <w:t>Characteristics</w:t>
+      </w:r>
+    </w:p>
+    <w:p>
+      <w:pPr>
+        <w:numPr>
+          <w:ilvl w:val="0"/>
+          <w:numId w:val="26"/>
+        </w:numPr>
+      </w:pPr>
+      <w:r>
+        <w:t>Lowest purchase quantity.</w:t>
+      </w:r>
+    </w:p>
+    <w:p>
+      <w:pPr>
+        <w:numPr>
+          <w:ilvl w:val="0"/>
+          <w:numId w:val="26"/>
+        </w:numPr>
+      </w:pPr>
+      <w:r>
+        <w:t>Highest average spending per product.</w:t>
+      </w:r>
+    </w:p>
+    <w:p>
+      <w:pPr>
+        <w:numPr>
+          <w:ilvl w:val="0"/>
+          <w:numId w:val="26"/>
+        </w:numPr>
+      </w:pPr>
+      <w:r>
+        <w:t>Represents premium and high-value customers.</w:t>
+      </w:r>
+    </w:p>
+    <w:p>
+      <w:pPr>
+        <w:rPr>
+          <w:b/>
+          <w:bCs/>
+        </w:rPr>
+      </w:pPr>
+      <w:r>
+        <w:rPr>
+          <w:b/>
+          <w:bCs/>
+        </w:rPr>
+        <w:t>Business Interpretation</w:t>
+      </w:r>
+    </w:p>
+    <w:p>
+      <w:r>
+        <w:t>These customers focus on quality and premium products rather than purchasing large quantities.</w:t>
+      </w:r>
+    </w:p>
+    <w:p>
+      <w:pPr>
+        <w:rPr>
+          <w:b/>
+          <w:bCs/>
+        </w:rPr>
+      </w:pPr>
+      <w:r>
+        <w:rPr>
+          <w:b/>
+          <w:bCs/>
+        </w:rPr>
+        <w:t>Business Recommendation</w:t>
+      </w:r>
+    </w:p>
+    <w:p>
+      <w:pPr>
+        <w:numPr>
+          <w:ilvl w:val="0"/>
+          <w:numId w:val="27"/>
+        </w:numPr>
+      </w:pPr>
+      <w:r>
+        <w:t>Premium memberships</w:t>
+      </w:r>
+    </w:p>
+    <w:p>
+      <w:pPr>
+        <w:numPr>
+          <w:ilvl w:val="0"/>
+          <w:numId w:val="27"/>
+        </w:numPr>
+      </w:pPr>
+      <w:r>
+        <w:t>Exclusive product launches</w:t>
+      </w:r>
+    </w:p>
+    <w:p>
+      <w:pPr>
+        <w:numPr>
+          <w:ilvl w:val="0"/>
+          <w:numId w:val="27"/>
+        </w:numPr>
+      </w:pPr>
+      <w:r>
+        <w:t>Personalized recommendations</w:t>
+      </w:r>
+    </w:p>
+    <w:p>
+      <w:pPr>
+        <w:numPr>
+          <w:ilvl w:val="0"/>
+          <w:numId w:val="27"/>
+        </w:numPr>
+      </w:pPr>
+      <w:r>
+        <w:t>VIP customer programs</w:t>
+      </w:r>
+    </w:p>
+    <w:p>
+      <w:r>
+        <w:pict w14:anchorId="6C84662F">
+          <v:rect id="_x0000_i1043" style="width:0;height:1.5pt" o:hralign="center" o:hrstd="t" o:hr="t" fillcolor="#a0a0a0" stroked="f"/>
+        </w:pict>
+      </w:r>
+    </w:p>
+    <w:p>
+      <w:pPr>
+        <w:rPr>
+          <w:b/>
+          <w:bCs/>
+        </w:rPr>
+      </w:pPr>
+      <w:r>
+        <w:rPr>
+          <w:b/>
+          <w:bCs/>
+        </w:rPr>
+        <w:t>Cluster 2 – Budget Buyers</w:t>
+      </w:r>
+    </w:p>
+    <w:p>
+      <w:r>
+        <w:t>Average Quantity Purchased: 2.00</w:t>
+      </w:r>
+    </w:p>
+    <w:p>
+      <w:r>
+        <w:t>Average Unit Price: ₹1549</w:t>
+      </w:r>
+    </w:p>
+    <w:p>
+      <w:r>
+        <w:t>Average Age: 42</w:t>
+      </w:r>
+    </w:p>
+    <w:p>
+      <w:pPr>
+        <w:rPr>
+          <w:b/>
+          <w:bCs/>
+        </w:rPr>
+      </w:pPr>
+      <w:r>
+        <w:rPr>
+          <w:b/>
+          <w:bCs/>
+        </w:rPr>
+        <w:t>Characteristics</w:t>
+      </w:r>
+    </w:p>
+    <w:p>
+      <w:pPr>
+        <w:numPr>
+          <w:ilvl w:val="0"/>
+          <w:numId w:val="28"/>
+        </w:numPr>
+      </w:pPr>
+      <w:r>
+        <w:t>Lowest spending behaviour.</w:t>
+      </w:r>
+    </w:p>
+    <w:p>
+      <w:pPr>
+        <w:numPr>
+          <w:ilvl w:val="0"/>
+          <w:numId w:val="28"/>
+        </w:numPr>
+      </w:pPr>
+      <w:r>
+        <w:t>Purchase fewer products.</w:t>
+      </w:r>
+    </w:p>
+    <w:p>
+      <w:pPr>
+        <w:numPr>
+          <w:ilvl w:val="0"/>
+          <w:numId w:val="28"/>
+        </w:numPr>
+      </w:pPr>
+      <w:r>
+        <w:t>Highly price-sensitive customer segment.</w:t>
+      </w:r>
+    </w:p>
+    <w:p>
+      <w:pPr>
+        <w:rPr>
+          <w:b/>
+          <w:bCs/>
+        </w:rPr>
+      </w:pPr>
+      <w:r>
+        <w:rPr>
+          <w:b/>
+          <w:bCs/>
+        </w:rPr>
+        <w:t>Business Interpretation</w:t>
+      </w:r>
+    </w:p>
+    <w:p>
+      <w:r>
+        <w:t>These customers are primarily motivated by affordability and discounts.</w:t>
+      </w:r>
+    </w:p>
+    <w:p>
+      <w:pPr>
+        <w:rPr>
+          <w:b/>
+          <w:bCs/>
+        </w:rPr>
+      </w:pPr>
+      <w:r>
+        <w:rPr>
+          <w:b/>
+          <w:bCs/>
+        </w:rPr>
+        <w:t>Business Recommendation</w:t>
+      </w:r>
+    </w:p>
+    <w:p>
+      <w:pPr>
+        <w:numPr>
+          <w:ilvl w:val="0"/>
+          <w:numId w:val="29"/>
+        </w:numPr>
+      </w:pPr>
+      <w:r>
+        <w:t>Discount offers</w:t>
+      </w:r>
+    </w:p>
+    <w:p>
+      <w:pPr>
+        <w:numPr>
+          <w:ilvl w:val="0"/>
+          <w:numId w:val="29"/>
+        </w:numPr>
+      </w:pPr>
+      <w:r>
+        <w:t>Seasonal sales</w:t>
+      </w:r>
+    </w:p>
+    <w:p>
+      <w:pPr>
+        <w:numPr>
+          <w:ilvl w:val="0"/>
+          <w:numId w:val="29"/>
+        </w:numPr>
+      </w:pPr>
+      <w:r>
         <w:lastRenderedPageBreak/>
-        <w:t>Characteristics</w:t>
-      </w:r>
-    </w:p>
-    <w:p>
-      <w:pPr>
-        <w:numPr>
-          <w:ilvl w:val="0"/>
-          <w:numId w:val="33"/>
-        </w:numPr>
-      </w:pPr>
-      <w:r>
-        <w:t>Lowest purchase quantity.</w:t>
-      </w:r>
-    </w:p>
-    <w:p>
-      <w:pPr>
-        <w:numPr>
-          <w:ilvl w:val="0"/>
-          <w:numId w:val="33"/>
-        </w:numPr>
-      </w:pPr>
-      <w:r>
-        <w:t>Highest average spending per product.</w:t>
-      </w:r>
-    </w:p>
-    <w:p>
-      <w:pPr>
-        <w:numPr>
-          <w:ilvl w:val="0"/>
-          <w:numId w:val="33"/>
-        </w:numPr>
-      </w:pPr>
-      <w:r>
-        <w:t>Represents premium and high-value customers.</w:t>
-      </w:r>
-    </w:p>
-    <w:p>
-      <w:pPr>
-        <w:rPr>
-          <w:b/>
-          <w:bCs/>
-        </w:rPr>
-      </w:pPr>
-      <w:r>
-        <w:rPr>
-          <w:b/>
-          <w:bCs/>
-        </w:rPr>
-        <w:t>Business Interpretation</w:t>
-      </w:r>
-    </w:p>
-    <w:p>
-      <w:r>
-        <w:t>These customers focus on quality and premium products rather than purchasing large quantities.</w:t>
-      </w:r>
-    </w:p>
-    <w:p>
-      <w:pPr>
-        <w:rPr>
-          <w:b/>
-          <w:bCs/>
-        </w:rPr>
-      </w:pPr>
-      <w:r>
-        <w:rPr>
-          <w:b/>
-          <w:bCs/>
-        </w:rPr>
-        <w:t>Business Recommendation</w:t>
-      </w:r>
-    </w:p>
-    <w:p>
-      <w:pPr>
-        <w:numPr>
-          <w:ilvl w:val="0"/>
-          <w:numId w:val="34"/>
-        </w:numPr>
-      </w:pPr>
-      <w:r>
-        <w:t>Premium memberships</w:t>
-      </w:r>
-    </w:p>
-    <w:p>
-      <w:pPr>
-        <w:numPr>
-          <w:ilvl w:val="0"/>
-          <w:numId w:val="34"/>
-        </w:numPr>
-      </w:pPr>
-      <w:r>
-        <w:t>Exclusive product launches</w:t>
-      </w:r>
-    </w:p>
-    <w:p>
-      <w:pPr>
-        <w:numPr>
-          <w:ilvl w:val="0"/>
-          <w:numId w:val="34"/>
-        </w:numPr>
-      </w:pPr>
-      <w:r>
-        <w:t>Personalized recommendations</w:t>
-      </w:r>
-    </w:p>
-    <w:p>
-      <w:pPr>
-        <w:numPr>
-          <w:ilvl w:val="0"/>
-          <w:numId w:val="34"/>
-        </w:numPr>
-      </w:pPr>
-      <w:r>
-        <w:t>VIP customer programs</w:t>
-      </w:r>
-    </w:p>
-    <w:p>
-      <w:r>
-        <w:pict w14:anchorId="6C84662F">
-          <v:rect id="_x0000_i1067" style="width:0;height:1.5pt" o:hralign="center" o:hrstd="t" o:hr="t" fillcolor="#a0a0a0" stroked="f"/>
-        </w:pict>
-      </w:r>
-    </w:p>
-    <w:p>
-      <w:pPr>
-        <w:rPr>
-          <w:b/>
-          <w:bCs/>
-        </w:rPr>
-      </w:pPr>
-      <w:r>
-        <w:rPr>
-          <w:b/>
-          <w:bCs/>
-        </w:rPr>
-        <w:t>Cluster 2 – Budget Buyers</w:t>
-      </w:r>
-    </w:p>
-    <w:p>
-      <w:r>
-        <w:t>Average Quantity Purchased: 2.00</w:t>
-      </w:r>
-    </w:p>
-    <w:p>
-      <w:r>
-        <w:t>Average Unit Price: ₹1549</w:t>
-      </w:r>
-    </w:p>
-    <w:p>
-      <w:r>
-        <w:t>Average Age: 42</w:t>
-      </w:r>
-    </w:p>
-    <w:p>
-      <w:pPr>
-        <w:rPr>
-          <w:b/>
-          <w:bCs/>
-        </w:rPr>
-      </w:pPr>
-      <w:r>
-        <w:rPr>
-          <w:b/>
-          <w:bCs/>
-        </w:rPr>
-        <w:t>Characteristics</w:t>
-      </w:r>
-    </w:p>
-    <w:p>
-      <w:pPr>
-        <w:numPr>
-          <w:ilvl w:val="0"/>
-          <w:numId w:val="35"/>
-        </w:numPr>
-      </w:pPr>
-      <w:r>
-        <w:t>Lowest spending behaviour.</w:t>
-      </w:r>
-    </w:p>
-    <w:p>
-      <w:pPr>
-        <w:numPr>
-          <w:ilvl w:val="0"/>
-          <w:numId w:val="35"/>
-        </w:numPr>
-      </w:pPr>
-      <w:r>
-        <w:t>Purchase fewer products.</w:t>
-      </w:r>
-    </w:p>
-    <w:p>
-      <w:pPr>
-        <w:numPr>
-          <w:ilvl w:val="0"/>
-          <w:numId w:val="35"/>
-        </w:numPr>
-      </w:pPr>
-      <w:r>
-        <w:t>Highly price-sensitive customer segment.</w:t>
-      </w:r>
-    </w:p>
-    <w:p>
-      <w:pPr>
-        <w:rPr>
-          <w:b/>
-          <w:bCs/>
-        </w:rPr>
-      </w:pPr>
-      <w:r>
-        <w:rPr>
-          <w:b/>
-          <w:bCs/>
-        </w:rPr>
-        <w:t>Business Interpretation</w:t>
-      </w:r>
-    </w:p>
-    <w:p>
-      <w:r>
-        <w:t>These customers are primarily motivated by affordability and discounts.</w:t>
-      </w:r>
-    </w:p>
-    <w:p>
-      <w:pPr>
-        <w:rPr>
-          <w:b/>
-          <w:bCs/>
-        </w:rPr>
-      </w:pPr>
-      <w:r>
-        <w:rPr>
-          <w:b/>
-          <w:bCs/>
-        </w:rPr>
-        <w:t>Business Recommendation</w:t>
-      </w:r>
-    </w:p>
-    <w:p>
-      <w:pPr>
-        <w:numPr>
-          <w:ilvl w:val="0"/>
-          <w:numId w:val="36"/>
-        </w:numPr>
-      </w:pPr>
-      <w:r>
-        <w:t>Discount offers</w:t>
-      </w:r>
-    </w:p>
-    <w:p>
-      <w:pPr>
-        <w:numPr>
-          <w:ilvl w:val="0"/>
-          <w:numId w:val="36"/>
-        </w:numPr>
-      </w:pPr>
-      <w:r>
-        <w:t>Seasonal sales</w:t>
-      </w:r>
-    </w:p>
-    <w:p>
-      <w:pPr>
-        <w:numPr>
-          <w:ilvl w:val="0"/>
-          <w:numId w:val="36"/>
-        </w:numPr>
-      </w:pPr>
-      <w:r>
         <w:t>Bundle pricing</w:t>
       </w:r>
     </w:p>
@@ -2925,7 +3011,7 @@
       <w:pPr>
         <w:numPr>
           <w:ilvl w:val="0"/>
-          <w:numId w:val="36"/>
+          <w:numId w:val="29"/>
         </w:numPr>
       </w:pPr>
       <w:r>
@@ -2934,7 +3020,6 @@
     </w:p>
     <w:p>
       <w:r>
-        <w:lastRenderedPageBreak/>
         <w:pict w14:anchorId="77123C0E">
           <v:rect id="_x0000_i1044" style="width:0;height:1.5pt" o:hralign="center" o:hrstd="t" o:hr="t" fillcolor="#a0a0a0" stroked="f"/>
         </w:pict>
@@ -2959,7 +3044,7 @@
       <w:pPr>
         <w:numPr>
           <w:ilvl w:val="0"/>
-          <w:numId w:val="22"/>
+          <w:numId w:val="15"/>
         </w:numPr>
       </w:pPr>
       <w:r>
@@ -2970,7 +3055,7 @@
       <w:pPr>
         <w:numPr>
           <w:ilvl w:val="0"/>
-          <w:numId w:val="22"/>
+          <w:numId w:val="15"/>
         </w:numPr>
       </w:pPr>
       <w:r>
@@ -2981,7 +3066,7 @@
       <w:pPr>
         <w:numPr>
           <w:ilvl w:val="0"/>
-          <w:numId w:val="22"/>
+          <w:numId w:val="15"/>
         </w:numPr>
       </w:pPr>
       <w:r>
@@ -2992,7 +3077,7 @@
       <w:pPr>
         <w:numPr>
           <w:ilvl w:val="0"/>
-          <w:numId w:val="22"/>
+          <w:numId w:val="15"/>
         </w:numPr>
       </w:pPr>
       <w:r>
@@ -3003,7 +3088,7 @@
       <w:pPr>
         <w:numPr>
           <w:ilvl w:val="0"/>
-          <w:numId w:val="22"/>
+          <w:numId w:val="15"/>
         </w:numPr>
       </w:pPr>
       <w:r>
@@ -3014,7 +3099,7 @@
       <w:pPr>
         <w:numPr>
           <w:ilvl w:val="0"/>
-          <w:numId w:val="22"/>
+          <w:numId w:val="15"/>
         </w:numPr>
       </w:pPr>
       <w:r>
@@ -3025,7 +3110,7 @@
       <w:pPr>
         <w:numPr>
           <w:ilvl w:val="0"/>
-          <w:numId w:val="22"/>
+          <w:numId w:val="15"/>
         </w:numPr>
       </w:pPr>
       <w:r>
@@ -3098,7 +3183,7 @@
       <w:pPr>
         <w:numPr>
           <w:ilvl w:val="0"/>
-          <w:numId w:val="23"/>
+          <w:numId w:val="16"/>
         </w:numPr>
       </w:pPr>
       <w:r>
@@ -3109,7 +3194,7 @@
       <w:pPr>
         <w:numPr>
           <w:ilvl w:val="0"/>
-          <w:numId w:val="23"/>
+          <w:numId w:val="16"/>
         </w:numPr>
       </w:pPr>
       <w:r>
@@ -3120,7 +3205,7 @@
       <w:pPr>
         <w:numPr>
           <w:ilvl w:val="0"/>
-          <w:numId w:val="23"/>
+          <w:numId w:val="16"/>
         </w:numPr>
       </w:pPr>
       <w:r>
@@ -3139,6 +3224,7 @@
     </w:p>
     <w:p>
       <w:r>
+        <w:lastRenderedPageBreak/>
         <w:pict w14:anchorId="56B72076">
           <v:rect id="_x0000_i1046" style="width:0;height:1.5pt" o:hralign="center" o:hrstd="t" o:hr="t" fillcolor="#a0a0a0" stroked="f"/>
         </w:pict>
@@ -3151,20 +3237,11 @@
           <w:bCs/>
         </w:rPr>
       </w:pPr>
-    </w:p>
-    <w:p>
-      <w:pPr>
-        <w:rPr>
-          <w:b/>
-          <w:bCs/>
-        </w:rPr>
-      </w:pPr>
-      <w:r>
-        <w:rPr>
-          <w:b/>
-          <w:bCs/>
-        </w:rPr>
-        <w:lastRenderedPageBreak/>
+      <w:r>
+        <w:rPr>
+          <w:b/>
+          <w:bCs/>
+        </w:rPr>
         <w:t>Insight 2: Jeans and Belt Show Strong Purchase Association</w:t>
       </w:r>
     </w:p>
@@ -3197,7 +3274,7 @@
       <w:pPr>
         <w:numPr>
           <w:ilvl w:val="0"/>
-          <w:numId w:val="24"/>
+          <w:numId w:val="17"/>
         </w:numPr>
       </w:pPr>
       <w:r>
@@ -3208,7 +3285,7 @@
       <w:pPr>
         <w:numPr>
           <w:ilvl w:val="0"/>
-          <w:numId w:val="24"/>
+          <w:numId w:val="17"/>
         </w:numPr>
       </w:pPr>
       <w:r>
@@ -3219,7 +3296,7 @@
       <w:pPr>
         <w:numPr>
           <w:ilvl w:val="0"/>
-          <w:numId w:val="24"/>
+          <w:numId w:val="17"/>
         </w:numPr>
       </w:pPr>
       <w:r>
@@ -3287,7 +3364,7 @@
       <w:pPr>
         <w:numPr>
           <w:ilvl w:val="0"/>
-          <w:numId w:val="25"/>
+          <w:numId w:val="18"/>
         </w:numPr>
       </w:pPr>
       <w:r>
@@ -3298,7 +3375,7 @@
       <w:pPr>
         <w:numPr>
           <w:ilvl w:val="0"/>
-          <w:numId w:val="25"/>
+          <w:numId w:val="18"/>
         </w:numPr>
       </w:pPr>
       <w:r>
@@ -3309,7 +3386,7 @@
       <w:pPr>
         <w:numPr>
           <w:ilvl w:val="0"/>
-          <w:numId w:val="25"/>
+          <w:numId w:val="18"/>
         </w:numPr>
       </w:pPr>
       <w:r>
@@ -3360,12 +3437,12 @@
     </w:p>
     <w:p>
       <w:r>
+        <w:lastRenderedPageBreak/>
         <w:t>Lift: 3.13</w:t>
       </w:r>
     </w:p>
     <w:p>
       <w:r>
-        <w:lastRenderedPageBreak/>
         <w:t>Customers buying Shirts often purchase Ties as complementary products.</w:t>
       </w:r>
     </w:p>
@@ -3378,7 +3455,7 @@
       <w:pPr>
         <w:numPr>
           <w:ilvl w:val="0"/>
-          <w:numId w:val="26"/>
+          <w:numId w:val="19"/>
         </w:numPr>
       </w:pPr>
       <w:r>
@@ -3389,7 +3466,7 @@
       <w:pPr>
         <w:numPr>
           <w:ilvl w:val="0"/>
-          <w:numId w:val="26"/>
+          <w:numId w:val="19"/>
         </w:numPr>
       </w:pPr>
       <w:r>
@@ -3400,7 +3477,7 @@
       <w:pPr>
         <w:numPr>
           <w:ilvl w:val="0"/>
-          <w:numId w:val="26"/>
+          <w:numId w:val="19"/>
         </w:numPr>
       </w:pPr>
       <w:r>
@@ -3468,7 +3545,7 @@
       <w:pPr>
         <w:numPr>
           <w:ilvl w:val="0"/>
-          <w:numId w:val="27"/>
+          <w:numId w:val="20"/>
         </w:numPr>
       </w:pPr>
       <w:r>
@@ -3479,7 +3556,7 @@
       <w:pPr>
         <w:numPr>
           <w:ilvl w:val="0"/>
-          <w:numId w:val="27"/>
+          <w:numId w:val="20"/>
         </w:numPr>
       </w:pPr>
       <w:r>
@@ -3490,7 +3567,7 @@
       <w:pPr>
         <w:numPr>
           <w:ilvl w:val="0"/>
-          <w:numId w:val="27"/>
+          <w:numId w:val="20"/>
         </w:numPr>
       </w:pPr>
       <w:r>
@@ -3558,10 +3635,11 @@
       <w:pPr>
         <w:numPr>
           <w:ilvl w:val="0"/>
-          <w:numId w:val="28"/>
-        </w:numPr>
-      </w:pPr>
-      <w:r>
+          <w:numId w:val="21"/>
+        </w:numPr>
+      </w:pPr>
+      <w:r>
+        <w:lastRenderedPageBreak/>
         <w:t>Bundle Dresses with Handbags.</w:t>
       </w:r>
     </w:p>
@@ -3569,11 +3647,10 @@
       <w:pPr>
         <w:numPr>
           <w:ilvl w:val="0"/>
-          <w:numId w:val="28"/>
-        </w:numPr>
-      </w:pPr>
-      <w:r>
-        <w:lastRenderedPageBreak/>
+          <w:numId w:val="21"/>
+        </w:numPr>
+      </w:pPr>
+      <w:r>
         <w:t>Create complete outfit recommendations.</w:t>
       </w:r>
     </w:p>
@@ -3581,7 +3658,7 @@
       <w:pPr>
         <w:numPr>
           <w:ilvl w:val="0"/>
-          <w:numId w:val="28"/>
+          <w:numId w:val="21"/>
         </w:numPr>
       </w:pPr>
       <w:r>
@@ -3634,7 +3711,7 @@
       <w:pPr>
         <w:numPr>
           <w:ilvl w:val="0"/>
-          <w:numId w:val="29"/>
+          <w:numId w:val="22"/>
         </w:numPr>
       </w:pPr>
       <w:r>
@@ -3645,7 +3722,7 @@
       <w:pPr>
         <w:numPr>
           <w:ilvl w:val="0"/>
-          <w:numId w:val="29"/>
+          <w:numId w:val="22"/>
         </w:numPr>
       </w:pPr>
       <w:r>
@@ -3656,7 +3733,7 @@
       <w:pPr>
         <w:numPr>
           <w:ilvl w:val="0"/>
-          <w:numId w:val="29"/>
+          <w:numId w:val="22"/>
         </w:numPr>
       </w:pPr>
       <w:r>
@@ -3667,7 +3744,7 @@
       <w:pPr>
         <w:numPr>
           <w:ilvl w:val="0"/>
-          <w:numId w:val="29"/>
+          <w:numId w:val="22"/>
         </w:numPr>
       </w:pPr>
       <w:r>
@@ -3678,7 +3755,7 @@
       <w:pPr>
         <w:numPr>
           <w:ilvl w:val="0"/>
-          <w:numId w:val="29"/>
+          <w:numId w:val="22"/>
         </w:numPr>
       </w:pPr>
       <w:r>
@@ -3716,11 +3793,1758 @@
       <w:pPr>
         <w:numPr>
           <w:ilvl w:val="0"/>
+          <w:numId w:val="30"/>
+        </w:numPr>
+      </w:pPr>
+      <w:r>
+        <w:t>Customer behaviour is primarily influenced by purchasing quantity and spending patterns.</w:t>
+      </w:r>
+    </w:p>
+    <w:p>
+      <w:pPr>
+        <w:numPr>
+          <w:ilvl w:val="0"/>
+          <w:numId w:val="30"/>
+        </w:numPr>
+      </w:pPr>
+      <w:r>
+        <w:t>Age does not significantly influence customer segmentation in this dataset.</w:t>
+      </w:r>
+    </w:p>
+    <w:p>
+      <w:pPr>
+        <w:numPr>
+          <w:ilvl w:val="0"/>
+          <w:numId w:val="30"/>
+        </w:numPr>
+      </w:pPr>
+      <w:r>
+        <w:t>Frequent Buyers represent the largest customer segment and contribute the highest purchase volume.</w:t>
+      </w:r>
+    </w:p>
+    <w:p>
+      <w:pPr>
+        <w:numPr>
+          <w:ilvl w:val="0"/>
+          <w:numId w:val="30"/>
+        </w:numPr>
+      </w:pPr>
+      <w:r>
+        <w:t>Premium Buyers generate higher revenue per product despite purchasing fewer items.</w:t>
+      </w:r>
+    </w:p>
+    <w:p>
+      <w:pPr>
+        <w:numPr>
+          <w:ilvl w:val="0"/>
+          <w:numId w:val="30"/>
+        </w:numPr>
+      </w:pPr>
+      <w:r>
+        <w:t>Budget Buyers represent a valuable segment that can be targeted through pricing strategies and promotional offers.</w:t>
+      </w:r>
+    </w:p>
+    <w:p>
+      <w:r>
+        <w:lastRenderedPageBreak/>
+        <w:pict w14:anchorId="1905DD50">
+          <v:rect id="_x0000_i1053" style="width:0;height:1.5pt" o:hralign="center" o:hrstd="t" o:hr="t" fillcolor="#a0a0a0" stroked="f"/>
+        </w:pict>
+      </w:r>
+    </w:p>
+    <w:p>
+      <w:pPr>
+        <w:rPr>
+          <w:b/>
+          <w:bCs/>
+        </w:rPr>
+      </w:pPr>
+      <w:r>
+        <w:rPr>
+          <w:b/>
+          <w:bCs/>
+        </w:rPr>
+        <w:t>Business Conclusion</w:t>
+      </w:r>
+    </w:p>
+    <w:p>
+      <w:r>
+        <w:t>The clustering analysis successfully identified three customer groups: Frequent Buyers, Premium Buyers, and Budget Buyers. The results suggest that retailers should adopt different marketing strategies for each segment rather than using a single approach for all customers. Personalized promotions, loyalty programs, and product recommendations can help improve customer retention and increase overall sales performance.</w:t>
+      </w:r>
+    </w:p>
+    <w:p/>
+    <w:p/>
+    <w:p/>
+    <w:p/>
+    <w:p/>
+    <w:p/>
+    <w:p/>
+    <w:p/>
+    <w:p/>
+    <w:p/>
+    <w:p/>
+    <w:p/>
+    <w:p/>
+    <w:p/>
+    <w:p/>
+    <w:p/>
+    <w:p/>
+    <w:p/>
+    <w:p/>
+    <w:p/>
+    <w:p/>
+    <w:p>
+      <w:pPr>
+        <w:jc w:val="center"/>
+        <w:rPr>
+          <w:b/>
+          <w:bCs/>
+          <w:sz w:val="144"/>
+          <w:szCs w:val="144"/>
+          <w:u w:val="single"/>
+        </w:rPr>
+      </w:pPr>
+      <w:r>
+        <w:rPr>
+          <w:b/>
+          <w:bCs/>
+          <w:sz w:val="144"/>
+          <w:szCs w:val="144"/>
+          <w:u w:val="single"/>
+        </w:rPr>
+        <w:lastRenderedPageBreak/>
+        <w:t xml:space="preserve">DATA </w:t>
+      </w:r>
+      <w:r>
+        <w:rPr>
+          <w:b/>
+          <w:bCs/>
+          <w:sz w:val="144"/>
+          <w:szCs w:val="144"/>
+          <w:u w:val="single"/>
+        </w:rPr>
+        <w:t>ANALYSIS</w:t>
+      </w:r>
+      <w:r>
+        <w:rPr>
+          <w:b/>
+          <w:bCs/>
+          <w:sz w:val="144"/>
+          <w:szCs w:val="144"/>
+          <w:u w:val="single"/>
+        </w:rPr>
+        <w:t xml:space="preserve"> REPORT</w:t>
+      </w:r>
+    </w:p>
+    <w:p>
+      <w:pPr>
+        <w:jc w:val="center"/>
+        <w:rPr>
+          <w:b/>
+          <w:bCs/>
+          <w:sz w:val="144"/>
+          <w:szCs w:val="144"/>
+          <w:u w:val="single"/>
+        </w:rPr>
+      </w:pPr>
+    </w:p>
+    <w:p>
+      <w:pPr>
+        <w:rPr>
+          <w:b/>
+          <w:bCs/>
+          <w:sz w:val="144"/>
+          <w:szCs w:val="144"/>
+          <w:u w:val="single"/>
+        </w:rPr>
+      </w:pPr>
+    </w:p>
+    <w:p>
+      <w:pPr>
+        <w:rPr>
+          <w:b/>
+          <w:bCs/>
+          <w:sz w:val="144"/>
+          <w:szCs w:val="144"/>
+          <w:u w:val="single"/>
+        </w:rPr>
+      </w:pPr>
+    </w:p>
+    <w:p>
+      <w:pPr>
+        <w:rPr>
+          <w:b/>
+          <w:bCs/>
+        </w:rPr>
+      </w:pPr>
+    </w:p>
+    <w:p>
+      <w:pPr>
+        <w:rPr>
+          <w:b/>
+          <w:bCs/>
+        </w:rPr>
+      </w:pPr>
+    </w:p>
+    <w:p>
+      <w:pPr>
+        <w:rPr>
+          <w:b/>
+          <w:bCs/>
+        </w:rPr>
+      </w:pPr>
+      <w:r>
+        <w:rPr>
+          <w:b/>
+          <w:bCs/>
+        </w:rPr>
+        <w:lastRenderedPageBreak/>
+        <w:t>Feature Engineering and New Attribute Creation</w:t>
+      </w:r>
+    </w:p>
+    <w:p>
+      <w:r>
+        <w:t>After performing data cleaning and exploratory analysis, additional attributes were created to enrich the dataset and enable more detailed business analysis. These newly generated columns transformed raw transactional data into meaningful information that could support customer segmentation, demographic analysis, sales trend analysis, and seasonal performance evaluation.</w:t>
+      </w:r>
+      <w:r>
+        <w:pict w14:anchorId="153AD3B7">
+          <v:rect id="_x0000_i1315" style="width:0;height:1.5pt" o:hralign="center" o:hrstd="t" o:hr="t" fillcolor="#a0a0a0" stroked="f"/>
+        </w:pict>
+      </w:r>
+    </w:p>
+    <w:p>
+      <w:pPr>
+        <w:rPr>
+          <w:b/>
+          <w:bCs/>
+        </w:rPr>
+      </w:pPr>
+      <w:r>
+        <w:rPr>
+          <w:b/>
+          <w:bCs/>
+        </w:rPr>
+        <w:t xml:space="preserve">Creating </w:t>
+      </w:r>
+      <w:proofErr w:type="spellStart"/>
+      <w:r>
+        <w:rPr>
+          <w:b/>
+          <w:bCs/>
+        </w:rPr>
+        <w:t>Age_Bin</w:t>
+      </w:r>
+      <w:proofErr w:type="spellEnd"/>
+    </w:p>
+    <w:p>
+      <w:r>
+        <w:t xml:space="preserve">The first derived attribute created was </w:t>
+      </w:r>
+      <w:proofErr w:type="spellStart"/>
+      <w:r>
+        <w:rPr>
+          <w:b/>
+          <w:bCs/>
+        </w:rPr>
+        <w:t>Age_Bin</w:t>
+      </w:r>
+      <w:proofErr w:type="spellEnd"/>
+      <w:r>
+        <w:t>, which categorizes customers into broader age categories based on their age values. Customers were grouped into:</w:t>
+      </w:r>
+    </w:p>
+    <w:p>
+      <w:pPr>
+        <w:numPr>
+          <w:ilvl w:val="0"/>
+          <w:numId w:val="51"/>
+        </w:numPr>
+      </w:pPr>
+      <w:r>
+        <w:t>Teenagers (12-19 years)</w:t>
+      </w:r>
+    </w:p>
+    <w:p>
+      <w:pPr>
+        <w:numPr>
+          <w:ilvl w:val="0"/>
+          <w:numId w:val="51"/>
+        </w:numPr>
+      </w:pPr>
+      <w:r>
+        <w:t>Adults (20-35 years)</w:t>
+      </w:r>
+    </w:p>
+    <w:p>
+      <w:pPr>
+        <w:numPr>
+          <w:ilvl w:val="0"/>
+          <w:numId w:val="51"/>
+        </w:numPr>
+      </w:pPr>
+      <w:r>
+        <w:t>Seniors (36-59 years)</w:t>
+      </w:r>
+    </w:p>
+    <w:p>
+      <w:pPr>
+        <w:numPr>
+          <w:ilvl w:val="0"/>
+          <w:numId w:val="51"/>
+        </w:numPr>
+      </w:pPr>
+      <w:r>
+        <w:t>Old People (60-85 years)</w:t>
+      </w:r>
+    </w:p>
+    <w:p>
+      <w:r>
+        <w:t>This categorization simplified demographic analysis and helped identify purchasing behaviour across different age segments.</w:t>
+      </w:r>
+      <w:r>
+        <w:pict w14:anchorId="6E9B6641">
+          <v:rect id="_x0000_i1316" style="width:0;height:1.5pt" o:hralign="center" o:hrstd="t" o:hr="t" fillcolor="#a0a0a0" stroked="f"/>
+        </w:pict>
+      </w:r>
+    </w:p>
+    <w:p>
+      <w:pPr>
+        <w:rPr>
+          <w:b/>
+          <w:bCs/>
+        </w:rPr>
+      </w:pPr>
+      <w:r>
+        <w:rPr>
+          <w:b/>
+          <w:bCs/>
+        </w:rPr>
+        <w:t xml:space="preserve">Creating </w:t>
+      </w:r>
+      <w:proofErr w:type="spellStart"/>
+      <w:r>
+        <w:rPr>
+          <w:b/>
+          <w:bCs/>
+        </w:rPr>
+        <w:t>Age_Group</w:t>
+      </w:r>
+      <w:proofErr w:type="spellEnd"/>
+    </w:p>
+    <w:p>
+      <w:r>
+        <w:t xml:space="preserve">A second age-related attribute called </w:t>
+      </w:r>
+      <w:proofErr w:type="spellStart"/>
+      <w:r>
+        <w:rPr>
+          <w:b/>
+          <w:bCs/>
+        </w:rPr>
+        <w:t>Age_Group</w:t>
+      </w:r>
+      <w:proofErr w:type="spellEnd"/>
+      <w:r>
+        <w:t xml:space="preserve"> was created using custom business-oriented age ranges:</w:t>
+      </w:r>
+    </w:p>
+    <w:p>
+      <w:pPr>
+        <w:numPr>
+          <w:ilvl w:val="0"/>
+          <w:numId w:val="52"/>
+        </w:numPr>
+      </w:pPr>
+      <w:r>
+        <w:t>18-29</w:t>
+      </w:r>
+    </w:p>
+    <w:p>
+      <w:pPr>
+        <w:numPr>
+          <w:ilvl w:val="0"/>
+          <w:numId w:val="52"/>
+        </w:numPr>
+      </w:pPr>
+      <w:r>
+        <w:t>30-44</w:t>
+      </w:r>
+    </w:p>
+    <w:p>
+      <w:pPr>
+        <w:numPr>
+          <w:ilvl w:val="0"/>
+          <w:numId w:val="52"/>
+        </w:numPr>
+      </w:pPr>
+      <w:r>
+        <w:t>45-59</w:t>
+      </w:r>
+    </w:p>
+    <w:p>
+      <w:pPr>
+        <w:numPr>
+          <w:ilvl w:val="0"/>
+          <w:numId w:val="52"/>
+        </w:numPr>
+      </w:pPr>
+      <w:r>
+        <w:t>60+</w:t>
+      </w:r>
+    </w:p>
+    <w:p>
+      <w:r>
+        <w:t xml:space="preserve">Unlike </w:t>
+      </w:r>
+      <w:proofErr w:type="spellStart"/>
+      <w:r>
+        <w:t>Age_Bin</w:t>
+      </w:r>
+      <w:proofErr w:type="spellEnd"/>
+      <w:r>
+        <w:t>, this grouping was specifically designed to support marketing and customer behaviour analysis. It allowed easier identification of the age groups contributing the highest revenue and transaction volume.</w:t>
+      </w:r>
+      <w:r>
+        <w:t xml:space="preserve"> </w:t>
+      </w:r>
+      <w:r>
+        <w:pict w14:anchorId="02498E1E">
+          <v:rect id="_x0000_i1317" style="width:0;height:1.5pt" o:hralign="center" o:hrstd="t" o:hr="t" fillcolor="#a0a0a0" stroked="f"/>
+        </w:pict>
+      </w:r>
+    </w:p>
+    <w:p>
+      <w:pPr>
+        <w:rPr>
+          <w:b/>
+          <w:bCs/>
+        </w:rPr>
+      </w:pPr>
+      <w:r>
+        <w:rPr>
+          <w:b/>
+          <w:bCs/>
+        </w:rPr>
+        <w:t xml:space="preserve">Creating </w:t>
+      </w:r>
+      <w:proofErr w:type="spellStart"/>
+      <w:r>
+        <w:rPr>
+          <w:b/>
+          <w:bCs/>
+        </w:rPr>
+        <w:t>Total_Spend</w:t>
+      </w:r>
+      <w:proofErr w:type="spellEnd"/>
+    </w:p>
+    <w:p>
+      <w:r>
+        <w:t xml:space="preserve">A new column called </w:t>
+      </w:r>
+      <w:proofErr w:type="spellStart"/>
+      <w:r>
+        <w:rPr>
+          <w:b/>
+          <w:bCs/>
+        </w:rPr>
+        <w:t>Total_Spend</w:t>
+      </w:r>
+      <w:proofErr w:type="spellEnd"/>
+      <w:r>
+        <w:t xml:space="preserve"> was generated by multiplying the quantity purchased by the unit price of each product.</w:t>
+      </w:r>
+    </w:p>
+    <w:p>
+      <w:r>
+        <w:t>Formula used:</w:t>
+      </w:r>
+    </w:p>
+    <w:p>
+      <w:proofErr w:type="spellStart"/>
+      <w:r>
+        <w:lastRenderedPageBreak/>
+        <w:t>Total_Spend</w:t>
+      </w:r>
+      <w:proofErr w:type="spellEnd"/>
+      <w:r>
+        <w:t xml:space="preserve"> = Quantity × </w:t>
+      </w:r>
+      <w:proofErr w:type="spellStart"/>
+      <w:r>
+        <w:t>UnitPrice</w:t>
+      </w:r>
+      <w:proofErr w:type="spellEnd"/>
+    </w:p>
+    <w:p>
+      <w:r>
+        <w:t>This attribute represents the total value of each transaction and became one of the most important metrics for revenue analysis, customer value assessment, and sales performance evaluation.</w:t>
+      </w:r>
+      <w:r>
+        <w:pict w14:anchorId="71EA5F98">
+          <v:rect id="_x0000_i1318" style="width:0;height:1.5pt" o:hralign="center" o:hrstd="t" o:hr="t" fillcolor="#a0a0a0" stroked="f"/>
+        </w:pict>
+      </w:r>
+    </w:p>
+    <w:p>
+      <w:pPr>
+        <w:rPr>
+          <w:b/>
+          <w:bCs/>
+        </w:rPr>
+      </w:pPr>
+      <w:r>
+        <w:rPr>
+          <w:b/>
+          <w:bCs/>
+        </w:rPr>
+        <w:t xml:space="preserve">Creating </w:t>
+      </w:r>
+      <w:proofErr w:type="spellStart"/>
+      <w:r>
+        <w:rPr>
+          <w:b/>
+          <w:bCs/>
+        </w:rPr>
+        <w:t>Purchase_Year</w:t>
+      </w:r>
+      <w:proofErr w:type="spellEnd"/>
+    </w:p>
+    <w:p>
+      <w:r>
+        <w:t xml:space="preserve">The </w:t>
+      </w:r>
+      <w:proofErr w:type="spellStart"/>
+      <w:r>
+        <w:t>PurchaseDate</w:t>
+      </w:r>
+      <w:proofErr w:type="spellEnd"/>
+      <w:r>
+        <w:t xml:space="preserve"> column was converted into datetime format, and the year component was extracted to create the </w:t>
+      </w:r>
+      <w:proofErr w:type="spellStart"/>
+      <w:r>
+        <w:rPr>
+          <w:b/>
+          <w:bCs/>
+        </w:rPr>
+        <w:t>Purchase_Year</w:t>
+      </w:r>
+      <w:proofErr w:type="spellEnd"/>
+      <w:r>
+        <w:t xml:space="preserve"> column.</w:t>
+      </w:r>
+    </w:p>
+    <w:p>
+      <w:r>
+        <w:t>This feature enabled year-wise sales comparisons and helped analyze revenue growth over different years.</w:t>
+      </w:r>
+      <w:r>
+        <w:t xml:space="preserve"> </w:t>
+      </w:r>
+      <w:r>
+        <w:pict w14:anchorId="79B875BE">
+          <v:rect id="_x0000_i1319" style="width:0;height:1.5pt" o:hralign="center" o:hrstd="t" o:hr="t" fillcolor="#a0a0a0" stroked="f"/>
+        </w:pict>
+      </w:r>
+    </w:p>
+    <w:p>
+      <w:pPr>
+        <w:rPr>
+          <w:b/>
+          <w:bCs/>
+        </w:rPr>
+      </w:pPr>
+      <w:r>
+        <w:rPr>
+          <w:b/>
+          <w:bCs/>
+        </w:rPr>
+        <w:t xml:space="preserve">Creating </w:t>
+      </w:r>
+      <w:proofErr w:type="spellStart"/>
+      <w:r>
+        <w:rPr>
+          <w:b/>
+          <w:bCs/>
+        </w:rPr>
+        <w:t>Purchase_Month</w:t>
+      </w:r>
+      <w:proofErr w:type="spellEnd"/>
+    </w:p>
+    <w:p>
+      <w:r>
+        <w:t xml:space="preserve">The month component was extracted from the </w:t>
+      </w:r>
+      <w:proofErr w:type="spellStart"/>
+      <w:r>
+        <w:t>PurchaseDate</w:t>
+      </w:r>
+      <w:proofErr w:type="spellEnd"/>
+      <w:r>
+        <w:t xml:space="preserve"> column to create the </w:t>
+      </w:r>
+      <w:proofErr w:type="spellStart"/>
+      <w:r>
+        <w:rPr>
+          <w:b/>
+          <w:bCs/>
+        </w:rPr>
+        <w:t>Purchase_Month</w:t>
+      </w:r>
+      <w:proofErr w:type="spellEnd"/>
+      <w:r>
+        <w:t xml:space="preserve"> attribute.</w:t>
+      </w:r>
+    </w:p>
+    <w:p>
+      <w:r>
+        <w:t>This feature was used to identify monthly sales trends, peak purchasing periods, and seasonal demand patterns.</w:t>
+      </w:r>
+      <w:r>
+        <w:t xml:space="preserve"> </w:t>
+      </w:r>
+      <w:r>
+        <w:pict w14:anchorId="6A4D5412">
+          <v:rect id="_x0000_i1320" style="width:0;height:1.5pt" o:hralign="center" o:hrstd="t" o:hr="t" fillcolor="#a0a0a0" stroked="f"/>
+        </w:pict>
+      </w:r>
+    </w:p>
+    <w:p>
+      <w:pPr>
+        <w:rPr>
+          <w:b/>
+          <w:bCs/>
+        </w:rPr>
+      </w:pPr>
+      <w:r>
+        <w:rPr>
+          <w:b/>
+          <w:bCs/>
+        </w:rPr>
+        <w:t>Creating Season</w:t>
+      </w:r>
+    </w:p>
+    <w:p>
+      <w:r>
+        <w:t xml:space="preserve">Using the </w:t>
+      </w:r>
+      <w:proofErr w:type="spellStart"/>
+      <w:r>
+        <w:t>Purchase_Month</w:t>
+      </w:r>
+      <w:proofErr w:type="spellEnd"/>
+      <w:r>
+        <w:t xml:space="preserve"> column, a new categorical attribute called </w:t>
+      </w:r>
+      <w:r>
+        <w:rPr>
+          <w:b/>
+          <w:bCs/>
+        </w:rPr>
+        <w:t>Season</w:t>
+      </w:r>
+      <w:r>
+        <w:t xml:space="preserve"> was created. Each month was assigned to a season as follows:</w:t>
+      </w:r>
+    </w:p>
+    <w:tbl>
+      <w:tblPr>
+        <w:tblW w:w="0" w:type="auto"/>
+        <w:tblCellSpacing w:w="15" w:type="dxa"/>
+        <w:tblBorders>
+          <w:top w:val="single" w:sz="4" w:space="0" w:color="auto"/>
+          <w:left w:val="single" w:sz="4" w:space="0" w:color="auto"/>
+          <w:bottom w:val="single" w:sz="4" w:space="0" w:color="auto"/>
+          <w:right w:val="single" w:sz="4" w:space="0" w:color="auto"/>
+        </w:tblBorders>
+        <w:tblCellMar>
+          <w:top w:w="15" w:type="dxa"/>
+          <w:left w:w="15" w:type="dxa"/>
+          <w:bottom w:w="15" w:type="dxa"/>
+          <w:right w:w="15" w:type="dxa"/>
+        </w:tblCellMar>
+        <w:tblLook w:val="04A0" w:firstRow="1" w:lastRow="0" w:firstColumn="1" w:lastColumn="0" w:noHBand="0" w:noVBand="1"/>
+      </w:tblPr>
+      <w:tblGrid>
+        <w:gridCol w:w="3361"/>
+        <w:gridCol w:w="1052"/>
+      </w:tblGrid>
+      <w:tr>
+        <w:trPr>
+          <w:tblHeader/>
+          <w:tblCellSpacing w:w="15" w:type="dxa"/>
+        </w:trPr>
+        <w:tc>
+          <w:tcPr>
+            <w:tcW w:w="0" w:type="auto"/>
+            <w:vAlign w:val="center"/>
+            <w:hideMark/>
+          </w:tcPr>
+          <w:p>
+            <w:pPr>
+              <w:rPr>
+                <w:b/>
+                <w:bCs/>
+              </w:rPr>
+            </w:pPr>
+            <w:r>
+              <w:rPr>
+                <w:b/>
+                <w:bCs/>
+              </w:rPr>
+              <w:t>Months</w:t>
+            </w:r>
+          </w:p>
+        </w:tc>
+        <w:tc>
+          <w:tcPr>
+            <w:tcW w:w="0" w:type="auto"/>
+            <w:vAlign w:val="center"/>
+            <w:hideMark/>
+          </w:tcPr>
+          <w:p>
+            <w:pPr>
+              <w:rPr>
+                <w:b/>
+                <w:bCs/>
+              </w:rPr>
+            </w:pPr>
+            <w:r>
+              <w:rPr>
+                <w:b/>
+                <w:bCs/>
+              </w:rPr>
+              <w:t>Season</w:t>
+            </w:r>
+          </w:p>
+        </w:tc>
+      </w:tr>
+      <w:tr>
+        <w:trPr>
+          <w:tblCellSpacing w:w="15" w:type="dxa"/>
+        </w:trPr>
+        <w:tc>
+          <w:tcPr>
+            <w:tcW w:w="0" w:type="auto"/>
+            <w:vAlign w:val="center"/>
+            <w:hideMark/>
+          </w:tcPr>
+          <w:p>
+            <w:r>
+              <w:t>December, January, February</w:t>
+            </w:r>
+          </w:p>
+        </w:tc>
+        <w:tc>
+          <w:tcPr>
+            <w:tcW w:w="0" w:type="auto"/>
+            <w:vAlign w:val="center"/>
+            <w:hideMark/>
+          </w:tcPr>
+          <w:p>
+            <w:r>
+              <w:t>Winter</w:t>
+            </w:r>
+          </w:p>
+        </w:tc>
+      </w:tr>
+      <w:tr>
+        <w:trPr>
+          <w:tblCellSpacing w:w="15" w:type="dxa"/>
+        </w:trPr>
+        <w:tc>
+          <w:tcPr>
+            <w:tcW w:w="0" w:type="auto"/>
+            <w:vAlign w:val="center"/>
+            <w:hideMark/>
+          </w:tcPr>
+          <w:p>
+            <w:r>
+              <w:t>March, April, May</w:t>
+            </w:r>
+          </w:p>
+        </w:tc>
+        <w:tc>
+          <w:tcPr>
+            <w:tcW w:w="0" w:type="auto"/>
+            <w:vAlign w:val="center"/>
+            <w:hideMark/>
+          </w:tcPr>
+          <w:p>
+            <w:r>
+              <w:t>Summer</w:t>
+            </w:r>
+          </w:p>
+        </w:tc>
+      </w:tr>
+      <w:tr>
+        <w:trPr>
+          <w:tblCellSpacing w:w="15" w:type="dxa"/>
+        </w:trPr>
+        <w:tc>
+          <w:tcPr>
+            <w:tcW w:w="0" w:type="auto"/>
+            <w:vAlign w:val="center"/>
+            <w:hideMark/>
+          </w:tcPr>
+          <w:p>
+            <w:r>
+              <w:t>June, July, August</w:t>
+            </w:r>
+          </w:p>
+        </w:tc>
+        <w:tc>
+          <w:tcPr>
+            <w:tcW w:w="0" w:type="auto"/>
+            <w:vAlign w:val="center"/>
+            <w:hideMark/>
+          </w:tcPr>
+          <w:p>
+            <w:r>
+              <w:t>Monsoon</w:t>
+            </w:r>
+          </w:p>
+        </w:tc>
+      </w:tr>
+      <w:tr>
+        <w:trPr>
+          <w:tblCellSpacing w:w="15" w:type="dxa"/>
+        </w:trPr>
+        <w:tc>
+          <w:tcPr>
+            <w:tcW w:w="0" w:type="auto"/>
+            <w:vAlign w:val="center"/>
+            <w:hideMark/>
+          </w:tcPr>
+          <w:p>
+            <w:r>
+              <w:t>September, October, November</w:t>
+            </w:r>
+          </w:p>
+        </w:tc>
+        <w:tc>
+          <w:tcPr>
+            <w:tcW w:w="0" w:type="auto"/>
+            <w:vAlign w:val="center"/>
+            <w:hideMark/>
+          </w:tcPr>
+          <w:p>
+            <w:r>
+              <w:t>Autumn</w:t>
+            </w:r>
+          </w:p>
+        </w:tc>
+      </w:tr>
+    </w:tbl>
+    <w:p>
+      <w:r>
+        <w:t>This feature made it possible to analyze seasonal purchasing behaviour and identify the seasons generating the highest sales revenue.</w:t>
+      </w:r>
+      <w:r>
+        <w:t xml:space="preserve"> </w:t>
+      </w:r>
+      <w:r>
+        <w:pict w14:anchorId="285C041E">
+          <v:rect id="_x0000_i1322" style="width:0;height:1.5pt" o:hralign="center" o:hrstd="t" o:hr="t" fillcolor="#a0a0a0" stroked="f"/>
+        </w:pict>
+      </w:r>
+    </w:p>
+    <w:p>
+      <w:pPr>
+        <w:rPr>
+          <w:b/>
+          <w:bCs/>
+        </w:rPr>
+      </w:pPr>
+      <w:r>
+        <w:rPr>
+          <w:b/>
+          <w:bCs/>
+        </w:rPr>
+        <w:t xml:space="preserve">Creating </w:t>
+      </w:r>
+      <w:proofErr w:type="spellStart"/>
+      <w:r>
+        <w:rPr>
+          <w:b/>
+          <w:bCs/>
+        </w:rPr>
+        <w:t>Cluster_Label_Desc</w:t>
+      </w:r>
+      <w:proofErr w:type="spellEnd"/>
+    </w:p>
+    <w:p>
+      <w:r>
+        <w:t>The dataset already contained cluster labels generated through K-Means Clustering. To improve readability and business understanding, the cluster numbers were mapped to descriptive customer segments:</w:t>
+      </w:r>
+    </w:p>
+    <w:tbl>
+      <w:tblPr>
+        <w:tblW w:w="0" w:type="auto"/>
+        <w:tblCellSpacing w:w="15" w:type="dxa"/>
+        <w:tblBorders>
+          <w:top w:val="single" w:sz="4" w:space="0" w:color="auto"/>
+          <w:left w:val="single" w:sz="4" w:space="0" w:color="auto"/>
+          <w:bottom w:val="single" w:sz="4" w:space="0" w:color="auto"/>
+          <w:right w:val="single" w:sz="4" w:space="0" w:color="auto"/>
+        </w:tblBorders>
+        <w:tblCellMar>
+          <w:top w:w="15" w:type="dxa"/>
+          <w:left w:w="15" w:type="dxa"/>
+          <w:bottom w:w="15" w:type="dxa"/>
+          <w:right w:w="15" w:type="dxa"/>
+        </w:tblCellMar>
+        <w:tblLook w:val="04A0" w:firstRow="1" w:lastRow="0" w:firstColumn="1" w:lastColumn="0" w:noHBand="0" w:noVBand="1"/>
+      </w:tblPr>
+      <w:tblGrid>
+        <w:gridCol w:w="894"/>
+        <w:gridCol w:w="2196"/>
+      </w:tblGrid>
+      <w:tr>
+        <w:trPr>
+          <w:tblHeader/>
+          <w:tblCellSpacing w:w="15" w:type="dxa"/>
+        </w:trPr>
+        <w:tc>
+          <w:tcPr>
+            <w:tcW w:w="0" w:type="auto"/>
+            <w:vAlign w:val="center"/>
+            <w:hideMark/>
+          </w:tcPr>
+          <w:p>
+            <w:pPr>
+              <w:rPr>
+                <w:b/>
+                <w:bCs/>
+              </w:rPr>
+            </w:pPr>
+            <w:r>
+              <w:rPr>
+                <w:b/>
+                <w:bCs/>
+              </w:rPr>
+              <w:lastRenderedPageBreak/>
+              <w:t>Cluster</w:t>
+            </w:r>
+          </w:p>
+        </w:tc>
+        <w:tc>
+          <w:tcPr>
+            <w:tcW w:w="0" w:type="auto"/>
+            <w:vAlign w:val="center"/>
+            <w:hideMark/>
+          </w:tcPr>
+          <w:p>
+            <w:pPr>
+              <w:rPr>
+                <w:b/>
+                <w:bCs/>
+              </w:rPr>
+            </w:pPr>
+            <w:r>
+              <w:rPr>
+                <w:b/>
+                <w:bCs/>
+              </w:rPr>
+              <w:t>Customer Segment</w:t>
+            </w:r>
+          </w:p>
+        </w:tc>
+      </w:tr>
+      <w:tr>
+        <w:trPr>
+          <w:tblCellSpacing w:w="15" w:type="dxa"/>
+        </w:trPr>
+        <w:tc>
+          <w:tcPr>
+            <w:tcW w:w="0" w:type="auto"/>
+            <w:vAlign w:val="center"/>
+            <w:hideMark/>
+          </w:tcPr>
+          <w:p>
+            <w:r>
+              <w:t>0</w:t>
+            </w:r>
+          </w:p>
+        </w:tc>
+        <w:tc>
+          <w:tcPr>
+            <w:tcW w:w="0" w:type="auto"/>
+            <w:vAlign w:val="center"/>
+            <w:hideMark/>
+          </w:tcPr>
+          <w:p>
+            <w:r>
+              <w:t>Frequent Buyers</w:t>
+            </w:r>
+          </w:p>
+        </w:tc>
+      </w:tr>
+      <w:tr>
+        <w:trPr>
+          <w:tblCellSpacing w:w="15" w:type="dxa"/>
+        </w:trPr>
+        <w:tc>
+          <w:tcPr>
+            <w:tcW w:w="0" w:type="auto"/>
+            <w:vAlign w:val="center"/>
+            <w:hideMark/>
+          </w:tcPr>
+          <w:p>
+            <w:r>
+              <w:t>1</w:t>
+            </w:r>
+          </w:p>
+        </w:tc>
+        <w:tc>
+          <w:tcPr>
+            <w:tcW w:w="0" w:type="auto"/>
+            <w:vAlign w:val="center"/>
+            <w:hideMark/>
+          </w:tcPr>
+          <w:p>
+            <w:r>
+              <w:t>Premium Buyers</w:t>
+            </w:r>
+          </w:p>
+        </w:tc>
+      </w:tr>
+      <w:tr>
+        <w:trPr>
+          <w:tblCellSpacing w:w="15" w:type="dxa"/>
+        </w:trPr>
+        <w:tc>
+          <w:tcPr>
+            <w:tcW w:w="0" w:type="auto"/>
+            <w:vAlign w:val="center"/>
+            <w:hideMark/>
+          </w:tcPr>
+          <w:p>
+            <w:r>
+              <w:t>2</w:t>
+            </w:r>
+          </w:p>
+        </w:tc>
+        <w:tc>
+          <w:tcPr>
+            <w:tcW w:w="0" w:type="auto"/>
+            <w:vAlign w:val="center"/>
+            <w:hideMark/>
+          </w:tcPr>
+          <w:p>
+            <w:r>
+              <w:t>Budget Buyers</w:t>
+            </w:r>
+          </w:p>
+        </w:tc>
+      </w:tr>
+    </w:tbl>
+    <w:p>
+      <w:r>
+        <w:t>This transformation made the clustering results easier to interpret and helped identify distinct customer groups based on purchasing behaviour.</w:t>
+      </w:r>
+    </w:p>
+    <w:p>
+      <w:pPr>
+        <w:rPr>
+          <w:b/>
+          <w:bCs/>
+        </w:rPr>
+      </w:pPr>
+      <w:r>
+        <w:rPr>
+          <w:b/>
+          <w:bCs/>
+        </w:rPr>
+        <w:t>Final Dataset</w:t>
+      </w:r>
+    </w:p>
+    <w:p>
+      <w:r>
+        <w:t>After creating all derived attributes, the dataset contained both the original transactional information and the newly engineered features. These additional columns enhanced the analytical capability of the dataset and provided valuable inputs for sales analysis, customer segmentation, demographic studies, seasonal trend analysis, and market basket analysis.</w:t>
+      </w:r>
+    </w:p>
+    <w:p>
+      <w:r>
+        <w:t xml:space="preserve">The final enriched dataset was then saved as </w:t>
+      </w:r>
+      <w:r>
+        <w:rPr>
+          <w:b/>
+          <w:bCs/>
+        </w:rPr>
+        <w:t>final_data.csv</w:t>
+      </w:r>
+      <w:r>
+        <w:t xml:space="preserve"> for further business intelligence and data mining activities.</w:t>
+      </w:r>
+    </w:p>
+    <w:p>
+      <w:r>
+        <w:pict w14:anchorId="605185EE">
+          <v:rect id="_x0000_i1288" style="width:0;height:1.5pt" o:hralign="center" o:hrstd="t" o:hr="t" fillcolor="#a0a0a0" stroked="f"/>
+        </w:pict>
+      </w:r>
+    </w:p>
+    <w:p>
+      <w:pPr>
+        <w:rPr>
+          <w:b/>
+          <w:bCs/>
+        </w:rPr>
+      </w:pPr>
+      <w:r>
+        <w:rPr>
+          <w:b/>
+          <w:bCs/>
+        </w:rPr>
+        <w:t>Sales Performance Analysis</w:t>
+      </w:r>
+    </w:p>
+    <w:p>
+      <w:pPr>
+        <w:rPr>
+          <w:b/>
+          <w:bCs/>
+        </w:rPr>
+      </w:pPr>
+      <w:r>
+        <w:rPr>
+          <w:b/>
+          <w:bCs/>
+        </w:rPr>
+        <w:t>Key Findings</w:t>
+      </w:r>
+    </w:p>
+    <w:p>
+      <w:pPr>
+        <w:rPr>
+          <w:b/>
+          <w:bCs/>
+        </w:rPr>
+      </w:pPr>
+      <w:r>
+        <w:rPr>
+          <w:b/>
+          <w:bCs/>
+        </w:rPr>
+        <w:t>Revenue Growth</w:t>
+      </w:r>
+    </w:p>
+    <w:p>
+      <w:r>
+        <w:t>The business generated:</w:t>
+      </w:r>
+    </w:p>
+    <w:p>
+      <w:pPr>
+        <w:numPr>
+          <w:ilvl w:val="0"/>
+          <w:numId w:val="31"/>
+        </w:numPr>
+      </w:pPr>
+      <w:r>
+        <w:t>₹57.8 Million in 2024</w:t>
+      </w:r>
+    </w:p>
+    <w:p>
+      <w:pPr>
+        <w:numPr>
+          <w:ilvl w:val="0"/>
+          <w:numId w:val="31"/>
+        </w:numPr>
+      </w:pPr>
+      <w:r>
+        <w:t>₹60.18 Million in 2025</w:t>
+      </w:r>
+    </w:p>
+    <w:p>
+      <w:r>
+        <w:t>This indicates positive revenue growth and increasing customer demand.</w:t>
+      </w:r>
+    </w:p>
+    <w:p>
+      <w:pPr>
+        <w:rPr>
+          <w:b/>
+          <w:bCs/>
+        </w:rPr>
+      </w:pPr>
+      <w:r>
+        <w:rPr>
+          <w:b/>
+          <w:bCs/>
+        </w:rPr>
+        <w:t>Peak Sales Period</w:t>
+      </w:r>
+    </w:p>
+    <w:p>
+      <w:r>
+        <w:t>April 2024 generated the highest monthly revenue of approximately ₹5.79 Million.</w:t>
+      </w:r>
+    </w:p>
+    <w:p>
+      <w:pPr>
+        <w:rPr>
+          <w:b/>
+          <w:bCs/>
+        </w:rPr>
+      </w:pPr>
+      <w:r>
+        <w:rPr>
+          <w:b/>
+          <w:bCs/>
+        </w:rPr>
+        <w:t>Seasonal Performance</w:t>
+      </w:r>
+    </w:p>
+    <w:p>
+      <w:r>
+        <w:t>Sales revenue by season:</w:t>
+      </w:r>
+    </w:p>
+    <w:p>
+      <w:pPr>
+        <w:numPr>
+          <w:ilvl w:val="0"/>
+          <w:numId w:val="32"/>
+        </w:numPr>
+      </w:pPr>
+      <w:r>
+        <w:t>Summer</w:t>
+      </w:r>
+    </w:p>
+    <w:p>
+      <w:pPr>
+        <w:numPr>
+          <w:ilvl w:val="0"/>
+          <w:numId w:val="32"/>
+        </w:numPr>
+      </w:pPr>
+      <w:r>
+        <w:t>Winter</w:t>
+      </w:r>
+    </w:p>
+    <w:p>
+      <w:pPr>
+        <w:numPr>
+          <w:ilvl w:val="0"/>
+          <w:numId w:val="32"/>
+        </w:numPr>
+      </w:pPr>
+      <w:r>
+        <w:t>Autumn</w:t>
+      </w:r>
+    </w:p>
+    <w:p>
+      <w:pPr>
+        <w:numPr>
+          <w:ilvl w:val="0"/>
+          <w:numId w:val="32"/>
+        </w:numPr>
+      </w:pPr>
+      <w:r>
+        <w:lastRenderedPageBreak/>
+        <w:t>Monsoon</w:t>
+      </w:r>
+    </w:p>
+    <w:p>
+      <w:r>
+        <w:t>Summer emerged as the strongest sales season.</w:t>
+      </w:r>
+    </w:p>
+    <w:p>
+      <w:pPr>
+        <w:rPr>
+          <w:b/>
+          <w:bCs/>
+        </w:rPr>
+      </w:pPr>
+      <w:r>
+        <w:rPr>
+          <w:b/>
+          <w:bCs/>
+        </w:rPr>
+        <w:t>Business Insight</w:t>
+      </w:r>
+    </w:p>
+    <w:p>
+      <w:r>
+        <w:t>Customer purchasing activity is highly influenced by seasonal trends, with Summer and Winter generating the highest revenue.</w:t>
+      </w:r>
+    </w:p>
+    <w:p>
+      <w:pPr>
+        <w:rPr>
+          <w:b/>
+          <w:bCs/>
+        </w:rPr>
+      </w:pPr>
+      <w:r>
+        <w:rPr>
+          <w:b/>
+          <w:bCs/>
+        </w:rPr>
+        <w:t>Recommended Action</w:t>
+      </w:r>
+    </w:p>
+    <w:p>
+      <w:pPr>
+        <w:numPr>
+          <w:ilvl w:val="0"/>
+          <w:numId w:val="33"/>
+        </w:numPr>
+      </w:pPr>
+      <w:r>
+        <w:t>Increase inventory before Summer and Winter.</w:t>
+      </w:r>
+    </w:p>
+    <w:p>
+      <w:pPr>
+        <w:numPr>
+          <w:ilvl w:val="0"/>
+          <w:numId w:val="33"/>
+        </w:numPr>
+      </w:pPr>
+      <w:r>
+        <w:t>Launch seasonal marketing campaigns.</w:t>
+      </w:r>
+    </w:p>
+    <w:p>
+      <w:pPr>
+        <w:numPr>
+          <w:ilvl w:val="0"/>
+          <w:numId w:val="33"/>
+        </w:numPr>
+      </w:pPr>
+      <w:r>
+        <w:t>Plan promotional activities during peak sales months.</w:t>
+      </w:r>
+    </w:p>
+    <w:p>
+      <w:r>
+        <w:pict w14:anchorId="328BEA48">
+          <v:rect id="_x0000_i1289" style="width:0;height:1.5pt" o:hralign="center" o:hrstd="t" o:hr="t" fillcolor="#a0a0a0" stroked="f"/>
+        </w:pict>
+      </w:r>
+    </w:p>
+    <w:p>
+      <w:pPr>
+        <w:rPr>
+          <w:b/>
+          <w:bCs/>
+        </w:rPr>
+      </w:pPr>
+      <w:r>
+        <w:rPr>
+          <w:b/>
+          <w:bCs/>
+        </w:rPr>
+        <w:t>Product Performance Analysis</w:t>
+      </w:r>
+    </w:p>
+    <w:p>
+      <w:pPr>
+        <w:rPr>
+          <w:b/>
+          <w:bCs/>
+        </w:rPr>
+      </w:pPr>
+      <w:r>
+        <w:rPr>
+          <w:b/>
+          <w:bCs/>
+        </w:rPr>
+        <w:t>Key Findings</w:t>
+      </w:r>
+    </w:p>
+    <w:p>
+      <w:pPr>
+        <w:rPr>
+          <w:b/>
+          <w:bCs/>
+        </w:rPr>
+      </w:pPr>
+      <w:r>
+        <w:rPr>
+          <w:b/>
+          <w:bCs/>
+        </w:rPr>
+        <w:t>Most Purchased Products</w:t>
+      </w:r>
+    </w:p>
+    <w:p>
+      <w:r>
+        <w:t>The most frequently purchased products were:</w:t>
+      </w:r>
+    </w:p>
+    <w:p>
+      <w:pPr>
+        <w:numPr>
+          <w:ilvl w:val="0"/>
+          <w:numId w:val="34"/>
+        </w:numPr>
+      </w:pPr>
+      <w:r>
+        <w:t>Jacket</w:t>
+      </w:r>
+    </w:p>
+    <w:p>
+      <w:pPr>
+        <w:numPr>
+          <w:ilvl w:val="0"/>
+          <w:numId w:val="34"/>
+        </w:numPr>
+      </w:pPr>
+      <w:r>
+        <w:t>Dress</w:t>
+      </w:r>
+    </w:p>
+    <w:p>
+      <w:pPr>
+        <w:numPr>
+          <w:ilvl w:val="0"/>
+          <w:numId w:val="34"/>
+        </w:numPr>
+      </w:pPr>
+      <w:r>
+        <w:t>Scarf</w:t>
+      </w:r>
+    </w:p>
+    <w:p>
+      <w:pPr>
+        <w:numPr>
+          <w:ilvl w:val="0"/>
+          <w:numId w:val="34"/>
+        </w:numPr>
+      </w:pPr>
+      <w:r>
+        <w:t>Belt</w:t>
+      </w:r>
+    </w:p>
+    <w:p>
+      <w:pPr>
+        <w:numPr>
+          <w:ilvl w:val="0"/>
+          <w:numId w:val="34"/>
+        </w:numPr>
+      </w:pPr>
+      <w:r>
+        <w:t>Sneakers</w:t>
+      </w:r>
+    </w:p>
+    <w:p>
+      <w:pPr>
+        <w:numPr>
+          <w:ilvl w:val="0"/>
+          <w:numId w:val="34"/>
+        </w:numPr>
+      </w:pPr>
+      <w:r>
+        <w:t>Socks</w:t>
+      </w:r>
+    </w:p>
+    <w:p>
+      <w:pPr>
+        <w:rPr>
+          <w:b/>
+          <w:bCs/>
+        </w:rPr>
+      </w:pPr>
+      <w:r>
+        <w:rPr>
+          <w:b/>
+          <w:bCs/>
+        </w:rPr>
+        <w:t>Highest Revenue Category</w:t>
+      </w:r>
+    </w:p>
+    <w:p>
+      <w:r>
+        <w:t>Accessories generated approximately ₹46.5 Million in revenue.</w:t>
+      </w:r>
+    </w:p>
+    <w:p>
+      <w:pPr>
+        <w:rPr>
+          <w:b/>
+          <w:bCs/>
+        </w:rPr>
+      </w:pPr>
+      <w:r>
+        <w:rPr>
+          <w:b/>
+          <w:bCs/>
+        </w:rPr>
+        <w:t>Highest Quantity Sold Category</w:t>
+      </w:r>
+    </w:p>
+    <w:p>
+      <w:r>
+        <w:t>Accessories also generated the highest quantity sold with more than 17,800 units.</w:t>
+      </w:r>
+    </w:p>
+    <w:p>
+      <w:pPr>
+        <w:rPr>
+          <w:b/>
+          <w:bCs/>
+        </w:rPr>
+      </w:pPr>
+      <w:r>
+        <w:rPr>
+          <w:b/>
+          <w:bCs/>
+        </w:rPr>
+        <w:t>Business Insight</w:t>
+      </w:r>
+    </w:p>
+    <w:p>
+      <w:r>
+        <w:t>Accessories represent the strongest product category and contribute significantly to both revenue and sales volume.</w:t>
+      </w:r>
+    </w:p>
+    <w:p>
+      <w:pPr>
+        <w:rPr>
+          <w:b/>
+          <w:bCs/>
+        </w:rPr>
+      </w:pPr>
+      <w:r>
+        <w:rPr>
+          <w:b/>
+          <w:bCs/>
+        </w:rPr>
+        <w:t>Recommended Action</w:t>
+      </w:r>
+    </w:p>
+    <w:p>
+      <w:pPr>
+        <w:numPr>
+          <w:ilvl w:val="0"/>
+          <w:numId w:val="35"/>
+        </w:numPr>
+      </w:pPr>
+      <w:r>
+        <w:t>Expand accessory product offerings.</w:t>
+      </w:r>
+    </w:p>
+    <w:p>
+      <w:pPr>
+        <w:numPr>
+          <w:ilvl w:val="0"/>
+          <w:numId w:val="35"/>
+        </w:numPr>
+      </w:pPr>
+      <w:r>
+        <w:lastRenderedPageBreak/>
+        <w:t>Promote accessories alongside clothing products.</w:t>
+      </w:r>
+    </w:p>
+    <w:p>
+      <w:pPr>
+        <w:numPr>
+          <w:ilvl w:val="0"/>
+          <w:numId w:val="35"/>
+        </w:numPr>
+      </w:pPr>
+      <w:r>
+        <w:t>Create accessory-based bundles and recommendations.</w:t>
+      </w:r>
+    </w:p>
+    <w:p>
+      <w:r>
+        <w:pict w14:anchorId="3CA7986F">
+          <v:rect id="_x0000_i1290" style="width:0;height:1.5pt" o:hralign="center" o:hrstd="t" o:hr="t" fillcolor="#a0a0a0" stroked="f"/>
+        </w:pict>
+      </w:r>
+    </w:p>
+    <w:p>
+      <w:pPr>
+        <w:rPr>
+          <w:b/>
+          <w:bCs/>
+        </w:rPr>
+      </w:pPr>
+      <w:r>
+        <w:rPr>
+          <w:b/>
+          <w:bCs/>
+        </w:rPr>
+        <w:t>Customer Demographic Analysis</w:t>
+      </w:r>
+    </w:p>
+    <w:p>
+      <w:pPr>
+        <w:rPr>
+          <w:b/>
+          <w:bCs/>
+        </w:rPr>
+      </w:pPr>
+      <w:r>
+        <w:rPr>
+          <w:b/>
+          <w:bCs/>
+        </w:rPr>
+        <w:t>Key Findings</w:t>
+      </w:r>
+    </w:p>
+    <w:p>
+      <w:pPr>
+        <w:rPr>
+          <w:b/>
+          <w:bCs/>
+        </w:rPr>
+      </w:pPr>
+      <w:r>
+        <w:rPr>
+          <w:b/>
+          <w:bCs/>
+        </w:rPr>
+        <w:t>Age Group Contribution</w:t>
+      </w:r>
+    </w:p>
+    <w:p>
+      <w:r>
+        <w:t>Revenue generated by age groups:</w:t>
+      </w:r>
+    </w:p>
+    <w:p>
+      <w:pPr>
+        <w:numPr>
+          <w:ilvl w:val="0"/>
+          <w:numId w:val="36"/>
+        </w:numPr>
+      </w:pPr>
+      <w:r>
+        <w:t>30-</w:t>
+      </w:r>
+      <w:proofErr w:type="gramStart"/>
+      <w:r>
+        <w:t>44 :</w:t>
+      </w:r>
+      <w:proofErr w:type="gramEnd"/>
+      <w:r>
+        <w:t xml:space="preserve"> ₹40.16 Million</w:t>
+      </w:r>
+    </w:p>
+    <w:p>
+      <w:pPr>
+        <w:numPr>
+          <w:ilvl w:val="0"/>
+          <w:numId w:val="36"/>
+        </w:numPr>
+      </w:pPr>
+      <w:r>
+        <w:t>45-</w:t>
+      </w:r>
+      <w:proofErr w:type="gramStart"/>
+      <w:r>
+        <w:t>59 :</w:t>
+      </w:r>
+      <w:proofErr w:type="gramEnd"/>
+      <w:r>
+        <w:t xml:space="preserve"> ₹34.03 Million</w:t>
+      </w:r>
+    </w:p>
+    <w:p>
+      <w:pPr>
+        <w:numPr>
+          <w:ilvl w:val="0"/>
+          <w:numId w:val="36"/>
+        </w:numPr>
+      </w:pPr>
+      <w:r>
+        <w:t>18-</w:t>
+      </w:r>
+      <w:proofErr w:type="gramStart"/>
+      <w:r>
+        <w:t>29 :</w:t>
+      </w:r>
+      <w:proofErr w:type="gramEnd"/>
+      <w:r>
+        <w:t xml:space="preserve"> ₹29.96 Million</w:t>
+      </w:r>
+    </w:p>
+    <w:p>
+      <w:pPr>
+        <w:numPr>
+          <w:ilvl w:val="0"/>
+          <w:numId w:val="36"/>
+        </w:numPr>
+      </w:pPr>
+      <w:r>
+        <w:t>60</w:t>
+      </w:r>
+      <w:proofErr w:type="gramStart"/>
+      <w:r>
+        <w:t>+ :</w:t>
+      </w:r>
+      <w:proofErr w:type="gramEnd"/>
+      <w:r>
+        <w:t xml:space="preserve"> ₹13.83 Million</w:t>
+      </w:r>
+    </w:p>
+    <w:p>
+      <w:r>
+        <w:t>The 30-44 age group contributes the highest revenue.</w:t>
+      </w:r>
+    </w:p>
+    <w:p>
+      <w:pPr>
+        <w:rPr>
+          <w:b/>
+          <w:bCs/>
+        </w:rPr>
+      </w:pPr>
+      <w:r>
+        <w:rPr>
+          <w:b/>
+          <w:bCs/>
+        </w:rPr>
+        <w:t>Product Preferences by Age</w:t>
+      </w:r>
+    </w:p>
+    <w:p>
+      <w:r>
+        <w:t>Accessories remain the most popular category across all age groups.</w:t>
+      </w:r>
+    </w:p>
+    <w:p>
+      <w:pPr>
+        <w:rPr>
+          <w:b/>
+          <w:bCs/>
+        </w:rPr>
+      </w:pPr>
+      <w:r>
+        <w:rPr>
+          <w:b/>
+          <w:bCs/>
+        </w:rPr>
+        <w:t>Gender Contribution</w:t>
+      </w:r>
+    </w:p>
+    <w:p>
+      <w:r>
+        <w:t>Revenue generated:</w:t>
+      </w:r>
+    </w:p>
+    <w:p>
+      <w:pPr>
+        <w:numPr>
+          <w:ilvl w:val="0"/>
           <w:numId w:val="37"/>
         </w:numPr>
       </w:pPr>
-      <w:r>
-        <w:t>Customer behaviour is primarily influenced by purchasing quantity and spending patterns.</w:t>
+      <w:proofErr w:type="gramStart"/>
+      <w:r>
+        <w:t>Female :</w:t>
+      </w:r>
+      <w:proofErr w:type="gramEnd"/>
+      <w:r>
+        <w:t xml:space="preserve"> ₹66.02 Million</w:t>
       </w:r>
     </w:p>
     <w:p>
@@ -3730,47 +5554,92 @@
           <w:numId w:val="37"/>
         </w:numPr>
       </w:pPr>
-      <w:r>
-        <w:t>Age does not significantly influence customer segmentation in this dataset.</w:t>
-      </w:r>
-    </w:p>
-    <w:p>
-      <w:pPr>
-        <w:numPr>
-          <w:ilvl w:val="0"/>
-          <w:numId w:val="37"/>
-        </w:numPr>
-      </w:pPr>
-      <w:r>
-        <w:t>Frequent Buyers represent the largest customer segment and contribute the highest purchase volume.</w:t>
-      </w:r>
-    </w:p>
-    <w:p>
-      <w:pPr>
-        <w:numPr>
-          <w:ilvl w:val="0"/>
-          <w:numId w:val="37"/>
-        </w:numPr>
-      </w:pPr>
-      <w:r>
-        <w:t>Premium Buyers generate higher revenue per product despite purchasing fewer items.</w:t>
-      </w:r>
-    </w:p>
-    <w:p>
-      <w:pPr>
-        <w:numPr>
-          <w:ilvl w:val="0"/>
-          <w:numId w:val="37"/>
-        </w:numPr>
-      </w:pPr>
-      <w:r>
-        <w:t>Budget Buyers represent a valuable segment that can be targeted through pricing strategies and promotional offers.</w:t>
-      </w:r>
-    </w:p>
-    <w:p>
-      <w:r>
-        <w:pict w14:anchorId="1905DD50">
-          <v:rect id="_x0000_i1057" style="width:0;height:1.5pt" o:hralign="center" o:hrstd="t" o:hr="t" fillcolor="#a0a0a0" stroked="f"/>
+      <w:proofErr w:type="gramStart"/>
+      <w:r>
+        <w:t>Male :</w:t>
+      </w:r>
+      <w:proofErr w:type="gramEnd"/>
+      <w:r>
+        <w:t xml:space="preserve"> ₹51.96 Million</w:t>
+      </w:r>
+    </w:p>
+    <w:p>
+      <w:r>
+        <w:t>Female customers contribute significantly more revenue.</w:t>
+      </w:r>
+    </w:p>
+    <w:p>
+      <w:pPr>
+        <w:rPr>
+          <w:b/>
+          <w:bCs/>
+        </w:rPr>
+      </w:pPr>
+      <w:r>
+        <w:rPr>
+          <w:b/>
+          <w:bCs/>
+        </w:rPr>
+        <w:t>Business Insight</w:t>
+      </w:r>
+    </w:p>
+    <w:p>
+      <w:r>
+        <w:t>Middle-aged customers and female customers represent the most valuable customer segments.</w:t>
+      </w:r>
+    </w:p>
+    <w:p>
+      <w:pPr>
+        <w:rPr>
+          <w:b/>
+          <w:bCs/>
+        </w:rPr>
+      </w:pPr>
+      <w:r>
+        <w:rPr>
+          <w:b/>
+          <w:bCs/>
+        </w:rPr>
+        <w:t>Recommended Action</w:t>
+      </w:r>
+    </w:p>
+    <w:p>
+      <w:pPr>
+        <w:numPr>
+          <w:ilvl w:val="0"/>
+          <w:numId w:val="38"/>
+        </w:numPr>
+      </w:pPr>
+      <w:r>
+        <w:t>Create targeted campaigns for customers aged 30-44.</w:t>
+      </w:r>
+    </w:p>
+    <w:p>
+      <w:pPr>
+        <w:numPr>
+          <w:ilvl w:val="0"/>
+          <w:numId w:val="38"/>
+        </w:numPr>
+      </w:pPr>
+      <w:r>
+        <w:t>Increase focus on women's fashion and accessories.</w:t>
+      </w:r>
+    </w:p>
+    <w:p>
+      <w:pPr>
+        <w:numPr>
+          <w:ilvl w:val="0"/>
+          <w:numId w:val="38"/>
+        </w:numPr>
+      </w:pPr>
+      <w:r>
+        <w:t>Personalize marketing based on demographic segments.</w:t>
+      </w:r>
+    </w:p>
+    <w:p>
+      <w:r>
+        <w:pict w14:anchorId="048FB0B8">
+          <v:rect id="_x0000_i1291" style="width:0;height:1.5pt" o:hralign="center" o:hrstd="t" o:hr="t" fillcolor="#a0a0a0" stroked="f"/>
         </w:pict>
       </w:r>
     </w:p>
@@ -3781,18 +5650,1609 @@
           <w:bCs/>
         </w:rPr>
       </w:pPr>
+    </w:p>
+    <w:p>
+      <w:pPr>
+        <w:rPr>
+          <w:b/>
+          <w:bCs/>
+        </w:rPr>
+      </w:pPr>
       <w:r>
         <w:rPr>
           <w:b/>
           <w:bCs/>
         </w:rPr>
         <w:lastRenderedPageBreak/>
-        <w:t>Business Conclusion</w:t>
-      </w:r>
-    </w:p>
-    <w:p>
-      <w:r>
-        <w:t>The clustering analysis successfully identified three customer groups: Frequent Buyers, Premium Buyers, and Budget Buyers. The results suggest that retailers should adopt different marketing strategies for each segment rather than using a single approach for all customers. Personalized promotions, loyalty programs, and product recommendations can help improve customer retention and increase overall sales performance.</w:t>
+        <w:t>Geographic Analysis</w:t>
+      </w:r>
+    </w:p>
+    <w:p>
+      <w:pPr>
+        <w:rPr>
+          <w:b/>
+          <w:bCs/>
+        </w:rPr>
+      </w:pPr>
+      <w:r>
+        <w:rPr>
+          <w:b/>
+          <w:bCs/>
+        </w:rPr>
+        <w:t>Key Findings</w:t>
+      </w:r>
+    </w:p>
+    <w:p>
+      <w:r>
+        <w:t>Top revenue-generating cities:</w:t>
+      </w:r>
+    </w:p>
+    <w:p>
+      <w:pPr>
+        <w:numPr>
+          <w:ilvl w:val="0"/>
+          <w:numId w:val="39"/>
+        </w:numPr>
+      </w:pPr>
+      <w:r>
+        <w:t>Pune</w:t>
+      </w:r>
+    </w:p>
+    <w:p>
+      <w:pPr>
+        <w:numPr>
+          <w:ilvl w:val="0"/>
+          <w:numId w:val="39"/>
+        </w:numPr>
+      </w:pPr>
+      <w:r>
+        <w:t>Nashik</w:t>
+      </w:r>
+    </w:p>
+    <w:p>
+      <w:pPr>
+        <w:numPr>
+          <w:ilvl w:val="0"/>
+          <w:numId w:val="39"/>
+        </w:numPr>
+      </w:pPr>
+      <w:r>
+        <w:t>Mumbai</w:t>
+      </w:r>
+    </w:p>
+    <w:p>
+      <w:pPr>
+        <w:numPr>
+          <w:ilvl w:val="0"/>
+          <w:numId w:val="39"/>
+        </w:numPr>
+      </w:pPr>
+      <w:r>
+        <w:t>Bangalore</w:t>
+      </w:r>
+    </w:p>
+    <w:p>
+      <w:pPr>
+        <w:numPr>
+          <w:ilvl w:val="0"/>
+          <w:numId w:val="39"/>
+        </w:numPr>
+      </w:pPr>
+      <w:r>
+        <w:t>Delhi</w:t>
+      </w:r>
+    </w:p>
+    <w:p>
+      <w:pPr>
+        <w:numPr>
+          <w:ilvl w:val="0"/>
+          <w:numId w:val="39"/>
+        </w:numPr>
+      </w:pPr>
+      <w:r>
+        <w:t>Thane</w:t>
+      </w:r>
+    </w:p>
+    <w:p>
+      <w:r>
+        <w:t>Pune generated the highest revenue and recorded the highest number of transactions.</w:t>
+      </w:r>
+    </w:p>
+    <w:p>
+      <w:pPr>
+        <w:rPr>
+          <w:b/>
+          <w:bCs/>
+        </w:rPr>
+      </w:pPr>
+      <w:r>
+        <w:rPr>
+          <w:b/>
+          <w:bCs/>
+        </w:rPr>
+        <w:t>Business Insight</w:t>
+      </w:r>
+    </w:p>
+    <w:p>
+      <w:r>
+        <w:t>Pune represents the strongest regional market and demonstrates the highest customer activity.</w:t>
+      </w:r>
+    </w:p>
+    <w:p>
+      <w:pPr>
+        <w:rPr>
+          <w:b/>
+          <w:bCs/>
+        </w:rPr>
+      </w:pPr>
+      <w:r>
+        <w:rPr>
+          <w:b/>
+          <w:bCs/>
+        </w:rPr>
+        <w:t>Recommended Action</w:t>
+      </w:r>
+    </w:p>
+    <w:p>
+      <w:pPr>
+        <w:numPr>
+          <w:ilvl w:val="0"/>
+          <w:numId w:val="40"/>
+        </w:numPr>
+      </w:pPr>
+      <w:r>
+        <w:t>Increase inventory allocation in Pune.</w:t>
+      </w:r>
+    </w:p>
+    <w:p>
+      <w:pPr>
+        <w:numPr>
+          <w:ilvl w:val="0"/>
+          <w:numId w:val="40"/>
+        </w:numPr>
+      </w:pPr>
+      <w:r>
+        <w:t>Run city-specific campaigns.</w:t>
+      </w:r>
+    </w:p>
+    <w:p>
+      <w:pPr>
+        <w:numPr>
+          <w:ilvl w:val="0"/>
+          <w:numId w:val="40"/>
+        </w:numPr>
+      </w:pPr>
+      <w:r>
+        <w:t>Use Pune as a benchmark for future expansion.</w:t>
+      </w:r>
+    </w:p>
+    <w:p>
+      <w:r>
+        <w:pict w14:anchorId="177B46E2">
+          <v:rect id="_x0000_i1292" style="width:0;height:1.5pt" o:hralign="center" o:hrstd="t" o:hr="t" fillcolor="#a0a0a0" stroked="f"/>
+        </w:pict>
+      </w:r>
+    </w:p>
+    <w:p>
+      <w:pPr>
+        <w:rPr>
+          <w:b/>
+          <w:bCs/>
+        </w:rPr>
+      </w:pPr>
+      <w:r>
+        <w:rPr>
+          <w:b/>
+          <w:bCs/>
+        </w:rPr>
+        <w:t>Customer Purchase Behaviour Analysis</w:t>
+      </w:r>
+    </w:p>
+    <w:p>
+      <w:pPr>
+        <w:rPr>
+          <w:b/>
+          <w:bCs/>
+        </w:rPr>
+      </w:pPr>
+      <w:r>
+        <w:rPr>
+          <w:b/>
+          <w:bCs/>
+        </w:rPr>
+        <w:t>Key Findings</w:t>
+      </w:r>
+    </w:p>
+    <w:p>
+      <w:pPr>
+        <w:rPr>
+          <w:b/>
+          <w:bCs/>
+        </w:rPr>
+      </w:pPr>
+      <w:r>
+        <w:rPr>
+          <w:b/>
+          <w:bCs/>
+        </w:rPr>
+        <w:t>Average Products Purchased</w:t>
+      </w:r>
+    </w:p>
+    <w:p>
+      <w:r>
+        <w:t>Customers purchase approximately 3 products per transaction.</w:t>
+      </w:r>
+    </w:p>
+    <w:p>
+      <w:pPr>
+        <w:rPr>
+          <w:b/>
+          <w:bCs/>
+        </w:rPr>
+      </w:pPr>
+      <w:r>
+        <w:rPr>
+          <w:b/>
+          <w:bCs/>
+        </w:rPr>
+        <w:t>Average Customer Spending</w:t>
+      </w:r>
+    </w:p>
+    <w:p>
+      <w:r>
+        <w:t>Average spending per customer:</w:t>
+      </w:r>
+    </w:p>
+    <w:p>
+      <w:r>
+        <w:t>₹48,631.75</w:t>
+      </w:r>
+    </w:p>
+    <w:p>
+      <w:pPr>
+        <w:rPr>
+          <w:b/>
+          <w:bCs/>
+        </w:rPr>
+      </w:pPr>
+      <w:r>
+        <w:rPr>
+          <w:b/>
+          <w:bCs/>
+        </w:rPr>
+        <w:t>Customer Loyalty</w:t>
+      </w:r>
+    </w:p>
+    <w:p>
+      <w:r>
+        <w:t>Repeat buyers:</w:t>
+      </w:r>
+    </w:p>
+    <w:p>
+      <w:r>
+        <w:t>2,420 customers</w:t>
+      </w:r>
+    </w:p>
+    <w:p>
+      <w:r>
+        <w:lastRenderedPageBreak/>
+        <w:t>Repeat purchase rate:</w:t>
+      </w:r>
+    </w:p>
+    <w:p>
+      <w:r>
+        <w:t>99.75%</w:t>
+      </w:r>
+    </w:p>
+    <w:p>
+      <w:pPr>
+        <w:rPr>
+          <w:b/>
+          <w:bCs/>
+        </w:rPr>
+      </w:pPr>
+      <w:r>
+        <w:rPr>
+          <w:b/>
+          <w:bCs/>
+        </w:rPr>
+        <w:t>Business Insight</w:t>
+      </w:r>
+    </w:p>
+    <w:p>
+      <w:r>
+        <w:t>Customer loyalty is extremely high, indicating strong customer retention and satisfaction.</w:t>
+      </w:r>
+    </w:p>
+    <w:p>
+      <w:pPr>
+        <w:rPr>
+          <w:b/>
+          <w:bCs/>
+        </w:rPr>
+      </w:pPr>
+      <w:r>
+        <w:rPr>
+          <w:b/>
+          <w:bCs/>
+        </w:rPr>
+        <w:t>Recommended Action</w:t>
+      </w:r>
+    </w:p>
+    <w:p>
+      <w:pPr>
+        <w:numPr>
+          <w:ilvl w:val="0"/>
+          <w:numId w:val="41"/>
+        </w:numPr>
+      </w:pPr>
+      <w:r>
+        <w:t>Introduce loyalty programs.</w:t>
+      </w:r>
+    </w:p>
+    <w:p>
+      <w:pPr>
+        <w:numPr>
+          <w:ilvl w:val="0"/>
+          <w:numId w:val="41"/>
+        </w:numPr>
+      </w:pPr>
+      <w:r>
+        <w:t xml:space="preserve">Reward </w:t>
+      </w:r>
+      <w:proofErr w:type="gramStart"/>
+      <w:r>
+        <w:t>repeat</w:t>
+      </w:r>
+      <w:proofErr w:type="gramEnd"/>
+      <w:r>
+        <w:t xml:space="preserve"> customers.</w:t>
+      </w:r>
+    </w:p>
+    <w:p>
+      <w:pPr>
+        <w:numPr>
+          <w:ilvl w:val="0"/>
+          <w:numId w:val="41"/>
+        </w:numPr>
+      </w:pPr>
+      <w:r>
+        <w:t>Offer personalized recommendations and discounts.</w:t>
+      </w:r>
+    </w:p>
+    <w:p>
+      <w:r>
+        <w:pict w14:anchorId="6F5AFCE1">
+          <v:rect id="_x0000_i1293" style="width:0;height:1.5pt" o:hralign="center" o:hrstd="t" o:hr="t" fillcolor="#a0a0a0" stroked="f"/>
+        </w:pict>
+      </w:r>
+    </w:p>
+    <w:p>
+      <w:pPr>
+        <w:rPr>
+          <w:b/>
+          <w:bCs/>
+        </w:rPr>
+      </w:pPr>
+      <w:r>
+        <w:rPr>
+          <w:b/>
+          <w:bCs/>
+        </w:rPr>
+        <w:t>High Value Customer Analysis</w:t>
+      </w:r>
+    </w:p>
+    <w:p>
+      <w:pPr>
+        <w:rPr>
+          <w:b/>
+          <w:bCs/>
+        </w:rPr>
+      </w:pPr>
+      <w:r>
+        <w:rPr>
+          <w:b/>
+          <w:bCs/>
+        </w:rPr>
+        <w:t>Key Findings</w:t>
+      </w:r>
+    </w:p>
+    <w:p>
+      <w:r>
+        <w:t>The highest spending customers generated more than ₹150,000 individually.</w:t>
+      </w:r>
+    </w:p>
+    <w:p>
+      <w:r>
+        <w:t>Top customer revenue exceeded ₹235,000.</w:t>
+      </w:r>
+    </w:p>
+    <w:p>
+      <w:pPr>
+        <w:rPr>
+          <w:b/>
+          <w:bCs/>
+        </w:rPr>
+      </w:pPr>
+      <w:r>
+        <w:rPr>
+          <w:b/>
+          <w:bCs/>
+        </w:rPr>
+        <w:t>Business Insight</w:t>
+      </w:r>
+    </w:p>
+    <w:p>
+      <w:r>
+        <w:t>A small group of customers contributes a substantial share of revenue.</w:t>
+      </w:r>
+    </w:p>
+    <w:p>
+      <w:pPr>
+        <w:rPr>
+          <w:b/>
+          <w:bCs/>
+        </w:rPr>
+      </w:pPr>
+      <w:r>
+        <w:rPr>
+          <w:b/>
+          <w:bCs/>
+        </w:rPr>
+        <w:t>Recommended Action</w:t>
+      </w:r>
+    </w:p>
+    <w:p>
+      <w:pPr>
+        <w:numPr>
+          <w:ilvl w:val="0"/>
+          <w:numId w:val="42"/>
+        </w:numPr>
+      </w:pPr>
+      <w:r>
+        <w:t>Develop VIP customer programs.</w:t>
+      </w:r>
+    </w:p>
+    <w:p>
+      <w:pPr>
+        <w:numPr>
+          <w:ilvl w:val="0"/>
+          <w:numId w:val="42"/>
+        </w:numPr>
+      </w:pPr>
+      <w:r>
+        <w:t>Offer exclusive promotions.</w:t>
+      </w:r>
+    </w:p>
+    <w:p>
+      <w:pPr>
+        <w:numPr>
+          <w:ilvl w:val="0"/>
+          <w:numId w:val="42"/>
+        </w:numPr>
+      </w:pPr>
+      <w:r>
+        <w:t>Provide early access to new product launches.</w:t>
+      </w:r>
+    </w:p>
+    <w:p>
+      <w:r>
+        <w:pict w14:anchorId="10A42719">
+          <v:rect id="_x0000_i1294" style="width:0;height:1.5pt" o:hralign="center" o:hrstd="t" o:hr="t" fillcolor="#a0a0a0" stroked="f"/>
+        </w:pict>
+      </w:r>
+    </w:p>
+    <w:p>
+      <w:pPr>
+        <w:rPr>
+          <w:b/>
+          <w:bCs/>
+        </w:rPr>
+      </w:pPr>
+      <w:r>
+        <w:rPr>
+          <w:b/>
+          <w:bCs/>
+        </w:rPr>
+        <w:t>Customer Segmentation Analysis</w:t>
+      </w:r>
+    </w:p>
+    <w:p>
+      <w:r>
+        <w:t>K-Means Clustering identified three distinct customer groups.</w:t>
+      </w:r>
+    </w:p>
+    <w:p>
+      <w:r>
+        <w:pict w14:anchorId="047C982B">
+          <v:rect id="_x0000_i1295" style="width:0;height:1.5pt" o:hralign="center" o:hrstd="t" o:hr="t" fillcolor="#a0a0a0" stroked="f"/>
+        </w:pict>
+      </w:r>
+    </w:p>
+    <w:p>
+      <w:pPr>
+        <w:rPr>
+          <w:b/>
+          <w:bCs/>
+        </w:rPr>
+      </w:pPr>
+      <w:r>
+        <w:rPr>
+          <w:b/>
+          <w:bCs/>
+        </w:rPr>
+        <w:t>Segment 1: Frequent Buyers</w:t>
+      </w:r>
+    </w:p>
+    <w:p>
+      <w:pPr>
+        <w:rPr>
+          <w:b/>
+          <w:bCs/>
+        </w:rPr>
+      </w:pPr>
+      <w:r>
+        <w:rPr>
+          <w:b/>
+          <w:bCs/>
+        </w:rPr>
+        <w:t>Characteristics</w:t>
+      </w:r>
+    </w:p>
+    <w:p>
+      <w:pPr>
+        <w:numPr>
+          <w:ilvl w:val="0"/>
+          <w:numId w:val="43"/>
+        </w:numPr>
+      </w:pPr>
+      <w:r>
+        <w:t>Revenue Generated: ₹70.59 Million</w:t>
+      </w:r>
+    </w:p>
+    <w:p>
+      <w:pPr>
+        <w:numPr>
+          <w:ilvl w:val="0"/>
+          <w:numId w:val="43"/>
+        </w:numPr>
+      </w:pPr>
+      <w:r>
+        <w:t>Average Spending: ₹11,764.93</w:t>
+      </w:r>
+    </w:p>
+    <w:p>
+      <w:pPr>
+        <w:numPr>
+          <w:ilvl w:val="0"/>
+          <w:numId w:val="43"/>
+        </w:numPr>
+      </w:pPr>
+      <w:r>
+        <w:lastRenderedPageBreak/>
+        <w:t>Average Quantity Purchased: 4.5 Products</w:t>
+      </w:r>
+    </w:p>
+    <w:p>
+      <w:pPr>
+        <w:rPr>
+          <w:b/>
+          <w:bCs/>
+        </w:rPr>
+      </w:pPr>
+      <w:r>
+        <w:rPr>
+          <w:b/>
+          <w:bCs/>
+        </w:rPr>
+        <w:t>Business Insight</w:t>
+      </w:r>
+    </w:p>
+    <w:p>
+      <w:r>
+        <w:t>Frequent Buyers are the most valuable customer segment and contribute the highest revenue.</w:t>
+      </w:r>
+    </w:p>
+    <w:p>
+      <w:pPr>
+        <w:rPr>
+          <w:b/>
+          <w:bCs/>
+        </w:rPr>
+      </w:pPr>
+      <w:r>
+        <w:rPr>
+          <w:b/>
+          <w:bCs/>
+        </w:rPr>
+        <w:t>Recommended Action</w:t>
+      </w:r>
+    </w:p>
+    <w:p>
+      <w:pPr>
+        <w:numPr>
+          <w:ilvl w:val="0"/>
+          <w:numId w:val="44"/>
+        </w:numPr>
+      </w:pPr>
+      <w:r>
+        <w:t>Loyalty rewards</w:t>
+      </w:r>
+    </w:p>
+    <w:p>
+      <w:pPr>
+        <w:numPr>
+          <w:ilvl w:val="0"/>
+          <w:numId w:val="44"/>
+        </w:numPr>
+      </w:pPr>
+      <w:r>
+        <w:t>Membership benefits</w:t>
+      </w:r>
+    </w:p>
+    <w:p>
+      <w:pPr>
+        <w:numPr>
+          <w:ilvl w:val="0"/>
+          <w:numId w:val="44"/>
+        </w:numPr>
+      </w:pPr>
+      <w:r>
+        <w:t>Bulk purchase discounts</w:t>
+      </w:r>
+    </w:p>
+    <w:p>
+      <w:r>
+        <w:pict w14:anchorId="3AE651EF">
+          <v:rect id="_x0000_i1296" style="width:0;height:1.5pt" o:hralign="center" o:hrstd="t" o:hr="t" fillcolor="#a0a0a0" stroked="f"/>
+        </w:pict>
+      </w:r>
+    </w:p>
+    <w:p>
+      <w:pPr>
+        <w:rPr>
+          <w:b/>
+          <w:bCs/>
+        </w:rPr>
+      </w:pPr>
+      <w:r>
+        <w:rPr>
+          <w:b/>
+          <w:bCs/>
+        </w:rPr>
+        <w:t>Segment 2: Premium Buyers</w:t>
+      </w:r>
+    </w:p>
+    <w:p>
+      <w:pPr>
+        <w:rPr>
+          <w:b/>
+          <w:bCs/>
+        </w:rPr>
+      </w:pPr>
+      <w:r>
+        <w:rPr>
+          <w:b/>
+          <w:bCs/>
+        </w:rPr>
+        <w:t>Characteristics</w:t>
+      </w:r>
+    </w:p>
+    <w:p>
+      <w:pPr>
+        <w:numPr>
+          <w:ilvl w:val="0"/>
+          <w:numId w:val="45"/>
+        </w:numPr>
+      </w:pPr>
+      <w:r>
+        <w:t>Revenue Generated: ₹32.22 Million</w:t>
+      </w:r>
+    </w:p>
+    <w:p>
+      <w:pPr>
+        <w:numPr>
+          <w:ilvl w:val="0"/>
+          <w:numId w:val="45"/>
+        </w:numPr>
+      </w:pPr>
+      <w:r>
+        <w:t>Average Unit Price: ₹3,840.91</w:t>
+      </w:r>
+    </w:p>
+    <w:p>
+      <w:pPr>
+        <w:numPr>
+          <w:ilvl w:val="0"/>
+          <w:numId w:val="45"/>
+        </w:numPr>
+      </w:pPr>
+      <w:r>
+        <w:t>Average Quantity Purchased: 2 Products</w:t>
+      </w:r>
+    </w:p>
+    <w:p>
+      <w:pPr>
+        <w:rPr>
+          <w:b/>
+          <w:bCs/>
+        </w:rPr>
+      </w:pPr>
+      <w:r>
+        <w:rPr>
+          <w:b/>
+          <w:bCs/>
+        </w:rPr>
+        <w:t>Business Insight</w:t>
+      </w:r>
+    </w:p>
+    <w:p>
+      <w:r>
+        <w:t>Premium Buyers prefer quality products and spend significantly more per item.</w:t>
+      </w:r>
+    </w:p>
+    <w:p>
+      <w:pPr>
+        <w:rPr>
+          <w:b/>
+          <w:bCs/>
+        </w:rPr>
+      </w:pPr>
+      <w:r>
+        <w:rPr>
+          <w:b/>
+          <w:bCs/>
+        </w:rPr>
+        <w:t>Recommended Action</w:t>
+      </w:r>
+    </w:p>
+    <w:p>
+      <w:pPr>
+        <w:numPr>
+          <w:ilvl w:val="0"/>
+          <w:numId w:val="46"/>
+        </w:numPr>
+      </w:pPr>
+      <w:r>
+        <w:t>Promote premium collections.</w:t>
+      </w:r>
+    </w:p>
+    <w:p>
+      <w:pPr>
+        <w:numPr>
+          <w:ilvl w:val="0"/>
+          <w:numId w:val="46"/>
+        </w:numPr>
+      </w:pPr>
+      <w:r>
+        <w:t>Offer exclusive product launches.</w:t>
+      </w:r>
+    </w:p>
+    <w:p>
+      <w:pPr>
+        <w:numPr>
+          <w:ilvl w:val="0"/>
+          <w:numId w:val="46"/>
+        </w:numPr>
+      </w:pPr>
+      <w:r>
+        <w:t>Create personalized premium experiences.</w:t>
+      </w:r>
+    </w:p>
+    <w:p>
+      <w:r>
+        <w:pict w14:anchorId="30E20D06">
+          <v:rect id="_x0000_i1297" style="width:0;height:1.5pt" o:hralign="center" o:hrstd="t" o:hr="t" fillcolor="#a0a0a0" stroked="f"/>
+        </w:pict>
+      </w:r>
+    </w:p>
+    <w:p>
+      <w:pPr>
+        <w:rPr>
+          <w:b/>
+          <w:bCs/>
+        </w:rPr>
+      </w:pPr>
+      <w:r>
+        <w:rPr>
+          <w:b/>
+          <w:bCs/>
+        </w:rPr>
+        <w:t>Segment 3: Budget Buyers</w:t>
+      </w:r>
+    </w:p>
+    <w:p>
+      <w:pPr>
+        <w:rPr>
+          <w:b/>
+          <w:bCs/>
+        </w:rPr>
+      </w:pPr>
+      <w:r>
+        <w:rPr>
+          <w:b/>
+          <w:bCs/>
+        </w:rPr>
+        <w:t>Characteristics</w:t>
+      </w:r>
+    </w:p>
+    <w:p>
+      <w:pPr>
+        <w:numPr>
+          <w:ilvl w:val="0"/>
+          <w:numId w:val="47"/>
+        </w:numPr>
+      </w:pPr>
+      <w:r>
+        <w:t>Revenue Generated: ₹15.17 Million</w:t>
+      </w:r>
+    </w:p>
+    <w:p>
+      <w:pPr>
+        <w:numPr>
+          <w:ilvl w:val="0"/>
+          <w:numId w:val="47"/>
+        </w:numPr>
+      </w:pPr>
+      <w:r>
+        <w:t>Average Unit Price: ₹1,549.59</w:t>
+      </w:r>
+    </w:p>
+    <w:p>
+      <w:pPr>
+        <w:numPr>
+          <w:ilvl w:val="0"/>
+          <w:numId w:val="47"/>
+        </w:numPr>
+      </w:pPr>
+      <w:r>
+        <w:t>Average Quantity Purchased: 2 Products</w:t>
+      </w:r>
+    </w:p>
+    <w:p>
+      <w:pPr>
+        <w:rPr>
+          <w:b/>
+          <w:bCs/>
+        </w:rPr>
+      </w:pPr>
+      <w:r>
+        <w:rPr>
+          <w:b/>
+          <w:bCs/>
+        </w:rPr>
+        <w:t>Business Insight</w:t>
+      </w:r>
+    </w:p>
+    <w:p>
+      <w:r>
+        <w:t>Budget Buyers are highly price-sensitive and focus on affordability.</w:t>
+      </w:r>
+    </w:p>
+    <w:p>
+      <w:pPr>
+        <w:rPr>
+          <w:b/>
+          <w:bCs/>
+        </w:rPr>
+      </w:pPr>
+      <w:r>
+        <w:rPr>
+          <w:b/>
+          <w:bCs/>
+        </w:rPr>
+        <w:lastRenderedPageBreak/>
+        <w:t>Recommended Action</w:t>
+      </w:r>
+    </w:p>
+    <w:p>
+      <w:pPr>
+        <w:numPr>
+          <w:ilvl w:val="0"/>
+          <w:numId w:val="48"/>
+        </w:numPr>
+      </w:pPr>
+      <w:r>
+        <w:t>Offer discounts and coupons.</w:t>
+      </w:r>
+    </w:p>
+    <w:p>
+      <w:pPr>
+        <w:numPr>
+          <w:ilvl w:val="0"/>
+          <w:numId w:val="48"/>
+        </w:numPr>
+      </w:pPr>
+      <w:r>
+        <w:t>Create value bundles.</w:t>
+      </w:r>
+    </w:p>
+    <w:p>
+      <w:pPr>
+        <w:numPr>
+          <w:ilvl w:val="0"/>
+          <w:numId w:val="48"/>
+        </w:numPr>
+      </w:pPr>
+      <w:r>
+        <w:t>Run seasonal promotional campaigns.</w:t>
+      </w:r>
+    </w:p>
+    <w:p>
+      <w:r>
+        <w:pict w14:anchorId="6B1A78CB">
+          <v:rect id="_x0000_i1298" style="width:0;height:1.5pt" o:hralign="center" o:hrstd="t" o:hr="t" fillcolor="#a0a0a0" stroked="f"/>
+        </w:pict>
+      </w:r>
+    </w:p>
+    <w:p>
+      <w:pPr>
+        <w:rPr>
+          <w:b/>
+          <w:bCs/>
+        </w:rPr>
+      </w:pPr>
+      <w:r>
+        <w:rPr>
+          <w:b/>
+          <w:bCs/>
+        </w:rPr>
+        <w:t>Market Basket Analysis</w:t>
+      </w:r>
+    </w:p>
+    <w:p>
+      <w:r>
+        <w:t>FP-Growth and Association Rule Mining were applied to identify products frequently purchased together.</w:t>
+      </w:r>
+    </w:p>
+    <w:p>
+      <w:pPr>
+        <w:rPr>
+          <w:b/>
+          <w:bCs/>
+        </w:rPr>
+      </w:pPr>
+      <w:r>
+        <w:rPr>
+          <w:b/>
+          <w:bCs/>
+        </w:rPr>
+        <w:t>Strong Product Associations</w:t>
+      </w:r>
+    </w:p>
+    <w:tbl>
+      <w:tblPr>
+        <w:tblW w:w="3388" w:type="dxa"/>
+        <w:tblCellSpacing w:w="15" w:type="dxa"/>
+        <w:tblBorders>
+          <w:top w:val="single" w:sz="4" w:space="0" w:color="auto"/>
+          <w:left w:val="single" w:sz="4" w:space="0" w:color="auto"/>
+          <w:bottom w:val="single" w:sz="4" w:space="0" w:color="auto"/>
+          <w:right w:val="single" w:sz="4" w:space="0" w:color="auto"/>
+        </w:tblBorders>
+        <w:tblCellMar>
+          <w:top w:w="15" w:type="dxa"/>
+          <w:left w:w="15" w:type="dxa"/>
+          <w:bottom w:w="15" w:type="dxa"/>
+          <w:right w:w="15" w:type="dxa"/>
+        </w:tblCellMar>
+        <w:tblLook w:val="04A0" w:firstRow="1" w:lastRow="0" w:firstColumn="1" w:lastColumn="0" w:noHBand="0" w:noVBand="1"/>
+      </w:tblPr>
+      <w:tblGrid>
+        <w:gridCol w:w="1384"/>
+        <w:gridCol w:w="1358"/>
+        <w:gridCol w:w="646"/>
+      </w:tblGrid>
+      <w:tr>
+        <w:trPr>
+          <w:trHeight w:val="506"/>
+          <w:tblHeader/>
+          <w:tblCellSpacing w:w="15" w:type="dxa"/>
+        </w:trPr>
+        <w:tc>
+          <w:tcPr>
+            <w:tcW w:w="0" w:type="auto"/>
+            <w:vAlign w:val="center"/>
+            <w:hideMark/>
+          </w:tcPr>
+          <w:p>
+            <w:pPr>
+              <w:rPr>
+                <w:b/>
+                <w:bCs/>
+              </w:rPr>
+            </w:pPr>
+            <w:r>
+              <w:rPr>
+                <w:b/>
+                <w:bCs/>
+              </w:rPr>
+              <w:t>Product A</w:t>
+            </w:r>
+          </w:p>
+        </w:tc>
+        <w:tc>
+          <w:tcPr>
+            <w:tcW w:w="0" w:type="auto"/>
+            <w:vAlign w:val="center"/>
+            <w:hideMark/>
+          </w:tcPr>
+          <w:p>
+            <w:pPr>
+              <w:rPr>
+                <w:b/>
+                <w:bCs/>
+              </w:rPr>
+            </w:pPr>
+            <w:r>
+              <w:rPr>
+                <w:b/>
+                <w:bCs/>
+              </w:rPr>
+              <w:t>Product B</w:t>
+            </w:r>
+          </w:p>
+        </w:tc>
+        <w:tc>
+          <w:tcPr>
+            <w:tcW w:w="0" w:type="auto"/>
+            <w:vAlign w:val="center"/>
+            <w:hideMark/>
+          </w:tcPr>
+          <w:p>
+            <w:pPr>
+              <w:rPr>
+                <w:b/>
+                <w:bCs/>
+              </w:rPr>
+            </w:pPr>
+            <w:r>
+              <w:rPr>
+                <w:b/>
+                <w:bCs/>
+              </w:rPr>
+              <w:t>Lift</w:t>
+            </w:r>
+          </w:p>
+        </w:tc>
+      </w:tr>
+      <w:tr>
+        <w:trPr>
+          <w:trHeight w:val="523"/>
+          <w:tblCellSpacing w:w="15" w:type="dxa"/>
+        </w:trPr>
+        <w:tc>
+          <w:tcPr>
+            <w:tcW w:w="0" w:type="auto"/>
+            <w:vAlign w:val="center"/>
+            <w:hideMark/>
+          </w:tcPr>
+          <w:p>
+            <w:r>
+              <w:t>Cap</w:t>
+            </w:r>
+          </w:p>
+        </w:tc>
+        <w:tc>
+          <w:tcPr>
+            <w:tcW w:w="0" w:type="auto"/>
+            <w:vAlign w:val="center"/>
+            <w:hideMark/>
+          </w:tcPr>
+          <w:p>
+            <w:r>
+              <w:t>Hoodie</w:t>
+            </w:r>
+          </w:p>
+        </w:tc>
+        <w:tc>
+          <w:tcPr>
+            <w:tcW w:w="0" w:type="auto"/>
+            <w:vAlign w:val="center"/>
+            <w:hideMark/>
+          </w:tcPr>
+          <w:p>
+            <w:r>
+              <w:t>3.30</w:t>
+            </w:r>
+          </w:p>
+        </w:tc>
+      </w:tr>
+      <w:tr>
+        <w:trPr>
+          <w:trHeight w:val="506"/>
+          <w:tblCellSpacing w:w="15" w:type="dxa"/>
+        </w:trPr>
+        <w:tc>
+          <w:tcPr>
+            <w:tcW w:w="0" w:type="auto"/>
+            <w:vAlign w:val="center"/>
+            <w:hideMark/>
+          </w:tcPr>
+          <w:p>
+            <w:r>
+              <w:t>Jeans</w:t>
+            </w:r>
+          </w:p>
+        </w:tc>
+        <w:tc>
+          <w:tcPr>
+            <w:tcW w:w="0" w:type="auto"/>
+            <w:vAlign w:val="center"/>
+            <w:hideMark/>
+          </w:tcPr>
+          <w:p>
+            <w:r>
+              <w:t>Belt</w:t>
+            </w:r>
+          </w:p>
+        </w:tc>
+        <w:tc>
+          <w:tcPr>
+            <w:tcW w:w="0" w:type="auto"/>
+            <w:vAlign w:val="center"/>
+            <w:hideMark/>
+          </w:tcPr>
+          <w:p>
+            <w:r>
+              <w:t>3.16</w:t>
+            </w:r>
+          </w:p>
+        </w:tc>
+      </w:tr>
+      <w:tr>
+        <w:trPr>
+          <w:trHeight w:val="523"/>
+          <w:tblCellSpacing w:w="15" w:type="dxa"/>
+        </w:trPr>
+        <w:tc>
+          <w:tcPr>
+            <w:tcW w:w="0" w:type="auto"/>
+            <w:vAlign w:val="center"/>
+            <w:hideMark/>
+          </w:tcPr>
+          <w:p>
+            <w:r>
+              <w:t>Jacket</w:t>
+            </w:r>
+          </w:p>
+        </w:tc>
+        <w:tc>
+          <w:tcPr>
+            <w:tcW w:w="0" w:type="auto"/>
+            <w:vAlign w:val="center"/>
+            <w:hideMark/>
+          </w:tcPr>
+          <w:p>
+            <w:r>
+              <w:t>Scarf</w:t>
+            </w:r>
+          </w:p>
+        </w:tc>
+        <w:tc>
+          <w:tcPr>
+            <w:tcW w:w="0" w:type="auto"/>
+            <w:vAlign w:val="center"/>
+            <w:hideMark/>
+          </w:tcPr>
+          <w:p>
+            <w:r>
+              <w:t>3.15</w:t>
+            </w:r>
+          </w:p>
+        </w:tc>
+      </w:tr>
+      <w:tr>
+        <w:trPr>
+          <w:trHeight w:val="506"/>
+          <w:tblCellSpacing w:w="15" w:type="dxa"/>
+        </w:trPr>
+        <w:tc>
+          <w:tcPr>
+            <w:tcW w:w="0" w:type="auto"/>
+            <w:vAlign w:val="center"/>
+            <w:hideMark/>
+          </w:tcPr>
+          <w:p>
+            <w:r>
+              <w:t>Shirt</w:t>
+            </w:r>
+          </w:p>
+        </w:tc>
+        <w:tc>
+          <w:tcPr>
+            <w:tcW w:w="0" w:type="auto"/>
+            <w:vAlign w:val="center"/>
+            <w:hideMark/>
+          </w:tcPr>
+          <w:p>
+            <w:r>
+              <w:t>Tie</w:t>
+            </w:r>
+          </w:p>
+        </w:tc>
+        <w:tc>
+          <w:tcPr>
+            <w:tcW w:w="0" w:type="auto"/>
+            <w:vAlign w:val="center"/>
+            <w:hideMark/>
+          </w:tcPr>
+          <w:p>
+            <w:r>
+              <w:t>3.13</w:t>
+            </w:r>
+          </w:p>
+        </w:tc>
+      </w:tr>
+      <w:tr>
+        <w:trPr>
+          <w:trHeight w:val="523"/>
+          <w:tblCellSpacing w:w="15" w:type="dxa"/>
+        </w:trPr>
+        <w:tc>
+          <w:tcPr>
+            <w:tcW w:w="0" w:type="auto"/>
+            <w:vAlign w:val="center"/>
+            <w:hideMark/>
+          </w:tcPr>
+          <w:p>
+            <w:r>
+              <w:t>Sneakers</w:t>
+            </w:r>
+          </w:p>
+        </w:tc>
+        <w:tc>
+          <w:tcPr>
+            <w:tcW w:w="0" w:type="auto"/>
+            <w:vAlign w:val="center"/>
+            <w:hideMark/>
+          </w:tcPr>
+          <w:p>
+            <w:r>
+              <w:t>Socks</w:t>
+            </w:r>
+          </w:p>
+        </w:tc>
+        <w:tc>
+          <w:tcPr>
+            <w:tcW w:w="0" w:type="auto"/>
+            <w:vAlign w:val="center"/>
+            <w:hideMark/>
+          </w:tcPr>
+          <w:p>
+            <w:r>
+              <w:t>3.12</w:t>
+            </w:r>
+          </w:p>
+        </w:tc>
+      </w:tr>
+      <w:tr>
+        <w:trPr>
+          <w:trHeight w:val="506"/>
+          <w:tblCellSpacing w:w="15" w:type="dxa"/>
+        </w:trPr>
+        <w:tc>
+          <w:tcPr>
+            <w:tcW w:w="0" w:type="auto"/>
+            <w:vAlign w:val="center"/>
+            <w:hideMark/>
+          </w:tcPr>
+          <w:p>
+            <w:r>
+              <w:t>Dress</w:t>
+            </w:r>
+          </w:p>
+        </w:tc>
+        <w:tc>
+          <w:tcPr>
+            <w:tcW w:w="0" w:type="auto"/>
+            <w:vAlign w:val="center"/>
+            <w:hideMark/>
+          </w:tcPr>
+          <w:p>
+            <w:r>
+              <w:t>Handbag</w:t>
+            </w:r>
+          </w:p>
+        </w:tc>
+        <w:tc>
+          <w:tcPr>
+            <w:tcW w:w="0" w:type="auto"/>
+            <w:vAlign w:val="center"/>
+            <w:hideMark/>
+          </w:tcPr>
+          <w:p>
+            <w:r>
+              <w:t>2.96</w:t>
+            </w:r>
+          </w:p>
+        </w:tc>
+      </w:tr>
+    </w:tbl>
+    <w:p>
+      <w:pPr>
+        <w:rPr>
+          <w:b/>
+          <w:bCs/>
+        </w:rPr>
+      </w:pPr>
+      <w:r>
+        <w:rPr>
+          <w:b/>
+          <w:bCs/>
+        </w:rPr>
+        <w:t>Business Insight</w:t>
+      </w:r>
+    </w:p>
+    <w:p>
+      <w:r>
+        <w:t>Customers consistently purchase complementary products together.</w:t>
+      </w:r>
+    </w:p>
+    <w:p>
+      <w:r>
+        <w:t>These associations create strong opportunities for cross-selling and product bundling.</w:t>
+      </w:r>
+    </w:p>
+    <w:p>
+      <w:pPr>
+        <w:rPr>
+          <w:b/>
+          <w:bCs/>
+        </w:rPr>
+      </w:pPr>
+      <w:r>
+        <w:rPr>
+          <w:b/>
+          <w:bCs/>
+        </w:rPr>
+        <w:t>Recommended Action</w:t>
+      </w:r>
+    </w:p>
+    <w:p>
+      <w:r>
+        <w:t>Create bundles such as:</w:t>
+      </w:r>
+    </w:p>
+    <w:p>
+      <w:pPr>
+        <w:numPr>
+          <w:ilvl w:val="0"/>
+          <w:numId w:val="49"/>
+        </w:numPr>
+      </w:pPr>
+      <w:r>
+        <w:t>Hoodie + Cap</w:t>
+      </w:r>
+    </w:p>
+    <w:p>
+      <w:pPr>
+        <w:numPr>
+          <w:ilvl w:val="0"/>
+          <w:numId w:val="49"/>
+        </w:numPr>
+      </w:pPr>
+      <w:r>
+        <w:t>Jeans + Belt</w:t>
+      </w:r>
+    </w:p>
+    <w:p>
+      <w:pPr>
+        <w:numPr>
+          <w:ilvl w:val="0"/>
+          <w:numId w:val="49"/>
+        </w:numPr>
+      </w:pPr>
+      <w:r>
+        <w:t>Jacket + Scarf</w:t>
+      </w:r>
+    </w:p>
+    <w:p>
+      <w:pPr>
+        <w:numPr>
+          <w:ilvl w:val="0"/>
+          <w:numId w:val="49"/>
+        </w:numPr>
+      </w:pPr>
+      <w:r>
+        <w:t>Shirt + Tie</w:t>
+      </w:r>
+    </w:p>
+    <w:p>
+      <w:pPr>
+        <w:numPr>
+          <w:ilvl w:val="0"/>
+          <w:numId w:val="49"/>
+        </w:numPr>
+      </w:pPr>
+      <w:r>
+        <w:t>Sneakers + Socks</w:t>
+      </w:r>
+    </w:p>
+    <w:p>
+      <w:pPr>
+        <w:numPr>
+          <w:ilvl w:val="0"/>
+          <w:numId w:val="49"/>
+        </w:numPr>
+      </w:pPr>
+      <w:r>
+        <w:t>Dress + Handbag</w:t>
+      </w:r>
+    </w:p>
+    <w:p>
+      <w:r>
+        <w:lastRenderedPageBreak/>
+        <w:t>Implement recommendation systems to suggest complementary products during checkout.</w:t>
+      </w:r>
+    </w:p>
+    <w:p>
+      <w:r>
+        <w:pict w14:anchorId="7198E6E0">
+          <v:rect id="_x0000_i1299" style="width:0;height:1.5pt" o:hralign="center" o:hrstd="t" o:hr="t" fillcolor="#a0a0a0" stroked="f"/>
+        </w:pict>
+      </w:r>
+    </w:p>
+    <w:p>
+      <w:pPr>
+        <w:rPr>
+          <w:b/>
+          <w:bCs/>
+        </w:rPr>
+      </w:pPr>
+      <w:r>
+        <w:rPr>
+          <w:b/>
+          <w:bCs/>
+        </w:rPr>
+        <w:t>Final Business Recommendations</w:t>
+      </w:r>
+    </w:p>
+    <w:p>
+      <w:r>
+        <w:t>Based on the analysis and mining results, the following strategies are recommended:</w:t>
+      </w:r>
+    </w:p>
+    <w:p>
+      <w:pPr>
+        <w:numPr>
+          <w:ilvl w:val="0"/>
+          <w:numId w:val="50"/>
+        </w:numPr>
+      </w:pPr>
+      <w:r>
+        <w:t>Increase inventory during Summer and Winter seasons.</w:t>
+      </w:r>
+    </w:p>
+    <w:p>
+      <w:pPr>
+        <w:numPr>
+          <w:ilvl w:val="0"/>
+          <w:numId w:val="50"/>
+        </w:numPr>
+      </w:pPr>
+      <w:r>
+        <w:t>Expand the Accessories category.</w:t>
+      </w:r>
+    </w:p>
+    <w:p>
+      <w:pPr>
+        <w:numPr>
+          <w:ilvl w:val="0"/>
+          <w:numId w:val="50"/>
+        </w:numPr>
+      </w:pPr>
+      <w:r>
+        <w:t>Focus marketing efforts on customers aged 30-44.</w:t>
+      </w:r>
+    </w:p>
+    <w:p>
+      <w:pPr>
+        <w:numPr>
+          <w:ilvl w:val="0"/>
+          <w:numId w:val="50"/>
+        </w:numPr>
+      </w:pPr>
+      <w:r>
+        <w:t>Increase promotions targeting female customers.</w:t>
+      </w:r>
+    </w:p>
+    <w:p>
+      <w:pPr>
+        <w:numPr>
+          <w:ilvl w:val="0"/>
+          <w:numId w:val="50"/>
+        </w:numPr>
+      </w:pPr>
+      <w:r>
+        <w:t>Strengthen operations in Pune and other high-performing cities.</w:t>
+      </w:r>
+    </w:p>
+    <w:p>
+      <w:pPr>
+        <w:numPr>
+          <w:ilvl w:val="0"/>
+          <w:numId w:val="50"/>
+        </w:numPr>
+      </w:pPr>
+      <w:r>
+        <w:t>Implement customer loyalty programs.</w:t>
+      </w:r>
+    </w:p>
+    <w:p>
+      <w:pPr>
+        <w:numPr>
+          <w:ilvl w:val="0"/>
+          <w:numId w:val="50"/>
+        </w:numPr>
+      </w:pPr>
+      <w:r>
+        <w:t>Develop VIP programs for high-value customers.</w:t>
+      </w:r>
+    </w:p>
+    <w:p>
+      <w:pPr>
+        <w:numPr>
+          <w:ilvl w:val="0"/>
+          <w:numId w:val="50"/>
+        </w:numPr>
+      </w:pPr>
+      <w:r>
+        <w:t>Use customer segmentation for targeted marketing.</w:t>
+      </w:r>
+    </w:p>
+    <w:p>
+      <w:pPr>
+        <w:numPr>
+          <w:ilvl w:val="0"/>
+          <w:numId w:val="50"/>
+        </w:numPr>
+      </w:pPr>
+      <w:r>
+        <w:t>Create product bundles using association rules.</w:t>
+      </w:r>
+    </w:p>
+    <w:p>
+      <w:pPr>
+        <w:numPr>
+          <w:ilvl w:val="0"/>
+          <w:numId w:val="50"/>
+        </w:numPr>
+      </w:pPr>
+      <w:r>
+        <w:t>Implement recommendation systems to improve cross-selling opportunities.</w:t>
+      </w:r>
+    </w:p>
+    <w:p>
+      <w:r>
+        <w:pict w14:anchorId="11DE0535">
+          <v:rect id="_x0000_i1300" style="width:0;height:1.5pt" o:hralign="center" o:hrstd="t" o:hr="t" fillcolor="#a0a0a0" stroked="f"/>
+        </w:pict>
+      </w:r>
+    </w:p>
+    <w:p>
+      <w:pPr>
+        <w:rPr>
+          <w:b/>
+          <w:bCs/>
+        </w:rPr>
+      </w:pPr>
+      <w:r>
+        <w:rPr>
+          <w:b/>
+          <w:bCs/>
+        </w:rPr>
+        <w:t>Conclusion</w:t>
+      </w:r>
+    </w:p>
+    <w:p>
+      <w:r>
+        <w:t>The project successfully transformed raw retail transaction data into actionable business intelligence through data cleaning, feature engineering, data analysis, customer segmentation, and market basket analysis.</w:t>
+      </w:r>
+    </w:p>
+    <w:p>
+      <w:r>
+        <w:t>The findings revealed clear customer purchasing patterns, high-value customer segments, strong product associations, and revenue-driving categories. By implementing the recommended strategies, the business can improve customer retention, increase average transaction value, optimize inventory planning, strengthen cross-selling initiatives, and maximize overall revenue growth.</w:t>
       </w:r>
     </w:p>
     <w:sectPr>
@@ -3957,6 +7417,417 @@
     </w:lvl>
   </w:abstractNum>
   <w:abstractNum w:abstractNumId="1" w15:restartNumberingAfterBreak="0">
+    <w:nsid w:val="0F072B9F"/>
+    <w:multiLevelType w:val="multilevel"/>
+    <w:tmpl w:val="5ACE19A2"/>
+    <w:lvl w:ilvl="0">
+      <w:start w:val="1"/>
+      <w:numFmt w:val="decimal"/>
+      <w:lvlText w:val="%1."/>
+      <w:lvlJc w:val="left"/>
+      <w:pPr>
+        <w:tabs>
+          <w:tab w:val="num" w:pos="720"/>
+        </w:tabs>
+        <w:ind w:left="720" w:hanging="360"/>
+      </w:pPr>
+    </w:lvl>
+    <w:lvl w:ilvl="1" w:tentative="1">
+      <w:start w:val="1"/>
+      <w:numFmt w:val="decimal"/>
+      <w:lvlText w:val="%2."/>
+      <w:lvlJc w:val="left"/>
+      <w:pPr>
+        <w:tabs>
+          <w:tab w:val="num" w:pos="1440"/>
+        </w:tabs>
+        <w:ind w:left="1440" w:hanging="360"/>
+      </w:pPr>
+    </w:lvl>
+    <w:lvl w:ilvl="2" w:tentative="1">
+      <w:start w:val="1"/>
+      <w:numFmt w:val="decimal"/>
+      <w:lvlText w:val="%3."/>
+      <w:lvlJc w:val="left"/>
+      <w:pPr>
+        <w:tabs>
+          <w:tab w:val="num" w:pos="2160"/>
+        </w:tabs>
+        <w:ind w:left="2160" w:hanging="360"/>
+      </w:pPr>
+    </w:lvl>
+    <w:lvl w:ilvl="3" w:tentative="1">
+      <w:start w:val="1"/>
+      <w:numFmt w:val="decimal"/>
+      <w:lvlText w:val="%4."/>
+      <w:lvlJc w:val="left"/>
+      <w:pPr>
+        <w:tabs>
+          <w:tab w:val="num" w:pos="2880"/>
+        </w:tabs>
+        <w:ind w:left="2880" w:hanging="360"/>
+      </w:pPr>
+    </w:lvl>
+    <w:lvl w:ilvl="4" w:tentative="1">
+      <w:start w:val="1"/>
+      <w:numFmt w:val="decimal"/>
+      <w:lvlText w:val="%5."/>
+      <w:lvlJc w:val="left"/>
+      <w:pPr>
+        <w:tabs>
+          <w:tab w:val="num" w:pos="3600"/>
+        </w:tabs>
+        <w:ind w:left="3600" w:hanging="360"/>
+      </w:pPr>
+    </w:lvl>
+    <w:lvl w:ilvl="5" w:tentative="1">
+      <w:start w:val="1"/>
+      <w:numFmt w:val="decimal"/>
+      <w:lvlText w:val="%6."/>
+      <w:lvlJc w:val="left"/>
+      <w:pPr>
+        <w:tabs>
+          <w:tab w:val="num" w:pos="4320"/>
+        </w:tabs>
+        <w:ind w:left="4320" w:hanging="360"/>
+      </w:pPr>
+    </w:lvl>
+    <w:lvl w:ilvl="6" w:tentative="1">
+      <w:start w:val="1"/>
+      <w:numFmt w:val="decimal"/>
+      <w:lvlText w:val="%7."/>
+      <w:lvlJc w:val="left"/>
+      <w:pPr>
+        <w:tabs>
+          <w:tab w:val="num" w:pos="5040"/>
+        </w:tabs>
+        <w:ind w:left="5040" w:hanging="360"/>
+      </w:pPr>
+    </w:lvl>
+    <w:lvl w:ilvl="7" w:tentative="1">
+      <w:start w:val="1"/>
+      <w:numFmt w:val="decimal"/>
+      <w:lvlText w:val="%8."/>
+      <w:lvlJc w:val="left"/>
+      <w:pPr>
+        <w:tabs>
+          <w:tab w:val="num" w:pos="5760"/>
+        </w:tabs>
+        <w:ind w:left="5760" w:hanging="360"/>
+      </w:pPr>
+    </w:lvl>
+    <w:lvl w:ilvl="8" w:tentative="1">
+      <w:start w:val="1"/>
+      <w:numFmt w:val="decimal"/>
+      <w:lvlText w:val="%9."/>
+      <w:lvlJc w:val="left"/>
+      <w:pPr>
+        <w:tabs>
+          <w:tab w:val="num" w:pos="6480"/>
+        </w:tabs>
+        <w:ind w:left="6480" w:hanging="360"/>
+      </w:pPr>
+    </w:lvl>
+  </w:abstractNum>
+  <w:abstractNum w:abstractNumId="2" w15:restartNumberingAfterBreak="0">
+    <w:nsid w:val="132D4EDB"/>
+    <w:multiLevelType w:val="multilevel"/>
+    <w:tmpl w:val="CA0E269C"/>
+    <w:lvl w:ilvl="0">
+      <w:start w:val="1"/>
+      <w:numFmt w:val="bullet"/>
+      <w:lvlText w:val=""/>
+      <w:lvlJc w:val="left"/>
+      <w:pPr>
+        <w:tabs>
+          <w:tab w:val="num" w:pos="720"/>
+        </w:tabs>
+        <w:ind w:left="720" w:hanging="360"/>
+      </w:pPr>
+      <w:rPr>
+        <w:rFonts w:ascii="Symbol" w:hAnsi="Symbol" w:hint="default"/>
+        <w:sz w:val="20"/>
+      </w:rPr>
+    </w:lvl>
+    <w:lvl w:ilvl="1" w:tentative="1">
+      <w:start w:val="1"/>
+      <w:numFmt w:val="bullet"/>
+      <w:lvlText w:val="o"/>
+      <w:lvlJc w:val="left"/>
+      <w:pPr>
+        <w:tabs>
+          <w:tab w:val="num" w:pos="1440"/>
+        </w:tabs>
+        <w:ind w:left="1440" w:hanging="360"/>
+      </w:pPr>
+      <w:rPr>
+        <w:rFonts w:ascii="Courier New" w:hAnsi="Courier New" w:hint="default"/>
+        <w:sz w:val="20"/>
+      </w:rPr>
+    </w:lvl>
+    <w:lvl w:ilvl="2" w:tentative="1">
+      <w:start w:val="1"/>
+      <w:numFmt w:val="bullet"/>
+      <w:lvlText w:val=""/>
+      <w:lvlJc w:val="left"/>
+      <w:pPr>
+        <w:tabs>
+          <w:tab w:val="num" w:pos="2160"/>
+        </w:tabs>
+        <w:ind w:left="2160" w:hanging="360"/>
+      </w:pPr>
+      <w:rPr>
+        <w:rFonts w:ascii="Wingdings" w:hAnsi="Wingdings" w:hint="default"/>
+        <w:sz w:val="20"/>
+      </w:rPr>
+    </w:lvl>
+    <w:lvl w:ilvl="3" w:tentative="1">
+      <w:start w:val="1"/>
+      <w:numFmt w:val="bullet"/>
+      <w:lvlText w:val=""/>
+      <w:lvlJc w:val="left"/>
+      <w:pPr>
+        <w:tabs>
+          <w:tab w:val="num" w:pos="2880"/>
+        </w:tabs>
+        <w:ind w:left="2880" w:hanging="360"/>
+      </w:pPr>
+      <w:rPr>
+        <w:rFonts w:ascii="Wingdings" w:hAnsi="Wingdings" w:hint="default"/>
+        <w:sz w:val="20"/>
+      </w:rPr>
+    </w:lvl>
+    <w:lvl w:ilvl="4" w:tentative="1">
+      <w:start w:val="1"/>
+      <w:numFmt w:val="bullet"/>
+      <w:lvlText w:val=""/>
+      <w:lvlJc w:val="left"/>
+      <w:pPr>
+        <w:tabs>
+          <w:tab w:val="num" w:pos="3600"/>
+        </w:tabs>
+        <w:ind w:left="3600" w:hanging="360"/>
+      </w:pPr>
+      <w:rPr>
+        <w:rFonts w:ascii="Wingdings" w:hAnsi="Wingdings" w:hint="default"/>
+        <w:sz w:val="20"/>
+      </w:rPr>
+    </w:lvl>
+    <w:lvl w:ilvl="5" w:tentative="1">
+      <w:start w:val="1"/>
+      <w:numFmt w:val="bullet"/>
+      <w:lvlText w:val=""/>
+      <w:lvlJc w:val="left"/>
+      <w:pPr>
+        <w:tabs>
+          <w:tab w:val="num" w:pos="4320"/>
+        </w:tabs>
+        <w:ind w:left="4320" w:hanging="360"/>
+      </w:pPr>
+      <w:rPr>
+        <w:rFonts w:ascii="Wingdings" w:hAnsi="Wingdings" w:hint="default"/>
+        <w:sz w:val="20"/>
+      </w:rPr>
+    </w:lvl>
+    <w:lvl w:ilvl="6" w:tentative="1">
+      <w:start w:val="1"/>
+      <w:numFmt w:val="bullet"/>
+      <w:lvlText w:val=""/>
+      <w:lvlJc w:val="left"/>
+      <w:pPr>
+        <w:tabs>
+          <w:tab w:val="num" w:pos="5040"/>
+        </w:tabs>
+        <w:ind w:left="5040" w:hanging="360"/>
+      </w:pPr>
+      <w:rPr>
+        <w:rFonts w:ascii="Wingdings" w:hAnsi="Wingdings" w:hint="default"/>
+        <w:sz w:val="20"/>
+      </w:rPr>
+    </w:lvl>
+    <w:lvl w:ilvl="7" w:tentative="1">
+      <w:start w:val="1"/>
+      <w:numFmt w:val="bullet"/>
+      <w:lvlText w:val=""/>
+      <w:lvlJc w:val="left"/>
+      <w:pPr>
+        <w:tabs>
+          <w:tab w:val="num" w:pos="5760"/>
+        </w:tabs>
+        <w:ind w:left="5760" w:hanging="360"/>
+      </w:pPr>
+      <w:rPr>
+        <w:rFonts w:ascii="Wingdings" w:hAnsi="Wingdings" w:hint="default"/>
+        <w:sz w:val="20"/>
+      </w:rPr>
+    </w:lvl>
+    <w:lvl w:ilvl="8" w:tentative="1">
+      <w:start w:val="1"/>
+      <w:numFmt w:val="bullet"/>
+      <w:lvlText w:val=""/>
+      <w:lvlJc w:val="left"/>
+      <w:pPr>
+        <w:tabs>
+          <w:tab w:val="num" w:pos="6480"/>
+        </w:tabs>
+        <w:ind w:left="6480" w:hanging="360"/>
+      </w:pPr>
+      <w:rPr>
+        <w:rFonts w:ascii="Wingdings" w:hAnsi="Wingdings" w:hint="default"/>
+        <w:sz w:val="20"/>
+      </w:rPr>
+    </w:lvl>
+  </w:abstractNum>
+  <w:abstractNum w:abstractNumId="3" w15:restartNumberingAfterBreak="0">
+    <w:nsid w:val="16AE3C89"/>
+    <w:multiLevelType w:val="multilevel"/>
+    <w:tmpl w:val="07662AEA"/>
+    <w:lvl w:ilvl="0">
+      <w:start w:val="1"/>
+      <w:numFmt w:val="bullet"/>
+      <w:lvlText w:val=""/>
+      <w:lvlJc w:val="left"/>
+      <w:pPr>
+        <w:tabs>
+          <w:tab w:val="num" w:pos="720"/>
+        </w:tabs>
+        <w:ind w:left="720" w:hanging="360"/>
+      </w:pPr>
+      <w:rPr>
+        <w:rFonts w:ascii="Symbol" w:hAnsi="Symbol" w:hint="default"/>
+        <w:sz w:val="20"/>
+      </w:rPr>
+    </w:lvl>
+    <w:lvl w:ilvl="1" w:tentative="1">
+      <w:start w:val="1"/>
+      <w:numFmt w:val="bullet"/>
+      <w:lvlText w:val="o"/>
+      <w:lvlJc w:val="left"/>
+      <w:pPr>
+        <w:tabs>
+          <w:tab w:val="num" w:pos="1440"/>
+        </w:tabs>
+        <w:ind w:left="1440" w:hanging="360"/>
+      </w:pPr>
+      <w:rPr>
+        <w:rFonts w:ascii="Courier New" w:hAnsi="Courier New" w:hint="default"/>
+        <w:sz w:val="20"/>
+      </w:rPr>
+    </w:lvl>
+    <w:lvl w:ilvl="2" w:tentative="1">
+      <w:start w:val="1"/>
+      <w:numFmt w:val="bullet"/>
+      <w:lvlText w:val=""/>
+      <w:lvlJc w:val="left"/>
+      <w:pPr>
+        <w:tabs>
+          <w:tab w:val="num" w:pos="2160"/>
+        </w:tabs>
+        <w:ind w:left="2160" w:hanging="360"/>
+      </w:pPr>
+      <w:rPr>
+        <w:rFonts w:ascii="Wingdings" w:hAnsi="Wingdings" w:hint="default"/>
+        <w:sz w:val="20"/>
+      </w:rPr>
+    </w:lvl>
+    <w:lvl w:ilvl="3" w:tentative="1">
+      <w:start w:val="1"/>
+      <w:numFmt w:val="bullet"/>
+      <w:lvlText w:val=""/>
+      <w:lvlJc w:val="left"/>
+      <w:pPr>
+        <w:tabs>
+          <w:tab w:val="num" w:pos="2880"/>
+        </w:tabs>
+        <w:ind w:left="2880" w:hanging="360"/>
+      </w:pPr>
+      <w:rPr>
+        <w:rFonts w:ascii="Wingdings" w:hAnsi="Wingdings" w:hint="default"/>
+        <w:sz w:val="20"/>
+      </w:rPr>
+    </w:lvl>
+    <w:lvl w:ilvl="4" w:tentative="1">
+      <w:start w:val="1"/>
+      <w:numFmt w:val="bullet"/>
+      <w:lvlText w:val=""/>
+      <w:lvlJc w:val="left"/>
+      <w:pPr>
+        <w:tabs>
+          <w:tab w:val="num" w:pos="3600"/>
+        </w:tabs>
+        <w:ind w:left="3600" w:hanging="360"/>
+      </w:pPr>
+      <w:rPr>
+        <w:rFonts w:ascii="Wingdings" w:hAnsi="Wingdings" w:hint="default"/>
+        <w:sz w:val="20"/>
+      </w:rPr>
+    </w:lvl>
+    <w:lvl w:ilvl="5" w:tentative="1">
+      <w:start w:val="1"/>
+      <w:numFmt w:val="bullet"/>
+      <w:lvlText w:val=""/>
+      <w:lvlJc w:val="left"/>
+      <w:pPr>
+        <w:tabs>
+          <w:tab w:val="num" w:pos="4320"/>
+        </w:tabs>
+        <w:ind w:left="4320" w:hanging="360"/>
+      </w:pPr>
+      <w:rPr>
+        <w:rFonts w:ascii="Wingdings" w:hAnsi="Wingdings" w:hint="default"/>
+        <w:sz w:val="20"/>
+      </w:rPr>
+    </w:lvl>
+    <w:lvl w:ilvl="6" w:tentative="1">
+      <w:start w:val="1"/>
+      <w:numFmt w:val="bullet"/>
+      <w:lvlText w:val=""/>
+      <w:lvlJc w:val="left"/>
+      <w:pPr>
+        <w:tabs>
+          <w:tab w:val="num" w:pos="5040"/>
+        </w:tabs>
+        <w:ind w:left="5040" w:hanging="360"/>
+      </w:pPr>
+      <w:rPr>
+        <w:rFonts w:ascii="Wingdings" w:hAnsi="Wingdings" w:hint="default"/>
+        <w:sz w:val="20"/>
+      </w:rPr>
+    </w:lvl>
+    <w:lvl w:ilvl="7" w:tentative="1">
+      <w:start w:val="1"/>
+      <w:numFmt w:val="bullet"/>
+      <w:lvlText w:val=""/>
+      <w:lvlJc w:val="left"/>
+      <w:pPr>
+        <w:tabs>
+          <w:tab w:val="num" w:pos="5760"/>
+        </w:tabs>
+        <w:ind w:left="5760" w:hanging="360"/>
+      </w:pPr>
+      <w:rPr>
+        <w:rFonts w:ascii="Wingdings" w:hAnsi="Wingdings" w:hint="default"/>
+        <w:sz w:val="20"/>
+      </w:rPr>
+    </w:lvl>
+    <w:lvl w:ilvl="8" w:tentative="1">
+      <w:start w:val="1"/>
+      <w:numFmt w:val="bullet"/>
+      <w:lvlText w:val=""/>
+      <w:lvlJc w:val="left"/>
+      <w:pPr>
+        <w:tabs>
+          <w:tab w:val="num" w:pos="6480"/>
+        </w:tabs>
+        <w:ind w:left="6480" w:hanging="360"/>
+      </w:pPr>
+      <w:rPr>
+        <w:rFonts w:ascii="Wingdings" w:hAnsi="Wingdings" w:hint="default"/>
+        <w:sz w:val="20"/>
+      </w:rPr>
+    </w:lvl>
+  </w:abstractNum>
+  <w:abstractNum w:abstractNumId="4" w15:restartNumberingAfterBreak="0">
     <w:nsid w:val="19B3129F"/>
     <w:multiLevelType w:val="multilevel"/>
     <w:tmpl w:val="0C3A8886"/>
@@ -4105,7 +7976,7 @@
       </w:rPr>
     </w:lvl>
   </w:abstractNum>
-  <w:abstractNum w:abstractNumId="2" w15:restartNumberingAfterBreak="0">
+  <w:abstractNum w:abstractNumId="5" w15:restartNumberingAfterBreak="0">
     <w:nsid w:val="1B134E0C"/>
     <w:multiLevelType w:val="multilevel"/>
     <w:tmpl w:val="BEDA2146"/>
@@ -4254,7 +8125,7 @@
       </w:rPr>
     </w:lvl>
   </w:abstractNum>
-  <w:abstractNum w:abstractNumId="3" w15:restartNumberingAfterBreak="0">
+  <w:abstractNum w:abstractNumId="6" w15:restartNumberingAfterBreak="0">
     <w:nsid w:val="1B5A071C"/>
     <w:multiLevelType w:val="multilevel"/>
     <w:tmpl w:val="FF46DA58"/>
@@ -4403,7 +8274,7 @@
       </w:rPr>
     </w:lvl>
   </w:abstractNum>
-  <w:abstractNum w:abstractNumId="4" w15:restartNumberingAfterBreak="0">
+  <w:abstractNum w:abstractNumId="7" w15:restartNumberingAfterBreak="0">
     <w:nsid w:val="1CCA1672"/>
     <w:multiLevelType w:val="multilevel"/>
     <w:tmpl w:val="836AEAC2"/>
@@ -4552,156 +8423,7 @@
       </w:rPr>
     </w:lvl>
   </w:abstractNum>
-  <w:abstractNum w:abstractNumId="5" w15:restartNumberingAfterBreak="0">
-    <w:nsid w:val="1DD1128D"/>
-    <w:multiLevelType w:val="multilevel"/>
-    <w:tmpl w:val="BC04695C"/>
-    <w:lvl w:ilvl="0">
-      <w:start w:val="1"/>
-      <w:numFmt w:val="bullet"/>
-      <w:lvlText w:val=""/>
-      <w:lvlJc w:val="left"/>
-      <w:pPr>
-        <w:tabs>
-          <w:tab w:val="num" w:pos="720"/>
-        </w:tabs>
-        <w:ind w:left="720" w:hanging="360"/>
-      </w:pPr>
-      <w:rPr>
-        <w:rFonts w:ascii="Symbol" w:hAnsi="Symbol" w:hint="default"/>
-        <w:sz w:val="20"/>
-      </w:rPr>
-    </w:lvl>
-    <w:lvl w:ilvl="1" w:tentative="1">
-      <w:start w:val="1"/>
-      <w:numFmt w:val="bullet"/>
-      <w:lvlText w:val="o"/>
-      <w:lvlJc w:val="left"/>
-      <w:pPr>
-        <w:tabs>
-          <w:tab w:val="num" w:pos="1440"/>
-        </w:tabs>
-        <w:ind w:left="1440" w:hanging="360"/>
-      </w:pPr>
-      <w:rPr>
-        <w:rFonts w:ascii="Courier New" w:hAnsi="Courier New" w:hint="default"/>
-        <w:sz w:val="20"/>
-      </w:rPr>
-    </w:lvl>
-    <w:lvl w:ilvl="2" w:tentative="1">
-      <w:start w:val="1"/>
-      <w:numFmt w:val="bullet"/>
-      <w:lvlText w:val=""/>
-      <w:lvlJc w:val="left"/>
-      <w:pPr>
-        <w:tabs>
-          <w:tab w:val="num" w:pos="2160"/>
-        </w:tabs>
-        <w:ind w:left="2160" w:hanging="360"/>
-      </w:pPr>
-      <w:rPr>
-        <w:rFonts w:ascii="Wingdings" w:hAnsi="Wingdings" w:hint="default"/>
-        <w:sz w:val="20"/>
-      </w:rPr>
-    </w:lvl>
-    <w:lvl w:ilvl="3" w:tentative="1">
-      <w:start w:val="1"/>
-      <w:numFmt w:val="bullet"/>
-      <w:lvlText w:val=""/>
-      <w:lvlJc w:val="left"/>
-      <w:pPr>
-        <w:tabs>
-          <w:tab w:val="num" w:pos="2880"/>
-        </w:tabs>
-        <w:ind w:left="2880" w:hanging="360"/>
-      </w:pPr>
-      <w:rPr>
-        <w:rFonts w:ascii="Wingdings" w:hAnsi="Wingdings" w:hint="default"/>
-        <w:sz w:val="20"/>
-      </w:rPr>
-    </w:lvl>
-    <w:lvl w:ilvl="4" w:tentative="1">
-      <w:start w:val="1"/>
-      <w:numFmt w:val="bullet"/>
-      <w:lvlText w:val=""/>
-      <w:lvlJc w:val="left"/>
-      <w:pPr>
-        <w:tabs>
-          <w:tab w:val="num" w:pos="3600"/>
-        </w:tabs>
-        <w:ind w:left="3600" w:hanging="360"/>
-      </w:pPr>
-      <w:rPr>
-        <w:rFonts w:ascii="Wingdings" w:hAnsi="Wingdings" w:hint="default"/>
-        <w:sz w:val="20"/>
-      </w:rPr>
-    </w:lvl>
-    <w:lvl w:ilvl="5" w:tentative="1">
-      <w:start w:val="1"/>
-      <w:numFmt w:val="bullet"/>
-      <w:lvlText w:val=""/>
-      <w:lvlJc w:val="left"/>
-      <w:pPr>
-        <w:tabs>
-          <w:tab w:val="num" w:pos="4320"/>
-        </w:tabs>
-        <w:ind w:left="4320" w:hanging="360"/>
-      </w:pPr>
-      <w:rPr>
-        <w:rFonts w:ascii="Wingdings" w:hAnsi="Wingdings" w:hint="default"/>
-        <w:sz w:val="20"/>
-      </w:rPr>
-    </w:lvl>
-    <w:lvl w:ilvl="6" w:tentative="1">
-      <w:start w:val="1"/>
-      <w:numFmt w:val="bullet"/>
-      <w:lvlText w:val=""/>
-      <w:lvlJc w:val="left"/>
-      <w:pPr>
-        <w:tabs>
-          <w:tab w:val="num" w:pos="5040"/>
-        </w:tabs>
-        <w:ind w:left="5040" w:hanging="360"/>
-      </w:pPr>
-      <w:rPr>
-        <w:rFonts w:ascii="Wingdings" w:hAnsi="Wingdings" w:hint="default"/>
-        <w:sz w:val="20"/>
-      </w:rPr>
-    </w:lvl>
-    <w:lvl w:ilvl="7" w:tentative="1">
-      <w:start w:val="1"/>
-      <w:numFmt w:val="bullet"/>
-      <w:lvlText w:val=""/>
-      <w:lvlJc w:val="left"/>
-      <w:pPr>
-        <w:tabs>
-          <w:tab w:val="num" w:pos="5760"/>
-        </w:tabs>
-        <w:ind w:left="5760" w:hanging="360"/>
-      </w:pPr>
-      <w:rPr>
-        <w:rFonts w:ascii="Wingdings" w:hAnsi="Wingdings" w:hint="default"/>
-        <w:sz w:val="20"/>
-      </w:rPr>
-    </w:lvl>
-    <w:lvl w:ilvl="8" w:tentative="1">
-      <w:start w:val="1"/>
-      <w:numFmt w:val="bullet"/>
-      <w:lvlText w:val=""/>
-      <w:lvlJc w:val="left"/>
-      <w:pPr>
-        <w:tabs>
-          <w:tab w:val="num" w:pos="6480"/>
-        </w:tabs>
-        <w:ind w:left="6480" w:hanging="360"/>
-      </w:pPr>
-      <w:rPr>
-        <w:rFonts w:ascii="Wingdings" w:hAnsi="Wingdings" w:hint="default"/>
-        <w:sz w:val="20"/>
-      </w:rPr>
-    </w:lvl>
-  </w:abstractNum>
-  <w:abstractNum w:abstractNumId="6" w15:restartNumberingAfterBreak="0">
+  <w:abstractNum w:abstractNumId="8" w15:restartNumberingAfterBreak="0">
     <w:nsid w:val="1E606F8E"/>
     <w:multiLevelType w:val="multilevel"/>
     <w:tmpl w:val="D0423466"/>
@@ -4850,7 +8572,7 @@
       </w:rPr>
     </w:lvl>
   </w:abstractNum>
-  <w:abstractNum w:abstractNumId="7" w15:restartNumberingAfterBreak="0">
+  <w:abstractNum w:abstractNumId="9" w15:restartNumberingAfterBreak="0">
     <w:nsid w:val="20A4790A"/>
     <w:multiLevelType w:val="multilevel"/>
     <w:tmpl w:val="A0C640FC"/>
@@ -4999,7 +8721,7 @@
       </w:rPr>
     </w:lvl>
   </w:abstractNum>
-  <w:abstractNum w:abstractNumId="8" w15:restartNumberingAfterBreak="0">
+  <w:abstractNum w:abstractNumId="10" w15:restartNumberingAfterBreak="0">
     <w:nsid w:val="20B865EA"/>
     <w:multiLevelType w:val="multilevel"/>
     <w:tmpl w:val="162AC42A"/>
@@ -5148,7 +8870,7 @@
       </w:rPr>
     </w:lvl>
   </w:abstractNum>
-  <w:abstractNum w:abstractNumId="9" w15:restartNumberingAfterBreak="0">
+  <w:abstractNum w:abstractNumId="11" w15:restartNumberingAfterBreak="0">
     <w:nsid w:val="20D65C2A"/>
     <w:multiLevelType w:val="multilevel"/>
     <w:tmpl w:val="05E8D58E"/>
@@ -5297,10 +9019,10 @@
       </w:rPr>
     </w:lvl>
   </w:abstractNum>
-  <w:abstractNum w:abstractNumId="10" w15:restartNumberingAfterBreak="0">
-    <w:nsid w:val="21223C5C"/>
+  <w:abstractNum w:abstractNumId="12" w15:restartNumberingAfterBreak="0">
+    <w:nsid w:val="2187661B"/>
     <w:multiLevelType w:val="multilevel"/>
-    <w:tmpl w:val="B532C76A"/>
+    <w:tmpl w:val="E36652B4"/>
     <w:lvl w:ilvl="0">
       <w:start w:val="1"/>
       <w:numFmt w:val="bullet"/>
@@ -5446,7 +9168,7 @@
       </w:rPr>
     </w:lvl>
   </w:abstractNum>
-  <w:abstractNum w:abstractNumId="11" w15:restartNumberingAfterBreak="0">
+  <w:abstractNum w:abstractNumId="13" w15:restartNumberingAfterBreak="0">
     <w:nsid w:val="25375D7E"/>
     <w:multiLevelType w:val="multilevel"/>
     <w:tmpl w:val="00982950"/>
@@ -5559,7 +9281,7 @@
       </w:pPr>
     </w:lvl>
   </w:abstractNum>
-  <w:abstractNum w:abstractNumId="12" w15:restartNumberingAfterBreak="0">
+  <w:abstractNum w:abstractNumId="14" w15:restartNumberingAfterBreak="0">
     <w:nsid w:val="273978A5"/>
     <w:multiLevelType w:val="multilevel"/>
     <w:tmpl w:val="427CEB6A"/>
@@ -5708,7 +9430,156 @@
       </w:rPr>
     </w:lvl>
   </w:abstractNum>
-  <w:abstractNum w:abstractNumId="13" w15:restartNumberingAfterBreak="0">
+  <w:abstractNum w:abstractNumId="15" w15:restartNumberingAfterBreak="0">
+    <w:nsid w:val="2B4E0D27"/>
+    <w:multiLevelType w:val="multilevel"/>
+    <w:tmpl w:val="7D5CCC2A"/>
+    <w:lvl w:ilvl="0">
+      <w:start w:val="1"/>
+      <w:numFmt w:val="bullet"/>
+      <w:lvlText w:val=""/>
+      <w:lvlJc w:val="left"/>
+      <w:pPr>
+        <w:tabs>
+          <w:tab w:val="num" w:pos="720"/>
+        </w:tabs>
+        <w:ind w:left="720" w:hanging="360"/>
+      </w:pPr>
+      <w:rPr>
+        <w:rFonts w:ascii="Symbol" w:hAnsi="Symbol" w:hint="default"/>
+        <w:sz w:val="20"/>
+      </w:rPr>
+    </w:lvl>
+    <w:lvl w:ilvl="1" w:tentative="1">
+      <w:start w:val="1"/>
+      <w:numFmt w:val="bullet"/>
+      <w:lvlText w:val="o"/>
+      <w:lvlJc w:val="left"/>
+      <w:pPr>
+        <w:tabs>
+          <w:tab w:val="num" w:pos="1440"/>
+        </w:tabs>
+        <w:ind w:left="1440" w:hanging="360"/>
+      </w:pPr>
+      <w:rPr>
+        <w:rFonts w:ascii="Courier New" w:hAnsi="Courier New" w:hint="default"/>
+        <w:sz w:val="20"/>
+      </w:rPr>
+    </w:lvl>
+    <w:lvl w:ilvl="2" w:tentative="1">
+      <w:start w:val="1"/>
+      <w:numFmt w:val="bullet"/>
+      <w:lvlText w:val=""/>
+      <w:lvlJc w:val="left"/>
+      <w:pPr>
+        <w:tabs>
+          <w:tab w:val="num" w:pos="2160"/>
+        </w:tabs>
+        <w:ind w:left="2160" w:hanging="360"/>
+      </w:pPr>
+      <w:rPr>
+        <w:rFonts w:ascii="Wingdings" w:hAnsi="Wingdings" w:hint="default"/>
+        <w:sz w:val="20"/>
+      </w:rPr>
+    </w:lvl>
+    <w:lvl w:ilvl="3" w:tentative="1">
+      <w:start w:val="1"/>
+      <w:numFmt w:val="bullet"/>
+      <w:lvlText w:val=""/>
+      <w:lvlJc w:val="left"/>
+      <w:pPr>
+        <w:tabs>
+          <w:tab w:val="num" w:pos="2880"/>
+        </w:tabs>
+        <w:ind w:left="2880" w:hanging="360"/>
+      </w:pPr>
+      <w:rPr>
+        <w:rFonts w:ascii="Wingdings" w:hAnsi="Wingdings" w:hint="default"/>
+        <w:sz w:val="20"/>
+      </w:rPr>
+    </w:lvl>
+    <w:lvl w:ilvl="4" w:tentative="1">
+      <w:start w:val="1"/>
+      <w:numFmt w:val="bullet"/>
+      <w:lvlText w:val=""/>
+      <w:lvlJc w:val="left"/>
+      <w:pPr>
+        <w:tabs>
+          <w:tab w:val="num" w:pos="3600"/>
+        </w:tabs>
+        <w:ind w:left="3600" w:hanging="360"/>
+      </w:pPr>
+      <w:rPr>
+        <w:rFonts w:ascii="Wingdings" w:hAnsi="Wingdings" w:hint="default"/>
+        <w:sz w:val="20"/>
+      </w:rPr>
+    </w:lvl>
+    <w:lvl w:ilvl="5" w:tentative="1">
+      <w:start w:val="1"/>
+      <w:numFmt w:val="bullet"/>
+      <w:lvlText w:val=""/>
+      <w:lvlJc w:val="left"/>
+      <w:pPr>
+        <w:tabs>
+          <w:tab w:val="num" w:pos="4320"/>
+        </w:tabs>
+        <w:ind w:left="4320" w:hanging="360"/>
+      </w:pPr>
+      <w:rPr>
+        <w:rFonts w:ascii="Wingdings" w:hAnsi="Wingdings" w:hint="default"/>
+        <w:sz w:val="20"/>
+      </w:rPr>
+    </w:lvl>
+    <w:lvl w:ilvl="6" w:tentative="1">
+      <w:start w:val="1"/>
+      <w:numFmt w:val="bullet"/>
+      <w:lvlText w:val=""/>
+      <w:lvlJc w:val="left"/>
+      <w:pPr>
+        <w:tabs>
+          <w:tab w:val="num" w:pos="5040"/>
+        </w:tabs>
+        <w:ind w:left="5040" w:hanging="360"/>
+      </w:pPr>
+      <w:rPr>
+        <w:rFonts w:ascii="Wingdings" w:hAnsi="Wingdings" w:hint="default"/>
+        <w:sz w:val="20"/>
+      </w:rPr>
+    </w:lvl>
+    <w:lvl w:ilvl="7" w:tentative="1">
+      <w:start w:val="1"/>
+      <w:numFmt w:val="bullet"/>
+      <w:lvlText w:val=""/>
+      <w:lvlJc w:val="left"/>
+      <w:pPr>
+        <w:tabs>
+          <w:tab w:val="num" w:pos="5760"/>
+        </w:tabs>
+        <w:ind w:left="5760" w:hanging="360"/>
+      </w:pPr>
+      <w:rPr>
+        <w:rFonts w:ascii="Wingdings" w:hAnsi="Wingdings" w:hint="default"/>
+        <w:sz w:val="20"/>
+      </w:rPr>
+    </w:lvl>
+    <w:lvl w:ilvl="8" w:tentative="1">
+      <w:start w:val="1"/>
+      <w:numFmt w:val="bullet"/>
+      <w:lvlText w:val=""/>
+      <w:lvlJc w:val="left"/>
+      <w:pPr>
+        <w:tabs>
+          <w:tab w:val="num" w:pos="6480"/>
+        </w:tabs>
+        <w:ind w:left="6480" w:hanging="360"/>
+      </w:pPr>
+      <w:rPr>
+        <w:rFonts w:ascii="Wingdings" w:hAnsi="Wingdings" w:hint="default"/>
+        <w:sz w:val="20"/>
+      </w:rPr>
+    </w:lvl>
+  </w:abstractNum>
+  <w:abstractNum w:abstractNumId="16" w15:restartNumberingAfterBreak="0">
     <w:nsid w:val="307A781D"/>
     <w:multiLevelType w:val="multilevel"/>
     <w:tmpl w:val="A66AA440"/>
@@ -5857,7 +9728,269 @@
       </w:rPr>
     </w:lvl>
   </w:abstractNum>
-  <w:abstractNum w:abstractNumId="14" w15:restartNumberingAfterBreak="0">
+  <w:abstractNum w:abstractNumId="17" w15:restartNumberingAfterBreak="0">
+    <w:nsid w:val="33E47E1E"/>
+    <w:multiLevelType w:val="multilevel"/>
+    <w:tmpl w:val="0BB2F3EC"/>
+    <w:lvl w:ilvl="0">
+      <w:start w:val="1"/>
+      <w:numFmt w:val="decimal"/>
+      <w:lvlText w:val="%1."/>
+      <w:lvlJc w:val="left"/>
+      <w:pPr>
+        <w:tabs>
+          <w:tab w:val="num" w:pos="720"/>
+        </w:tabs>
+        <w:ind w:left="720" w:hanging="360"/>
+      </w:pPr>
+    </w:lvl>
+    <w:lvl w:ilvl="1" w:tentative="1">
+      <w:start w:val="1"/>
+      <w:numFmt w:val="decimal"/>
+      <w:lvlText w:val="%2."/>
+      <w:lvlJc w:val="left"/>
+      <w:pPr>
+        <w:tabs>
+          <w:tab w:val="num" w:pos="1440"/>
+        </w:tabs>
+        <w:ind w:left="1440" w:hanging="360"/>
+      </w:pPr>
+    </w:lvl>
+    <w:lvl w:ilvl="2" w:tentative="1">
+      <w:start w:val="1"/>
+      <w:numFmt w:val="decimal"/>
+      <w:lvlText w:val="%3."/>
+      <w:lvlJc w:val="left"/>
+      <w:pPr>
+        <w:tabs>
+          <w:tab w:val="num" w:pos="2160"/>
+        </w:tabs>
+        <w:ind w:left="2160" w:hanging="360"/>
+      </w:pPr>
+    </w:lvl>
+    <w:lvl w:ilvl="3" w:tentative="1">
+      <w:start w:val="1"/>
+      <w:numFmt w:val="decimal"/>
+      <w:lvlText w:val="%4."/>
+      <w:lvlJc w:val="left"/>
+      <w:pPr>
+        <w:tabs>
+          <w:tab w:val="num" w:pos="2880"/>
+        </w:tabs>
+        <w:ind w:left="2880" w:hanging="360"/>
+      </w:pPr>
+    </w:lvl>
+    <w:lvl w:ilvl="4" w:tentative="1">
+      <w:start w:val="1"/>
+      <w:numFmt w:val="decimal"/>
+      <w:lvlText w:val="%5."/>
+      <w:lvlJc w:val="left"/>
+      <w:pPr>
+        <w:tabs>
+          <w:tab w:val="num" w:pos="3600"/>
+        </w:tabs>
+        <w:ind w:left="3600" w:hanging="360"/>
+      </w:pPr>
+    </w:lvl>
+    <w:lvl w:ilvl="5" w:tentative="1">
+      <w:start w:val="1"/>
+      <w:numFmt w:val="decimal"/>
+      <w:lvlText w:val="%6."/>
+      <w:lvlJc w:val="left"/>
+      <w:pPr>
+        <w:tabs>
+          <w:tab w:val="num" w:pos="4320"/>
+        </w:tabs>
+        <w:ind w:left="4320" w:hanging="360"/>
+      </w:pPr>
+    </w:lvl>
+    <w:lvl w:ilvl="6" w:tentative="1">
+      <w:start w:val="1"/>
+      <w:numFmt w:val="decimal"/>
+      <w:lvlText w:val="%7."/>
+      <w:lvlJc w:val="left"/>
+      <w:pPr>
+        <w:tabs>
+          <w:tab w:val="num" w:pos="5040"/>
+        </w:tabs>
+        <w:ind w:left="5040" w:hanging="360"/>
+      </w:pPr>
+    </w:lvl>
+    <w:lvl w:ilvl="7" w:tentative="1">
+      <w:start w:val="1"/>
+      <w:numFmt w:val="decimal"/>
+      <w:lvlText w:val="%8."/>
+      <w:lvlJc w:val="left"/>
+      <w:pPr>
+        <w:tabs>
+          <w:tab w:val="num" w:pos="5760"/>
+        </w:tabs>
+        <w:ind w:left="5760" w:hanging="360"/>
+      </w:pPr>
+    </w:lvl>
+    <w:lvl w:ilvl="8" w:tentative="1">
+      <w:start w:val="1"/>
+      <w:numFmt w:val="decimal"/>
+      <w:lvlText w:val="%9."/>
+      <w:lvlJc w:val="left"/>
+      <w:pPr>
+        <w:tabs>
+          <w:tab w:val="num" w:pos="6480"/>
+        </w:tabs>
+        <w:ind w:left="6480" w:hanging="360"/>
+      </w:pPr>
+    </w:lvl>
+  </w:abstractNum>
+  <w:abstractNum w:abstractNumId="18" w15:restartNumberingAfterBreak="0">
+    <w:nsid w:val="374B09F6"/>
+    <w:multiLevelType w:val="multilevel"/>
+    <w:tmpl w:val="AF68C694"/>
+    <w:lvl w:ilvl="0">
+      <w:start w:val="1"/>
+      <w:numFmt w:val="bullet"/>
+      <w:lvlText w:val=""/>
+      <w:lvlJc w:val="left"/>
+      <w:pPr>
+        <w:tabs>
+          <w:tab w:val="num" w:pos="720"/>
+        </w:tabs>
+        <w:ind w:left="720" w:hanging="360"/>
+      </w:pPr>
+      <w:rPr>
+        <w:rFonts w:ascii="Symbol" w:hAnsi="Symbol" w:hint="default"/>
+        <w:sz w:val="20"/>
+      </w:rPr>
+    </w:lvl>
+    <w:lvl w:ilvl="1" w:tentative="1">
+      <w:start w:val="1"/>
+      <w:numFmt w:val="bullet"/>
+      <w:lvlText w:val="o"/>
+      <w:lvlJc w:val="left"/>
+      <w:pPr>
+        <w:tabs>
+          <w:tab w:val="num" w:pos="1440"/>
+        </w:tabs>
+        <w:ind w:left="1440" w:hanging="360"/>
+      </w:pPr>
+      <w:rPr>
+        <w:rFonts w:ascii="Courier New" w:hAnsi="Courier New" w:hint="default"/>
+        <w:sz w:val="20"/>
+      </w:rPr>
+    </w:lvl>
+    <w:lvl w:ilvl="2" w:tentative="1">
+      <w:start w:val="1"/>
+      <w:numFmt w:val="bullet"/>
+      <w:lvlText w:val=""/>
+      <w:lvlJc w:val="left"/>
+      <w:pPr>
+        <w:tabs>
+          <w:tab w:val="num" w:pos="2160"/>
+        </w:tabs>
+        <w:ind w:left="2160" w:hanging="360"/>
+      </w:pPr>
+      <w:rPr>
+        <w:rFonts w:ascii="Wingdings" w:hAnsi="Wingdings" w:hint="default"/>
+        <w:sz w:val="20"/>
+      </w:rPr>
+    </w:lvl>
+    <w:lvl w:ilvl="3" w:tentative="1">
+      <w:start w:val="1"/>
+      <w:numFmt w:val="bullet"/>
+      <w:lvlText w:val=""/>
+      <w:lvlJc w:val="left"/>
+      <w:pPr>
+        <w:tabs>
+          <w:tab w:val="num" w:pos="2880"/>
+        </w:tabs>
+        <w:ind w:left="2880" w:hanging="360"/>
+      </w:pPr>
+      <w:rPr>
+        <w:rFonts w:ascii="Wingdings" w:hAnsi="Wingdings" w:hint="default"/>
+        <w:sz w:val="20"/>
+      </w:rPr>
+    </w:lvl>
+    <w:lvl w:ilvl="4" w:tentative="1">
+      <w:start w:val="1"/>
+      <w:numFmt w:val="bullet"/>
+      <w:lvlText w:val=""/>
+      <w:lvlJc w:val="left"/>
+      <w:pPr>
+        <w:tabs>
+          <w:tab w:val="num" w:pos="3600"/>
+        </w:tabs>
+        <w:ind w:left="3600" w:hanging="360"/>
+      </w:pPr>
+      <w:rPr>
+        <w:rFonts w:ascii="Wingdings" w:hAnsi="Wingdings" w:hint="default"/>
+        <w:sz w:val="20"/>
+      </w:rPr>
+    </w:lvl>
+    <w:lvl w:ilvl="5" w:tentative="1">
+      <w:start w:val="1"/>
+      <w:numFmt w:val="bullet"/>
+      <w:lvlText w:val=""/>
+      <w:lvlJc w:val="left"/>
+      <w:pPr>
+        <w:tabs>
+          <w:tab w:val="num" w:pos="4320"/>
+        </w:tabs>
+        <w:ind w:left="4320" w:hanging="360"/>
+      </w:pPr>
+      <w:rPr>
+        <w:rFonts w:ascii="Wingdings" w:hAnsi="Wingdings" w:hint="default"/>
+        <w:sz w:val="20"/>
+      </w:rPr>
+    </w:lvl>
+    <w:lvl w:ilvl="6" w:tentative="1">
+      <w:start w:val="1"/>
+      <w:numFmt w:val="bullet"/>
+      <w:lvlText w:val=""/>
+      <w:lvlJc w:val="left"/>
+      <w:pPr>
+        <w:tabs>
+          <w:tab w:val="num" w:pos="5040"/>
+        </w:tabs>
+        <w:ind w:left="5040" w:hanging="360"/>
+      </w:pPr>
+      <w:rPr>
+        <w:rFonts w:ascii="Wingdings" w:hAnsi="Wingdings" w:hint="default"/>
+        <w:sz w:val="20"/>
+      </w:rPr>
+    </w:lvl>
+    <w:lvl w:ilvl="7" w:tentative="1">
+      <w:start w:val="1"/>
+      <w:numFmt w:val="bullet"/>
+      <w:lvlText w:val=""/>
+      <w:lvlJc w:val="left"/>
+      <w:pPr>
+        <w:tabs>
+          <w:tab w:val="num" w:pos="5760"/>
+        </w:tabs>
+        <w:ind w:left="5760" w:hanging="360"/>
+      </w:pPr>
+      <w:rPr>
+        <w:rFonts w:ascii="Wingdings" w:hAnsi="Wingdings" w:hint="default"/>
+        <w:sz w:val="20"/>
+      </w:rPr>
+    </w:lvl>
+    <w:lvl w:ilvl="8" w:tentative="1">
+      <w:start w:val="1"/>
+      <w:numFmt w:val="bullet"/>
+      <w:lvlText w:val=""/>
+      <w:lvlJc w:val="left"/>
+      <w:pPr>
+        <w:tabs>
+          <w:tab w:val="num" w:pos="6480"/>
+        </w:tabs>
+        <w:ind w:left="6480" w:hanging="360"/>
+      </w:pPr>
+      <w:rPr>
+        <w:rFonts w:ascii="Wingdings" w:hAnsi="Wingdings" w:hint="default"/>
+        <w:sz w:val="20"/>
+      </w:rPr>
+    </w:lvl>
+  </w:abstractNum>
+  <w:abstractNum w:abstractNumId="19" w15:restartNumberingAfterBreak="0">
     <w:nsid w:val="37BF5B63"/>
     <w:multiLevelType w:val="multilevel"/>
     <w:tmpl w:val="728A90C6"/>
@@ -6006,7 +10139,603 @@
       </w:rPr>
     </w:lvl>
   </w:abstractNum>
-  <w:abstractNum w:abstractNumId="15" w15:restartNumberingAfterBreak="0">
+  <w:abstractNum w:abstractNumId="20" w15:restartNumberingAfterBreak="0">
+    <w:nsid w:val="3ACE43AE"/>
+    <w:multiLevelType w:val="multilevel"/>
+    <w:tmpl w:val="749AAE22"/>
+    <w:lvl w:ilvl="0">
+      <w:start w:val="1"/>
+      <w:numFmt w:val="bullet"/>
+      <w:lvlText w:val=""/>
+      <w:lvlJc w:val="left"/>
+      <w:pPr>
+        <w:tabs>
+          <w:tab w:val="num" w:pos="720"/>
+        </w:tabs>
+        <w:ind w:left="720" w:hanging="360"/>
+      </w:pPr>
+      <w:rPr>
+        <w:rFonts w:ascii="Symbol" w:hAnsi="Symbol" w:hint="default"/>
+        <w:sz w:val="20"/>
+      </w:rPr>
+    </w:lvl>
+    <w:lvl w:ilvl="1" w:tentative="1">
+      <w:start w:val="1"/>
+      <w:numFmt w:val="bullet"/>
+      <w:lvlText w:val="o"/>
+      <w:lvlJc w:val="left"/>
+      <w:pPr>
+        <w:tabs>
+          <w:tab w:val="num" w:pos="1440"/>
+        </w:tabs>
+        <w:ind w:left="1440" w:hanging="360"/>
+      </w:pPr>
+      <w:rPr>
+        <w:rFonts w:ascii="Courier New" w:hAnsi="Courier New" w:hint="default"/>
+        <w:sz w:val="20"/>
+      </w:rPr>
+    </w:lvl>
+    <w:lvl w:ilvl="2" w:tentative="1">
+      <w:start w:val="1"/>
+      <w:numFmt w:val="bullet"/>
+      <w:lvlText w:val=""/>
+      <w:lvlJc w:val="left"/>
+      <w:pPr>
+        <w:tabs>
+          <w:tab w:val="num" w:pos="2160"/>
+        </w:tabs>
+        <w:ind w:left="2160" w:hanging="360"/>
+      </w:pPr>
+      <w:rPr>
+        <w:rFonts w:ascii="Wingdings" w:hAnsi="Wingdings" w:hint="default"/>
+        <w:sz w:val="20"/>
+      </w:rPr>
+    </w:lvl>
+    <w:lvl w:ilvl="3" w:tentative="1">
+      <w:start w:val="1"/>
+      <w:numFmt w:val="bullet"/>
+      <w:lvlText w:val=""/>
+      <w:lvlJc w:val="left"/>
+      <w:pPr>
+        <w:tabs>
+          <w:tab w:val="num" w:pos="2880"/>
+        </w:tabs>
+        <w:ind w:left="2880" w:hanging="360"/>
+      </w:pPr>
+      <w:rPr>
+        <w:rFonts w:ascii="Wingdings" w:hAnsi="Wingdings" w:hint="default"/>
+        <w:sz w:val="20"/>
+      </w:rPr>
+    </w:lvl>
+    <w:lvl w:ilvl="4" w:tentative="1">
+      <w:start w:val="1"/>
+      <w:numFmt w:val="bullet"/>
+      <w:lvlText w:val=""/>
+      <w:lvlJc w:val="left"/>
+      <w:pPr>
+        <w:tabs>
+          <w:tab w:val="num" w:pos="3600"/>
+        </w:tabs>
+        <w:ind w:left="3600" w:hanging="360"/>
+      </w:pPr>
+      <w:rPr>
+        <w:rFonts w:ascii="Wingdings" w:hAnsi="Wingdings" w:hint="default"/>
+        <w:sz w:val="20"/>
+      </w:rPr>
+    </w:lvl>
+    <w:lvl w:ilvl="5" w:tentative="1">
+      <w:start w:val="1"/>
+      <w:numFmt w:val="bullet"/>
+      <w:lvlText w:val=""/>
+      <w:lvlJc w:val="left"/>
+      <w:pPr>
+        <w:tabs>
+          <w:tab w:val="num" w:pos="4320"/>
+        </w:tabs>
+        <w:ind w:left="4320" w:hanging="360"/>
+      </w:pPr>
+      <w:rPr>
+        <w:rFonts w:ascii="Wingdings" w:hAnsi="Wingdings" w:hint="default"/>
+        <w:sz w:val="20"/>
+      </w:rPr>
+    </w:lvl>
+    <w:lvl w:ilvl="6" w:tentative="1">
+      <w:start w:val="1"/>
+      <w:numFmt w:val="bullet"/>
+      <w:lvlText w:val=""/>
+      <w:lvlJc w:val="left"/>
+      <w:pPr>
+        <w:tabs>
+          <w:tab w:val="num" w:pos="5040"/>
+        </w:tabs>
+        <w:ind w:left="5040" w:hanging="360"/>
+      </w:pPr>
+      <w:rPr>
+        <w:rFonts w:ascii="Wingdings" w:hAnsi="Wingdings" w:hint="default"/>
+        <w:sz w:val="20"/>
+      </w:rPr>
+    </w:lvl>
+    <w:lvl w:ilvl="7" w:tentative="1">
+      <w:start w:val="1"/>
+      <w:numFmt w:val="bullet"/>
+      <w:lvlText w:val=""/>
+      <w:lvlJc w:val="left"/>
+      <w:pPr>
+        <w:tabs>
+          <w:tab w:val="num" w:pos="5760"/>
+        </w:tabs>
+        <w:ind w:left="5760" w:hanging="360"/>
+      </w:pPr>
+      <w:rPr>
+        <w:rFonts w:ascii="Wingdings" w:hAnsi="Wingdings" w:hint="default"/>
+        <w:sz w:val="20"/>
+      </w:rPr>
+    </w:lvl>
+    <w:lvl w:ilvl="8" w:tentative="1">
+      <w:start w:val="1"/>
+      <w:numFmt w:val="bullet"/>
+      <w:lvlText w:val=""/>
+      <w:lvlJc w:val="left"/>
+      <w:pPr>
+        <w:tabs>
+          <w:tab w:val="num" w:pos="6480"/>
+        </w:tabs>
+        <w:ind w:left="6480" w:hanging="360"/>
+      </w:pPr>
+      <w:rPr>
+        <w:rFonts w:ascii="Wingdings" w:hAnsi="Wingdings" w:hint="default"/>
+        <w:sz w:val="20"/>
+      </w:rPr>
+    </w:lvl>
+  </w:abstractNum>
+  <w:abstractNum w:abstractNumId="21" w15:restartNumberingAfterBreak="0">
+    <w:nsid w:val="3BB42214"/>
+    <w:multiLevelType w:val="multilevel"/>
+    <w:tmpl w:val="03F65BB4"/>
+    <w:lvl w:ilvl="0">
+      <w:start w:val="1"/>
+      <w:numFmt w:val="bullet"/>
+      <w:lvlText w:val=""/>
+      <w:lvlJc w:val="left"/>
+      <w:pPr>
+        <w:tabs>
+          <w:tab w:val="num" w:pos="720"/>
+        </w:tabs>
+        <w:ind w:left="720" w:hanging="360"/>
+      </w:pPr>
+      <w:rPr>
+        <w:rFonts w:ascii="Symbol" w:hAnsi="Symbol" w:hint="default"/>
+        <w:sz w:val="20"/>
+      </w:rPr>
+    </w:lvl>
+    <w:lvl w:ilvl="1" w:tentative="1">
+      <w:start w:val="1"/>
+      <w:numFmt w:val="bullet"/>
+      <w:lvlText w:val="o"/>
+      <w:lvlJc w:val="left"/>
+      <w:pPr>
+        <w:tabs>
+          <w:tab w:val="num" w:pos="1440"/>
+        </w:tabs>
+        <w:ind w:left="1440" w:hanging="360"/>
+      </w:pPr>
+      <w:rPr>
+        <w:rFonts w:ascii="Courier New" w:hAnsi="Courier New" w:hint="default"/>
+        <w:sz w:val="20"/>
+      </w:rPr>
+    </w:lvl>
+    <w:lvl w:ilvl="2" w:tentative="1">
+      <w:start w:val="1"/>
+      <w:numFmt w:val="bullet"/>
+      <w:lvlText w:val=""/>
+      <w:lvlJc w:val="left"/>
+      <w:pPr>
+        <w:tabs>
+          <w:tab w:val="num" w:pos="2160"/>
+        </w:tabs>
+        <w:ind w:left="2160" w:hanging="360"/>
+      </w:pPr>
+      <w:rPr>
+        <w:rFonts w:ascii="Wingdings" w:hAnsi="Wingdings" w:hint="default"/>
+        <w:sz w:val="20"/>
+      </w:rPr>
+    </w:lvl>
+    <w:lvl w:ilvl="3" w:tentative="1">
+      <w:start w:val="1"/>
+      <w:numFmt w:val="bullet"/>
+      <w:lvlText w:val=""/>
+      <w:lvlJc w:val="left"/>
+      <w:pPr>
+        <w:tabs>
+          <w:tab w:val="num" w:pos="2880"/>
+        </w:tabs>
+        <w:ind w:left="2880" w:hanging="360"/>
+      </w:pPr>
+      <w:rPr>
+        <w:rFonts w:ascii="Wingdings" w:hAnsi="Wingdings" w:hint="default"/>
+        <w:sz w:val="20"/>
+      </w:rPr>
+    </w:lvl>
+    <w:lvl w:ilvl="4" w:tentative="1">
+      <w:start w:val="1"/>
+      <w:numFmt w:val="bullet"/>
+      <w:lvlText w:val=""/>
+      <w:lvlJc w:val="left"/>
+      <w:pPr>
+        <w:tabs>
+          <w:tab w:val="num" w:pos="3600"/>
+        </w:tabs>
+        <w:ind w:left="3600" w:hanging="360"/>
+      </w:pPr>
+      <w:rPr>
+        <w:rFonts w:ascii="Wingdings" w:hAnsi="Wingdings" w:hint="default"/>
+        <w:sz w:val="20"/>
+      </w:rPr>
+    </w:lvl>
+    <w:lvl w:ilvl="5" w:tentative="1">
+      <w:start w:val="1"/>
+      <w:numFmt w:val="bullet"/>
+      <w:lvlText w:val=""/>
+      <w:lvlJc w:val="left"/>
+      <w:pPr>
+        <w:tabs>
+          <w:tab w:val="num" w:pos="4320"/>
+        </w:tabs>
+        <w:ind w:left="4320" w:hanging="360"/>
+      </w:pPr>
+      <w:rPr>
+        <w:rFonts w:ascii="Wingdings" w:hAnsi="Wingdings" w:hint="default"/>
+        <w:sz w:val="20"/>
+      </w:rPr>
+    </w:lvl>
+    <w:lvl w:ilvl="6" w:tentative="1">
+      <w:start w:val="1"/>
+      <w:numFmt w:val="bullet"/>
+      <w:lvlText w:val=""/>
+      <w:lvlJc w:val="left"/>
+      <w:pPr>
+        <w:tabs>
+          <w:tab w:val="num" w:pos="5040"/>
+        </w:tabs>
+        <w:ind w:left="5040" w:hanging="360"/>
+      </w:pPr>
+      <w:rPr>
+        <w:rFonts w:ascii="Wingdings" w:hAnsi="Wingdings" w:hint="default"/>
+        <w:sz w:val="20"/>
+      </w:rPr>
+    </w:lvl>
+    <w:lvl w:ilvl="7" w:tentative="1">
+      <w:start w:val="1"/>
+      <w:numFmt w:val="bullet"/>
+      <w:lvlText w:val=""/>
+      <w:lvlJc w:val="left"/>
+      <w:pPr>
+        <w:tabs>
+          <w:tab w:val="num" w:pos="5760"/>
+        </w:tabs>
+        <w:ind w:left="5760" w:hanging="360"/>
+      </w:pPr>
+      <w:rPr>
+        <w:rFonts w:ascii="Wingdings" w:hAnsi="Wingdings" w:hint="default"/>
+        <w:sz w:val="20"/>
+      </w:rPr>
+    </w:lvl>
+    <w:lvl w:ilvl="8" w:tentative="1">
+      <w:start w:val="1"/>
+      <w:numFmt w:val="bullet"/>
+      <w:lvlText w:val=""/>
+      <w:lvlJc w:val="left"/>
+      <w:pPr>
+        <w:tabs>
+          <w:tab w:val="num" w:pos="6480"/>
+        </w:tabs>
+        <w:ind w:left="6480" w:hanging="360"/>
+      </w:pPr>
+      <w:rPr>
+        <w:rFonts w:ascii="Wingdings" w:hAnsi="Wingdings" w:hint="default"/>
+        <w:sz w:val="20"/>
+      </w:rPr>
+    </w:lvl>
+  </w:abstractNum>
+  <w:abstractNum w:abstractNumId="22" w15:restartNumberingAfterBreak="0">
+    <w:nsid w:val="3DAD56E3"/>
+    <w:multiLevelType w:val="multilevel"/>
+    <w:tmpl w:val="20DABC34"/>
+    <w:lvl w:ilvl="0">
+      <w:start w:val="1"/>
+      <w:numFmt w:val="bullet"/>
+      <w:lvlText w:val=""/>
+      <w:lvlJc w:val="left"/>
+      <w:pPr>
+        <w:tabs>
+          <w:tab w:val="num" w:pos="720"/>
+        </w:tabs>
+        <w:ind w:left="720" w:hanging="360"/>
+      </w:pPr>
+      <w:rPr>
+        <w:rFonts w:ascii="Symbol" w:hAnsi="Symbol" w:hint="default"/>
+        <w:sz w:val="20"/>
+      </w:rPr>
+    </w:lvl>
+    <w:lvl w:ilvl="1" w:tentative="1">
+      <w:start w:val="1"/>
+      <w:numFmt w:val="bullet"/>
+      <w:lvlText w:val="o"/>
+      <w:lvlJc w:val="left"/>
+      <w:pPr>
+        <w:tabs>
+          <w:tab w:val="num" w:pos="1440"/>
+        </w:tabs>
+        <w:ind w:left="1440" w:hanging="360"/>
+      </w:pPr>
+      <w:rPr>
+        <w:rFonts w:ascii="Courier New" w:hAnsi="Courier New" w:hint="default"/>
+        <w:sz w:val="20"/>
+      </w:rPr>
+    </w:lvl>
+    <w:lvl w:ilvl="2" w:tentative="1">
+      <w:start w:val="1"/>
+      <w:numFmt w:val="bullet"/>
+      <w:lvlText w:val=""/>
+      <w:lvlJc w:val="left"/>
+      <w:pPr>
+        <w:tabs>
+          <w:tab w:val="num" w:pos="2160"/>
+        </w:tabs>
+        <w:ind w:left="2160" w:hanging="360"/>
+      </w:pPr>
+      <w:rPr>
+        <w:rFonts w:ascii="Wingdings" w:hAnsi="Wingdings" w:hint="default"/>
+        <w:sz w:val="20"/>
+      </w:rPr>
+    </w:lvl>
+    <w:lvl w:ilvl="3" w:tentative="1">
+      <w:start w:val="1"/>
+      <w:numFmt w:val="bullet"/>
+      <w:lvlText w:val=""/>
+      <w:lvlJc w:val="left"/>
+      <w:pPr>
+        <w:tabs>
+          <w:tab w:val="num" w:pos="2880"/>
+        </w:tabs>
+        <w:ind w:left="2880" w:hanging="360"/>
+      </w:pPr>
+      <w:rPr>
+        <w:rFonts w:ascii="Wingdings" w:hAnsi="Wingdings" w:hint="default"/>
+        <w:sz w:val="20"/>
+      </w:rPr>
+    </w:lvl>
+    <w:lvl w:ilvl="4" w:tentative="1">
+      <w:start w:val="1"/>
+      <w:numFmt w:val="bullet"/>
+      <w:lvlText w:val=""/>
+      <w:lvlJc w:val="left"/>
+      <w:pPr>
+        <w:tabs>
+          <w:tab w:val="num" w:pos="3600"/>
+        </w:tabs>
+        <w:ind w:left="3600" w:hanging="360"/>
+      </w:pPr>
+      <w:rPr>
+        <w:rFonts w:ascii="Wingdings" w:hAnsi="Wingdings" w:hint="default"/>
+        <w:sz w:val="20"/>
+      </w:rPr>
+    </w:lvl>
+    <w:lvl w:ilvl="5" w:tentative="1">
+      <w:start w:val="1"/>
+      <w:numFmt w:val="bullet"/>
+      <w:lvlText w:val=""/>
+      <w:lvlJc w:val="left"/>
+      <w:pPr>
+        <w:tabs>
+          <w:tab w:val="num" w:pos="4320"/>
+        </w:tabs>
+        <w:ind w:left="4320" w:hanging="360"/>
+      </w:pPr>
+      <w:rPr>
+        <w:rFonts w:ascii="Wingdings" w:hAnsi="Wingdings" w:hint="default"/>
+        <w:sz w:val="20"/>
+      </w:rPr>
+    </w:lvl>
+    <w:lvl w:ilvl="6" w:tentative="1">
+      <w:start w:val="1"/>
+      <w:numFmt w:val="bullet"/>
+      <w:lvlText w:val=""/>
+      <w:lvlJc w:val="left"/>
+      <w:pPr>
+        <w:tabs>
+          <w:tab w:val="num" w:pos="5040"/>
+        </w:tabs>
+        <w:ind w:left="5040" w:hanging="360"/>
+      </w:pPr>
+      <w:rPr>
+        <w:rFonts w:ascii="Wingdings" w:hAnsi="Wingdings" w:hint="default"/>
+        <w:sz w:val="20"/>
+      </w:rPr>
+    </w:lvl>
+    <w:lvl w:ilvl="7" w:tentative="1">
+      <w:start w:val="1"/>
+      <w:numFmt w:val="bullet"/>
+      <w:lvlText w:val=""/>
+      <w:lvlJc w:val="left"/>
+      <w:pPr>
+        <w:tabs>
+          <w:tab w:val="num" w:pos="5760"/>
+        </w:tabs>
+        <w:ind w:left="5760" w:hanging="360"/>
+      </w:pPr>
+      <w:rPr>
+        <w:rFonts w:ascii="Wingdings" w:hAnsi="Wingdings" w:hint="default"/>
+        <w:sz w:val="20"/>
+      </w:rPr>
+    </w:lvl>
+    <w:lvl w:ilvl="8" w:tentative="1">
+      <w:start w:val="1"/>
+      <w:numFmt w:val="bullet"/>
+      <w:lvlText w:val=""/>
+      <w:lvlJc w:val="left"/>
+      <w:pPr>
+        <w:tabs>
+          <w:tab w:val="num" w:pos="6480"/>
+        </w:tabs>
+        <w:ind w:left="6480" w:hanging="360"/>
+      </w:pPr>
+      <w:rPr>
+        <w:rFonts w:ascii="Wingdings" w:hAnsi="Wingdings" w:hint="default"/>
+        <w:sz w:val="20"/>
+      </w:rPr>
+    </w:lvl>
+  </w:abstractNum>
+  <w:abstractNum w:abstractNumId="23" w15:restartNumberingAfterBreak="0">
+    <w:nsid w:val="3F182E22"/>
+    <w:multiLevelType w:val="multilevel"/>
+    <w:tmpl w:val="12326EE4"/>
+    <w:lvl w:ilvl="0">
+      <w:start w:val="1"/>
+      <w:numFmt w:val="bullet"/>
+      <w:lvlText w:val=""/>
+      <w:lvlJc w:val="left"/>
+      <w:pPr>
+        <w:tabs>
+          <w:tab w:val="num" w:pos="720"/>
+        </w:tabs>
+        <w:ind w:left="720" w:hanging="360"/>
+      </w:pPr>
+      <w:rPr>
+        <w:rFonts w:ascii="Symbol" w:hAnsi="Symbol" w:hint="default"/>
+        <w:sz w:val="20"/>
+      </w:rPr>
+    </w:lvl>
+    <w:lvl w:ilvl="1" w:tentative="1">
+      <w:start w:val="1"/>
+      <w:numFmt w:val="bullet"/>
+      <w:lvlText w:val="o"/>
+      <w:lvlJc w:val="left"/>
+      <w:pPr>
+        <w:tabs>
+          <w:tab w:val="num" w:pos="1440"/>
+        </w:tabs>
+        <w:ind w:left="1440" w:hanging="360"/>
+      </w:pPr>
+      <w:rPr>
+        <w:rFonts w:ascii="Courier New" w:hAnsi="Courier New" w:hint="default"/>
+        <w:sz w:val="20"/>
+      </w:rPr>
+    </w:lvl>
+    <w:lvl w:ilvl="2" w:tentative="1">
+      <w:start w:val="1"/>
+      <w:numFmt w:val="bullet"/>
+      <w:lvlText w:val=""/>
+      <w:lvlJc w:val="left"/>
+      <w:pPr>
+        <w:tabs>
+          <w:tab w:val="num" w:pos="2160"/>
+        </w:tabs>
+        <w:ind w:left="2160" w:hanging="360"/>
+      </w:pPr>
+      <w:rPr>
+        <w:rFonts w:ascii="Wingdings" w:hAnsi="Wingdings" w:hint="default"/>
+        <w:sz w:val="20"/>
+      </w:rPr>
+    </w:lvl>
+    <w:lvl w:ilvl="3" w:tentative="1">
+      <w:start w:val="1"/>
+      <w:numFmt w:val="bullet"/>
+      <w:lvlText w:val=""/>
+      <w:lvlJc w:val="left"/>
+      <w:pPr>
+        <w:tabs>
+          <w:tab w:val="num" w:pos="2880"/>
+        </w:tabs>
+        <w:ind w:left="2880" w:hanging="360"/>
+      </w:pPr>
+      <w:rPr>
+        <w:rFonts w:ascii="Wingdings" w:hAnsi="Wingdings" w:hint="default"/>
+        <w:sz w:val="20"/>
+      </w:rPr>
+    </w:lvl>
+    <w:lvl w:ilvl="4" w:tentative="1">
+      <w:start w:val="1"/>
+      <w:numFmt w:val="bullet"/>
+      <w:lvlText w:val=""/>
+      <w:lvlJc w:val="left"/>
+      <w:pPr>
+        <w:tabs>
+          <w:tab w:val="num" w:pos="3600"/>
+        </w:tabs>
+        <w:ind w:left="3600" w:hanging="360"/>
+      </w:pPr>
+      <w:rPr>
+        <w:rFonts w:ascii="Wingdings" w:hAnsi="Wingdings" w:hint="default"/>
+        <w:sz w:val="20"/>
+      </w:rPr>
+    </w:lvl>
+    <w:lvl w:ilvl="5" w:tentative="1">
+      <w:start w:val="1"/>
+      <w:numFmt w:val="bullet"/>
+      <w:lvlText w:val=""/>
+      <w:lvlJc w:val="left"/>
+      <w:pPr>
+        <w:tabs>
+          <w:tab w:val="num" w:pos="4320"/>
+        </w:tabs>
+        <w:ind w:left="4320" w:hanging="360"/>
+      </w:pPr>
+      <w:rPr>
+        <w:rFonts w:ascii="Wingdings" w:hAnsi="Wingdings" w:hint="default"/>
+        <w:sz w:val="20"/>
+      </w:rPr>
+    </w:lvl>
+    <w:lvl w:ilvl="6" w:tentative="1">
+      <w:start w:val="1"/>
+      <w:numFmt w:val="bullet"/>
+      <w:lvlText w:val=""/>
+      <w:lvlJc w:val="left"/>
+      <w:pPr>
+        <w:tabs>
+          <w:tab w:val="num" w:pos="5040"/>
+        </w:tabs>
+        <w:ind w:left="5040" w:hanging="360"/>
+      </w:pPr>
+      <w:rPr>
+        <w:rFonts w:ascii="Wingdings" w:hAnsi="Wingdings" w:hint="default"/>
+        <w:sz w:val="20"/>
+      </w:rPr>
+    </w:lvl>
+    <w:lvl w:ilvl="7" w:tentative="1">
+      <w:start w:val="1"/>
+      <w:numFmt w:val="bullet"/>
+      <w:lvlText w:val=""/>
+      <w:lvlJc w:val="left"/>
+      <w:pPr>
+        <w:tabs>
+          <w:tab w:val="num" w:pos="5760"/>
+        </w:tabs>
+        <w:ind w:left="5760" w:hanging="360"/>
+      </w:pPr>
+      <w:rPr>
+        <w:rFonts w:ascii="Wingdings" w:hAnsi="Wingdings" w:hint="default"/>
+        <w:sz w:val="20"/>
+      </w:rPr>
+    </w:lvl>
+    <w:lvl w:ilvl="8" w:tentative="1">
+      <w:start w:val="1"/>
+      <w:numFmt w:val="bullet"/>
+      <w:lvlText w:val=""/>
+      <w:lvlJc w:val="left"/>
+      <w:pPr>
+        <w:tabs>
+          <w:tab w:val="num" w:pos="6480"/>
+        </w:tabs>
+        <w:ind w:left="6480" w:hanging="360"/>
+      </w:pPr>
+      <w:rPr>
+        <w:rFonts w:ascii="Wingdings" w:hAnsi="Wingdings" w:hint="default"/>
+        <w:sz w:val="20"/>
+      </w:rPr>
+    </w:lvl>
+  </w:abstractNum>
+  <w:abstractNum w:abstractNumId="24" w15:restartNumberingAfterBreak="0">
     <w:nsid w:val="3F414EEF"/>
     <w:multiLevelType w:val="multilevel"/>
     <w:tmpl w:val="F32C9364"/>
@@ -6155,7 +10884,7 @@
       </w:rPr>
     </w:lvl>
   </w:abstractNum>
-  <w:abstractNum w:abstractNumId="16" w15:restartNumberingAfterBreak="0">
+  <w:abstractNum w:abstractNumId="25" w15:restartNumberingAfterBreak="0">
     <w:nsid w:val="421F6708"/>
     <w:multiLevelType w:val="multilevel"/>
     <w:tmpl w:val="C3541D5C"/>
@@ -6304,10 +11033,10 @@
       </w:rPr>
     </w:lvl>
   </w:abstractNum>
-  <w:abstractNum w:abstractNumId="17" w15:restartNumberingAfterBreak="0">
-    <w:nsid w:val="439B41B2"/>
+  <w:abstractNum w:abstractNumId="26" w15:restartNumberingAfterBreak="0">
+    <w:nsid w:val="431F3C8A"/>
     <w:multiLevelType w:val="multilevel"/>
-    <w:tmpl w:val="0486DD3C"/>
+    <w:tmpl w:val="53B6EBE4"/>
     <w:lvl w:ilvl="0">
       <w:start w:val="1"/>
       <w:numFmt w:val="bullet"/>
@@ -6453,7 +11182,7 @@
       </w:rPr>
     </w:lvl>
   </w:abstractNum>
-  <w:abstractNum w:abstractNumId="18" w15:restartNumberingAfterBreak="0">
+  <w:abstractNum w:abstractNumId="27" w15:restartNumberingAfterBreak="0">
     <w:nsid w:val="46B674E1"/>
     <w:multiLevelType w:val="multilevel"/>
     <w:tmpl w:val="64AEEDD8"/>
@@ -6602,7 +11331,7 @@
       </w:rPr>
     </w:lvl>
   </w:abstractNum>
-  <w:abstractNum w:abstractNumId="19" w15:restartNumberingAfterBreak="0">
+  <w:abstractNum w:abstractNumId="28" w15:restartNumberingAfterBreak="0">
     <w:nsid w:val="48162CFE"/>
     <w:multiLevelType w:val="multilevel"/>
     <w:tmpl w:val="9B823DE8"/>
@@ -6751,7 +11480,156 @@
       </w:rPr>
     </w:lvl>
   </w:abstractNum>
-  <w:abstractNum w:abstractNumId="20" w15:restartNumberingAfterBreak="0">
+  <w:abstractNum w:abstractNumId="29" w15:restartNumberingAfterBreak="0">
+    <w:nsid w:val="48425FAB"/>
+    <w:multiLevelType w:val="multilevel"/>
+    <w:tmpl w:val="FA4E4624"/>
+    <w:lvl w:ilvl="0">
+      <w:start w:val="1"/>
+      <w:numFmt w:val="bullet"/>
+      <w:lvlText w:val=""/>
+      <w:lvlJc w:val="left"/>
+      <w:pPr>
+        <w:tabs>
+          <w:tab w:val="num" w:pos="720"/>
+        </w:tabs>
+        <w:ind w:left="720" w:hanging="360"/>
+      </w:pPr>
+      <w:rPr>
+        <w:rFonts w:ascii="Symbol" w:hAnsi="Symbol" w:hint="default"/>
+        <w:sz w:val="20"/>
+      </w:rPr>
+    </w:lvl>
+    <w:lvl w:ilvl="1" w:tentative="1">
+      <w:start w:val="1"/>
+      <w:numFmt w:val="bullet"/>
+      <w:lvlText w:val="o"/>
+      <w:lvlJc w:val="left"/>
+      <w:pPr>
+        <w:tabs>
+          <w:tab w:val="num" w:pos="1440"/>
+        </w:tabs>
+        <w:ind w:left="1440" w:hanging="360"/>
+      </w:pPr>
+      <w:rPr>
+        <w:rFonts w:ascii="Courier New" w:hAnsi="Courier New" w:hint="default"/>
+        <w:sz w:val="20"/>
+      </w:rPr>
+    </w:lvl>
+    <w:lvl w:ilvl="2" w:tentative="1">
+      <w:start w:val="1"/>
+      <w:numFmt w:val="bullet"/>
+      <w:lvlText w:val=""/>
+      <w:lvlJc w:val="left"/>
+      <w:pPr>
+        <w:tabs>
+          <w:tab w:val="num" w:pos="2160"/>
+        </w:tabs>
+        <w:ind w:left="2160" w:hanging="360"/>
+      </w:pPr>
+      <w:rPr>
+        <w:rFonts w:ascii="Wingdings" w:hAnsi="Wingdings" w:hint="default"/>
+        <w:sz w:val="20"/>
+      </w:rPr>
+    </w:lvl>
+    <w:lvl w:ilvl="3" w:tentative="1">
+      <w:start w:val="1"/>
+      <w:numFmt w:val="bullet"/>
+      <w:lvlText w:val=""/>
+      <w:lvlJc w:val="left"/>
+      <w:pPr>
+        <w:tabs>
+          <w:tab w:val="num" w:pos="2880"/>
+        </w:tabs>
+        <w:ind w:left="2880" w:hanging="360"/>
+      </w:pPr>
+      <w:rPr>
+        <w:rFonts w:ascii="Wingdings" w:hAnsi="Wingdings" w:hint="default"/>
+        <w:sz w:val="20"/>
+      </w:rPr>
+    </w:lvl>
+    <w:lvl w:ilvl="4" w:tentative="1">
+      <w:start w:val="1"/>
+      <w:numFmt w:val="bullet"/>
+      <w:lvlText w:val=""/>
+      <w:lvlJc w:val="left"/>
+      <w:pPr>
+        <w:tabs>
+          <w:tab w:val="num" w:pos="3600"/>
+        </w:tabs>
+        <w:ind w:left="3600" w:hanging="360"/>
+      </w:pPr>
+      <w:rPr>
+        <w:rFonts w:ascii="Wingdings" w:hAnsi="Wingdings" w:hint="default"/>
+        <w:sz w:val="20"/>
+      </w:rPr>
+    </w:lvl>
+    <w:lvl w:ilvl="5" w:tentative="1">
+      <w:start w:val="1"/>
+      <w:numFmt w:val="bullet"/>
+      <w:lvlText w:val=""/>
+      <w:lvlJc w:val="left"/>
+      <w:pPr>
+        <w:tabs>
+          <w:tab w:val="num" w:pos="4320"/>
+        </w:tabs>
+        <w:ind w:left="4320" w:hanging="360"/>
+      </w:pPr>
+      <w:rPr>
+        <w:rFonts w:ascii="Wingdings" w:hAnsi="Wingdings" w:hint="default"/>
+        <w:sz w:val="20"/>
+      </w:rPr>
+    </w:lvl>
+    <w:lvl w:ilvl="6" w:tentative="1">
+      <w:start w:val="1"/>
+      <w:numFmt w:val="bullet"/>
+      <w:lvlText w:val=""/>
+      <w:lvlJc w:val="left"/>
+      <w:pPr>
+        <w:tabs>
+          <w:tab w:val="num" w:pos="5040"/>
+        </w:tabs>
+        <w:ind w:left="5040" w:hanging="360"/>
+      </w:pPr>
+      <w:rPr>
+        <w:rFonts w:ascii="Wingdings" w:hAnsi="Wingdings" w:hint="default"/>
+        <w:sz w:val="20"/>
+      </w:rPr>
+    </w:lvl>
+    <w:lvl w:ilvl="7" w:tentative="1">
+      <w:start w:val="1"/>
+      <w:numFmt w:val="bullet"/>
+      <w:lvlText w:val=""/>
+      <w:lvlJc w:val="left"/>
+      <w:pPr>
+        <w:tabs>
+          <w:tab w:val="num" w:pos="5760"/>
+        </w:tabs>
+        <w:ind w:left="5760" w:hanging="360"/>
+      </w:pPr>
+      <w:rPr>
+        <w:rFonts w:ascii="Wingdings" w:hAnsi="Wingdings" w:hint="default"/>
+        <w:sz w:val="20"/>
+      </w:rPr>
+    </w:lvl>
+    <w:lvl w:ilvl="8" w:tentative="1">
+      <w:start w:val="1"/>
+      <w:numFmt w:val="bullet"/>
+      <w:lvlText w:val=""/>
+      <w:lvlJc w:val="left"/>
+      <w:pPr>
+        <w:tabs>
+          <w:tab w:val="num" w:pos="6480"/>
+        </w:tabs>
+        <w:ind w:left="6480" w:hanging="360"/>
+      </w:pPr>
+      <w:rPr>
+        <w:rFonts w:ascii="Wingdings" w:hAnsi="Wingdings" w:hint="default"/>
+        <w:sz w:val="20"/>
+      </w:rPr>
+    </w:lvl>
+  </w:abstractNum>
+  <w:abstractNum w:abstractNumId="30" w15:restartNumberingAfterBreak="0">
     <w:nsid w:val="49423231"/>
     <w:multiLevelType w:val="multilevel"/>
     <w:tmpl w:val="A3EAB0CE"/>
@@ -6900,7 +11778,156 @@
       </w:rPr>
     </w:lvl>
   </w:abstractNum>
-  <w:abstractNum w:abstractNumId="21" w15:restartNumberingAfterBreak="0">
+  <w:abstractNum w:abstractNumId="31" w15:restartNumberingAfterBreak="0">
+    <w:nsid w:val="4943590F"/>
+    <w:multiLevelType w:val="multilevel"/>
+    <w:tmpl w:val="D9123C46"/>
+    <w:lvl w:ilvl="0">
+      <w:start w:val="1"/>
+      <w:numFmt w:val="bullet"/>
+      <w:lvlText w:val=""/>
+      <w:lvlJc w:val="left"/>
+      <w:pPr>
+        <w:tabs>
+          <w:tab w:val="num" w:pos="720"/>
+        </w:tabs>
+        <w:ind w:left="720" w:hanging="360"/>
+      </w:pPr>
+      <w:rPr>
+        <w:rFonts w:ascii="Symbol" w:hAnsi="Symbol" w:hint="default"/>
+        <w:sz w:val="20"/>
+      </w:rPr>
+    </w:lvl>
+    <w:lvl w:ilvl="1" w:tentative="1">
+      <w:start w:val="1"/>
+      <w:numFmt w:val="bullet"/>
+      <w:lvlText w:val="o"/>
+      <w:lvlJc w:val="left"/>
+      <w:pPr>
+        <w:tabs>
+          <w:tab w:val="num" w:pos="1440"/>
+        </w:tabs>
+        <w:ind w:left="1440" w:hanging="360"/>
+      </w:pPr>
+      <w:rPr>
+        <w:rFonts w:ascii="Courier New" w:hAnsi="Courier New" w:hint="default"/>
+        <w:sz w:val="20"/>
+      </w:rPr>
+    </w:lvl>
+    <w:lvl w:ilvl="2" w:tentative="1">
+      <w:start w:val="1"/>
+      <w:numFmt w:val="bullet"/>
+      <w:lvlText w:val=""/>
+      <w:lvlJc w:val="left"/>
+      <w:pPr>
+        <w:tabs>
+          <w:tab w:val="num" w:pos="2160"/>
+        </w:tabs>
+        <w:ind w:left="2160" w:hanging="360"/>
+      </w:pPr>
+      <w:rPr>
+        <w:rFonts w:ascii="Wingdings" w:hAnsi="Wingdings" w:hint="default"/>
+        <w:sz w:val="20"/>
+      </w:rPr>
+    </w:lvl>
+    <w:lvl w:ilvl="3" w:tentative="1">
+      <w:start w:val="1"/>
+      <w:numFmt w:val="bullet"/>
+      <w:lvlText w:val=""/>
+      <w:lvlJc w:val="left"/>
+      <w:pPr>
+        <w:tabs>
+          <w:tab w:val="num" w:pos="2880"/>
+        </w:tabs>
+        <w:ind w:left="2880" w:hanging="360"/>
+      </w:pPr>
+      <w:rPr>
+        <w:rFonts w:ascii="Wingdings" w:hAnsi="Wingdings" w:hint="default"/>
+        <w:sz w:val="20"/>
+      </w:rPr>
+    </w:lvl>
+    <w:lvl w:ilvl="4" w:tentative="1">
+      <w:start w:val="1"/>
+      <w:numFmt w:val="bullet"/>
+      <w:lvlText w:val=""/>
+      <w:lvlJc w:val="left"/>
+      <w:pPr>
+        <w:tabs>
+          <w:tab w:val="num" w:pos="3600"/>
+        </w:tabs>
+        <w:ind w:left="3600" w:hanging="360"/>
+      </w:pPr>
+      <w:rPr>
+        <w:rFonts w:ascii="Wingdings" w:hAnsi="Wingdings" w:hint="default"/>
+        <w:sz w:val="20"/>
+      </w:rPr>
+    </w:lvl>
+    <w:lvl w:ilvl="5" w:tentative="1">
+      <w:start w:val="1"/>
+      <w:numFmt w:val="bullet"/>
+      <w:lvlText w:val=""/>
+      <w:lvlJc w:val="left"/>
+      <w:pPr>
+        <w:tabs>
+          <w:tab w:val="num" w:pos="4320"/>
+        </w:tabs>
+        <w:ind w:left="4320" w:hanging="360"/>
+      </w:pPr>
+      <w:rPr>
+        <w:rFonts w:ascii="Wingdings" w:hAnsi="Wingdings" w:hint="default"/>
+        <w:sz w:val="20"/>
+      </w:rPr>
+    </w:lvl>
+    <w:lvl w:ilvl="6" w:tentative="1">
+      <w:start w:val="1"/>
+      <w:numFmt w:val="bullet"/>
+      <w:lvlText w:val=""/>
+      <w:lvlJc w:val="left"/>
+      <w:pPr>
+        <w:tabs>
+          <w:tab w:val="num" w:pos="5040"/>
+        </w:tabs>
+        <w:ind w:left="5040" w:hanging="360"/>
+      </w:pPr>
+      <w:rPr>
+        <w:rFonts w:ascii="Wingdings" w:hAnsi="Wingdings" w:hint="default"/>
+        <w:sz w:val="20"/>
+      </w:rPr>
+    </w:lvl>
+    <w:lvl w:ilvl="7" w:tentative="1">
+      <w:start w:val="1"/>
+      <w:numFmt w:val="bullet"/>
+      <w:lvlText w:val=""/>
+      <w:lvlJc w:val="left"/>
+      <w:pPr>
+        <w:tabs>
+          <w:tab w:val="num" w:pos="5760"/>
+        </w:tabs>
+        <w:ind w:left="5760" w:hanging="360"/>
+      </w:pPr>
+      <w:rPr>
+        <w:rFonts w:ascii="Wingdings" w:hAnsi="Wingdings" w:hint="default"/>
+        <w:sz w:val="20"/>
+      </w:rPr>
+    </w:lvl>
+    <w:lvl w:ilvl="8" w:tentative="1">
+      <w:start w:val="1"/>
+      <w:numFmt w:val="bullet"/>
+      <w:lvlText w:val=""/>
+      <w:lvlJc w:val="left"/>
+      <w:pPr>
+        <w:tabs>
+          <w:tab w:val="num" w:pos="6480"/>
+        </w:tabs>
+        <w:ind w:left="6480" w:hanging="360"/>
+      </w:pPr>
+      <w:rPr>
+        <w:rFonts w:ascii="Wingdings" w:hAnsi="Wingdings" w:hint="default"/>
+        <w:sz w:val="20"/>
+      </w:rPr>
+    </w:lvl>
+  </w:abstractNum>
+  <w:abstractNum w:abstractNumId="32" w15:restartNumberingAfterBreak="0">
     <w:nsid w:val="4AB66028"/>
     <w:multiLevelType w:val="multilevel"/>
     <w:tmpl w:val="6750FF1C"/>
@@ -7049,7 +12076,156 @@
       </w:rPr>
     </w:lvl>
   </w:abstractNum>
-  <w:abstractNum w:abstractNumId="22" w15:restartNumberingAfterBreak="0">
+  <w:abstractNum w:abstractNumId="33" w15:restartNumberingAfterBreak="0">
+    <w:nsid w:val="4ABC6420"/>
+    <w:multiLevelType w:val="multilevel"/>
+    <w:tmpl w:val="F89C03D2"/>
+    <w:lvl w:ilvl="0">
+      <w:start w:val="1"/>
+      <w:numFmt w:val="bullet"/>
+      <w:lvlText w:val=""/>
+      <w:lvlJc w:val="left"/>
+      <w:pPr>
+        <w:tabs>
+          <w:tab w:val="num" w:pos="720"/>
+        </w:tabs>
+        <w:ind w:left="720" w:hanging="360"/>
+      </w:pPr>
+      <w:rPr>
+        <w:rFonts w:ascii="Symbol" w:hAnsi="Symbol" w:hint="default"/>
+        <w:sz w:val="20"/>
+      </w:rPr>
+    </w:lvl>
+    <w:lvl w:ilvl="1" w:tentative="1">
+      <w:start w:val="1"/>
+      <w:numFmt w:val="bullet"/>
+      <w:lvlText w:val="o"/>
+      <w:lvlJc w:val="left"/>
+      <w:pPr>
+        <w:tabs>
+          <w:tab w:val="num" w:pos="1440"/>
+        </w:tabs>
+        <w:ind w:left="1440" w:hanging="360"/>
+      </w:pPr>
+      <w:rPr>
+        <w:rFonts w:ascii="Courier New" w:hAnsi="Courier New" w:hint="default"/>
+        <w:sz w:val="20"/>
+      </w:rPr>
+    </w:lvl>
+    <w:lvl w:ilvl="2" w:tentative="1">
+      <w:start w:val="1"/>
+      <w:numFmt w:val="bullet"/>
+      <w:lvlText w:val=""/>
+      <w:lvlJc w:val="left"/>
+      <w:pPr>
+        <w:tabs>
+          <w:tab w:val="num" w:pos="2160"/>
+        </w:tabs>
+        <w:ind w:left="2160" w:hanging="360"/>
+      </w:pPr>
+      <w:rPr>
+        <w:rFonts w:ascii="Wingdings" w:hAnsi="Wingdings" w:hint="default"/>
+        <w:sz w:val="20"/>
+      </w:rPr>
+    </w:lvl>
+    <w:lvl w:ilvl="3" w:tentative="1">
+      <w:start w:val="1"/>
+      <w:numFmt w:val="bullet"/>
+      <w:lvlText w:val=""/>
+      <w:lvlJc w:val="left"/>
+      <w:pPr>
+        <w:tabs>
+          <w:tab w:val="num" w:pos="2880"/>
+        </w:tabs>
+        <w:ind w:left="2880" w:hanging="360"/>
+      </w:pPr>
+      <w:rPr>
+        <w:rFonts w:ascii="Wingdings" w:hAnsi="Wingdings" w:hint="default"/>
+        <w:sz w:val="20"/>
+      </w:rPr>
+    </w:lvl>
+    <w:lvl w:ilvl="4" w:tentative="1">
+      <w:start w:val="1"/>
+      <w:numFmt w:val="bullet"/>
+      <w:lvlText w:val=""/>
+      <w:lvlJc w:val="left"/>
+      <w:pPr>
+        <w:tabs>
+          <w:tab w:val="num" w:pos="3600"/>
+        </w:tabs>
+        <w:ind w:left="3600" w:hanging="360"/>
+      </w:pPr>
+      <w:rPr>
+        <w:rFonts w:ascii="Wingdings" w:hAnsi="Wingdings" w:hint="default"/>
+        <w:sz w:val="20"/>
+      </w:rPr>
+    </w:lvl>
+    <w:lvl w:ilvl="5" w:tentative="1">
+      <w:start w:val="1"/>
+      <w:numFmt w:val="bullet"/>
+      <w:lvlText w:val=""/>
+      <w:lvlJc w:val="left"/>
+      <w:pPr>
+        <w:tabs>
+          <w:tab w:val="num" w:pos="4320"/>
+        </w:tabs>
+        <w:ind w:left="4320" w:hanging="360"/>
+      </w:pPr>
+      <w:rPr>
+        <w:rFonts w:ascii="Wingdings" w:hAnsi="Wingdings" w:hint="default"/>
+        <w:sz w:val="20"/>
+      </w:rPr>
+    </w:lvl>
+    <w:lvl w:ilvl="6" w:tentative="1">
+      <w:start w:val="1"/>
+      <w:numFmt w:val="bullet"/>
+      <w:lvlText w:val=""/>
+      <w:lvlJc w:val="left"/>
+      <w:pPr>
+        <w:tabs>
+          <w:tab w:val="num" w:pos="5040"/>
+        </w:tabs>
+        <w:ind w:left="5040" w:hanging="360"/>
+      </w:pPr>
+      <w:rPr>
+        <w:rFonts w:ascii="Wingdings" w:hAnsi="Wingdings" w:hint="default"/>
+        <w:sz w:val="20"/>
+      </w:rPr>
+    </w:lvl>
+    <w:lvl w:ilvl="7" w:tentative="1">
+      <w:start w:val="1"/>
+      <w:numFmt w:val="bullet"/>
+      <w:lvlText w:val=""/>
+      <w:lvlJc w:val="left"/>
+      <w:pPr>
+        <w:tabs>
+          <w:tab w:val="num" w:pos="5760"/>
+        </w:tabs>
+        <w:ind w:left="5760" w:hanging="360"/>
+      </w:pPr>
+      <w:rPr>
+        <w:rFonts w:ascii="Wingdings" w:hAnsi="Wingdings" w:hint="default"/>
+        <w:sz w:val="20"/>
+      </w:rPr>
+    </w:lvl>
+    <w:lvl w:ilvl="8" w:tentative="1">
+      <w:start w:val="1"/>
+      <w:numFmt w:val="bullet"/>
+      <w:lvlText w:val=""/>
+      <w:lvlJc w:val="left"/>
+      <w:pPr>
+        <w:tabs>
+          <w:tab w:val="num" w:pos="6480"/>
+        </w:tabs>
+        <w:ind w:left="6480" w:hanging="360"/>
+      </w:pPr>
+      <w:rPr>
+        <w:rFonts w:ascii="Wingdings" w:hAnsi="Wingdings" w:hint="default"/>
+        <w:sz w:val="20"/>
+      </w:rPr>
+    </w:lvl>
+  </w:abstractNum>
+  <w:abstractNum w:abstractNumId="34" w15:restartNumberingAfterBreak="0">
     <w:nsid w:val="4BD314C5"/>
     <w:multiLevelType w:val="multilevel"/>
     <w:tmpl w:val="0A5CC79A"/>
@@ -7198,10 +12374,10 @@
       </w:rPr>
     </w:lvl>
   </w:abstractNum>
-  <w:abstractNum w:abstractNumId="23" w15:restartNumberingAfterBreak="0">
-    <w:nsid w:val="4BD85E51"/>
+  <w:abstractNum w:abstractNumId="35" w15:restartNumberingAfterBreak="0">
+    <w:nsid w:val="4C385647"/>
     <w:multiLevelType w:val="multilevel"/>
-    <w:tmpl w:val="1EA4BF5E"/>
+    <w:tmpl w:val="6078435A"/>
     <w:lvl w:ilvl="0">
       <w:start w:val="1"/>
       <w:numFmt w:val="bullet"/>
@@ -7347,7 +12523,156 @@
       </w:rPr>
     </w:lvl>
   </w:abstractNum>
-  <w:abstractNum w:abstractNumId="24" w15:restartNumberingAfterBreak="0">
+  <w:abstractNum w:abstractNumId="36" w15:restartNumberingAfterBreak="0">
+    <w:nsid w:val="4E9D29BE"/>
+    <w:multiLevelType w:val="multilevel"/>
+    <w:tmpl w:val="4ABC9276"/>
+    <w:lvl w:ilvl="0">
+      <w:start w:val="1"/>
+      <w:numFmt w:val="bullet"/>
+      <w:lvlText w:val=""/>
+      <w:lvlJc w:val="left"/>
+      <w:pPr>
+        <w:tabs>
+          <w:tab w:val="num" w:pos="720"/>
+        </w:tabs>
+        <w:ind w:left="720" w:hanging="360"/>
+      </w:pPr>
+      <w:rPr>
+        <w:rFonts w:ascii="Symbol" w:hAnsi="Symbol" w:hint="default"/>
+        <w:sz w:val="20"/>
+      </w:rPr>
+    </w:lvl>
+    <w:lvl w:ilvl="1" w:tentative="1">
+      <w:start w:val="1"/>
+      <w:numFmt w:val="bullet"/>
+      <w:lvlText w:val="o"/>
+      <w:lvlJc w:val="left"/>
+      <w:pPr>
+        <w:tabs>
+          <w:tab w:val="num" w:pos="1440"/>
+        </w:tabs>
+        <w:ind w:left="1440" w:hanging="360"/>
+      </w:pPr>
+      <w:rPr>
+        <w:rFonts w:ascii="Courier New" w:hAnsi="Courier New" w:hint="default"/>
+        <w:sz w:val="20"/>
+      </w:rPr>
+    </w:lvl>
+    <w:lvl w:ilvl="2" w:tentative="1">
+      <w:start w:val="1"/>
+      <w:numFmt w:val="bullet"/>
+      <w:lvlText w:val=""/>
+      <w:lvlJc w:val="left"/>
+      <w:pPr>
+        <w:tabs>
+          <w:tab w:val="num" w:pos="2160"/>
+        </w:tabs>
+        <w:ind w:left="2160" w:hanging="360"/>
+      </w:pPr>
+      <w:rPr>
+        <w:rFonts w:ascii="Wingdings" w:hAnsi="Wingdings" w:hint="default"/>
+        <w:sz w:val="20"/>
+      </w:rPr>
+    </w:lvl>
+    <w:lvl w:ilvl="3" w:tentative="1">
+      <w:start w:val="1"/>
+      <w:numFmt w:val="bullet"/>
+      <w:lvlText w:val=""/>
+      <w:lvlJc w:val="left"/>
+      <w:pPr>
+        <w:tabs>
+          <w:tab w:val="num" w:pos="2880"/>
+        </w:tabs>
+        <w:ind w:left="2880" w:hanging="360"/>
+      </w:pPr>
+      <w:rPr>
+        <w:rFonts w:ascii="Wingdings" w:hAnsi="Wingdings" w:hint="default"/>
+        <w:sz w:val="20"/>
+      </w:rPr>
+    </w:lvl>
+    <w:lvl w:ilvl="4" w:tentative="1">
+      <w:start w:val="1"/>
+      <w:numFmt w:val="bullet"/>
+      <w:lvlText w:val=""/>
+      <w:lvlJc w:val="left"/>
+      <w:pPr>
+        <w:tabs>
+          <w:tab w:val="num" w:pos="3600"/>
+        </w:tabs>
+        <w:ind w:left="3600" w:hanging="360"/>
+      </w:pPr>
+      <w:rPr>
+        <w:rFonts w:ascii="Wingdings" w:hAnsi="Wingdings" w:hint="default"/>
+        <w:sz w:val="20"/>
+      </w:rPr>
+    </w:lvl>
+    <w:lvl w:ilvl="5" w:tentative="1">
+      <w:start w:val="1"/>
+      <w:numFmt w:val="bullet"/>
+      <w:lvlText w:val=""/>
+      <w:lvlJc w:val="left"/>
+      <w:pPr>
+        <w:tabs>
+          <w:tab w:val="num" w:pos="4320"/>
+        </w:tabs>
+        <w:ind w:left="4320" w:hanging="360"/>
+      </w:pPr>
+      <w:rPr>
+        <w:rFonts w:ascii="Wingdings" w:hAnsi="Wingdings" w:hint="default"/>
+        <w:sz w:val="20"/>
+      </w:rPr>
+    </w:lvl>
+    <w:lvl w:ilvl="6" w:tentative="1">
+      <w:start w:val="1"/>
+      <w:numFmt w:val="bullet"/>
+      <w:lvlText w:val=""/>
+      <w:lvlJc w:val="left"/>
+      <w:pPr>
+        <w:tabs>
+          <w:tab w:val="num" w:pos="5040"/>
+        </w:tabs>
+        <w:ind w:left="5040" w:hanging="360"/>
+      </w:pPr>
+      <w:rPr>
+        <w:rFonts w:ascii="Wingdings" w:hAnsi="Wingdings" w:hint="default"/>
+        <w:sz w:val="20"/>
+      </w:rPr>
+    </w:lvl>
+    <w:lvl w:ilvl="7" w:tentative="1">
+      <w:start w:val="1"/>
+      <w:numFmt w:val="bullet"/>
+      <w:lvlText w:val=""/>
+      <w:lvlJc w:val="left"/>
+      <w:pPr>
+        <w:tabs>
+          <w:tab w:val="num" w:pos="5760"/>
+        </w:tabs>
+        <w:ind w:left="5760" w:hanging="360"/>
+      </w:pPr>
+      <w:rPr>
+        <w:rFonts w:ascii="Wingdings" w:hAnsi="Wingdings" w:hint="default"/>
+        <w:sz w:val="20"/>
+      </w:rPr>
+    </w:lvl>
+    <w:lvl w:ilvl="8" w:tentative="1">
+      <w:start w:val="1"/>
+      <w:numFmt w:val="bullet"/>
+      <w:lvlText w:val=""/>
+      <w:lvlJc w:val="left"/>
+      <w:pPr>
+        <w:tabs>
+          <w:tab w:val="num" w:pos="6480"/>
+        </w:tabs>
+        <w:ind w:left="6480" w:hanging="360"/>
+      </w:pPr>
+      <w:rPr>
+        <w:rFonts w:ascii="Wingdings" w:hAnsi="Wingdings" w:hint="default"/>
+        <w:sz w:val="20"/>
+      </w:rPr>
+    </w:lvl>
+  </w:abstractNum>
+  <w:abstractNum w:abstractNumId="37" w15:restartNumberingAfterBreak="0">
     <w:nsid w:val="4F8149E2"/>
     <w:multiLevelType w:val="multilevel"/>
     <w:tmpl w:val="5C9C2C5C"/>
@@ -7496,7 +12821,7 @@
       </w:rPr>
     </w:lvl>
   </w:abstractNum>
-  <w:abstractNum w:abstractNumId="25" w15:restartNumberingAfterBreak="0">
+  <w:abstractNum w:abstractNumId="38" w15:restartNumberingAfterBreak="0">
     <w:nsid w:val="55671386"/>
     <w:multiLevelType w:val="multilevel"/>
     <w:tmpl w:val="73FC0742"/>
@@ -7645,7 +12970,7 @@
       </w:rPr>
     </w:lvl>
   </w:abstractNum>
-  <w:abstractNum w:abstractNumId="26" w15:restartNumberingAfterBreak="0">
+  <w:abstractNum w:abstractNumId="39" w15:restartNumberingAfterBreak="0">
     <w:nsid w:val="55821147"/>
     <w:multiLevelType w:val="multilevel"/>
     <w:tmpl w:val="F90843AC"/>
@@ -7794,10 +13119,10 @@
       </w:rPr>
     </w:lvl>
   </w:abstractNum>
-  <w:abstractNum w:abstractNumId="27" w15:restartNumberingAfterBreak="0">
-    <w:nsid w:val="55BB3132"/>
+  <w:abstractNum w:abstractNumId="40" w15:restartNumberingAfterBreak="0">
+    <w:nsid w:val="56F41CB8"/>
     <w:multiLevelType w:val="multilevel"/>
-    <w:tmpl w:val="16147C60"/>
+    <w:tmpl w:val="DEDC3164"/>
     <w:lvl w:ilvl="0">
       <w:start w:val="1"/>
       <w:numFmt w:val="bullet"/>
@@ -7943,7 +13268,7 @@
       </w:rPr>
     </w:lvl>
   </w:abstractNum>
-  <w:abstractNum w:abstractNumId="28" w15:restartNumberingAfterBreak="0">
+  <w:abstractNum w:abstractNumId="41" w15:restartNumberingAfterBreak="0">
     <w:nsid w:val="59CE0C73"/>
     <w:multiLevelType w:val="multilevel"/>
     <w:tmpl w:val="7C94DC1A"/>
@@ -8092,7 +13417,7 @@
       </w:rPr>
     </w:lvl>
   </w:abstractNum>
-  <w:abstractNum w:abstractNumId="29" w15:restartNumberingAfterBreak="0">
+  <w:abstractNum w:abstractNumId="42" w15:restartNumberingAfterBreak="0">
     <w:nsid w:val="625C278F"/>
     <w:multiLevelType w:val="multilevel"/>
     <w:tmpl w:val="81D2EC4A"/>
@@ -8241,7 +13566,7 @@
       </w:rPr>
     </w:lvl>
   </w:abstractNum>
-  <w:abstractNum w:abstractNumId="30" w15:restartNumberingAfterBreak="0">
+  <w:abstractNum w:abstractNumId="43" w15:restartNumberingAfterBreak="0">
     <w:nsid w:val="628557FA"/>
     <w:multiLevelType w:val="multilevel"/>
     <w:tmpl w:val="BC0810D2"/>
@@ -8354,7 +13679,7 @@
       </w:pPr>
     </w:lvl>
   </w:abstractNum>
-  <w:abstractNum w:abstractNumId="31" w15:restartNumberingAfterBreak="0">
+  <w:abstractNum w:abstractNumId="44" w15:restartNumberingAfterBreak="0">
     <w:nsid w:val="64D20C47"/>
     <w:multiLevelType w:val="multilevel"/>
     <w:tmpl w:val="5F1C2836"/>
@@ -8503,156 +13828,7 @@
       </w:rPr>
     </w:lvl>
   </w:abstractNum>
-  <w:abstractNum w:abstractNumId="32" w15:restartNumberingAfterBreak="0">
-    <w:nsid w:val="655068E2"/>
-    <w:multiLevelType w:val="multilevel"/>
-    <w:tmpl w:val="DB0CE594"/>
-    <w:lvl w:ilvl="0">
-      <w:start w:val="1"/>
-      <w:numFmt w:val="bullet"/>
-      <w:lvlText w:val=""/>
-      <w:lvlJc w:val="left"/>
-      <w:pPr>
-        <w:tabs>
-          <w:tab w:val="num" w:pos="720"/>
-        </w:tabs>
-        <w:ind w:left="720" w:hanging="360"/>
-      </w:pPr>
-      <w:rPr>
-        <w:rFonts w:ascii="Symbol" w:hAnsi="Symbol" w:hint="default"/>
-        <w:sz w:val="20"/>
-      </w:rPr>
-    </w:lvl>
-    <w:lvl w:ilvl="1" w:tentative="1">
-      <w:start w:val="1"/>
-      <w:numFmt w:val="bullet"/>
-      <w:lvlText w:val="o"/>
-      <w:lvlJc w:val="left"/>
-      <w:pPr>
-        <w:tabs>
-          <w:tab w:val="num" w:pos="1440"/>
-        </w:tabs>
-        <w:ind w:left="1440" w:hanging="360"/>
-      </w:pPr>
-      <w:rPr>
-        <w:rFonts w:ascii="Courier New" w:hAnsi="Courier New" w:hint="default"/>
-        <w:sz w:val="20"/>
-      </w:rPr>
-    </w:lvl>
-    <w:lvl w:ilvl="2" w:tentative="1">
-      <w:start w:val="1"/>
-      <w:numFmt w:val="bullet"/>
-      <w:lvlText w:val=""/>
-      <w:lvlJc w:val="left"/>
-      <w:pPr>
-        <w:tabs>
-          <w:tab w:val="num" w:pos="2160"/>
-        </w:tabs>
-        <w:ind w:left="2160" w:hanging="360"/>
-      </w:pPr>
-      <w:rPr>
-        <w:rFonts w:ascii="Wingdings" w:hAnsi="Wingdings" w:hint="default"/>
-        <w:sz w:val="20"/>
-      </w:rPr>
-    </w:lvl>
-    <w:lvl w:ilvl="3" w:tentative="1">
-      <w:start w:val="1"/>
-      <w:numFmt w:val="bullet"/>
-      <w:lvlText w:val=""/>
-      <w:lvlJc w:val="left"/>
-      <w:pPr>
-        <w:tabs>
-          <w:tab w:val="num" w:pos="2880"/>
-        </w:tabs>
-        <w:ind w:left="2880" w:hanging="360"/>
-      </w:pPr>
-      <w:rPr>
-        <w:rFonts w:ascii="Wingdings" w:hAnsi="Wingdings" w:hint="default"/>
-        <w:sz w:val="20"/>
-      </w:rPr>
-    </w:lvl>
-    <w:lvl w:ilvl="4" w:tentative="1">
-      <w:start w:val="1"/>
-      <w:numFmt w:val="bullet"/>
-      <w:lvlText w:val=""/>
-      <w:lvlJc w:val="left"/>
-      <w:pPr>
-        <w:tabs>
-          <w:tab w:val="num" w:pos="3600"/>
-        </w:tabs>
-        <w:ind w:left="3600" w:hanging="360"/>
-      </w:pPr>
-      <w:rPr>
-        <w:rFonts w:ascii="Wingdings" w:hAnsi="Wingdings" w:hint="default"/>
-        <w:sz w:val="20"/>
-      </w:rPr>
-    </w:lvl>
-    <w:lvl w:ilvl="5" w:tentative="1">
-      <w:start w:val="1"/>
-      <w:numFmt w:val="bullet"/>
-      <w:lvlText w:val=""/>
-      <w:lvlJc w:val="left"/>
-      <w:pPr>
-        <w:tabs>
-          <w:tab w:val="num" w:pos="4320"/>
-        </w:tabs>
-        <w:ind w:left="4320" w:hanging="360"/>
-      </w:pPr>
-      <w:rPr>
-        <w:rFonts w:ascii="Wingdings" w:hAnsi="Wingdings" w:hint="default"/>
-        <w:sz w:val="20"/>
-      </w:rPr>
-    </w:lvl>
-    <w:lvl w:ilvl="6" w:tentative="1">
-      <w:start w:val="1"/>
-      <w:numFmt w:val="bullet"/>
-      <w:lvlText w:val=""/>
-      <w:lvlJc w:val="left"/>
-      <w:pPr>
-        <w:tabs>
-          <w:tab w:val="num" w:pos="5040"/>
-        </w:tabs>
-        <w:ind w:left="5040" w:hanging="360"/>
-      </w:pPr>
-      <w:rPr>
-        <w:rFonts w:ascii="Wingdings" w:hAnsi="Wingdings" w:hint="default"/>
-        <w:sz w:val="20"/>
-      </w:rPr>
-    </w:lvl>
-    <w:lvl w:ilvl="7" w:tentative="1">
-      <w:start w:val="1"/>
-      <w:numFmt w:val="bullet"/>
-      <w:lvlText w:val=""/>
-      <w:lvlJc w:val="left"/>
-      <w:pPr>
-        <w:tabs>
-          <w:tab w:val="num" w:pos="5760"/>
-        </w:tabs>
-        <w:ind w:left="5760" w:hanging="360"/>
-      </w:pPr>
-      <w:rPr>
-        <w:rFonts w:ascii="Wingdings" w:hAnsi="Wingdings" w:hint="default"/>
-        <w:sz w:val="20"/>
-      </w:rPr>
-    </w:lvl>
-    <w:lvl w:ilvl="8" w:tentative="1">
-      <w:start w:val="1"/>
-      <w:numFmt w:val="bullet"/>
-      <w:lvlText w:val=""/>
-      <w:lvlJc w:val="left"/>
-      <w:pPr>
-        <w:tabs>
-          <w:tab w:val="num" w:pos="6480"/>
-        </w:tabs>
-        <w:ind w:left="6480" w:hanging="360"/>
-      </w:pPr>
-      <w:rPr>
-        <w:rFonts w:ascii="Wingdings" w:hAnsi="Wingdings" w:hint="default"/>
-        <w:sz w:val="20"/>
-      </w:rPr>
-    </w:lvl>
-  </w:abstractNum>
-  <w:abstractNum w:abstractNumId="33" w15:restartNumberingAfterBreak="0">
+  <w:abstractNum w:abstractNumId="45" w15:restartNumberingAfterBreak="0">
     <w:nsid w:val="664414A8"/>
     <w:multiLevelType w:val="multilevel"/>
     <w:tmpl w:val="438CB642"/>
@@ -8801,156 +13977,7 @@
       </w:rPr>
     </w:lvl>
   </w:abstractNum>
-  <w:abstractNum w:abstractNumId="34" w15:restartNumberingAfterBreak="0">
-    <w:nsid w:val="6F5279DB"/>
-    <w:multiLevelType w:val="multilevel"/>
-    <w:tmpl w:val="49FE2276"/>
-    <w:lvl w:ilvl="0">
-      <w:start w:val="1"/>
-      <w:numFmt w:val="bullet"/>
-      <w:lvlText w:val=""/>
-      <w:lvlJc w:val="left"/>
-      <w:pPr>
-        <w:tabs>
-          <w:tab w:val="num" w:pos="720"/>
-        </w:tabs>
-        <w:ind w:left="720" w:hanging="360"/>
-      </w:pPr>
-      <w:rPr>
-        <w:rFonts w:ascii="Symbol" w:hAnsi="Symbol" w:hint="default"/>
-        <w:sz w:val="20"/>
-      </w:rPr>
-    </w:lvl>
-    <w:lvl w:ilvl="1" w:tentative="1">
-      <w:start w:val="1"/>
-      <w:numFmt w:val="bullet"/>
-      <w:lvlText w:val="o"/>
-      <w:lvlJc w:val="left"/>
-      <w:pPr>
-        <w:tabs>
-          <w:tab w:val="num" w:pos="1440"/>
-        </w:tabs>
-        <w:ind w:left="1440" w:hanging="360"/>
-      </w:pPr>
-      <w:rPr>
-        <w:rFonts w:ascii="Courier New" w:hAnsi="Courier New" w:hint="default"/>
-        <w:sz w:val="20"/>
-      </w:rPr>
-    </w:lvl>
-    <w:lvl w:ilvl="2" w:tentative="1">
-      <w:start w:val="1"/>
-      <w:numFmt w:val="bullet"/>
-      <w:lvlText w:val=""/>
-      <w:lvlJc w:val="left"/>
-      <w:pPr>
-        <w:tabs>
-          <w:tab w:val="num" w:pos="2160"/>
-        </w:tabs>
-        <w:ind w:left="2160" w:hanging="360"/>
-      </w:pPr>
-      <w:rPr>
-        <w:rFonts w:ascii="Wingdings" w:hAnsi="Wingdings" w:hint="default"/>
-        <w:sz w:val="20"/>
-      </w:rPr>
-    </w:lvl>
-    <w:lvl w:ilvl="3" w:tentative="1">
-      <w:start w:val="1"/>
-      <w:numFmt w:val="bullet"/>
-      <w:lvlText w:val=""/>
-      <w:lvlJc w:val="left"/>
-      <w:pPr>
-        <w:tabs>
-          <w:tab w:val="num" w:pos="2880"/>
-        </w:tabs>
-        <w:ind w:left="2880" w:hanging="360"/>
-      </w:pPr>
-      <w:rPr>
-        <w:rFonts w:ascii="Wingdings" w:hAnsi="Wingdings" w:hint="default"/>
-        <w:sz w:val="20"/>
-      </w:rPr>
-    </w:lvl>
-    <w:lvl w:ilvl="4" w:tentative="1">
-      <w:start w:val="1"/>
-      <w:numFmt w:val="bullet"/>
-      <w:lvlText w:val=""/>
-      <w:lvlJc w:val="left"/>
-      <w:pPr>
-        <w:tabs>
-          <w:tab w:val="num" w:pos="3600"/>
-        </w:tabs>
-        <w:ind w:left="3600" w:hanging="360"/>
-      </w:pPr>
-      <w:rPr>
-        <w:rFonts w:ascii="Wingdings" w:hAnsi="Wingdings" w:hint="default"/>
-        <w:sz w:val="20"/>
-      </w:rPr>
-    </w:lvl>
-    <w:lvl w:ilvl="5" w:tentative="1">
-      <w:start w:val="1"/>
-      <w:numFmt w:val="bullet"/>
-      <w:lvlText w:val=""/>
-      <w:lvlJc w:val="left"/>
-      <w:pPr>
-        <w:tabs>
-          <w:tab w:val="num" w:pos="4320"/>
-        </w:tabs>
-        <w:ind w:left="4320" w:hanging="360"/>
-      </w:pPr>
-      <w:rPr>
-        <w:rFonts w:ascii="Wingdings" w:hAnsi="Wingdings" w:hint="default"/>
-        <w:sz w:val="20"/>
-      </w:rPr>
-    </w:lvl>
-    <w:lvl w:ilvl="6" w:tentative="1">
-      <w:start w:val="1"/>
-      <w:numFmt w:val="bullet"/>
-      <w:lvlText w:val=""/>
-      <w:lvlJc w:val="left"/>
-      <w:pPr>
-        <w:tabs>
-          <w:tab w:val="num" w:pos="5040"/>
-        </w:tabs>
-        <w:ind w:left="5040" w:hanging="360"/>
-      </w:pPr>
-      <w:rPr>
-        <w:rFonts w:ascii="Wingdings" w:hAnsi="Wingdings" w:hint="default"/>
-        <w:sz w:val="20"/>
-      </w:rPr>
-    </w:lvl>
-    <w:lvl w:ilvl="7" w:tentative="1">
-      <w:start w:val="1"/>
-      <w:numFmt w:val="bullet"/>
-      <w:lvlText w:val=""/>
-      <w:lvlJc w:val="left"/>
-      <w:pPr>
-        <w:tabs>
-          <w:tab w:val="num" w:pos="5760"/>
-        </w:tabs>
-        <w:ind w:left="5760" w:hanging="360"/>
-      </w:pPr>
-      <w:rPr>
-        <w:rFonts w:ascii="Wingdings" w:hAnsi="Wingdings" w:hint="default"/>
-        <w:sz w:val="20"/>
-      </w:rPr>
-    </w:lvl>
-    <w:lvl w:ilvl="8" w:tentative="1">
-      <w:start w:val="1"/>
-      <w:numFmt w:val="bullet"/>
-      <w:lvlText w:val=""/>
-      <w:lvlJc w:val="left"/>
-      <w:pPr>
-        <w:tabs>
-          <w:tab w:val="num" w:pos="6480"/>
-        </w:tabs>
-        <w:ind w:left="6480" w:hanging="360"/>
-      </w:pPr>
-      <w:rPr>
-        <w:rFonts w:ascii="Wingdings" w:hAnsi="Wingdings" w:hint="default"/>
-        <w:sz w:val="20"/>
-      </w:rPr>
-    </w:lvl>
-  </w:abstractNum>
-  <w:abstractNum w:abstractNumId="35" w15:restartNumberingAfterBreak="0">
+  <w:abstractNum w:abstractNumId="46" w15:restartNumberingAfterBreak="0">
     <w:nsid w:val="727410EB"/>
     <w:multiLevelType w:val="multilevel"/>
     <w:tmpl w:val="7F209580"/>
@@ -9099,7 +14126,567 @@
       </w:rPr>
     </w:lvl>
   </w:abstractNum>
-  <w:abstractNum w:abstractNumId="36" w15:restartNumberingAfterBreak="0">
+  <w:abstractNum w:abstractNumId="47" w15:restartNumberingAfterBreak="0">
+    <w:nsid w:val="73526D04"/>
+    <w:multiLevelType w:val="multilevel"/>
+    <w:tmpl w:val="E23499E8"/>
+    <w:lvl w:ilvl="0">
+      <w:start w:val="1"/>
+      <w:numFmt w:val="bullet"/>
+      <w:lvlText w:val=""/>
+      <w:lvlJc w:val="left"/>
+      <w:pPr>
+        <w:tabs>
+          <w:tab w:val="num" w:pos="720"/>
+        </w:tabs>
+        <w:ind w:left="720" w:hanging="360"/>
+      </w:pPr>
+      <w:rPr>
+        <w:rFonts w:ascii="Symbol" w:hAnsi="Symbol" w:hint="default"/>
+        <w:sz w:val="20"/>
+      </w:rPr>
+    </w:lvl>
+    <w:lvl w:ilvl="1" w:tentative="1">
+      <w:start w:val="1"/>
+      <w:numFmt w:val="bullet"/>
+      <w:lvlText w:val="o"/>
+      <w:lvlJc w:val="left"/>
+      <w:pPr>
+        <w:tabs>
+          <w:tab w:val="num" w:pos="1440"/>
+        </w:tabs>
+        <w:ind w:left="1440" w:hanging="360"/>
+      </w:pPr>
+      <w:rPr>
+        <w:rFonts w:ascii="Courier New" w:hAnsi="Courier New" w:hint="default"/>
+        <w:sz w:val="20"/>
+      </w:rPr>
+    </w:lvl>
+    <w:lvl w:ilvl="2" w:tentative="1">
+      <w:start w:val="1"/>
+      <w:numFmt w:val="bullet"/>
+      <w:lvlText w:val=""/>
+      <w:lvlJc w:val="left"/>
+      <w:pPr>
+        <w:tabs>
+          <w:tab w:val="num" w:pos="2160"/>
+        </w:tabs>
+        <w:ind w:left="2160" w:hanging="360"/>
+      </w:pPr>
+      <w:rPr>
+        <w:rFonts w:ascii="Wingdings" w:hAnsi="Wingdings" w:hint="default"/>
+        <w:sz w:val="20"/>
+      </w:rPr>
+    </w:lvl>
+    <w:lvl w:ilvl="3" w:tentative="1">
+      <w:start w:val="1"/>
+      <w:numFmt w:val="bullet"/>
+      <w:lvlText w:val=""/>
+      <w:lvlJc w:val="left"/>
+      <w:pPr>
+        <w:tabs>
+          <w:tab w:val="num" w:pos="2880"/>
+        </w:tabs>
+        <w:ind w:left="2880" w:hanging="360"/>
+      </w:pPr>
+      <w:rPr>
+        <w:rFonts w:ascii="Wingdings" w:hAnsi="Wingdings" w:hint="default"/>
+        <w:sz w:val="20"/>
+      </w:rPr>
+    </w:lvl>
+    <w:lvl w:ilvl="4" w:tentative="1">
+      <w:start w:val="1"/>
+      <w:numFmt w:val="bullet"/>
+      <w:lvlText w:val=""/>
+      <w:lvlJc w:val="left"/>
+      <w:pPr>
+        <w:tabs>
+          <w:tab w:val="num" w:pos="3600"/>
+        </w:tabs>
+        <w:ind w:left="3600" w:hanging="360"/>
+      </w:pPr>
+      <w:rPr>
+        <w:rFonts w:ascii="Wingdings" w:hAnsi="Wingdings" w:hint="default"/>
+        <w:sz w:val="20"/>
+      </w:rPr>
+    </w:lvl>
+    <w:lvl w:ilvl="5" w:tentative="1">
+      <w:start w:val="1"/>
+      <w:numFmt w:val="bullet"/>
+      <w:lvlText w:val=""/>
+      <w:lvlJc w:val="left"/>
+      <w:pPr>
+        <w:tabs>
+          <w:tab w:val="num" w:pos="4320"/>
+        </w:tabs>
+        <w:ind w:left="4320" w:hanging="360"/>
+      </w:pPr>
+      <w:rPr>
+        <w:rFonts w:ascii="Wingdings" w:hAnsi="Wingdings" w:hint="default"/>
+        <w:sz w:val="20"/>
+      </w:rPr>
+    </w:lvl>
+    <w:lvl w:ilvl="6" w:tentative="1">
+      <w:start w:val="1"/>
+      <w:numFmt w:val="bullet"/>
+      <w:lvlText w:val=""/>
+      <w:lvlJc w:val="left"/>
+      <w:pPr>
+        <w:tabs>
+          <w:tab w:val="num" w:pos="5040"/>
+        </w:tabs>
+        <w:ind w:left="5040" w:hanging="360"/>
+      </w:pPr>
+      <w:rPr>
+        <w:rFonts w:ascii="Wingdings" w:hAnsi="Wingdings" w:hint="default"/>
+        <w:sz w:val="20"/>
+      </w:rPr>
+    </w:lvl>
+    <w:lvl w:ilvl="7" w:tentative="1">
+      <w:start w:val="1"/>
+      <w:numFmt w:val="bullet"/>
+      <w:lvlText w:val=""/>
+      <w:lvlJc w:val="left"/>
+      <w:pPr>
+        <w:tabs>
+          <w:tab w:val="num" w:pos="5760"/>
+        </w:tabs>
+        <w:ind w:left="5760" w:hanging="360"/>
+      </w:pPr>
+      <w:rPr>
+        <w:rFonts w:ascii="Wingdings" w:hAnsi="Wingdings" w:hint="default"/>
+        <w:sz w:val="20"/>
+      </w:rPr>
+    </w:lvl>
+    <w:lvl w:ilvl="8" w:tentative="1">
+      <w:start w:val="1"/>
+      <w:numFmt w:val="bullet"/>
+      <w:lvlText w:val=""/>
+      <w:lvlJc w:val="left"/>
+      <w:pPr>
+        <w:tabs>
+          <w:tab w:val="num" w:pos="6480"/>
+        </w:tabs>
+        <w:ind w:left="6480" w:hanging="360"/>
+      </w:pPr>
+      <w:rPr>
+        <w:rFonts w:ascii="Wingdings" w:hAnsi="Wingdings" w:hint="default"/>
+        <w:sz w:val="20"/>
+      </w:rPr>
+    </w:lvl>
+  </w:abstractNum>
+  <w:abstractNum w:abstractNumId="48" w15:restartNumberingAfterBreak="0">
+    <w:nsid w:val="738C2554"/>
+    <w:multiLevelType w:val="multilevel"/>
+    <w:tmpl w:val="A224A874"/>
+    <w:lvl w:ilvl="0">
+      <w:start w:val="1"/>
+      <w:numFmt w:val="decimal"/>
+      <w:lvlText w:val="%1."/>
+      <w:lvlJc w:val="left"/>
+      <w:pPr>
+        <w:tabs>
+          <w:tab w:val="num" w:pos="720"/>
+        </w:tabs>
+        <w:ind w:left="720" w:hanging="360"/>
+      </w:pPr>
+    </w:lvl>
+    <w:lvl w:ilvl="1" w:tentative="1">
+      <w:start w:val="1"/>
+      <w:numFmt w:val="decimal"/>
+      <w:lvlText w:val="%2."/>
+      <w:lvlJc w:val="left"/>
+      <w:pPr>
+        <w:tabs>
+          <w:tab w:val="num" w:pos="1440"/>
+        </w:tabs>
+        <w:ind w:left="1440" w:hanging="360"/>
+      </w:pPr>
+    </w:lvl>
+    <w:lvl w:ilvl="2" w:tentative="1">
+      <w:start w:val="1"/>
+      <w:numFmt w:val="decimal"/>
+      <w:lvlText w:val="%3."/>
+      <w:lvlJc w:val="left"/>
+      <w:pPr>
+        <w:tabs>
+          <w:tab w:val="num" w:pos="2160"/>
+        </w:tabs>
+        <w:ind w:left="2160" w:hanging="360"/>
+      </w:pPr>
+    </w:lvl>
+    <w:lvl w:ilvl="3" w:tentative="1">
+      <w:start w:val="1"/>
+      <w:numFmt w:val="decimal"/>
+      <w:lvlText w:val="%4."/>
+      <w:lvlJc w:val="left"/>
+      <w:pPr>
+        <w:tabs>
+          <w:tab w:val="num" w:pos="2880"/>
+        </w:tabs>
+        <w:ind w:left="2880" w:hanging="360"/>
+      </w:pPr>
+    </w:lvl>
+    <w:lvl w:ilvl="4" w:tentative="1">
+      <w:start w:val="1"/>
+      <w:numFmt w:val="decimal"/>
+      <w:lvlText w:val="%5."/>
+      <w:lvlJc w:val="left"/>
+      <w:pPr>
+        <w:tabs>
+          <w:tab w:val="num" w:pos="3600"/>
+        </w:tabs>
+        <w:ind w:left="3600" w:hanging="360"/>
+      </w:pPr>
+    </w:lvl>
+    <w:lvl w:ilvl="5" w:tentative="1">
+      <w:start w:val="1"/>
+      <w:numFmt w:val="decimal"/>
+      <w:lvlText w:val="%6."/>
+      <w:lvlJc w:val="left"/>
+      <w:pPr>
+        <w:tabs>
+          <w:tab w:val="num" w:pos="4320"/>
+        </w:tabs>
+        <w:ind w:left="4320" w:hanging="360"/>
+      </w:pPr>
+    </w:lvl>
+    <w:lvl w:ilvl="6" w:tentative="1">
+      <w:start w:val="1"/>
+      <w:numFmt w:val="decimal"/>
+      <w:lvlText w:val="%7."/>
+      <w:lvlJc w:val="left"/>
+      <w:pPr>
+        <w:tabs>
+          <w:tab w:val="num" w:pos="5040"/>
+        </w:tabs>
+        <w:ind w:left="5040" w:hanging="360"/>
+      </w:pPr>
+    </w:lvl>
+    <w:lvl w:ilvl="7" w:tentative="1">
+      <w:start w:val="1"/>
+      <w:numFmt w:val="decimal"/>
+      <w:lvlText w:val="%8."/>
+      <w:lvlJc w:val="left"/>
+      <w:pPr>
+        <w:tabs>
+          <w:tab w:val="num" w:pos="5760"/>
+        </w:tabs>
+        <w:ind w:left="5760" w:hanging="360"/>
+      </w:pPr>
+    </w:lvl>
+    <w:lvl w:ilvl="8" w:tentative="1">
+      <w:start w:val="1"/>
+      <w:numFmt w:val="decimal"/>
+      <w:lvlText w:val="%9."/>
+      <w:lvlJc w:val="left"/>
+      <w:pPr>
+        <w:tabs>
+          <w:tab w:val="num" w:pos="6480"/>
+        </w:tabs>
+        <w:ind w:left="6480" w:hanging="360"/>
+      </w:pPr>
+    </w:lvl>
+  </w:abstractNum>
+  <w:abstractNum w:abstractNumId="49" w15:restartNumberingAfterBreak="0">
+    <w:nsid w:val="74FC3319"/>
+    <w:multiLevelType w:val="multilevel"/>
+    <w:tmpl w:val="F3187E28"/>
+    <w:lvl w:ilvl="0">
+      <w:start w:val="1"/>
+      <w:numFmt w:val="bullet"/>
+      <w:lvlText w:val=""/>
+      <w:lvlJc w:val="left"/>
+      <w:pPr>
+        <w:tabs>
+          <w:tab w:val="num" w:pos="720"/>
+        </w:tabs>
+        <w:ind w:left="720" w:hanging="360"/>
+      </w:pPr>
+      <w:rPr>
+        <w:rFonts w:ascii="Symbol" w:hAnsi="Symbol" w:hint="default"/>
+        <w:sz w:val="20"/>
+      </w:rPr>
+    </w:lvl>
+    <w:lvl w:ilvl="1" w:tentative="1">
+      <w:start w:val="1"/>
+      <w:numFmt w:val="bullet"/>
+      <w:lvlText w:val="o"/>
+      <w:lvlJc w:val="left"/>
+      <w:pPr>
+        <w:tabs>
+          <w:tab w:val="num" w:pos="1440"/>
+        </w:tabs>
+        <w:ind w:left="1440" w:hanging="360"/>
+      </w:pPr>
+      <w:rPr>
+        <w:rFonts w:ascii="Courier New" w:hAnsi="Courier New" w:hint="default"/>
+        <w:sz w:val="20"/>
+      </w:rPr>
+    </w:lvl>
+    <w:lvl w:ilvl="2" w:tentative="1">
+      <w:start w:val="1"/>
+      <w:numFmt w:val="bullet"/>
+      <w:lvlText w:val=""/>
+      <w:lvlJc w:val="left"/>
+      <w:pPr>
+        <w:tabs>
+          <w:tab w:val="num" w:pos="2160"/>
+        </w:tabs>
+        <w:ind w:left="2160" w:hanging="360"/>
+      </w:pPr>
+      <w:rPr>
+        <w:rFonts w:ascii="Wingdings" w:hAnsi="Wingdings" w:hint="default"/>
+        <w:sz w:val="20"/>
+      </w:rPr>
+    </w:lvl>
+    <w:lvl w:ilvl="3" w:tentative="1">
+      <w:start w:val="1"/>
+      <w:numFmt w:val="bullet"/>
+      <w:lvlText w:val=""/>
+      <w:lvlJc w:val="left"/>
+      <w:pPr>
+        <w:tabs>
+          <w:tab w:val="num" w:pos="2880"/>
+        </w:tabs>
+        <w:ind w:left="2880" w:hanging="360"/>
+      </w:pPr>
+      <w:rPr>
+        <w:rFonts w:ascii="Wingdings" w:hAnsi="Wingdings" w:hint="default"/>
+        <w:sz w:val="20"/>
+      </w:rPr>
+    </w:lvl>
+    <w:lvl w:ilvl="4" w:tentative="1">
+      <w:start w:val="1"/>
+      <w:numFmt w:val="bullet"/>
+      <w:lvlText w:val=""/>
+      <w:lvlJc w:val="left"/>
+      <w:pPr>
+        <w:tabs>
+          <w:tab w:val="num" w:pos="3600"/>
+        </w:tabs>
+        <w:ind w:left="3600" w:hanging="360"/>
+      </w:pPr>
+      <w:rPr>
+        <w:rFonts w:ascii="Wingdings" w:hAnsi="Wingdings" w:hint="default"/>
+        <w:sz w:val="20"/>
+      </w:rPr>
+    </w:lvl>
+    <w:lvl w:ilvl="5" w:tentative="1">
+      <w:start w:val="1"/>
+      <w:numFmt w:val="bullet"/>
+      <w:lvlText w:val=""/>
+      <w:lvlJc w:val="left"/>
+      <w:pPr>
+        <w:tabs>
+          <w:tab w:val="num" w:pos="4320"/>
+        </w:tabs>
+        <w:ind w:left="4320" w:hanging="360"/>
+      </w:pPr>
+      <w:rPr>
+        <w:rFonts w:ascii="Wingdings" w:hAnsi="Wingdings" w:hint="default"/>
+        <w:sz w:val="20"/>
+      </w:rPr>
+    </w:lvl>
+    <w:lvl w:ilvl="6" w:tentative="1">
+      <w:start w:val="1"/>
+      <w:numFmt w:val="bullet"/>
+      <w:lvlText w:val=""/>
+      <w:lvlJc w:val="left"/>
+      <w:pPr>
+        <w:tabs>
+          <w:tab w:val="num" w:pos="5040"/>
+        </w:tabs>
+        <w:ind w:left="5040" w:hanging="360"/>
+      </w:pPr>
+      <w:rPr>
+        <w:rFonts w:ascii="Wingdings" w:hAnsi="Wingdings" w:hint="default"/>
+        <w:sz w:val="20"/>
+      </w:rPr>
+    </w:lvl>
+    <w:lvl w:ilvl="7" w:tentative="1">
+      <w:start w:val="1"/>
+      <w:numFmt w:val="bullet"/>
+      <w:lvlText w:val=""/>
+      <w:lvlJc w:val="left"/>
+      <w:pPr>
+        <w:tabs>
+          <w:tab w:val="num" w:pos="5760"/>
+        </w:tabs>
+        <w:ind w:left="5760" w:hanging="360"/>
+      </w:pPr>
+      <w:rPr>
+        <w:rFonts w:ascii="Wingdings" w:hAnsi="Wingdings" w:hint="default"/>
+        <w:sz w:val="20"/>
+      </w:rPr>
+    </w:lvl>
+    <w:lvl w:ilvl="8" w:tentative="1">
+      <w:start w:val="1"/>
+      <w:numFmt w:val="bullet"/>
+      <w:lvlText w:val=""/>
+      <w:lvlJc w:val="left"/>
+      <w:pPr>
+        <w:tabs>
+          <w:tab w:val="num" w:pos="6480"/>
+        </w:tabs>
+        <w:ind w:left="6480" w:hanging="360"/>
+      </w:pPr>
+      <w:rPr>
+        <w:rFonts w:ascii="Wingdings" w:hAnsi="Wingdings" w:hint="default"/>
+        <w:sz w:val="20"/>
+      </w:rPr>
+    </w:lvl>
+  </w:abstractNum>
+  <w:abstractNum w:abstractNumId="50" w15:restartNumberingAfterBreak="0">
+    <w:nsid w:val="79B7416F"/>
+    <w:multiLevelType w:val="multilevel"/>
+    <w:tmpl w:val="0C16F66A"/>
+    <w:lvl w:ilvl="0">
+      <w:start w:val="1"/>
+      <w:numFmt w:val="bullet"/>
+      <w:lvlText w:val=""/>
+      <w:lvlJc w:val="left"/>
+      <w:pPr>
+        <w:tabs>
+          <w:tab w:val="num" w:pos="720"/>
+        </w:tabs>
+        <w:ind w:left="720" w:hanging="360"/>
+      </w:pPr>
+      <w:rPr>
+        <w:rFonts w:ascii="Symbol" w:hAnsi="Symbol" w:hint="default"/>
+        <w:sz w:val="20"/>
+      </w:rPr>
+    </w:lvl>
+    <w:lvl w:ilvl="1" w:tentative="1">
+      <w:start w:val="1"/>
+      <w:numFmt w:val="bullet"/>
+      <w:lvlText w:val="o"/>
+      <w:lvlJc w:val="left"/>
+      <w:pPr>
+        <w:tabs>
+          <w:tab w:val="num" w:pos="1440"/>
+        </w:tabs>
+        <w:ind w:left="1440" w:hanging="360"/>
+      </w:pPr>
+      <w:rPr>
+        <w:rFonts w:ascii="Courier New" w:hAnsi="Courier New" w:hint="default"/>
+        <w:sz w:val="20"/>
+      </w:rPr>
+    </w:lvl>
+    <w:lvl w:ilvl="2" w:tentative="1">
+      <w:start w:val="1"/>
+      <w:numFmt w:val="bullet"/>
+      <w:lvlText w:val=""/>
+      <w:lvlJc w:val="left"/>
+      <w:pPr>
+        <w:tabs>
+          <w:tab w:val="num" w:pos="2160"/>
+        </w:tabs>
+        <w:ind w:left="2160" w:hanging="360"/>
+      </w:pPr>
+      <w:rPr>
+        <w:rFonts w:ascii="Wingdings" w:hAnsi="Wingdings" w:hint="default"/>
+        <w:sz w:val="20"/>
+      </w:rPr>
+    </w:lvl>
+    <w:lvl w:ilvl="3" w:tentative="1">
+      <w:start w:val="1"/>
+      <w:numFmt w:val="bullet"/>
+      <w:lvlText w:val=""/>
+      <w:lvlJc w:val="left"/>
+      <w:pPr>
+        <w:tabs>
+          <w:tab w:val="num" w:pos="2880"/>
+        </w:tabs>
+        <w:ind w:left="2880" w:hanging="360"/>
+      </w:pPr>
+      <w:rPr>
+        <w:rFonts w:ascii="Wingdings" w:hAnsi="Wingdings" w:hint="default"/>
+        <w:sz w:val="20"/>
+      </w:rPr>
+    </w:lvl>
+    <w:lvl w:ilvl="4" w:tentative="1">
+      <w:start w:val="1"/>
+      <w:numFmt w:val="bullet"/>
+      <w:lvlText w:val=""/>
+      <w:lvlJc w:val="left"/>
+      <w:pPr>
+        <w:tabs>
+          <w:tab w:val="num" w:pos="3600"/>
+        </w:tabs>
+        <w:ind w:left="3600" w:hanging="360"/>
+      </w:pPr>
+      <w:rPr>
+        <w:rFonts w:ascii="Wingdings" w:hAnsi="Wingdings" w:hint="default"/>
+        <w:sz w:val="20"/>
+      </w:rPr>
+    </w:lvl>
+    <w:lvl w:ilvl="5" w:tentative="1">
+      <w:start w:val="1"/>
+      <w:numFmt w:val="bullet"/>
+      <w:lvlText w:val=""/>
+      <w:lvlJc w:val="left"/>
+      <w:pPr>
+        <w:tabs>
+          <w:tab w:val="num" w:pos="4320"/>
+        </w:tabs>
+        <w:ind w:left="4320" w:hanging="360"/>
+      </w:pPr>
+      <w:rPr>
+        <w:rFonts w:ascii="Wingdings" w:hAnsi="Wingdings" w:hint="default"/>
+        <w:sz w:val="20"/>
+      </w:rPr>
+    </w:lvl>
+    <w:lvl w:ilvl="6" w:tentative="1">
+      <w:start w:val="1"/>
+      <w:numFmt w:val="bullet"/>
+      <w:lvlText w:val=""/>
+      <w:lvlJc w:val="left"/>
+      <w:pPr>
+        <w:tabs>
+          <w:tab w:val="num" w:pos="5040"/>
+        </w:tabs>
+        <w:ind w:left="5040" w:hanging="360"/>
+      </w:pPr>
+      <w:rPr>
+        <w:rFonts w:ascii="Wingdings" w:hAnsi="Wingdings" w:hint="default"/>
+        <w:sz w:val="20"/>
+      </w:rPr>
+    </w:lvl>
+    <w:lvl w:ilvl="7" w:tentative="1">
+      <w:start w:val="1"/>
+      <w:numFmt w:val="bullet"/>
+      <w:lvlText w:val=""/>
+      <w:lvlJc w:val="left"/>
+      <w:pPr>
+        <w:tabs>
+          <w:tab w:val="num" w:pos="5760"/>
+        </w:tabs>
+        <w:ind w:left="5760" w:hanging="360"/>
+      </w:pPr>
+      <w:rPr>
+        <w:rFonts w:ascii="Wingdings" w:hAnsi="Wingdings" w:hint="default"/>
+        <w:sz w:val="20"/>
+      </w:rPr>
+    </w:lvl>
+    <w:lvl w:ilvl="8" w:tentative="1">
+      <w:start w:val="1"/>
+      <w:numFmt w:val="bullet"/>
+      <w:lvlText w:val=""/>
+      <w:lvlJc w:val="left"/>
+      <w:pPr>
+        <w:tabs>
+          <w:tab w:val="num" w:pos="6480"/>
+        </w:tabs>
+        <w:ind w:left="6480" w:hanging="360"/>
+      </w:pPr>
+      <w:rPr>
+        <w:rFonts w:ascii="Wingdings" w:hAnsi="Wingdings" w:hint="default"/>
+        <w:sz w:val="20"/>
+      </w:rPr>
+    </w:lvl>
+  </w:abstractNum>
+  <w:abstractNum w:abstractNumId="51" w15:restartNumberingAfterBreak="0">
     <w:nsid w:val="7D4755E7"/>
     <w:multiLevelType w:val="multilevel"/>
     <w:tmpl w:val="9E6628D4"/>
@@ -9249,117 +14836,162 @@
     </w:lvl>
   </w:abstractNum>
   <w:num w:numId="1" w16cid:durableId="776482730">
+    <w:abstractNumId w:val="32"/>
+  </w:num>
+  <w:num w:numId="2" w16cid:durableId="924538375">
+    <w:abstractNumId w:val="9"/>
+  </w:num>
+  <w:num w:numId="3" w16cid:durableId="1780952247">
+    <w:abstractNumId w:val="5"/>
+  </w:num>
+  <w:num w:numId="4" w16cid:durableId="1529294704">
+    <w:abstractNumId w:val="7"/>
+  </w:num>
+  <w:num w:numId="5" w16cid:durableId="241447564">
+    <w:abstractNumId w:val="6"/>
+  </w:num>
+  <w:num w:numId="6" w16cid:durableId="1293900023">
+    <w:abstractNumId w:val="42"/>
+  </w:num>
+  <w:num w:numId="7" w16cid:durableId="347678722">
+    <w:abstractNumId w:val="10"/>
+  </w:num>
+  <w:num w:numId="8" w16cid:durableId="1256982987">
+    <w:abstractNumId w:val="8"/>
+  </w:num>
+  <w:num w:numId="9" w16cid:durableId="1178353109">
+    <w:abstractNumId w:val="41"/>
+  </w:num>
+  <w:num w:numId="10" w16cid:durableId="1110315684">
+    <w:abstractNumId w:val="45"/>
+  </w:num>
+  <w:num w:numId="11" w16cid:durableId="1712725064">
+    <w:abstractNumId w:val="51"/>
+  </w:num>
+  <w:num w:numId="12" w16cid:durableId="1686900078">
+    <w:abstractNumId w:val="16"/>
+  </w:num>
+  <w:num w:numId="13" w16cid:durableId="1700399515">
+    <w:abstractNumId w:val="46"/>
+  </w:num>
+  <w:num w:numId="14" w16cid:durableId="1193611902">
+    <w:abstractNumId w:val="19"/>
+  </w:num>
+  <w:num w:numId="15" w16cid:durableId="411463756">
+    <w:abstractNumId w:val="13"/>
+  </w:num>
+  <w:num w:numId="16" w16cid:durableId="138425732">
+    <w:abstractNumId w:val="34"/>
+  </w:num>
+  <w:num w:numId="17" w16cid:durableId="1690134459">
+    <w:abstractNumId w:val="24"/>
+  </w:num>
+  <w:num w:numId="18" w16cid:durableId="2101371188">
+    <w:abstractNumId w:val="27"/>
+  </w:num>
+  <w:num w:numId="19" w16cid:durableId="1963222558">
+    <w:abstractNumId w:val="44"/>
+  </w:num>
+  <w:num w:numId="20" w16cid:durableId="1027607192">
+    <w:abstractNumId w:val="28"/>
+  </w:num>
+  <w:num w:numId="21" w16cid:durableId="1864976325">
+    <w:abstractNumId w:val="14"/>
+  </w:num>
+  <w:num w:numId="22" w16cid:durableId="2007240371">
+    <w:abstractNumId w:val="4"/>
+  </w:num>
+  <w:num w:numId="23" w16cid:durableId="1282148834">
+    <w:abstractNumId w:val="39"/>
+  </w:num>
+  <w:num w:numId="24" w16cid:durableId="659427111">
+    <w:abstractNumId w:val="37"/>
+  </w:num>
+  <w:num w:numId="25" w16cid:durableId="1635678104">
+    <w:abstractNumId w:val="0"/>
+  </w:num>
+  <w:num w:numId="26" w16cid:durableId="1725642957">
+    <w:abstractNumId w:val="25"/>
+  </w:num>
+  <w:num w:numId="27" w16cid:durableId="968783076">
+    <w:abstractNumId w:val="30"/>
+  </w:num>
+  <w:num w:numId="28" w16cid:durableId="807668491">
+    <w:abstractNumId w:val="11"/>
+  </w:num>
+  <w:num w:numId="29" w16cid:durableId="1603342729">
+    <w:abstractNumId w:val="38"/>
+  </w:num>
+  <w:num w:numId="30" w16cid:durableId="1655720320">
+    <w:abstractNumId w:val="43"/>
+  </w:num>
+  <w:num w:numId="31" w16cid:durableId="285746077">
+    <w:abstractNumId w:val="12"/>
+  </w:num>
+  <w:num w:numId="32" w16cid:durableId="1978143582">
+    <w:abstractNumId w:val="48"/>
+  </w:num>
+  <w:num w:numId="33" w16cid:durableId="1078602184">
+    <w:abstractNumId w:val="23"/>
+  </w:num>
+  <w:num w:numId="34" w16cid:durableId="20401615">
+    <w:abstractNumId w:val="15"/>
+  </w:num>
+  <w:num w:numId="35" w16cid:durableId="515265505">
+    <w:abstractNumId w:val="26"/>
+  </w:num>
+  <w:num w:numId="36" w16cid:durableId="1347053509">
+    <w:abstractNumId w:val="3"/>
+  </w:num>
+  <w:num w:numId="37" w16cid:durableId="1898660112">
+    <w:abstractNumId w:val="33"/>
+  </w:num>
+  <w:num w:numId="38" w16cid:durableId="989938745">
     <w:abstractNumId w:val="21"/>
   </w:num>
-  <w:num w:numId="2" w16cid:durableId="924538375">
-    <w:abstractNumId w:val="7"/>
+  <w:num w:numId="39" w16cid:durableId="1709178889">
+    <w:abstractNumId w:val="1"/>
   </w:num>
-  <w:num w:numId="3" w16cid:durableId="1780952247">
+  <w:num w:numId="40" w16cid:durableId="788355848">
+    <w:abstractNumId w:val="49"/>
+  </w:num>
+  <w:num w:numId="41" w16cid:durableId="1312977593">
     <w:abstractNumId w:val="2"/>
   </w:num>
-  <w:num w:numId="4" w16cid:durableId="1529294704">
-    <w:abstractNumId w:val="4"/>
+  <w:num w:numId="42" w16cid:durableId="1744061679">
+    <w:abstractNumId w:val="50"/>
   </w:num>
-  <w:num w:numId="5" w16cid:durableId="241447564">
-    <w:abstractNumId w:val="3"/>
+  <w:num w:numId="43" w16cid:durableId="678384213">
+    <w:abstractNumId w:val="35"/>
   </w:num>
-  <w:num w:numId="6" w16cid:durableId="1293900023">
+  <w:num w:numId="44" w16cid:durableId="1689062796">
+    <w:abstractNumId w:val="31"/>
+  </w:num>
+  <w:num w:numId="45" w16cid:durableId="1693679563">
+    <w:abstractNumId w:val="47"/>
+  </w:num>
+  <w:num w:numId="46" w16cid:durableId="622882087">
+    <w:abstractNumId w:val="40"/>
+  </w:num>
+  <w:num w:numId="47" w16cid:durableId="1138644191">
+    <w:abstractNumId w:val="22"/>
+  </w:num>
+  <w:num w:numId="48" w16cid:durableId="609628722">
     <w:abstractNumId w:val="29"/>
   </w:num>
-  <w:num w:numId="7" w16cid:durableId="235359144">
-    <w:abstractNumId w:val="23"/>
+  <w:num w:numId="49" w16cid:durableId="1903783023">
+    <w:abstractNumId w:val="20"/>
   </w:num>
-  <w:num w:numId="8" w16cid:durableId="347678722">
-    <w:abstractNumId w:val="8"/>
+  <w:num w:numId="50" w16cid:durableId="797332237">
+    <w:abstractNumId w:val="17"/>
   </w:num>
-  <w:num w:numId="9" w16cid:durableId="1256982987">
-    <w:abstractNumId w:val="6"/>
-  </w:num>
-  <w:num w:numId="10" w16cid:durableId="1178353109">
-    <w:abstractNumId w:val="28"/>
-  </w:num>
-  <w:num w:numId="11" w16cid:durableId="1110315684">
-    <w:abstractNumId w:val="33"/>
-  </w:num>
-  <w:num w:numId="12" w16cid:durableId="1712725064">
+  <w:num w:numId="51" w16cid:durableId="288897095">
     <w:abstractNumId w:val="36"/>
   </w:num>
-  <w:num w:numId="13" w16cid:durableId="1686900078">
-    <w:abstractNumId w:val="13"/>
-  </w:num>
-  <w:num w:numId="14" w16cid:durableId="1700399515">
-    <w:abstractNumId w:val="35"/>
-  </w:num>
-  <w:num w:numId="15" w16cid:durableId="1193611902">
-    <w:abstractNumId w:val="14"/>
-  </w:num>
-  <w:num w:numId="16" w16cid:durableId="927420980">
-    <w:abstractNumId w:val="5"/>
-  </w:num>
-  <w:num w:numId="17" w16cid:durableId="1713770904">
-    <w:abstractNumId w:val="27"/>
-  </w:num>
-  <w:num w:numId="18" w16cid:durableId="1724451766">
-    <w:abstractNumId w:val="10"/>
-  </w:num>
-  <w:num w:numId="19" w16cid:durableId="855727636">
-    <w:abstractNumId w:val="34"/>
-  </w:num>
-  <w:num w:numId="20" w16cid:durableId="236982491">
-    <w:abstractNumId w:val="32"/>
-  </w:num>
-  <w:num w:numId="21" w16cid:durableId="2092921290">
-    <w:abstractNumId w:val="17"/>
-  </w:num>
-  <w:num w:numId="22" w16cid:durableId="411463756">
-    <w:abstractNumId w:val="11"/>
-  </w:num>
-  <w:num w:numId="23" w16cid:durableId="138425732">
-    <w:abstractNumId w:val="22"/>
-  </w:num>
-  <w:num w:numId="24" w16cid:durableId="1690134459">
-    <w:abstractNumId w:val="15"/>
-  </w:num>
-  <w:num w:numId="25" w16cid:durableId="2101371188">
+  <w:num w:numId="52" w16cid:durableId="1447843577">
     <w:abstractNumId w:val="18"/>
   </w:num>
-  <w:num w:numId="26" w16cid:durableId="1963222558">
-    <w:abstractNumId w:val="31"/>
-  </w:num>
-  <w:num w:numId="27" w16cid:durableId="1027607192">
-    <w:abstractNumId w:val="19"/>
-  </w:num>
-  <w:num w:numId="28" w16cid:durableId="1864976325">
-    <w:abstractNumId w:val="12"/>
-  </w:num>
-  <w:num w:numId="29" w16cid:durableId="2007240371">
-    <w:abstractNumId w:val="1"/>
-  </w:num>
-  <w:num w:numId="30" w16cid:durableId="1282148834">
-    <w:abstractNumId w:val="26"/>
-  </w:num>
-  <w:num w:numId="31" w16cid:durableId="659427111">
-    <w:abstractNumId w:val="24"/>
-  </w:num>
-  <w:num w:numId="32" w16cid:durableId="1635678104">
-    <w:abstractNumId w:val="0"/>
-  </w:num>
-  <w:num w:numId="33" w16cid:durableId="1725642957">
-    <w:abstractNumId w:val="16"/>
-  </w:num>
-  <w:num w:numId="34" w16cid:durableId="968783076">
-    <w:abstractNumId w:val="20"/>
-  </w:num>
-  <w:num w:numId="35" w16cid:durableId="807668491">
-    <w:abstractNumId w:val="9"/>
-  </w:num>
-  <w:num w:numId="36" w16cid:durableId="1603342729">
-    <w:abstractNumId w:val="25"/>
-  </w:num>
-  <w:num w:numId="37" w16cid:durableId="1655720320">
-    <w:abstractNumId w:val="30"/>
-  </w:num>
-  <w:numIdMacAtCleanup w:val="37"/>
+  <w:numIdMacAtCleanup w:val="52"/>
 </w:numbering>
 </file>
 
@@ -9763,6 +15395,7 @@
   <w:style w:type="paragraph" w:default="1" w:styleId="Normal">
     <w:name w:val="Normal"/>
     <w:qFormat/>
+    <w:rsid w:val="00AF1BFC"/>
   </w:style>
   <w:style w:type="paragraph" w:styleId="Heading1">
     <w:name w:val="heading 1"/>
@@ -9966,7 +15599,6 @@
   <w:style w:type="character" w:default="1" w:styleId="DefaultParagraphFont">
     <w:name w:val="Default Paragraph Font"/>
     <w:uiPriority w:val="1"/>
-    <w:semiHidden/>
     <w:unhideWhenUsed/>
   </w:style>
   <w:style w:type="table" w:default="1" w:styleId="TableNormal">
